--- a/Fase 2/Evidencias del Proyecto/SICMA_PRY_v1.0.docx
+++ b/Fase 2/Evidencias del Proyecto/SICMA_PRY_v1.0.docx
@@ -374,10 +374,666 @@
         <w:t>2026-10-17</w:t>
       </w:r>
     </w:p>
+    <w:p>
+      <w:pPr>
+        <w:spacing w:before="360" w:after="160"/>
+      </w:pPr>
+      <w:r>
+        <w:rPr>
+          <w:b/>
+          <w:color w:val="002840"/>
+          <w:sz w:val="32"/>
+        </w:rPr>
+        <w:t>Tabla de contenido</w:t>
+      </w:r>
+    </w:p>
+    <w:p>
+      <w:pPr>
+        <w:pStyle w:val="toc1"/>
+      </w:pPr>
+      <w:r>
+        <w:fldChar w:fldCharType="begin"/>
+      </w:r>
+      <w:r>
+        <w:instrText xml:space="preserve"> TOC \o "2-3" \h \z \u </w:instrText>
+      </w:r>
+      <w:r>
+        <w:fldChar w:fldCharType="separate"/>
+      </w:r>
+      <w:r>
+        <w:t>Control de cambios</w:t>
+      </w:r>
+      <w:r>
+        <w:tab/>
+      </w:r>
+      <w:r>
+        <w:t>4</w:t>
+      </w:r>
+    </w:p>
+    <w:p>
+      <w:pPr>
+        <w:pStyle w:val="toc1"/>
+      </w:pPr>
+      <w:r>
+        <w:t>Resumen y propósito</w:t>
+      </w:r>
+      <w:r>
+        <w:tab/>
+      </w:r>
+      <w:r>
+        <w:t>4</w:t>
+      </w:r>
+    </w:p>
+    <w:p>
+      <w:pPr>
+        <w:pStyle w:val="toc1"/>
+      </w:pPr>
+      <w:r>
+        <w:t>Objetivos</w:t>
+      </w:r>
+      <w:r>
+        <w:tab/>
+      </w:r>
+      <w:r>
+        <w:t>4</w:t>
+      </w:r>
+    </w:p>
+    <w:p>
+      <w:pPr>
+        <w:pStyle w:val="toc2"/>
+      </w:pPr>
+      <w:r>
+        <w:t>Objetivo general</w:t>
+      </w:r>
+      <w:r>
+        <w:tab/>
+      </w:r>
+      <w:r>
+        <w:t>5</w:t>
+      </w:r>
+    </w:p>
+    <w:p>
+      <w:pPr>
+        <w:pStyle w:val="toc2"/>
+      </w:pPr>
+      <w:r>
+        <w:t>Objetivos específicos</w:t>
+      </w:r>
+      <w:r>
+        <w:tab/>
+      </w:r>
+      <w:r>
+        <w:t>5</w:t>
+      </w:r>
+    </w:p>
+    <w:p>
+      <w:pPr>
+        <w:pStyle w:val="toc2"/>
+      </w:pPr>
+      <w:r>
+        <w:t>Objetivo SMART</w:t>
+      </w:r>
+      <w:r>
+        <w:tab/>
+      </w:r>
+      <w:r>
+        <w:t>5</w:t>
+      </w:r>
+    </w:p>
+    <w:p>
+      <w:pPr>
+        <w:pStyle w:val="toc1"/>
+      </w:pPr>
+      <w:r>
+        <w:t>Alcance</w:t>
+      </w:r>
+      <w:r>
+        <w:tab/>
+      </w:r>
+      <w:r>
+        <w:t>5</w:t>
+      </w:r>
+    </w:p>
+    <w:p>
+      <w:pPr>
+        <w:pStyle w:val="toc2"/>
+      </w:pPr>
+      <w:r>
+        <w:t>Dentro del alcance</w:t>
+      </w:r>
+      <w:r>
+        <w:tab/>
+      </w:r>
+      <w:r>
+        <w:t>6</w:t>
+      </w:r>
+    </w:p>
+    <w:p>
+      <w:pPr>
+        <w:pStyle w:val="toc2"/>
+      </w:pPr>
+      <w:r>
+        <w:t>Fuera del alcance</w:t>
+      </w:r>
+      <w:r>
+        <w:tab/>
+      </w:r>
+      <w:r>
+        <w:t>6</w:t>
+      </w:r>
+    </w:p>
+    <w:p>
+      <w:pPr>
+        <w:pStyle w:val="toc1"/>
+      </w:pPr>
+      <w:r>
+        <w:t>Metodología</w:t>
+      </w:r>
+      <w:r>
+        <w:tab/>
+      </w:r>
+      <w:r>
+        <w:t>6</w:t>
+      </w:r>
+    </w:p>
+    <w:p>
+      <w:pPr>
+        <w:pStyle w:val="toc2"/>
+      </w:pPr>
+      <w:r>
+        <w:t>Kanban</w:t>
+      </w:r>
+      <w:r>
+        <w:tab/>
+      </w:r>
+      <w:r>
+        <w:t>6</w:t>
+      </w:r>
+    </w:p>
+    <w:p>
+      <w:pPr>
+        <w:pStyle w:val="toc2"/>
+      </w:pPr>
+      <w:r>
+        <w:t>Prácticas de DevOps</w:t>
+      </w:r>
+      <w:r>
+        <w:tab/>
+      </w:r>
+      <w:r>
+        <w:t>7</w:t>
+      </w:r>
+    </w:p>
+    <w:p>
+      <w:pPr>
+        <w:pStyle w:val="toc2"/>
+      </w:pPr>
+      <w:r>
+        <w:t>Entrega incremental</w:t>
+      </w:r>
+      <w:r>
+        <w:tab/>
+      </w:r>
+      <w:r>
+        <w:t>7</w:t>
+      </w:r>
+    </w:p>
+    <w:p>
+      <w:pPr>
+        <w:pStyle w:val="toc2"/>
+      </w:pPr>
+      <w:r>
+        <w:t>Definición de terminado</w:t>
+      </w:r>
+      <w:r>
+        <w:tab/>
+      </w:r>
+      <w:r>
+        <w:t>7</w:t>
+      </w:r>
+    </w:p>
+    <w:p>
+      <w:pPr>
+        <w:pStyle w:val="toc1"/>
+      </w:pPr>
+      <w:r>
+        <w:t>Estructura del trabajo</w:t>
+      </w:r>
+      <w:r>
+        <w:tab/>
+      </w:r>
+      <w:r>
+        <w:t>8</w:t>
+      </w:r>
+    </w:p>
+    <w:p>
+      <w:pPr>
+        <w:pStyle w:val="toc1"/>
+      </w:pPr>
+      <w:r>
+        <w:t>Calendario</w:t>
+      </w:r>
+      <w:r>
+        <w:tab/>
+      </w:r>
+      <w:r>
+        <w:t>8</w:t>
+      </w:r>
+    </w:p>
+    <w:p>
+      <w:pPr>
+        <w:pStyle w:val="toc2"/>
+      </w:pPr>
+      <w:r>
+        <w:t>Semanas</w:t>
+      </w:r>
+      <w:r>
+        <w:tab/>
+      </w:r>
+      <w:r>
+        <w:t>8</w:t>
+      </w:r>
+    </w:p>
+    <w:p>
+      <w:pPr>
+        <w:pStyle w:val="toc2"/>
+      </w:pPr>
+      <w:r>
+        <w:t>Fases</w:t>
+      </w:r>
+      <w:r>
+        <w:tab/>
+      </w:r>
+      <w:r>
+        <w:t>8</w:t>
+      </w:r>
+    </w:p>
+    <w:p>
+      <w:pPr>
+        <w:pStyle w:val="toc2"/>
+      </w:pPr>
+      <w:r>
+        <w:t>Actividades</w:t>
+      </w:r>
+      <w:r>
+        <w:tab/>
+      </w:r>
+      <w:r>
+        <w:t>9</w:t>
+      </w:r>
+    </w:p>
+    <w:p>
+      <w:pPr>
+        <w:pStyle w:val="toc2"/>
+      </w:pPr>
+      <w:r>
+        <w:t>Hitos</w:t>
+      </w:r>
+      <w:r>
+        <w:tab/>
+      </w:r>
+      <w:r>
+        <w:t>9</w:t>
+      </w:r>
+    </w:p>
+    <w:p>
+      <w:pPr>
+        <w:pStyle w:val="toc1"/>
+      </w:pPr>
+      <w:r>
+        <w:t>Equipo y roles</w:t>
+      </w:r>
+      <w:r>
+        <w:tab/>
+      </w:r>
+      <w:r>
+        <w:t>10</w:t>
+      </w:r>
+    </w:p>
+    <w:p>
+      <w:pPr>
+        <w:pStyle w:val="toc2"/>
+      </w:pPr>
+      <w:r>
+        <w:t>Roles de las pruebas</w:t>
+      </w:r>
+      <w:r>
+        <w:tab/>
+      </w:r>
+      <w:r>
+        <w:t>10</w:t>
+      </w:r>
+    </w:p>
+    <w:p>
+      <w:pPr>
+        <w:pStyle w:val="toc2"/>
+      </w:pPr>
+      <w:r>
+        <w:t>Actores del sistema</w:t>
+      </w:r>
+      <w:r>
+        <w:tab/>
+      </w:r>
+      <w:r>
+        <w:t>10</w:t>
+      </w:r>
+    </w:p>
+    <w:p>
+      <w:pPr>
+        <w:pStyle w:val="toc1"/>
+      </w:pPr>
+      <w:r>
+        <w:t>Esfuerzo y recursos</w:t>
+      </w:r>
+      <w:r>
+        <w:tab/>
+      </w:r>
+      <w:r>
+        <w:t>10</w:t>
+      </w:r>
+    </w:p>
+    <w:p>
+      <w:pPr>
+        <w:pStyle w:val="toc2"/>
+      </w:pPr>
+      <w:r>
+        <w:t>Capacidad</w:t>
+      </w:r>
+      <w:r>
+        <w:tab/>
+      </w:r>
+      <w:r>
+        <w:t>10</w:t>
+      </w:r>
+    </w:p>
+    <w:p>
+      <w:pPr>
+        <w:pStyle w:val="toc2"/>
+      </w:pPr>
+      <w:r>
+        <w:t>Recursos disponibles</w:t>
+      </w:r>
+      <w:r>
+        <w:tab/>
+      </w:r>
+      <w:r>
+        <w:t>11</w:t>
+      </w:r>
+    </w:p>
+    <w:p>
+      <w:pPr>
+        <w:pStyle w:val="toc1"/>
+      </w:pPr>
+      <w:r>
+        <w:t>Entregables y evidencias</w:t>
+      </w:r>
+      <w:r>
+        <w:tab/>
+      </w:r>
+      <w:r>
+        <w:t>11</w:t>
+      </w:r>
+    </w:p>
+    <w:p>
+      <w:pPr>
+        <w:pStyle w:val="toc2"/>
+      </w:pPr>
+      <w:r>
+        <w:t>Evidencias de la guía de la Fase 1</w:t>
+      </w:r>
+      <w:r>
+        <w:tab/>
+      </w:r>
+      <w:r>
+        <w:t>11</w:t>
+      </w:r>
+    </w:p>
+    <w:p>
+      <w:pPr>
+        <w:pStyle w:val="toc2"/>
+      </w:pPr>
+      <w:r>
+        <w:t>Documentos del proyecto</w:t>
+      </w:r>
+      <w:r>
+        <w:tab/>
+      </w:r>
+      <w:r>
+        <w:t>11</w:t>
+      </w:r>
+    </w:p>
+    <w:p>
+      <w:pPr>
+        <w:pStyle w:val="toc1"/>
+      </w:pPr>
+      <w:r>
+        <w:t>Riesgos</w:t>
+      </w:r>
+      <w:r>
+        <w:tab/>
+      </w:r>
+      <w:r>
+        <w:t>12</w:t>
+      </w:r>
+    </w:p>
+    <w:p>
+      <w:pPr>
+        <w:pStyle w:val="toc1"/>
+      </w:pPr>
+      <w:r>
+        <w:t>Calidad y pruebas</w:t>
+      </w:r>
+      <w:r>
+        <w:tab/>
+      </w:r>
+      <w:r>
+        <w:t>13</w:t>
+      </w:r>
+    </w:p>
+    <w:p>
+      <w:pPr>
+        <w:pStyle w:val="toc1"/>
+      </w:pPr>
+      <w:r>
+        <w:t>Comunicación y seguimiento</w:t>
+      </w:r>
+      <w:r>
+        <w:tab/>
+      </w:r>
+      <w:r>
+        <w:t>13</w:t>
+      </w:r>
+    </w:p>
+    <w:p>
+      <w:pPr>
+        <w:pStyle w:val="toc2"/>
+      </w:pPr>
+      <w:r>
+        <w:t>Indicadores de seguimiento</w:t>
+      </w:r>
+      <w:r>
+        <w:tab/>
+      </w:r>
+      <w:r>
+        <w:t>14</w:t>
+      </w:r>
+    </w:p>
+    <w:p>
+      <w:pPr>
+        <w:pStyle w:val="toc1"/>
+      </w:pPr>
+      <w:r>
+        <w:t>Gestión de cambios</w:t>
+      </w:r>
+      <w:r>
+        <w:tab/>
+      </w:r>
+      <w:r>
+        <w:t>14</w:t>
+      </w:r>
+    </w:p>
+    <w:p>
+      <w:pPr>
+        <w:pStyle w:val="toc1"/>
+      </w:pPr>
+      <w:r>
+        <w:t>Costos y beneficios</w:t>
+      </w:r>
+      <w:r>
+        <w:tab/>
+      </w:r>
+      <w:r>
+        <w:t>14</w:t>
+      </w:r>
+    </w:p>
+    <w:p>
+      <w:pPr>
+        <w:pStyle w:val="toc1"/>
+      </w:pPr>
+      <w:r>
+        <w:t>Situación al 10 de octubre de 2026</w:t>
+      </w:r>
+      <w:r>
+        <w:tab/>
+      </w:r>
+      <w:r>
+        <w:t>14</w:t>
+      </w:r>
+    </w:p>
+    <w:p>
+      <w:pPr>
+        <w:pStyle w:val="toc2"/>
+      </w:pPr>
+      <w:r>
+        <w:t>Priorización de los Must pendientes</w:t>
+      </w:r>
+      <w:r>
+        <w:tab/>
+      </w:r>
+      <w:r>
+        <w:t>15</w:t>
+      </w:r>
+    </w:p>
+    <w:p>
+      <w:pPr>
+        <w:pStyle w:val="toc2"/>
+      </w:pPr>
+      <w:r>
+        <w:t>Should opcionales</w:t>
+      </w:r>
+      <w:r>
+        <w:tab/>
+      </w:r>
+      <w:r>
+        <w:t>15</w:t>
+      </w:r>
+    </w:p>
+    <w:p>
+      <w:pPr>
+        <w:pStyle w:val="toc1"/>
+      </w:pPr>
+      <w:r>
+        <w:t>Trazabilidad</w:t>
+      </w:r>
+      <w:r>
+        <w:tab/>
+      </w:r>
+      <w:r>
+        <w:t>15</w:t>
+      </w:r>
+    </w:p>
+    <w:p>
+      <w:pPr>
+        <w:pStyle w:val="toc1"/>
+      </w:pPr>
+      <w:r>
+        <w:t>Supuestos y pendientes</w:t>
+      </w:r>
+      <w:r>
+        <w:tab/>
+      </w:r>
+      <w:r>
+        <w:t>16</w:t>
+      </w:r>
+    </w:p>
+    <w:p>
+      <w:pPr>
+        <w:pStyle w:val="toc1"/>
+      </w:pPr>
+      <w:r>
+        <w:t>Glosario y referencias</w:t>
+      </w:r>
+      <w:r>
+        <w:tab/>
+      </w:r>
+      <w:r>
+        <w:t>17</w:t>
+      </w:r>
+    </w:p>
+    <w:p>
+      <w:pPr>
+        <w:pStyle w:val="toc2"/>
+      </w:pPr>
+      <w:r>
+        <w:t>Referencias</w:t>
+      </w:r>
+      <w:r>
+        <w:tab/>
+      </w:r>
+      <w:r>
+        <w:t>17</w:t>
+      </w:r>
+    </w:p>
+    <w:p>
+      <w:pPr>
+        <w:pStyle w:val="toc1"/>
+      </w:pPr>
+      <w:r>
+        <w:t>Anexos</w:t>
+      </w:r>
+      <w:r>
+        <w:tab/>
+      </w:r>
+      <w:r>
+        <w:t>18</w:t>
+      </w:r>
+    </w:p>
+    <w:p>
+      <w:pPr>
+        <w:pStyle w:val="toc2"/>
+      </w:pPr>
+      <w:r>
+        <w:t>Anexo A. Mapa de actividades por semana</w:t>
+      </w:r>
+      <w:r>
+        <w:tab/>
+      </w:r>
+      <w:r>
+        <w:t>18</w:t>
+      </w:r>
+    </w:p>
+    <w:p>
+      <w:pPr>
+        <w:pStyle w:val="toc2"/>
+      </w:pPr>
+      <w:r>
+        <w:t>Anexo B. Tareas del Kanban por área técnica</w:t>
+      </w:r>
+      <w:r>
+        <w:tab/>
+      </w:r>
+      <w:r>
+        <w:t>19</w:t>
+      </w:r>
+      <w:r>
+        <w:fldChar w:fldCharType="end"/>
+      </w:r>
+    </w:p>
     <w:bookmarkStart w:id="20" w:name="control-de-cambios"/>
     <w:p>
       <w:pPr>
         <w:pStyle w:val="Heading2"/>
+        <w:pageBreakBefore/>
       </w:pPr>
       <w:r>
         <w:t xml:space="preserve">Control de cambios</w:t>
@@ -924,7 +1580,7 @@
               <w:rPr>
                 <w:sz w:val="18"/>
               </w:rPr>
-              <w:t>Pasa de borrador a vigente. Se agrega la portada y se actualizan las referencias a las versiones vigentes de los demás documentos.</w:t>
+              <w:t>Pasa de borrador a vigente. Se agrega la portada y se actualizan las referencias a las versiones vigentes de los demás documentos. Se agrega la tabla de contenido, la numeración de páginas y se completa la lista de referencias.</w:t>
             </w:r>
           </w:p>
         </w:tc>
@@ -13292,10 +13948,177 @@
     </w:tbl>
     <w:p>
       <w:pPr>
+        <w:pStyle w:val="Heading3"/>
+      </w:pPr>
+      <w:r>
+        <w:t>Referencias</w:t>
+      </w:r>
+    </w:p>
+    <w:p>
+      <w:pPr>
         <w:pStyle w:val="BodyText"/>
       </w:pPr>
       <w:r>
-        <w:t xml:space="preserve">Referencias: guía de la Fase 1 (definición del proyecto APT), página de SICMA en Notion y sus bases de Fases, Tareas y Requerimientos, SICMA-REQ, CUS, CLA, ACT, BDD, MCK, PLP y CPR, y SICMA-EAV (estado real del código).</w:t>
+        <w:rPr>
+          <w:b/>
+        </w:rPr>
+        <w:t>Documentos del proyecto</w:t>
+      </w:r>
+    </w:p>
+    <w:p>
+      <w:pPr>
+        <w:pStyle w:val="Compact"/>
+        <w:spacing w:after="60"/>
+        <w:ind w:left="510" w:hanging="510"/>
+      </w:pPr>
+      <w:r>
+        <w:rPr>
+          <w:b w:val="0"/>
+        </w:rPr>
+        <w:t>[1] Duoc UC. Guía de la Fase 1, definición del proyecto de título (Proyecto APT). Documento de la asignatura Portafolio de Título.</w:t>
+      </w:r>
+    </w:p>
+    <w:p>
+      <w:pPr>
+        <w:pStyle w:val="Compact"/>
+        <w:spacing w:after="60"/>
+        <w:ind w:left="510" w:hanging="510"/>
+      </w:pPr>
+      <w:r>
+        <w:rPr>
+          <w:b w:val="0"/>
+        </w:rPr>
+        <w:t>[2] Equipo SICMA. Formato Universal de documentos SICMA. 2026.</w:t>
+      </w:r>
+    </w:p>
+    <w:p>
+      <w:pPr>
+        <w:pStyle w:val="Compact"/>
+        <w:spacing w:after="60"/>
+        <w:ind w:left="510" w:hanging="510"/>
+      </w:pPr>
+      <w:r>
+        <w:rPr>
+          <w:b w:val="0"/>
+        </w:rPr>
+        <w:t>[3] SICMA-REQ v1.0. Requerimientos. Equipo SICMA, 2026-10-17.</w:t>
+      </w:r>
+    </w:p>
+    <w:p>
+      <w:pPr>
+        <w:pStyle w:val="Compact"/>
+        <w:spacing w:after="60"/>
+        <w:ind w:left="510" w:hanging="510"/>
+      </w:pPr>
+      <w:r>
+        <w:rPr>
+          <w:b w:val="0"/>
+        </w:rPr>
+        <w:t>[4] SICMA-CUS v1.0. Casos de Uso. Equipo SICMA, 2026-10-17.</w:t>
+      </w:r>
+    </w:p>
+    <w:p>
+      <w:pPr>
+        <w:pStyle w:val="Compact"/>
+        <w:spacing w:after="60"/>
+        <w:ind w:left="510" w:hanging="510"/>
+      </w:pPr>
+      <w:r>
+        <w:rPr>
+          <w:b w:val="0"/>
+        </w:rPr>
+        <w:t>[5] SICMA-CLA v1.0. Diagrama de Clases. Equipo SICMA, 2026-10-17.</w:t>
+      </w:r>
+    </w:p>
+    <w:p>
+      <w:pPr>
+        <w:pStyle w:val="Compact"/>
+        <w:spacing w:after="60"/>
+        <w:ind w:left="510" w:hanging="510"/>
+      </w:pPr>
+      <w:r>
+        <w:rPr>
+          <w:b w:val="0"/>
+        </w:rPr>
+        <w:t>[6] SICMA-ACT v1.0. Diagramas de Actividad. Equipo SICMA, 2026-10-17.</w:t>
+      </w:r>
+    </w:p>
+    <w:p>
+      <w:pPr>
+        <w:pStyle w:val="Compact"/>
+        <w:spacing w:after="60"/>
+        <w:ind w:left="510" w:hanging="510"/>
+      </w:pPr>
+      <w:r>
+        <w:rPr>
+          <w:b w:val="0"/>
+        </w:rPr>
+        <w:t>[7] SICMA-BDD v1.0. Modelo de Base de Datos. Equipo SICMA, 2026-10-17.</w:t>
+      </w:r>
+    </w:p>
+    <w:p>
+      <w:pPr>
+        <w:pStyle w:val="Compact"/>
+        <w:spacing w:after="60"/>
+        <w:ind w:left="510" w:hanging="510"/>
+      </w:pPr>
+      <w:r>
+        <w:rPr>
+          <w:b w:val="0"/>
+        </w:rPr>
+        <w:t>[8] SICMA-MCK v1.0. Mockups. Equipo SICMA, 2026-10-17.</w:t>
+      </w:r>
+    </w:p>
+    <w:p>
+      <w:pPr>
+        <w:pStyle w:val="Compact"/>
+        <w:spacing w:after="60"/>
+        <w:ind w:left="510" w:hanging="510"/>
+      </w:pPr>
+      <w:r>
+        <w:rPr>
+          <w:b w:val="0"/>
+        </w:rPr>
+        <w:t>[9] SICMA-PLP v1.0. Plan de Pruebas. Equipo SICMA, 2026-10-17.</w:t>
+      </w:r>
+    </w:p>
+    <w:p>
+      <w:pPr>
+        <w:pStyle w:val="Compact"/>
+        <w:spacing w:after="60"/>
+        <w:ind w:left="510" w:hanging="510"/>
+      </w:pPr>
+      <w:r>
+        <w:rPr>
+          <w:b w:val="0"/>
+        </w:rPr>
+        <w:t>[10] SICMA-CPR v1.0. Casos de Prueba. Equipo SICMA, 2026-10-17.</w:t>
+      </w:r>
+    </w:p>
+    <w:p>
+      <w:pPr>
+        <w:pStyle w:val="Compact"/>
+        <w:spacing w:after="60"/>
+        <w:ind w:left="510" w:hanging="510"/>
+      </w:pPr>
+      <w:r>
+        <w:rPr>
+          <w:b w:val="0"/>
+        </w:rPr>
+        <w:t>[11] Equipo SICMA. Página de SICMA en Notion y sus bases de Fases, Tareas y Requerimientos.</w:t>
+      </w:r>
+    </w:p>
+    <w:p>
+      <w:pPr>
+        <w:pStyle w:val="Compact"/>
+        <w:spacing w:after="60"/>
+        <w:ind w:left="510" w:hanging="510"/>
+      </w:pPr>
+      <w:r>
+        <w:rPr>
+          <w:b w:val="0"/>
+        </w:rPr>
+        <w:t>[12] Equipo SICMA. Repositorio del proyecto, https://github.com/AlvaroGonbri/Capstone (carpetas Software y Fase 2).</w:t>
       </w:r>
     </w:p>
     <w:bookmarkEnd w:id="60"/>
@@ -15987,8 +16810,10 @@
     <w:bookmarkEnd w:id="62"/>
     <w:bookmarkEnd w:id="63"/>
     <w:sectPr>
+      <w:footerReference w:type="default" r:id="rId10"/>
       <w:pgSz w:w="12240" w:h="15840"/>
       <w:pgMar w:left="1247" w:right="1247" w:top="1247" w:bottom="1247"/>
+      <w:titlePg/>
     </w:sectPr>
   </w:body>
 </w:document>
@@ -15996,6 +16821,101 @@
 
 <file path=word/comments.xml><?xml version="1.0" encoding="utf-8"?>
 <w:comments xmlns:w="http://schemas.openxmlformats.org/wordprocessingml/2006/main" xmlns:m="http://schemas.openxmlformats.org/officeDocument/2006/math" xmlns:r="http://schemas.openxmlformats.org/officeDocument/2006/relationships" xmlns:o="urn:schemas-microsoft-com:office:office" xmlns:v="urn:schemas-microsoft-com:vml" xmlns:w10="urn:schemas-microsoft-com:office:word" xmlns:a="http://schemas.openxmlformats.org/drawingml/2006/main" xmlns:pic="http://schemas.openxmlformats.org/drawingml/2006/picture" xmlns:wp="http://schemas.openxmlformats.org/drawingml/2006/wordprocessingDrawing"/>
+</file>
+
+<file path=word/footer1.xml><?xml version="1.0" encoding="utf-8"?>
+<w:ftr xmlns:m="http://schemas.openxmlformats.org/officeDocument/2006/math" xmlns:mc="http://schemas.openxmlformats.org/markup-compatibility/2006" xmlns:mo="http://schemas.microsoft.com/office/mac/office/2008/main" xmlns:mv="urn:schemas-microsoft-com:mac:vml" xmlns:o="urn:schemas-microsoft-com:office:office" xmlns:r="http://schemas.openxmlformats.org/officeDocument/2006/relationships" xmlns:v="urn:schemas-microsoft-com:vml" xmlns:w10="urn:schemas-microsoft-com:office:word" xmlns:w14="http://schemas.microsoft.com/office/word/2010/wordml" xmlns:w="http://schemas.openxmlformats.org/wordprocessingml/2006/main" xmlns:wne="http://schemas.microsoft.com/office/word/2006/wordml" xmlns:wp14="http://schemas.microsoft.com/office/word/2010/wordprocessingDrawing" xmlns:wp="http://schemas.openxmlformats.org/drawingml/2006/wordprocessingDrawing" xmlns:wpc="http://schemas.microsoft.com/office/word/2010/wordprocessingCanvas" xmlns:wpg="http://schemas.microsoft.com/office/word/2010/wordprocessingGroup" xmlns:wpi="http://schemas.microsoft.com/office/word/2010/wordprocessingInk" xmlns:wps="http://schemas.microsoft.com/office/word/2010/wordprocessingShape" mc:Ignorable="w14 wp14">
+  <w:p>
+    <w:pPr>
+      <w:pStyle w:val="Footer"/>
+      <w:jc w:val="right"/>
+    </w:pPr>
+    <w:r>
+      <w:rPr>
+        <w:color w:val="595959"/>
+        <w:sz w:val="17"/>
+      </w:rPr>
+      <w:t xml:space="preserve">SICMA-PRY · Versión 1.0 · Página </w:t>
+    </w:r>
+    <w:r>
+      <w:rPr>
+        <w:color w:val="595959"/>
+        <w:sz w:val="17"/>
+      </w:rPr>
+      <w:fldChar w:fldCharType="begin"/>
+    </w:r>
+    <w:r>
+      <w:rPr>
+        <w:color w:val="595959"/>
+        <w:sz w:val="17"/>
+      </w:rPr>
+      <w:instrText xml:space="preserve"> PAGE </w:instrText>
+    </w:r>
+    <w:r>
+      <w:rPr>
+        <w:color w:val="595959"/>
+        <w:sz w:val="17"/>
+      </w:rPr>
+      <w:fldChar w:fldCharType="separate"/>
+    </w:r>
+    <w:r>
+      <w:rPr>
+        <w:color w:val="595959"/>
+        <w:sz w:val="17"/>
+      </w:rPr>
+      <w:t>1</w:t>
+    </w:r>
+    <w:r>
+      <w:rPr>
+        <w:color w:val="595959"/>
+        <w:sz w:val="17"/>
+      </w:rPr>
+      <w:fldChar w:fldCharType="end"/>
+    </w:r>
+    <w:r>
+      <w:rPr>
+        <w:color w:val="595959"/>
+        <w:sz w:val="17"/>
+      </w:rPr>
+      <w:t xml:space="preserve"> de </w:t>
+    </w:r>
+    <w:r>
+      <w:rPr>
+        <w:color w:val="595959"/>
+        <w:sz w:val="17"/>
+      </w:rPr>
+      <w:fldChar w:fldCharType="begin"/>
+    </w:r>
+    <w:r>
+      <w:rPr>
+        <w:color w:val="595959"/>
+        <w:sz w:val="17"/>
+      </w:rPr>
+      <w:instrText xml:space="preserve"> NUMPAGES </w:instrText>
+    </w:r>
+    <w:r>
+      <w:rPr>
+        <w:color w:val="595959"/>
+        <w:sz w:val="17"/>
+      </w:rPr>
+      <w:fldChar w:fldCharType="separate"/>
+    </w:r>
+    <w:r>
+      <w:rPr>
+        <w:color w:val="595959"/>
+        <w:sz w:val="17"/>
+      </w:rPr>
+      <w:t>1</w:t>
+    </w:r>
+    <w:r>
+      <w:rPr>
+        <w:color w:val="595959"/>
+        <w:sz w:val="17"/>
+      </w:rPr>
+      <w:fldChar w:fldCharType="end"/>
+    </w:r>
+  </w:p>
+</w:ftr>
 </file>
 
 <file path=word/footnotes.xml><?xml version="1.0" encoding="utf-8"?>
@@ -17110,6 +18030,66 @@
     <w:basedOn w:val="VerbatimChar"/>
     <w:rPr/>
   </w:style>
+  <w:style w:type="paragraph" w:customStyle="1" w:styleId="toc1">
+    <w:name w:val="toc 1"/>
+    <w:basedOn w:val="Normal"/>
+    <w:pPr>
+      <w:tabs>
+        <w:tab w:pos="9746" w:val="right" w:leader="dot"/>
+      </w:tabs>
+      <w:spacing w:after="60" w:before="80"/>
+      <w:ind w:left="0"/>
+    </w:pPr>
+    <w:rPr>
+      <w:b/>
+      <w:sz w:val="20"/>
+    </w:rPr>
+  </w:style>
+  <w:style w:type="paragraph" w:customStyle="1" w:styleId="toc2">
+    <w:name w:val="toc 2"/>
+    <w:basedOn w:val="Normal"/>
+    <w:pPr>
+      <w:tabs>
+        <w:tab w:pos="9746" w:val="right" w:leader="dot"/>
+      </w:tabs>
+      <w:spacing w:after="40" w:before="0"/>
+      <w:ind w:left="283"/>
+    </w:pPr>
+    <w:rPr>
+      <w:b w:val="0"/>
+      <w:sz w:val="20"/>
+    </w:rPr>
+  </w:style>
+  <w:style w:type="paragraph" w:customStyle="1" w:styleId="toc3">
+    <w:name w:val="toc 3"/>
+    <w:basedOn w:val="Normal"/>
+    <w:pPr>
+      <w:tabs>
+        <w:tab w:pos="9746" w:val="right" w:leader="dot"/>
+      </w:tabs>
+      <w:spacing w:after="40" w:before="0"/>
+      <w:ind w:left="567"/>
+    </w:pPr>
+    <w:rPr>
+      <w:b w:val="0"/>
+      <w:sz w:val="20"/>
+    </w:rPr>
+  </w:style>
+  <w:style w:type="paragraph" w:customStyle="1" w:styleId="toc4">
+    <w:name w:val="toc 4"/>
+    <w:basedOn w:val="Normal"/>
+    <w:pPr>
+      <w:tabs>
+        <w:tab w:pos="9746" w:val="right" w:leader="dot"/>
+      </w:tabs>
+      <w:spacing w:after="40" w:before="0"/>
+      <w:ind w:left="850"/>
+    </w:pPr>
+    <w:rPr>
+      <w:b w:val="0"/>
+      <w:sz w:val="20"/>
+    </w:rPr>
+  </w:style>
 </w:styles>
 </file>
 

--- a/Fase 2/Evidencias del Proyecto/SICMA_PRY_v1.0.docx
+++ b/Fase 2/Evidencias del Proyecto/SICMA_PRY_v1.0.docx
@@ -102,22 +102,6 @@
         </w:rPr>
         <w:t>SICMA-PRY</w:t>
       </w:r>
-      <w:r>
-        <w:rPr>
-          <w:color w:val="5A6672"/>
-          <w:sz w:val="26"/>
-        </w:rPr>
-        <w:t xml:space="preserve">  ·  </w:t>
-      </w:r>
-      <w:r>
-        <w:rPr>
-          <w:b/>
-          <w:color w:val="FFFFFF"/>
-          <w:sz w:val="21"/>
-          <w:shd w:val="clear" w:color="auto" w:fill="002840"/>
-        </w:rPr>
-        <w:t xml:space="preserve"> VIGENTE </w:t>
-      </w:r>
     </w:p>
     <w:p>
       <w:pPr>
@@ -1580,7 +1564,7 @@
               <w:rPr>
                 <w:sz w:val="18"/>
               </w:rPr>
-              <w:t>Pasa de borrador a vigente. Se agrega la portada y se actualizan las referencias a las versiones vigentes de los demás documentos. Se agrega la tabla de contenido, la numeración de páginas y se completa la lista de referencias.</w:t>
+              <w:t>Pasa de borrador a vigente. Se agrega la portada y se actualizan las referencias a las versiones vigentes de los demás documentos. Se agrega la tabla de contenido, la numeración de páginas y se completa la lista de referencias. Se quita la etiqueta Vigente de la portada.</w:t>
             </w:r>
           </w:p>
         </w:tc>

--- a/Fase 2/Evidencias del Proyecto/SICMA_PRY_v1.0.docx
+++ b/Fase 2/Evidencias del Proyecto/SICMA_PRY_v1.0.docx
@@ -461,7 +461,7 @@
         <w:tab/>
       </w:r>
       <w:r>
-        <w:t>6</w:t>
+        <w:t>5</w:t>
       </w:r>
     </w:p>
     <w:p>
@@ -475,7 +475,7 @@
         <w:tab/>
       </w:r>
       <w:r>
-        <w:t>6</w:t>
+        <w:t>5</w:t>
       </w:r>
     </w:p>
     <w:p>
@@ -517,7 +517,7 @@
         <w:tab/>
       </w:r>
       <w:r>
-        <w:t>7</w:t>
+        <w:t>6</w:t>
       </w:r>
     </w:p>
     <w:p>
@@ -531,7 +531,7 @@
         <w:tab/>
       </w:r>
       <w:r>
-        <w:t>7</w:t>
+        <w:t>6</w:t>
       </w:r>
     </w:p>
     <w:p>
@@ -573,7 +573,7 @@
         <w:tab/>
       </w:r>
       <w:r>
-        <w:t>8</w:t>
+        <w:t>7</w:t>
       </w:r>
     </w:p>
     <w:p>
@@ -615,7 +615,7 @@
         <w:tab/>
       </w:r>
       <w:r>
-        <w:t>9</w:t>
+        <w:t>8</w:t>
       </w:r>
     </w:p>
     <w:p>
@@ -643,7 +643,7 @@
         <w:tab/>
       </w:r>
       <w:r>
-        <w:t>10</w:t>
+        <w:t>9</w:t>
       </w:r>
     </w:p>
     <w:p>
@@ -657,7 +657,7 @@
         <w:tab/>
       </w:r>
       <w:r>
-        <w:t>10</w:t>
+        <w:t>9</w:t>
       </w:r>
     </w:p>
     <w:p>
@@ -671,7 +671,7 @@
         <w:tab/>
       </w:r>
       <w:r>
-        <w:t>11</w:t>
+        <w:t>10</w:t>
       </w:r>
     </w:p>
     <w:p>
@@ -685,7 +685,7 @@
         <w:tab/>
       </w:r>
       <w:r>
-        <w:t>11</w:t>
+        <w:t>10</w:t>
       </w:r>
     </w:p>
     <w:p>
@@ -741,7 +741,7 @@
         <w:tab/>
       </w:r>
       <w:r>
-        <w:t>12</w:t>
+        <w:t>11</w:t>
       </w:r>
     </w:p>
     <w:p>
@@ -755,7 +755,7 @@
         <w:tab/>
       </w:r>
       <w:r>
-        <w:t>12</w:t>
+        <w:t>11</w:t>
       </w:r>
     </w:p>
     <w:p>
@@ -769,7 +769,7 @@
         <w:tab/>
       </w:r>
       <w:r>
-        <w:t>12</w:t>
+        <w:t>11</w:t>
       </w:r>
     </w:p>
     <w:p>
@@ -797,7 +797,7 @@
         <w:tab/>
       </w:r>
       <w:r>
-        <w:t>13</w:t>
+        <w:t>12</w:t>
       </w:r>
     </w:p>
     <w:p>
@@ -811,7 +811,7 @@
         <w:tab/>
       </w:r>
       <w:r>
-        <w:t>14</w:t>
+        <w:t>13</w:t>
       </w:r>
     </w:p>
     <w:p>
@@ -825,7 +825,7 @@
         <w:tab/>
       </w:r>
       <w:r>
-        <w:t>15</w:t>
+        <w:t>14</w:t>
       </w:r>
     </w:p>
     <w:p>
@@ -839,7 +839,7 @@
         <w:tab/>
       </w:r>
       <w:r>
-        <w:t>15</w:t>
+        <w:t>14</w:t>
       </w:r>
     </w:p>
     <w:p>
@@ -853,7 +853,7 @@
         <w:tab/>
       </w:r>
       <w:r>
-        <w:t>15</w:t>
+        <w:t>14</w:t>
       </w:r>
     </w:p>
     <w:p>
@@ -867,7 +867,7 @@
         <w:tab/>
       </w:r>
       <w:r>
-        <w:t>16</w:t>
+        <w:t>14</w:t>
       </w:r>
     </w:p>
     <w:p>
@@ -881,7 +881,7 @@
         <w:tab/>
       </w:r>
       <w:r>
-        <w:t>16</w:t>
+        <w:t>15</w:t>
       </w:r>
     </w:p>
     <w:p>
@@ -895,7 +895,7 @@
         <w:tab/>
       </w:r>
       <w:r>
-        <w:t>17</w:t>
+        <w:t>15</w:t>
       </w:r>
     </w:p>
     <w:p>
@@ -909,7 +909,7 @@
         <w:tab/>
       </w:r>
       <w:r>
-        <w:t>17</w:t>
+        <w:t>16</w:t>
       </w:r>
     </w:p>
     <w:p>
@@ -923,7 +923,7 @@
         <w:tab/>
       </w:r>
       <w:r>
-        <w:t>17</w:t>
+        <w:t>16</w:t>
       </w:r>
     </w:p>
     <w:p>
@@ -937,7 +937,7 @@
         <w:tab/>
       </w:r>
       <w:r>
-        <w:t>18</w:t>
+        <w:t>16</w:t>
       </w:r>
     </w:p>
     <w:p>
@@ -951,7 +951,7 @@
         <w:tab/>
       </w:r>
       <w:r>
-        <w:t>19</w:t>
+        <w:t>17</w:t>
       </w:r>
     </w:p>
     <w:p>
@@ -965,7 +965,7 @@
         <w:tab/>
       </w:r>
       <w:r>
-        <w:t>19</w:t>
+        <w:t>17</w:t>
       </w:r>
     </w:p>
     <w:p>
@@ -979,7 +979,7 @@
         <w:tab/>
       </w:r>
       <w:r>
-        <w:t>20</w:t>
+        <w:t>18</w:t>
       </w:r>
     </w:p>
     <w:p>
@@ -993,7 +993,7 @@
         <w:tab/>
       </w:r>
       <w:r>
-        <w:t>20</w:t>
+        <w:t>18</w:t>
       </w:r>
     </w:p>
     <w:p>
@@ -1007,7 +1007,7 @@
         <w:tab/>
       </w:r>
       <w:r>
-        <w:t>21</w:t>
+        <w:t>19</w:t>
       </w:r>
       <w:r>
         <w:fldChar w:fldCharType="end"/>
@@ -1053,8 +1053,8 @@
         </w:tblBorders>
       </w:tblPr>
       <w:tblGrid>
-        <w:gridCol w:w="3960"/>
-        <w:gridCol w:w="3960"/>
+        <w:gridCol w:w="3139"/>
+        <w:gridCol w:w="4778"/>
       </w:tblGrid>
       <w:tr>
         <w:trPr>
@@ -1062,6 +1062,7 @@
         </w:trPr>
         <w:tc>
           <w:tcPr>
+            <w:tcW w:w="3139" w:type="dxa"/>
             <w:shd w:val="clear" w:color="auto" w:fill="D9E2F3"/>
           </w:tcPr>
           <w:p>
@@ -1080,6 +1081,7 @@
         </w:tc>
         <w:tc>
           <w:tcPr>
+            <w:tcW w:w="4778" w:type="dxa"/>
             <w:shd w:val="clear" w:color="auto" w:fill="D9E2F3"/>
           </w:tcPr>
           <w:p>
@@ -1099,7 +1101,9 @@
       </w:tr>
       <w:tr>
         <w:tc>
-          <w:tcPr/>
+          <w:tcPr>
+            <w:tcW w:w="3139" w:type="dxa"/>
+          </w:tcPr>
           <w:p>
             <w:pPr>
               <w:pStyle w:val="Compact"/>
@@ -1114,7 +1118,9 @@
           </w:p>
         </w:tc>
         <w:tc>
-          <w:tcPr/>
+          <w:tcPr>
+            <w:tcW w:w="4778" w:type="dxa"/>
+          </w:tcPr>
           <w:p>
             <w:pPr>
               <w:pStyle w:val="Compact"/>
@@ -1131,7 +1137,9 @@
       </w:tr>
       <w:tr>
         <w:tc>
-          <w:tcPr/>
+          <w:tcPr>
+            <w:tcW w:w="3139" w:type="dxa"/>
+          </w:tcPr>
           <w:p>
             <w:pPr>
               <w:pStyle w:val="Compact"/>
@@ -1146,7 +1154,9 @@
           </w:p>
         </w:tc>
         <w:tc>
-          <w:tcPr/>
+          <w:tcPr>
+            <w:tcW w:w="4778" w:type="dxa"/>
+          </w:tcPr>
           <w:p>
             <w:pPr>
               <w:pStyle w:val="Compact"/>
@@ -1163,7 +1173,9 @@
       </w:tr>
       <w:tr>
         <w:tc>
-          <w:tcPr/>
+          <w:tcPr>
+            <w:tcW w:w="3139" w:type="dxa"/>
+          </w:tcPr>
           <w:p>
             <w:pPr>
               <w:pStyle w:val="Compact"/>
@@ -1178,7 +1190,9 @@
           </w:p>
         </w:tc>
         <w:tc>
-          <w:tcPr/>
+          <w:tcPr>
+            <w:tcW w:w="4778" w:type="dxa"/>
+          </w:tcPr>
           <w:p>
             <w:pPr>
               <w:pStyle w:val="Compact"/>
@@ -1195,7 +1209,9 @@
       </w:tr>
       <w:tr>
         <w:tc>
-          <w:tcPr/>
+          <w:tcPr>
+            <w:tcW w:w="3139" w:type="dxa"/>
+          </w:tcPr>
           <w:p>
             <w:pPr>
               <w:pStyle w:val="Compact"/>
@@ -1210,7 +1226,9 @@
           </w:p>
         </w:tc>
         <w:tc>
-          <w:tcPr/>
+          <w:tcPr>
+            <w:tcW w:w="4778" w:type="dxa"/>
+          </w:tcPr>
           <w:p>
             <w:pPr>
               <w:pStyle w:val="Compact"/>
@@ -1227,7 +1245,9 @@
       </w:tr>
       <w:tr>
         <w:tc>
-          <w:tcPr/>
+          <w:tcPr>
+            <w:tcW w:w="3139" w:type="dxa"/>
+          </w:tcPr>
           <w:p>
             <w:pPr>
               <w:pStyle w:val="Compact"/>
@@ -1242,7 +1262,9 @@
           </w:p>
         </w:tc>
         <w:tc>
-          <w:tcPr/>
+          <w:tcPr>
+            <w:tcW w:w="4778" w:type="dxa"/>
+          </w:tcPr>
           <w:p>
             <w:pPr>
               <w:pStyle w:val="Compact"/>
@@ -1259,7 +1281,9 @@
       </w:tr>
       <w:tr>
         <w:tc>
-          <w:tcPr/>
+          <w:tcPr>
+            <w:tcW w:w="3139" w:type="dxa"/>
+          </w:tcPr>
           <w:p>
             <w:pPr>
               <w:pStyle w:val="Compact"/>
@@ -1274,7 +1298,9 @@
           </w:p>
         </w:tc>
         <w:tc>
-          <w:tcPr/>
+          <w:tcPr>
+            <w:tcW w:w="4778" w:type="dxa"/>
+          </w:tcPr>
           <w:p>
             <w:pPr>
               <w:pStyle w:val="Compact"/>
@@ -1598,7 +1624,7 @@
               <w:rPr>
                 <w:sz w:val="18"/>
               </w:rPr>
-              <w:t>Pasa de borrador a vigente. Se agrega la portada y se actualizan las referencias a las versiones vigentes de los demás documentos. Se agrega la tabla de contenido, la numeración de páginas y se completa la lista de referencias. Se quita la etiqueta Vigente de la portada. Se aplica el formato de entrega (márgenes de 3 cm, interlineado 1,5, sangría y texto justificado).</w:t>
+              <w:t>Pasa de borrador a vigente. Se agrega la portada y se actualizan las referencias a las versiones vigentes de los demás documentos. Se agrega la tabla de contenido, la numeración de páginas y se completa la lista de referencias. Se quita la etiqueta Vigente de la portada. Se aplica el formato de entrega (márgenes de 3 cm, interlineado 1,5, sangría y texto justificado). Se ajusta el ancho de las columnas de las tablas.</w:t>
             </w:r>
           </w:p>
         </w:tc>
@@ -1672,8 +1698,8 @@
         </w:tblBorders>
       </w:tblPr>
       <w:tblGrid>
-        <w:gridCol w:w="3960"/>
-        <w:gridCol w:w="3960"/>
+        <w:gridCol w:w="3098"/>
+        <w:gridCol w:w="4819"/>
       </w:tblGrid>
       <w:tr>
         <w:trPr>
@@ -1681,6 +1707,7 @@
         </w:trPr>
         <w:tc>
           <w:tcPr>
+            <w:tcW w:w="3098" w:type="dxa"/>
             <w:shd w:val="clear" w:color="auto" w:fill="D9E2F3"/>
           </w:tcPr>
           <w:p>
@@ -1699,6 +1726,7 @@
         </w:tc>
         <w:tc>
           <w:tcPr>
+            <w:tcW w:w="4819" w:type="dxa"/>
             <w:shd w:val="clear" w:color="auto" w:fill="D9E2F3"/>
           </w:tcPr>
           <w:p>
@@ -1718,7 +1746,9 @@
       </w:tr>
       <w:tr>
         <w:tc>
-          <w:tcPr/>
+          <w:tcPr>
+            <w:tcW w:w="3098" w:type="dxa"/>
+          </w:tcPr>
           <w:p>
             <w:pPr>
               <w:pStyle w:val="Compact"/>
@@ -1733,7 +1763,9 @@
           </w:p>
         </w:tc>
         <w:tc>
-          <w:tcPr/>
+          <w:tcPr>
+            <w:tcW w:w="4819" w:type="dxa"/>
+          </w:tcPr>
           <w:p>
             <w:pPr>
               <w:pStyle w:val="Compact"/>
@@ -1750,7 +1782,9 @@
       </w:tr>
       <w:tr>
         <w:tc>
-          <w:tcPr/>
+          <w:tcPr>
+            <w:tcW w:w="3098" w:type="dxa"/>
+          </w:tcPr>
           <w:p>
             <w:pPr>
               <w:pStyle w:val="Compact"/>
@@ -1765,7 +1799,9 @@
           </w:p>
         </w:tc>
         <w:tc>
-          <w:tcPr/>
+          <w:tcPr>
+            <w:tcW w:w="4819" w:type="dxa"/>
+          </w:tcPr>
           <w:p>
             <w:pPr>
               <w:pStyle w:val="Compact"/>
@@ -1782,7 +1818,9 @@
       </w:tr>
       <w:tr>
         <w:tc>
-          <w:tcPr/>
+          <w:tcPr>
+            <w:tcW w:w="3098" w:type="dxa"/>
+          </w:tcPr>
           <w:p>
             <w:pPr>
               <w:pStyle w:val="Compact"/>
@@ -1797,7 +1835,9 @@
           </w:p>
         </w:tc>
         <w:tc>
-          <w:tcPr/>
+          <w:tcPr>
+            <w:tcW w:w="4819" w:type="dxa"/>
+          </w:tcPr>
           <w:p>
             <w:pPr>
               <w:pStyle w:val="Compact"/>
@@ -1814,7 +1854,9 @@
       </w:tr>
       <w:tr>
         <w:tc>
-          <w:tcPr/>
+          <w:tcPr>
+            <w:tcW w:w="3098" w:type="dxa"/>
+          </w:tcPr>
           <w:p>
             <w:pPr>
               <w:pStyle w:val="Compact"/>
@@ -1829,7 +1871,9 @@
           </w:p>
         </w:tc>
         <w:tc>
-          <w:tcPr/>
+          <w:tcPr>
+            <w:tcW w:w="4819" w:type="dxa"/>
+          </w:tcPr>
           <w:p>
             <w:pPr>
               <w:pStyle w:val="Compact"/>
@@ -1846,7 +1890,9 @@
       </w:tr>
       <w:tr>
         <w:tc>
-          <w:tcPr/>
+          <w:tcPr>
+            <w:tcW w:w="3098" w:type="dxa"/>
+          </w:tcPr>
           <w:p>
             <w:pPr>
               <w:pStyle w:val="Compact"/>
@@ -1861,7 +1907,9 @@
           </w:p>
         </w:tc>
         <w:tc>
-          <w:tcPr/>
+          <w:tcPr>
+            <w:tcW w:w="4819" w:type="dxa"/>
+          </w:tcPr>
           <w:p>
             <w:pPr>
               <w:pStyle w:val="Compact"/>
@@ -1878,7 +1926,9 @@
       </w:tr>
       <w:tr>
         <w:tc>
-          <w:tcPr/>
+          <w:tcPr>
+            <w:tcW w:w="3098" w:type="dxa"/>
+          </w:tcPr>
           <w:p>
             <w:pPr>
               <w:pStyle w:val="Compact"/>
@@ -1893,7 +1943,9 @@
           </w:p>
         </w:tc>
         <w:tc>
-          <w:tcPr/>
+          <w:tcPr>
+            <w:tcW w:w="4819" w:type="dxa"/>
+          </w:tcPr>
           <w:p>
             <w:pPr>
               <w:pStyle w:val="Compact"/>
@@ -1910,7 +1962,9 @@
       </w:tr>
       <w:tr>
         <w:tc>
-          <w:tcPr/>
+          <w:tcPr>
+            <w:tcW w:w="3098" w:type="dxa"/>
+          </w:tcPr>
           <w:p>
             <w:pPr>
               <w:pStyle w:val="Compact"/>
@@ -1925,7 +1979,9 @@
           </w:p>
         </w:tc>
         <w:tc>
-          <w:tcPr/>
+          <w:tcPr>
+            <w:tcW w:w="4819" w:type="dxa"/>
+          </w:tcPr>
           <w:p>
             <w:pPr>
               <w:pStyle w:val="Compact"/>
@@ -2000,9 +2056,9 @@
         </w:tblBorders>
       </w:tblPr>
       <w:tblGrid>
-        <w:gridCol w:w="2640"/>
-        <w:gridCol w:w="2640"/>
-        <w:gridCol w:w="2640"/>
+        <w:gridCol w:w="1388"/>
+        <w:gridCol w:w="3827"/>
+        <w:gridCol w:w="2701"/>
       </w:tblGrid>
       <w:tr>
         <w:trPr>
@@ -2010,6 +2066,7 @@
         </w:trPr>
         <w:tc>
           <w:tcPr>
+            <w:tcW w:w="1388" w:type="dxa"/>
             <w:shd w:val="clear" w:color="auto" w:fill="D9E2F3"/>
           </w:tcPr>
           <w:p>
@@ -2028,6 +2085,7 @@
         </w:tc>
         <w:tc>
           <w:tcPr>
+            <w:tcW w:w="3827" w:type="dxa"/>
             <w:shd w:val="clear" w:color="auto" w:fill="D9E2F3"/>
           </w:tcPr>
           <w:p>
@@ -2046,6 +2104,7 @@
         </w:tc>
         <w:tc>
           <w:tcPr>
+            <w:tcW w:w="2701" w:type="dxa"/>
             <w:shd w:val="clear" w:color="auto" w:fill="D9E2F3"/>
           </w:tcPr>
           <w:p>
@@ -2065,7 +2124,9 @@
       </w:tr>
       <w:tr>
         <w:tc>
-          <w:tcPr/>
+          <w:tcPr>
+            <w:tcW w:w="1388" w:type="dxa"/>
+          </w:tcPr>
           <w:p>
             <w:pPr>
               <w:pStyle w:val="Compact"/>
@@ -2080,7 +2141,9 @@
           </w:p>
         </w:tc>
         <w:tc>
-          <w:tcPr/>
+          <w:tcPr>
+            <w:tcW w:w="3827" w:type="dxa"/>
+          </w:tcPr>
           <w:p>
             <w:pPr>
               <w:pStyle w:val="Compact"/>
@@ -2095,7 +2158,9 @@
           </w:p>
         </w:tc>
         <w:tc>
-          <w:tcPr/>
+          <w:tcPr>
+            <w:tcW w:w="2701" w:type="dxa"/>
+          </w:tcPr>
           <w:p>
             <w:pPr>
               <w:pStyle w:val="Compact"/>
@@ -2112,7 +2177,9 @@
       </w:tr>
       <w:tr>
         <w:tc>
-          <w:tcPr/>
+          <w:tcPr>
+            <w:tcW w:w="1388" w:type="dxa"/>
+          </w:tcPr>
           <w:p>
             <w:pPr>
               <w:pStyle w:val="Compact"/>
@@ -2127,7 +2194,9 @@
           </w:p>
         </w:tc>
         <w:tc>
-          <w:tcPr/>
+          <w:tcPr>
+            <w:tcW w:w="3827" w:type="dxa"/>
+          </w:tcPr>
           <w:p>
             <w:pPr>
               <w:pStyle w:val="Compact"/>
@@ -2142,7 +2211,9 @@
           </w:p>
         </w:tc>
         <w:tc>
-          <w:tcPr/>
+          <w:tcPr>
+            <w:tcW w:w="2701" w:type="dxa"/>
+          </w:tcPr>
           <w:p>
             <w:pPr>
               <w:pStyle w:val="Compact"/>
@@ -2159,7 +2230,9 @@
       </w:tr>
       <w:tr>
         <w:tc>
-          <w:tcPr/>
+          <w:tcPr>
+            <w:tcW w:w="1388" w:type="dxa"/>
+          </w:tcPr>
           <w:p>
             <w:pPr>
               <w:pStyle w:val="Compact"/>
@@ -2174,7 +2247,9 @@
           </w:p>
         </w:tc>
         <w:tc>
-          <w:tcPr/>
+          <w:tcPr>
+            <w:tcW w:w="3827" w:type="dxa"/>
+          </w:tcPr>
           <w:p>
             <w:pPr>
               <w:pStyle w:val="Compact"/>
@@ -2189,7 +2264,9 @@
           </w:p>
         </w:tc>
         <w:tc>
-          <w:tcPr/>
+          <w:tcPr>
+            <w:tcW w:w="2701" w:type="dxa"/>
+          </w:tcPr>
           <w:p>
             <w:pPr>
               <w:pStyle w:val="Compact"/>
@@ -2206,7 +2283,9 @@
       </w:tr>
       <w:tr>
         <w:tc>
-          <w:tcPr/>
+          <w:tcPr>
+            <w:tcW w:w="1388" w:type="dxa"/>
+          </w:tcPr>
           <w:p>
             <w:pPr>
               <w:pStyle w:val="Compact"/>
@@ -2221,7 +2300,9 @@
           </w:p>
         </w:tc>
         <w:tc>
-          <w:tcPr/>
+          <w:tcPr>
+            <w:tcW w:w="3827" w:type="dxa"/>
+          </w:tcPr>
           <w:p>
             <w:pPr>
               <w:pStyle w:val="Compact"/>
@@ -2236,7 +2317,9 @@
           </w:p>
         </w:tc>
         <w:tc>
-          <w:tcPr/>
+          <w:tcPr>
+            <w:tcW w:w="2701" w:type="dxa"/>
+          </w:tcPr>
           <w:p>
             <w:pPr>
               <w:pStyle w:val="Compact"/>
@@ -2253,7 +2336,9 @@
       </w:tr>
       <w:tr>
         <w:tc>
-          <w:tcPr/>
+          <w:tcPr>
+            <w:tcW w:w="1388" w:type="dxa"/>
+          </w:tcPr>
           <w:p>
             <w:pPr>
               <w:pStyle w:val="Compact"/>
@@ -2268,7 +2353,9 @@
           </w:p>
         </w:tc>
         <w:tc>
-          <w:tcPr/>
+          <w:tcPr>
+            <w:tcW w:w="3827" w:type="dxa"/>
+          </w:tcPr>
           <w:p>
             <w:pPr>
               <w:pStyle w:val="Compact"/>
@@ -2283,7 +2370,9 @@
           </w:p>
         </w:tc>
         <w:tc>
-          <w:tcPr/>
+          <w:tcPr>
+            <w:tcW w:w="2701" w:type="dxa"/>
+          </w:tcPr>
           <w:p>
             <w:pPr>
               <w:pStyle w:val="Compact"/>
@@ -2300,7 +2389,9 @@
       </w:tr>
       <w:tr>
         <w:tc>
-          <w:tcPr/>
+          <w:tcPr>
+            <w:tcW w:w="1388" w:type="dxa"/>
+          </w:tcPr>
           <w:p>
             <w:pPr>
               <w:pStyle w:val="Compact"/>
@@ -2315,7 +2406,9 @@
           </w:p>
         </w:tc>
         <w:tc>
-          <w:tcPr/>
+          <w:tcPr>
+            <w:tcW w:w="3827" w:type="dxa"/>
+          </w:tcPr>
           <w:p>
             <w:pPr>
               <w:pStyle w:val="Compact"/>
@@ -2330,7 +2423,9 @@
           </w:p>
         </w:tc>
         <w:tc>
-          <w:tcPr/>
+          <w:tcPr>
+            <w:tcW w:w="2701" w:type="dxa"/>
+          </w:tcPr>
           <w:p>
             <w:pPr>
               <w:pStyle w:val="Compact"/>
@@ -2347,7 +2442,9 @@
       </w:tr>
       <w:tr>
         <w:tc>
-          <w:tcPr/>
+          <w:tcPr>
+            <w:tcW w:w="1388" w:type="dxa"/>
+          </w:tcPr>
           <w:p>
             <w:pPr>
               <w:pStyle w:val="Compact"/>
@@ -2362,7 +2459,9 @@
           </w:p>
         </w:tc>
         <w:tc>
-          <w:tcPr/>
+          <w:tcPr>
+            <w:tcW w:w="3827" w:type="dxa"/>
+          </w:tcPr>
           <w:p>
             <w:pPr>
               <w:pStyle w:val="Compact"/>
@@ -2377,7 +2476,9 @@
           </w:p>
         </w:tc>
         <w:tc>
-          <w:tcPr/>
+          <w:tcPr>
+            <w:tcW w:w="2701" w:type="dxa"/>
+          </w:tcPr>
           <w:p>
             <w:pPr>
               <w:pStyle w:val="Compact"/>
@@ -2419,8 +2520,8 @@
         </w:tblBorders>
       </w:tblPr>
       <w:tblGrid>
-        <w:gridCol w:w="3960"/>
-        <w:gridCol w:w="3960"/>
+        <w:gridCol w:w="2504"/>
+        <w:gridCol w:w="5413"/>
       </w:tblGrid>
       <w:tr>
         <w:trPr>
@@ -2428,6 +2529,7 @@
         </w:trPr>
         <w:tc>
           <w:tcPr>
+            <w:tcW w:w="2504" w:type="dxa"/>
             <w:shd w:val="clear" w:color="auto" w:fill="D9E2F3"/>
           </w:tcPr>
           <w:p>
@@ -2446,6 +2548,7 @@
         </w:tc>
         <w:tc>
           <w:tcPr>
+            <w:tcW w:w="5413" w:type="dxa"/>
             <w:shd w:val="clear" w:color="auto" w:fill="D9E2F3"/>
           </w:tcPr>
           <w:p>
@@ -2465,7 +2568,9 @@
       </w:tr>
       <w:tr>
         <w:tc>
-          <w:tcPr/>
+          <w:tcPr>
+            <w:tcW w:w="2504" w:type="dxa"/>
+          </w:tcPr>
           <w:p>
             <w:pPr>
               <w:pStyle w:val="Compact"/>
@@ -2480,7 +2585,9 @@
           </w:p>
         </w:tc>
         <w:tc>
-          <w:tcPr/>
+          <w:tcPr>
+            <w:tcW w:w="5413" w:type="dxa"/>
+          </w:tcPr>
           <w:p>
             <w:pPr>
               <w:pStyle w:val="Compact"/>
@@ -2497,7 +2604,9 @@
       </w:tr>
       <w:tr>
         <w:tc>
-          <w:tcPr/>
+          <w:tcPr>
+            <w:tcW w:w="2504" w:type="dxa"/>
+          </w:tcPr>
           <w:p>
             <w:pPr>
               <w:pStyle w:val="Compact"/>
@@ -2512,7 +2621,9 @@
           </w:p>
         </w:tc>
         <w:tc>
-          <w:tcPr/>
+          <w:tcPr>
+            <w:tcW w:w="5413" w:type="dxa"/>
+          </w:tcPr>
           <w:p>
             <w:pPr>
               <w:pStyle w:val="Compact"/>
@@ -2529,7 +2640,9 @@
       </w:tr>
       <w:tr>
         <w:tc>
-          <w:tcPr/>
+          <w:tcPr>
+            <w:tcW w:w="2504" w:type="dxa"/>
+          </w:tcPr>
           <w:p>
             <w:pPr>
               <w:pStyle w:val="Compact"/>
@@ -2544,7 +2657,9 @@
           </w:p>
         </w:tc>
         <w:tc>
-          <w:tcPr/>
+          <w:tcPr>
+            <w:tcW w:w="5413" w:type="dxa"/>
+          </w:tcPr>
           <w:p>
             <w:pPr>
               <w:pStyle w:val="Compact"/>
@@ -2561,7 +2676,9 @@
       </w:tr>
       <w:tr>
         <w:tc>
-          <w:tcPr/>
+          <w:tcPr>
+            <w:tcW w:w="2504" w:type="dxa"/>
+          </w:tcPr>
           <w:p>
             <w:pPr>
               <w:pStyle w:val="Compact"/>
@@ -2576,7 +2693,9 @@
           </w:p>
         </w:tc>
         <w:tc>
-          <w:tcPr/>
+          <w:tcPr>
+            <w:tcW w:w="5413" w:type="dxa"/>
+          </w:tcPr>
           <w:p>
             <w:pPr>
               <w:pStyle w:val="Compact"/>
@@ -2593,7 +2712,9 @@
       </w:tr>
       <w:tr>
         <w:tc>
-          <w:tcPr/>
+          <w:tcPr>
+            <w:tcW w:w="2504" w:type="dxa"/>
+          </w:tcPr>
           <w:p>
             <w:pPr>
               <w:pStyle w:val="Compact"/>
@@ -2608,7 +2729,9 @@
           </w:p>
         </w:tc>
         <w:tc>
-          <w:tcPr/>
+          <w:tcPr>
+            <w:tcW w:w="5413" w:type="dxa"/>
+          </w:tcPr>
           <w:p>
             <w:pPr>
               <w:pStyle w:val="Compact"/>
@@ -2922,9 +3045,9 @@
         </w:tblBorders>
       </w:tblPr>
       <w:tblGrid>
-        <w:gridCol w:w="2640"/>
-        <w:gridCol w:w="2640"/>
-        <w:gridCol w:w="2640"/>
+        <w:gridCol w:w="2109"/>
+        <w:gridCol w:w="2608"/>
+        <w:gridCol w:w="3199"/>
       </w:tblGrid>
       <w:tr>
         <w:trPr>
@@ -2932,6 +3055,7 @@
         </w:trPr>
         <w:tc>
           <w:tcPr>
+            <w:tcW w:w="2109" w:type="dxa"/>
             <w:shd w:val="clear" w:color="auto" w:fill="D9E2F3"/>
           </w:tcPr>
           <w:p>
@@ -2950,6 +3074,7 @@
         </w:tc>
         <w:tc>
           <w:tcPr>
+            <w:tcW w:w="2608" w:type="dxa"/>
             <w:shd w:val="clear" w:color="auto" w:fill="D9E2F3"/>
           </w:tcPr>
           <w:p>
@@ -2968,6 +3093,7 @@
         </w:tc>
         <w:tc>
           <w:tcPr>
+            <w:tcW w:w="3199" w:type="dxa"/>
             <w:shd w:val="clear" w:color="auto" w:fill="D9E2F3"/>
           </w:tcPr>
           <w:p>
@@ -2987,7 +3113,9 @@
       </w:tr>
       <w:tr>
         <w:tc>
-          <w:tcPr/>
+          <w:tcPr>
+            <w:tcW w:w="2109" w:type="dxa"/>
+          </w:tcPr>
           <w:p>
             <w:pPr>
               <w:pStyle w:val="Compact"/>
@@ -3002,7 +3130,9 @@
           </w:p>
         </w:tc>
         <w:tc>
-          <w:tcPr/>
+          <w:tcPr>
+            <w:tcW w:w="2608" w:type="dxa"/>
+          </w:tcPr>
           <w:p>
             <w:pPr>
               <w:pStyle w:val="Compact"/>
@@ -3017,7 +3147,9 @@
           </w:p>
         </w:tc>
         <w:tc>
-          <w:tcPr/>
+          <w:tcPr>
+            <w:tcW w:w="3199" w:type="dxa"/>
+          </w:tcPr>
           <w:p>
             <w:pPr>
               <w:pStyle w:val="Compact"/>
@@ -3034,7 +3166,9 @@
       </w:tr>
       <w:tr>
         <w:tc>
-          <w:tcPr/>
+          <w:tcPr>
+            <w:tcW w:w="2109" w:type="dxa"/>
+          </w:tcPr>
           <w:p>
             <w:pPr>
               <w:pStyle w:val="Compact"/>
@@ -3049,7 +3183,9 @@
           </w:p>
         </w:tc>
         <w:tc>
-          <w:tcPr/>
+          <w:tcPr>
+            <w:tcW w:w="2608" w:type="dxa"/>
+          </w:tcPr>
           <w:p>
             <w:pPr>
               <w:pStyle w:val="Compact"/>
@@ -3064,7 +3200,9 @@
           </w:p>
         </w:tc>
         <w:tc>
-          <w:tcPr/>
+          <w:tcPr>
+            <w:tcW w:w="3199" w:type="dxa"/>
+          </w:tcPr>
           <w:p>
             <w:pPr>
               <w:pStyle w:val="Compact"/>
@@ -3081,7 +3219,9 @@
       </w:tr>
       <w:tr>
         <w:tc>
-          <w:tcPr/>
+          <w:tcPr>
+            <w:tcW w:w="2109" w:type="dxa"/>
+          </w:tcPr>
           <w:p>
             <w:pPr>
               <w:pStyle w:val="Compact"/>
@@ -3096,7 +3236,9 @@
           </w:p>
         </w:tc>
         <w:tc>
-          <w:tcPr/>
+          <w:tcPr>
+            <w:tcW w:w="2608" w:type="dxa"/>
+          </w:tcPr>
           <w:p>
             <w:pPr>
               <w:pStyle w:val="Compact"/>
@@ -3111,7 +3253,9 @@
           </w:p>
         </w:tc>
         <w:tc>
-          <w:tcPr/>
+          <w:tcPr>
+            <w:tcW w:w="3199" w:type="dxa"/>
+          </w:tcPr>
           <w:p>
             <w:pPr>
               <w:pStyle w:val="Compact"/>
@@ -3128,7 +3272,9 @@
       </w:tr>
       <w:tr>
         <w:tc>
-          <w:tcPr/>
+          <w:tcPr>
+            <w:tcW w:w="2109" w:type="dxa"/>
+          </w:tcPr>
           <w:p>
             <w:pPr>
               <w:pStyle w:val="Compact"/>
@@ -3143,7 +3289,9 @@
           </w:p>
         </w:tc>
         <w:tc>
-          <w:tcPr/>
+          <w:tcPr>
+            <w:tcW w:w="2608" w:type="dxa"/>
+          </w:tcPr>
           <w:p>
             <w:pPr>
               <w:pStyle w:val="Compact"/>
@@ -3158,7 +3306,9 @@
           </w:p>
         </w:tc>
         <w:tc>
-          <w:tcPr/>
+          <w:tcPr>
+            <w:tcW w:w="3199" w:type="dxa"/>
+          </w:tcPr>
           <w:p>
             <w:pPr>
               <w:pStyle w:val="Compact"/>
@@ -3355,9 +3505,9 @@
         </w:tblBorders>
       </w:tblPr>
       <w:tblGrid>
-        <w:gridCol w:w="2640"/>
-        <w:gridCol w:w="2640"/>
-        <w:gridCol w:w="2640"/>
+        <w:gridCol w:w="2344"/>
+        <w:gridCol w:w="3405"/>
+        <w:gridCol w:w="2166"/>
       </w:tblGrid>
       <w:tr>
         <w:trPr>
@@ -3365,6 +3515,7 @@
         </w:trPr>
         <w:tc>
           <w:tcPr>
+            <w:tcW w:w="2344" w:type="dxa"/>
             <w:shd w:val="clear" w:color="auto" w:fill="D9E2F3"/>
           </w:tcPr>
           <w:p>
@@ -3383,6 +3534,7 @@
         </w:tc>
         <w:tc>
           <w:tcPr>
+            <w:tcW w:w="3405" w:type="dxa"/>
             <w:shd w:val="clear" w:color="auto" w:fill="D9E2F3"/>
           </w:tcPr>
           <w:p>
@@ -3401,6 +3553,7 @@
         </w:tc>
         <w:tc>
           <w:tcPr>
+            <w:tcW w:w="2166" w:type="dxa"/>
             <w:shd w:val="clear" w:color="auto" w:fill="D9E2F3"/>
           </w:tcPr>
           <w:p>
@@ -3420,7 +3573,9 @@
       </w:tr>
       <w:tr>
         <w:tc>
-          <w:tcPr/>
+          <w:tcPr>
+            <w:tcW w:w="2344" w:type="dxa"/>
+          </w:tcPr>
           <w:p>
             <w:pPr>
               <w:pStyle w:val="Compact"/>
@@ -3435,7 +3590,9 @@
           </w:p>
         </w:tc>
         <w:tc>
-          <w:tcPr/>
+          <w:tcPr>
+            <w:tcW w:w="3405" w:type="dxa"/>
+          </w:tcPr>
           <w:p>
             <w:pPr>
               <w:pStyle w:val="Compact"/>
@@ -3450,7 +3607,9 @@
           </w:p>
         </w:tc>
         <w:tc>
-          <w:tcPr/>
+          <w:tcPr>
+            <w:tcW w:w="2166" w:type="dxa"/>
+          </w:tcPr>
           <w:p>
             <w:pPr>
               <w:pStyle w:val="Compact"/>
@@ -3467,7 +3626,9 @@
       </w:tr>
       <w:tr>
         <w:tc>
-          <w:tcPr/>
+          <w:tcPr>
+            <w:tcW w:w="2344" w:type="dxa"/>
+          </w:tcPr>
           <w:p>
             <w:pPr>
               <w:pStyle w:val="Compact"/>
@@ -3482,7 +3643,9 @@
           </w:p>
         </w:tc>
         <w:tc>
-          <w:tcPr/>
+          <w:tcPr>
+            <w:tcW w:w="3405" w:type="dxa"/>
+          </w:tcPr>
           <w:p>
             <w:pPr>
               <w:pStyle w:val="Compact"/>
@@ -3497,7 +3660,9 @@
           </w:p>
         </w:tc>
         <w:tc>
-          <w:tcPr/>
+          <w:tcPr>
+            <w:tcW w:w="2166" w:type="dxa"/>
+          </w:tcPr>
           <w:p>
             <w:pPr>
               <w:pStyle w:val="Compact"/>
@@ -3514,7 +3679,9 @@
       </w:tr>
       <w:tr>
         <w:tc>
-          <w:tcPr/>
+          <w:tcPr>
+            <w:tcW w:w="2344" w:type="dxa"/>
+          </w:tcPr>
           <w:p>
             <w:pPr>
               <w:pStyle w:val="Compact"/>
@@ -3529,7 +3696,9 @@
           </w:p>
         </w:tc>
         <w:tc>
-          <w:tcPr/>
+          <w:tcPr>
+            <w:tcW w:w="3405" w:type="dxa"/>
+          </w:tcPr>
           <w:p>
             <w:pPr>
               <w:pStyle w:val="Compact"/>
@@ -3544,7 +3713,9 @@
           </w:p>
         </w:tc>
         <w:tc>
-          <w:tcPr/>
+          <w:tcPr>
+            <w:tcW w:w="2166" w:type="dxa"/>
+          </w:tcPr>
           <w:p>
             <w:pPr>
               <w:pStyle w:val="Compact"/>
@@ -3561,7 +3732,9 @@
       </w:tr>
       <w:tr>
         <w:tc>
-          <w:tcPr/>
+          <w:tcPr>
+            <w:tcW w:w="2344" w:type="dxa"/>
+          </w:tcPr>
           <w:p>
             <w:pPr>
               <w:pStyle w:val="Compact"/>
@@ -3576,7 +3749,9 @@
           </w:p>
         </w:tc>
         <w:tc>
-          <w:tcPr/>
+          <w:tcPr>
+            <w:tcW w:w="3405" w:type="dxa"/>
+          </w:tcPr>
           <w:p>
             <w:pPr>
               <w:pStyle w:val="Compact"/>
@@ -3591,7 +3766,9 @@
           </w:p>
         </w:tc>
         <w:tc>
-          <w:tcPr/>
+          <w:tcPr>
+            <w:tcW w:w="2166" w:type="dxa"/>
+          </w:tcPr>
           <w:p>
             <w:pPr>
               <w:pStyle w:val="Compact"/>
@@ -3608,7 +3785,9 @@
       </w:tr>
       <w:tr>
         <w:tc>
-          <w:tcPr/>
+          <w:tcPr>
+            <w:tcW w:w="2344" w:type="dxa"/>
+          </w:tcPr>
           <w:p>
             <w:pPr>
               <w:pStyle w:val="Compact"/>
@@ -3623,7 +3802,9 @@
           </w:p>
         </w:tc>
         <w:tc>
-          <w:tcPr/>
+          <w:tcPr>
+            <w:tcW w:w="3405" w:type="dxa"/>
+          </w:tcPr>
           <w:p>
             <w:pPr>
               <w:pStyle w:val="Compact"/>
@@ -3638,7 +3819,9 @@
           </w:p>
         </w:tc>
         <w:tc>
-          <w:tcPr/>
+          <w:tcPr>
+            <w:tcW w:w="2166" w:type="dxa"/>
+          </w:tcPr>
           <w:p>
             <w:pPr>
               <w:pStyle w:val="Compact"/>
@@ -3767,9 +3950,9 @@
         </w:tblBorders>
       </w:tblPr>
       <w:tblGrid>
-        <w:gridCol w:w="2640"/>
-        <w:gridCol w:w="2640"/>
-        <w:gridCol w:w="2640"/>
+        <w:gridCol w:w="1888"/>
+        <w:gridCol w:w="3573"/>
+        <w:gridCol w:w="2453"/>
       </w:tblGrid>
       <w:tr>
         <w:trPr>
@@ -3777,6 +3960,7 @@
         </w:trPr>
         <w:tc>
           <w:tcPr>
+            <w:tcW w:w="1888" w:type="dxa"/>
             <w:shd w:val="clear" w:color="auto" w:fill="D9E2F3"/>
           </w:tcPr>
           <w:p>
@@ -3795,6 +3979,7 @@
         </w:tc>
         <w:tc>
           <w:tcPr>
+            <w:tcW w:w="3573" w:type="dxa"/>
             <w:shd w:val="clear" w:color="auto" w:fill="D9E2F3"/>
           </w:tcPr>
           <w:p>
@@ -3813,6 +3998,7 @@
         </w:tc>
         <w:tc>
           <w:tcPr>
+            <w:tcW w:w="2453" w:type="dxa"/>
             <w:shd w:val="clear" w:color="auto" w:fill="D9E2F3"/>
           </w:tcPr>
           <w:p>
@@ -3832,7 +4018,9 @@
       </w:tr>
       <w:tr>
         <w:tc>
-          <w:tcPr/>
+          <w:tcPr>
+            <w:tcW w:w="1888" w:type="dxa"/>
+          </w:tcPr>
           <w:p>
             <w:pPr>
               <w:pStyle w:val="Compact"/>
@@ -3847,7 +4035,9 @@
           </w:p>
         </w:tc>
         <w:tc>
-          <w:tcPr/>
+          <w:tcPr>
+            <w:tcW w:w="3573" w:type="dxa"/>
+          </w:tcPr>
           <w:p>
             <w:pPr>
               <w:pStyle w:val="Compact"/>
@@ -3862,7 +4052,9 @@
           </w:p>
         </w:tc>
         <w:tc>
-          <w:tcPr/>
+          <w:tcPr>
+            <w:tcW w:w="2453" w:type="dxa"/>
+          </w:tcPr>
           <w:p>
             <w:pPr>
               <w:pStyle w:val="Compact"/>
@@ -3879,7 +4071,9 @@
       </w:tr>
       <w:tr>
         <w:tc>
-          <w:tcPr/>
+          <w:tcPr>
+            <w:tcW w:w="1888" w:type="dxa"/>
+          </w:tcPr>
           <w:p>
             <w:pPr>
               <w:pStyle w:val="Compact"/>
@@ -3894,7 +4088,9 @@
           </w:p>
         </w:tc>
         <w:tc>
-          <w:tcPr/>
+          <w:tcPr>
+            <w:tcW w:w="3573" w:type="dxa"/>
+          </w:tcPr>
           <w:p>
             <w:pPr>
               <w:pStyle w:val="Compact"/>
@@ -3909,7 +4105,9 @@
           </w:p>
         </w:tc>
         <w:tc>
-          <w:tcPr/>
+          <w:tcPr>
+            <w:tcW w:w="2453" w:type="dxa"/>
+          </w:tcPr>
           <w:p>
             <w:pPr>
               <w:pStyle w:val="Compact"/>
@@ -3926,7 +4124,9 @@
       </w:tr>
       <w:tr>
         <w:tc>
-          <w:tcPr/>
+          <w:tcPr>
+            <w:tcW w:w="1888" w:type="dxa"/>
+          </w:tcPr>
           <w:p>
             <w:pPr>
               <w:pStyle w:val="Compact"/>
@@ -3941,7 +4141,9 @@
           </w:p>
         </w:tc>
         <w:tc>
-          <w:tcPr/>
+          <w:tcPr>
+            <w:tcW w:w="3573" w:type="dxa"/>
+          </w:tcPr>
           <w:p>
             <w:pPr>
               <w:pStyle w:val="Compact"/>
@@ -3956,7 +4158,9 @@
           </w:p>
         </w:tc>
         <w:tc>
-          <w:tcPr/>
+          <w:tcPr>
+            <w:tcW w:w="2453" w:type="dxa"/>
+          </w:tcPr>
           <w:p>
             <w:pPr>
               <w:pStyle w:val="Compact"/>
@@ -3973,7 +4177,9 @@
       </w:tr>
       <w:tr>
         <w:tc>
-          <w:tcPr/>
+          <w:tcPr>
+            <w:tcW w:w="1888" w:type="dxa"/>
+          </w:tcPr>
           <w:p>
             <w:pPr>
               <w:pStyle w:val="Compact"/>
@@ -3988,7 +4194,9 @@
           </w:p>
         </w:tc>
         <w:tc>
-          <w:tcPr/>
+          <w:tcPr>
+            <w:tcW w:w="3573" w:type="dxa"/>
+          </w:tcPr>
           <w:p>
             <w:pPr>
               <w:pStyle w:val="Compact"/>
@@ -4003,7 +4211,9 @@
           </w:p>
         </w:tc>
         <w:tc>
-          <w:tcPr/>
+          <w:tcPr>
+            <w:tcW w:w="2453" w:type="dxa"/>
+          </w:tcPr>
           <w:p>
             <w:pPr>
               <w:pStyle w:val="Compact"/>
@@ -4020,7 +4230,9 @@
       </w:tr>
       <w:tr>
         <w:tc>
-          <w:tcPr/>
+          <w:tcPr>
+            <w:tcW w:w="1888" w:type="dxa"/>
+          </w:tcPr>
           <w:p>
             <w:pPr>
               <w:pStyle w:val="Compact"/>
@@ -4035,7 +4247,9 @@
           </w:p>
         </w:tc>
         <w:tc>
-          <w:tcPr/>
+          <w:tcPr>
+            <w:tcW w:w="3573" w:type="dxa"/>
+          </w:tcPr>
           <w:p>
             <w:pPr>
               <w:pStyle w:val="Compact"/>
@@ -4050,7 +4264,9 @@
           </w:p>
         </w:tc>
         <w:tc>
-          <w:tcPr/>
+          <w:tcPr>
+            <w:tcW w:w="2453" w:type="dxa"/>
+          </w:tcPr>
           <w:p>
             <w:pPr>
               <w:pStyle w:val="Compact"/>
@@ -4067,7 +4283,9 @@
       </w:tr>
       <w:tr>
         <w:tc>
-          <w:tcPr/>
+          <w:tcPr>
+            <w:tcW w:w="1888" w:type="dxa"/>
+          </w:tcPr>
           <w:p>
             <w:pPr>
               <w:pStyle w:val="Compact"/>
@@ -4082,7 +4300,9 @@
           </w:p>
         </w:tc>
         <w:tc>
-          <w:tcPr/>
+          <w:tcPr>
+            <w:tcW w:w="3573" w:type="dxa"/>
+          </w:tcPr>
           <w:p>
             <w:pPr>
               <w:pStyle w:val="Compact"/>
@@ -4097,7 +4317,9 @@
           </w:p>
         </w:tc>
         <w:tc>
-          <w:tcPr/>
+          <w:tcPr>
+            <w:tcW w:w="2453" w:type="dxa"/>
+          </w:tcPr>
           <w:p>
             <w:pPr>
               <w:pStyle w:val="Compact"/>
@@ -4114,7 +4336,9 @@
       </w:tr>
       <w:tr>
         <w:tc>
-          <w:tcPr/>
+          <w:tcPr>
+            <w:tcW w:w="1888" w:type="dxa"/>
+          </w:tcPr>
           <w:p>
             <w:pPr>
               <w:pStyle w:val="Compact"/>
@@ -4129,7 +4353,9 @@
           </w:p>
         </w:tc>
         <w:tc>
-          <w:tcPr/>
+          <w:tcPr>
+            <w:tcW w:w="3573" w:type="dxa"/>
+          </w:tcPr>
           <w:p>
             <w:pPr>
               <w:pStyle w:val="Compact"/>
@@ -4144,7 +4370,9 @@
           </w:p>
         </w:tc>
         <w:tc>
-          <w:tcPr/>
+          <w:tcPr>
+            <w:tcW w:w="2453" w:type="dxa"/>
+          </w:tcPr>
           <w:p>
             <w:pPr>
               <w:pStyle w:val="Compact"/>
@@ -4161,7 +4389,9 @@
       </w:tr>
       <w:tr>
         <w:tc>
-          <w:tcPr/>
+          <w:tcPr>
+            <w:tcW w:w="1888" w:type="dxa"/>
+          </w:tcPr>
           <w:p>
             <w:pPr>
               <w:pStyle w:val="Compact"/>
@@ -4176,7 +4406,9 @@
           </w:p>
         </w:tc>
         <w:tc>
-          <w:tcPr/>
+          <w:tcPr>
+            <w:tcW w:w="3573" w:type="dxa"/>
+          </w:tcPr>
           <w:p>
             <w:pPr>
               <w:pStyle w:val="Compact"/>
@@ -4191,7 +4423,9 @@
           </w:p>
         </w:tc>
         <w:tc>
-          <w:tcPr/>
+          <w:tcPr>
+            <w:tcW w:w="2453" w:type="dxa"/>
+          </w:tcPr>
           <w:p>
             <w:pPr>
               <w:pStyle w:val="Compact"/>
@@ -4208,7 +4442,9 @@
       </w:tr>
       <w:tr>
         <w:tc>
-          <w:tcPr/>
+          <w:tcPr>
+            <w:tcW w:w="1888" w:type="dxa"/>
+          </w:tcPr>
           <w:p>
             <w:pPr>
               <w:pStyle w:val="Compact"/>
@@ -4223,7 +4459,9 @@
           </w:p>
         </w:tc>
         <w:tc>
-          <w:tcPr/>
+          <w:tcPr>
+            <w:tcW w:w="3573" w:type="dxa"/>
+          </w:tcPr>
           <w:p>
             <w:pPr>
               <w:pStyle w:val="Compact"/>
@@ -4238,7 +4476,9 @@
           </w:p>
         </w:tc>
         <w:tc>
-          <w:tcPr/>
+          <w:tcPr>
+            <w:tcW w:w="2453" w:type="dxa"/>
+          </w:tcPr>
           <w:p>
             <w:pPr>
               <w:pStyle w:val="Compact"/>
@@ -4303,10 +4543,10 @@
         </w:tblBorders>
       </w:tblPr>
       <w:tblGrid>
-        <w:gridCol w:w="1980"/>
-        <w:gridCol w:w="1980"/>
-        <w:gridCol w:w="1980"/>
-        <w:gridCol w:w="1980"/>
+        <w:gridCol w:w="1349"/>
+        <w:gridCol w:w="2574"/>
+        <w:gridCol w:w="1402"/>
+        <w:gridCol w:w="2589"/>
       </w:tblGrid>
       <w:tr>
         <w:trPr>
@@ -4314,6 +4554,7 @@
         </w:trPr>
         <w:tc>
           <w:tcPr>
+            <w:tcW w:w="1349" w:type="dxa"/>
             <w:shd w:val="clear" w:color="auto" w:fill="D9E2F3"/>
           </w:tcPr>
           <w:p>
@@ -4332,6 +4573,7 @@
         </w:tc>
         <w:tc>
           <w:tcPr>
+            <w:tcW w:w="2574" w:type="dxa"/>
             <w:shd w:val="clear" w:color="auto" w:fill="D9E2F3"/>
           </w:tcPr>
           <w:p>
@@ -4350,6 +4592,7 @@
         </w:tc>
         <w:tc>
           <w:tcPr>
+            <w:tcW w:w="1402" w:type="dxa"/>
             <w:shd w:val="clear" w:color="auto" w:fill="D9E2F3"/>
           </w:tcPr>
           <w:p>
@@ -4368,6 +4611,7 @@
         </w:tc>
         <w:tc>
           <w:tcPr>
+            <w:tcW w:w="2589" w:type="dxa"/>
             <w:shd w:val="clear" w:color="auto" w:fill="D9E2F3"/>
           </w:tcPr>
           <w:p>
@@ -4387,7 +4631,9 @@
       </w:tr>
       <w:tr>
         <w:tc>
-          <w:tcPr/>
+          <w:tcPr>
+            <w:tcW w:w="1349" w:type="dxa"/>
+          </w:tcPr>
           <w:p>
             <w:pPr>
               <w:pStyle w:val="Compact"/>
@@ -4402,7 +4648,9 @@
           </w:p>
         </w:tc>
         <w:tc>
-          <w:tcPr/>
+          <w:tcPr>
+            <w:tcW w:w="2574" w:type="dxa"/>
+          </w:tcPr>
           <w:p>
             <w:pPr>
               <w:pStyle w:val="Compact"/>
@@ -4417,7 +4665,9 @@
           </w:p>
         </w:tc>
         <w:tc>
-          <w:tcPr/>
+          <w:tcPr>
+            <w:tcW w:w="1402" w:type="dxa"/>
+          </w:tcPr>
           <w:p>
             <w:pPr>
               <w:pStyle w:val="Compact"/>
@@ -4432,7 +4682,9 @@
           </w:p>
         </w:tc>
         <w:tc>
-          <w:tcPr/>
+          <w:tcPr>
+            <w:tcW w:w="2589" w:type="dxa"/>
+          </w:tcPr>
           <w:p>
             <w:pPr>
               <w:pStyle w:val="Compact"/>
@@ -4449,7 +4701,9 @@
       </w:tr>
       <w:tr>
         <w:tc>
-          <w:tcPr/>
+          <w:tcPr>
+            <w:tcW w:w="1349" w:type="dxa"/>
+          </w:tcPr>
           <w:p>
             <w:pPr>
               <w:pStyle w:val="Compact"/>
@@ -4464,7 +4718,9 @@
           </w:p>
         </w:tc>
         <w:tc>
-          <w:tcPr/>
+          <w:tcPr>
+            <w:tcW w:w="2574" w:type="dxa"/>
+          </w:tcPr>
           <w:p>
             <w:pPr>
               <w:pStyle w:val="Compact"/>
@@ -4479,7 +4735,9 @@
           </w:p>
         </w:tc>
         <w:tc>
-          <w:tcPr/>
+          <w:tcPr>
+            <w:tcW w:w="1402" w:type="dxa"/>
+          </w:tcPr>
           <w:p>
             <w:pPr>
               <w:pStyle w:val="Compact"/>
@@ -4494,7 +4752,9 @@
           </w:p>
         </w:tc>
         <w:tc>
-          <w:tcPr/>
+          <w:tcPr>
+            <w:tcW w:w="2589" w:type="dxa"/>
+          </w:tcPr>
           <w:p>
             <w:pPr>
               <w:pStyle w:val="Compact"/>
@@ -4511,7 +4771,9 @@
       </w:tr>
       <w:tr>
         <w:tc>
-          <w:tcPr/>
+          <w:tcPr>
+            <w:tcW w:w="1349" w:type="dxa"/>
+          </w:tcPr>
           <w:p>
             <w:pPr>
               <w:pStyle w:val="Compact"/>
@@ -4526,7 +4788,9 @@
           </w:p>
         </w:tc>
         <w:tc>
-          <w:tcPr/>
+          <w:tcPr>
+            <w:tcW w:w="2574" w:type="dxa"/>
+          </w:tcPr>
           <w:p>
             <w:pPr>
               <w:pStyle w:val="Compact"/>
@@ -4541,7 +4805,9 @@
           </w:p>
         </w:tc>
         <w:tc>
-          <w:tcPr/>
+          <w:tcPr>
+            <w:tcW w:w="1402" w:type="dxa"/>
+          </w:tcPr>
           <w:p>
             <w:pPr>
               <w:pStyle w:val="Compact"/>
@@ -4556,7 +4822,9 @@
           </w:p>
         </w:tc>
         <w:tc>
-          <w:tcPr/>
+          <w:tcPr>
+            <w:tcW w:w="2589" w:type="dxa"/>
+          </w:tcPr>
           <w:p>
             <w:pPr>
               <w:pStyle w:val="Compact"/>
@@ -4573,7 +4841,9 @@
       </w:tr>
       <w:tr>
         <w:tc>
-          <w:tcPr/>
+          <w:tcPr>
+            <w:tcW w:w="1349" w:type="dxa"/>
+          </w:tcPr>
           <w:p>
             <w:pPr>
               <w:pStyle w:val="Compact"/>
@@ -4588,7 +4858,9 @@
           </w:p>
         </w:tc>
         <w:tc>
-          <w:tcPr/>
+          <w:tcPr>
+            <w:tcW w:w="2574" w:type="dxa"/>
+          </w:tcPr>
           <w:p>
             <w:pPr>
               <w:pStyle w:val="Compact"/>
@@ -4603,7 +4875,9 @@
           </w:p>
         </w:tc>
         <w:tc>
-          <w:tcPr/>
+          <w:tcPr>
+            <w:tcW w:w="1402" w:type="dxa"/>
+          </w:tcPr>
           <w:p>
             <w:pPr>
               <w:pStyle w:val="Compact"/>
@@ -4618,7 +4892,9 @@
           </w:p>
         </w:tc>
         <w:tc>
-          <w:tcPr/>
+          <w:tcPr>
+            <w:tcW w:w="2589" w:type="dxa"/>
+          </w:tcPr>
           <w:p>
             <w:pPr>
               <w:pStyle w:val="Compact"/>
@@ -4635,7 +4911,9 @@
       </w:tr>
       <w:tr>
         <w:tc>
-          <w:tcPr/>
+          <w:tcPr>
+            <w:tcW w:w="1349" w:type="dxa"/>
+          </w:tcPr>
           <w:p>
             <w:pPr>
               <w:pStyle w:val="Compact"/>
@@ -4650,7 +4928,9 @@
           </w:p>
         </w:tc>
         <w:tc>
-          <w:tcPr/>
+          <w:tcPr>
+            <w:tcW w:w="2574" w:type="dxa"/>
+          </w:tcPr>
           <w:p>
             <w:pPr>
               <w:pStyle w:val="Compact"/>
@@ -4665,7 +4945,9 @@
           </w:p>
         </w:tc>
         <w:tc>
-          <w:tcPr/>
+          <w:tcPr>
+            <w:tcW w:w="1402" w:type="dxa"/>
+          </w:tcPr>
           <w:p>
             <w:pPr>
               <w:pStyle w:val="Compact"/>
@@ -4680,7 +4962,9 @@
           </w:p>
         </w:tc>
         <w:tc>
-          <w:tcPr/>
+          <w:tcPr>
+            <w:tcW w:w="2589" w:type="dxa"/>
+          </w:tcPr>
           <w:p>
             <w:pPr>
               <w:pStyle w:val="Compact"/>
@@ -4697,7 +4981,9 @@
       </w:tr>
       <w:tr>
         <w:tc>
-          <w:tcPr/>
+          <w:tcPr>
+            <w:tcW w:w="1349" w:type="dxa"/>
+          </w:tcPr>
           <w:p>
             <w:pPr>
               <w:pStyle w:val="Compact"/>
@@ -4712,7 +4998,9 @@
           </w:p>
         </w:tc>
         <w:tc>
-          <w:tcPr/>
+          <w:tcPr>
+            <w:tcW w:w="2574" w:type="dxa"/>
+          </w:tcPr>
           <w:p>
             <w:pPr>
               <w:pStyle w:val="Compact"/>
@@ -4727,7 +5015,9 @@
           </w:p>
         </w:tc>
         <w:tc>
-          <w:tcPr/>
+          <w:tcPr>
+            <w:tcW w:w="1402" w:type="dxa"/>
+          </w:tcPr>
           <w:p>
             <w:pPr>
               <w:pStyle w:val="Compact"/>
@@ -4742,7 +5032,9 @@
           </w:p>
         </w:tc>
         <w:tc>
-          <w:tcPr/>
+          <w:tcPr>
+            <w:tcW w:w="2589" w:type="dxa"/>
+          </w:tcPr>
           <w:p>
             <w:pPr>
               <w:pStyle w:val="Compact"/>
@@ -4759,7 +5051,9 @@
       </w:tr>
       <w:tr>
         <w:tc>
-          <w:tcPr/>
+          <w:tcPr>
+            <w:tcW w:w="1349" w:type="dxa"/>
+          </w:tcPr>
           <w:p>
             <w:pPr>
               <w:pStyle w:val="Compact"/>
@@ -4774,7 +5068,9 @@
           </w:p>
         </w:tc>
         <w:tc>
-          <w:tcPr/>
+          <w:tcPr>
+            <w:tcW w:w="2574" w:type="dxa"/>
+          </w:tcPr>
           <w:p>
             <w:pPr>
               <w:pStyle w:val="Compact"/>
@@ -4789,7 +5085,9 @@
           </w:p>
         </w:tc>
         <w:tc>
-          <w:tcPr/>
+          <w:tcPr>
+            <w:tcW w:w="1402" w:type="dxa"/>
+          </w:tcPr>
           <w:p>
             <w:pPr>
               <w:pStyle w:val="Compact"/>
@@ -4804,7 +5102,9 @@
           </w:p>
         </w:tc>
         <w:tc>
-          <w:tcPr/>
+          <w:tcPr>
+            <w:tcW w:w="2589" w:type="dxa"/>
+          </w:tcPr>
           <w:p>
             <w:pPr>
               <w:pStyle w:val="Compact"/>
@@ -4821,7 +5121,9 @@
       </w:tr>
       <w:tr>
         <w:tc>
-          <w:tcPr/>
+          <w:tcPr>
+            <w:tcW w:w="1349" w:type="dxa"/>
+          </w:tcPr>
           <w:p>
             <w:pPr>
               <w:pStyle w:val="Compact"/>
@@ -4836,7 +5138,9 @@
           </w:p>
         </w:tc>
         <w:tc>
-          <w:tcPr/>
+          <w:tcPr>
+            <w:tcW w:w="2574" w:type="dxa"/>
+          </w:tcPr>
           <w:p>
             <w:pPr>
               <w:pStyle w:val="Compact"/>
@@ -4851,7 +5155,9 @@
           </w:p>
         </w:tc>
         <w:tc>
-          <w:tcPr/>
+          <w:tcPr>
+            <w:tcW w:w="1402" w:type="dxa"/>
+          </w:tcPr>
           <w:p>
             <w:pPr>
               <w:pStyle w:val="Compact"/>
@@ -4866,7 +5172,9 @@
           </w:p>
         </w:tc>
         <w:tc>
-          <w:tcPr/>
+          <w:tcPr>
+            <w:tcW w:w="2589" w:type="dxa"/>
+          </w:tcPr>
           <w:p>
             <w:pPr>
               <w:pStyle w:val="Compact"/>
@@ -4883,7 +5191,9 @@
       </w:tr>
       <w:tr>
         <w:tc>
-          <w:tcPr/>
+          <w:tcPr>
+            <w:tcW w:w="1349" w:type="dxa"/>
+          </w:tcPr>
           <w:p>
             <w:pPr>
               <w:pStyle w:val="Compact"/>
@@ -4898,7 +5208,9 @@
           </w:p>
         </w:tc>
         <w:tc>
-          <w:tcPr/>
+          <w:tcPr>
+            <w:tcW w:w="2574" w:type="dxa"/>
+          </w:tcPr>
           <w:p>
             <w:pPr>
               <w:pStyle w:val="Compact"/>
@@ -4913,7 +5225,9 @@
           </w:p>
         </w:tc>
         <w:tc>
-          <w:tcPr/>
+          <w:tcPr>
+            <w:tcW w:w="1402" w:type="dxa"/>
+          </w:tcPr>
           <w:p>
             <w:pPr>
               <w:pStyle w:val="Compact"/>
@@ -4928,7 +5242,9 @@
           </w:p>
         </w:tc>
         <w:tc>
-          <w:tcPr/>
+          <w:tcPr>
+            <w:tcW w:w="2589" w:type="dxa"/>
+          </w:tcPr>
           <w:p>
             <w:pPr>
               <w:pStyle w:val="Compact"/>
@@ -4984,10 +5300,10 @@
         </w:tblBorders>
       </w:tblPr>
       <w:tblGrid>
-        <w:gridCol w:w="1980"/>
-        <w:gridCol w:w="1980"/>
-        <w:gridCol w:w="1980"/>
-        <w:gridCol w:w="1980"/>
+        <w:gridCol w:w="1809"/>
+        <w:gridCol w:w="1266"/>
+        <w:gridCol w:w="2032"/>
+        <w:gridCol w:w="2807"/>
       </w:tblGrid>
       <w:tr>
         <w:trPr>
@@ -4995,6 +5311,7 @@
         </w:trPr>
         <w:tc>
           <w:tcPr>
+            <w:tcW w:w="1809" w:type="dxa"/>
             <w:shd w:val="clear" w:color="auto" w:fill="D9E2F3"/>
           </w:tcPr>
           <w:p>
@@ -5013,6 +5330,7 @@
         </w:tc>
         <w:tc>
           <w:tcPr>
+            <w:tcW w:w="1266" w:type="dxa"/>
             <w:shd w:val="clear" w:color="auto" w:fill="D9E2F3"/>
           </w:tcPr>
           <w:p>
@@ -5031,6 +5349,7 @@
         </w:tc>
         <w:tc>
           <w:tcPr>
+            <w:tcW w:w="2032" w:type="dxa"/>
             <w:shd w:val="clear" w:color="auto" w:fill="D9E2F3"/>
           </w:tcPr>
           <w:p>
@@ -5049,6 +5368,7 @@
         </w:tc>
         <w:tc>
           <w:tcPr>
+            <w:tcW w:w="2807" w:type="dxa"/>
             <w:shd w:val="clear" w:color="auto" w:fill="D9E2F3"/>
           </w:tcPr>
           <w:p>
@@ -5068,7 +5388,9 @@
       </w:tr>
       <w:tr>
         <w:tc>
-          <w:tcPr/>
+          <w:tcPr>
+            <w:tcW w:w="1809" w:type="dxa"/>
+          </w:tcPr>
           <w:p>
             <w:pPr>
               <w:pStyle w:val="Compact"/>
@@ -5083,7 +5405,9 @@
           </w:p>
         </w:tc>
         <w:tc>
-          <w:tcPr/>
+          <w:tcPr>
+            <w:tcW w:w="1266" w:type="dxa"/>
+          </w:tcPr>
           <w:p>
             <w:pPr>
               <w:pStyle w:val="Compact"/>
@@ -5098,7 +5422,9 @@
           </w:p>
         </w:tc>
         <w:tc>
-          <w:tcPr/>
+          <w:tcPr>
+            <w:tcW w:w="2032" w:type="dxa"/>
+          </w:tcPr>
           <w:p>
             <w:pPr>
               <w:pStyle w:val="Compact"/>
@@ -5113,7 +5439,9 @@
           </w:p>
         </w:tc>
         <w:tc>
-          <w:tcPr/>
+          <w:tcPr>
+            <w:tcW w:w="2807" w:type="dxa"/>
+          </w:tcPr>
           <w:p>
             <w:pPr>
               <w:pStyle w:val="Compact"/>
@@ -5130,7 +5458,9 @@
       </w:tr>
       <w:tr>
         <w:tc>
-          <w:tcPr/>
+          <w:tcPr>
+            <w:tcW w:w="1809" w:type="dxa"/>
+          </w:tcPr>
           <w:p>
             <w:pPr>
               <w:pStyle w:val="Compact"/>
@@ -5145,7 +5475,9 @@
           </w:p>
         </w:tc>
         <w:tc>
-          <w:tcPr/>
+          <w:tcPr>
+            <w:tcW w:w="1266" w:type="dxa"/>
+          </w:tcPr>
           <w:p>
             <w:pPr>
               <w:pStyle w:val="Compact"/>
@@ -5160,7 +5492,9 @@
           </w:p>
         </w:tc>
         <w:tc>
-          <w:tcPr/>
+          <w:tcPr>
+            <w:tcW w:w="2032" w:type="dxa"/>
+          </w:tcPr>
           <w:p>
             <w:pPr>
               <w:pStyle w:val="Compact"/>
@@ -5175,7 +5509,9 @@
           </w:p>
         </w:tc>
         <w:tc>
-          <w:tcPr/>
+          <w:tcPr>
+            <w:tcW w:w="2807" w:type="dxa"/>
+          </w:tcPr>
           <w:p>
             <w:pPr>
               <w:pStyle w:val="Compact"/>
@@ -5192,7 +5528,9 @@
       </w:tr>
       <w:tr>
         <w:tc>
-          <w:tcPr/>
+          <w:tcPr>
+            <w:tcW w:w="1809" w:type="dxa"/>
+          </w:tcPr>
           <w:p>
             <w:pPr>
               <w:pStyle w:val="Compact"/>
@@ -5207,7 +5545,9 @@
           </w:p>
         </w:tc>
         <w:tc>
-          <w:tcPr/>
+          <w:tcPr>
+            <w:tcW w:w="1266" w:type="dxa"/>
+          </w:tcPr>
           <w:p>
             <w:pPr>
               <w:pStyle w:val="Compact"/>
@@ -5222,7 +5562,9 @@
           </w:p>
         </w:tc>
         <w:tc>
-          <w:tcPr/>
+          <w:tcPr>
+            <w:tcW w:w="2032" w:type="dxa"/>
+          </w:tcPr>
           <w:p>
             <w:pPr>
               <w:pStyle w:val="Compact"/>
@@ -5237,7 +5579,9 @@
           </w:p>
         </w:tc>
         <w:tc>
-          <w:tcPr/>
+          <w:tcPr>
+            <w:tcW w:w="2807" w:type="dxa"/>
+          </w:tcPr>
           <w:p>
             <w:pPr>
               <w:pStyle w:val="Compact"/>
@@ -5307,10 +5651,10 @@
         </w:tblBorders>
       </w:tblPr>
       <w:tblGrid>
-        <w:gridCol w:w="1980"/>
-        <w:gridCol w:w="1980"/>
-        <w:gridCol w:w="1980"/>
-        <w:gridCol w:w="1980"/>
+        <w:gridCol w:w="2430"/>
+        <w:gridCol w:w="1447"/>
+        <w:gridCol w:w="2430"/>
+        <w:gridCol w:w="1606"/>
       </w:tblGrid>
       <w:tr>
         <w:trPr>
@@ -5318,6 +5662,7 @@
         </w:trPr>
         <w:tc>
           <w:tcPr>
+            <w:tcW w:w="2430" w:type="dxa"/>
             <w:shd w:val="clear" w:color="auto" w:fill="D9E2F3"/>
           </w:tcPr>
           <w:p>
@@ -5336,6 +5681,7 @@
         </w:tc>
         <w:tc>
           <w:tcPr>
+            <w:tcW w:w="1447" w:type="dxa"/>
             <w:shd w:val="clear" w:color="auto" w:fill="D9E2F3"/>
           </w:tcPr>
           <w:p>
@@ -5354,6 +5700,7 @@
         </w:tc>
         <w:tc>
           <w:tcPr>
+            <w:tcW w:w="2430" w:type="dxa"/>
             <w:shd w:val="clear" w:color="auto" w:fill="D9E2F3"/>
           </w:tcPr>
           <w:p>
@@ -5372,6 +5719,7 @@
         </w:tc>
         <w:tc>
           <w:tcPr>
+            <w:tcW w:w="1606" w:type="dxa"/>
             <w:shd w:val="clear" w:color="auto" w:fill="D9E2F3"/>
           </w:tcPr>
           <w:p>
@@ -5391,7 +5739,9 @@
       </w:tr>
       <w:tr>
         <w:tc>
-          <w:tcPr/>
+          <w:tcPr>
+            <w:tcW w:w="2430" w:type="dxa"/>
+          </w:tcPr>
           <w:p>
             <w:pPr>
               <w:pStyle w:val="Compact"/>
@@ -5406,7 +5756,9 @@
           </w:p>
         </w:tc>
         <w:tc>
-          <w:tcPr/>
+          <w:tcPr>
+            <w:tcW w:w="1447" w:type="dxa"/>
+          </w:tcPr>
           <w:p>
             <w:pPr>
               <w:pStyle w:val="Compact"/>
@@ -5421,7 +5773,9 @@
           </w:p>
         </w:tc>
         <w:tc>
-          <w:tcPr/>
+          <w:tcPr>
+            <w:tcW w:w="2430" w:type="dxa"/>
+          </w:tcPr>
           <w:p>
             <w:pPr>
               <w:pStyle w:val="Compact"/>
@@ -5436,7 +5790,9 @@
           </w:p>
         </w:tc>
         <w:tc>
-          <w:tcPr/>
+          <w:tcPr>
+            <w:tcW w:w="1606" w:type="dxa"/>
+          </w:tcPr>
           <w:p>
             <w:pPr>
               <w:pStyle w:val="Compact"/>
@@ -5453,7 +5809,9 @@
       </w:tr>
       <w:tr>
         <w:tc>
-          <w:tcPr/>
+          <w:tcPr>
+            <w:tcW w:w="2430" w:type="dxa"/>
+          </w:tcPr>
           <w:p>
             <w:pPr>
               <w:pStyle w:val="Compact"/>
@@ -5468,7 +5826,9 @@
           </w:p>
         </w:tc>
         <w:tc>
-          <w:tcPr/>
+          <w:tcPr>
+            <w:tcW w:w="1447" w:type="dxa"/>
+          </w:tcPr>
           <w:p>
             <w:pPr>
               <w:pStyle w:val="Compact"/>
@@ -5483,7 +5843,9 @@
           </w:p>
         </w:tc>
         <w:tc>
-          <w:tcPr/>
+          <w:tcPr>
+            <w:tcW w:w="2430" w:type="dxa"/>
+          </w:tcPr>
           <w:p>
             <w:pPr>
               <w:pStyle w:val="Compact"/>
@@ -5498,7 +5860,9 @@
           </w:p>
         </w:tc>
         <w:tc>
-          <w:tcPr/>
+          <w:tcPr>
+            <w:tcW w:w="1606" w:type="dxa"/>
+          </w:tcPr>
           <w:p>
             <w:pPr>
               <w:pStyle w:val="Compact"/>
@@ -5515,7 +5879,9 @@
       </w:tr>
       <w:tr>
         <w:tc>
-          <w:tcPr/>
+          <w:tcPr>
+            <w:tcW w:w="2430" w:type="dxa"/>
+          </w:tcPr>
           <w:p>
             <w:pPr>
               <w:pStyle w:val="Compact"/>
@@ -5530,7 +5896,9 @@
           </w:p>
         </w:tc>
         <w:tc>
-          <w:tcPr/>
+          <w:tcPr>
+            <w:tcW w:w="1447" w:type="dxa"/>
+          </w:tcPr>
           <w:p>
             <w:pPr>
               <w:pStyle w:val="Compact"/>
@@ -5545,7 +5913,9 @@
           </w:p>
         </w:tc>
         <w:tc>
-          <w:tcPr/>
+          <w:tcPr>
+            <w:tcW w:w="2430" w:type="dxa"/>
+          </w:tcPr>
           <w:p>
             <w:pPr>
               <w:pStyle w:val="Compact"/>
@@ -5560,7 +5930,9 @@
           </w:p>
         </w:tc>
         <w:tc>
-          <w:tcPr/>
+          <w:tcPr>
+            <w:tcW w:w="1606" w:type="dxa"/>
+          </w:tcPr>
           <w:p>
             <w:pPr>
               <w:pStyle w:val="Compact"/>
@@ -5577,7 +5949,9 @@
       </w:tr>
       <w:tr>
         <w:tc>
-          <w:tcPr/>
+          <w:tcPr>
+            <w:tcW w:w="2430" w:type="dxa"/>
+          </w:tcPr>
           <w:p>
             <w:pPr>
               <w:pStyle w:val="Compact"/>
@@ -5592,7 +5966,9 @@
           </w:p>
         </w:tc>
         <w:tc>
-          <w:tcPr/>
+          <w:tcPr>
+            <w:tcW w:w="1447" w:type="dxa"/>
+          </w:tcPr>
           <w:p>
             <w:pPr>
               <w:pStyle w:val="Compact"/>
@@ -5607,7 +5983,9 @@
           </w:p>
         </w:tc>
         <w:tc>
-          <w:tcPr/>
+          <w:tcPr>
+            <w:tcW w:w="2430" w:type="dxa"/>
+          </w:tcPr>
           <w:p>
             <w:pPr>
               <w:pStyle w:val="Compact"/>
@@ -5622,7 +6000,9 @@
           </w:p>
         </w:tc>
         <w:tc>
-          <w:tcPr/>
+          <w:tcPr>
+            <w:tcW w:w="1606" w:type="dxa"/>
+          </w:tcPr>
           <w:p>
             <w:pPr>
               <w:pStyle w:val="Compact"/>
@@ -5639,7 +6019,9 @@
       </w:tr>
       <w:tr>
         <w:tc>
-          <w:tcPr/>
+          <w:tcPr>
+            <w:tcW w:w="2430" w:type="dxa"/>
+          </w:tcPr>
           <w:p>
             <w:pPr>
               <w:pStyle w:val="Compact"/>
@@ -5654,7 +6036,9 @@
           </w:p>
         </w:tc>
         <w:tc>
-          <w:tcPr/>
+          <w:tcPr>
+            <w:tcW w:w="1447" w:type="dxa"/>
+          </w:tcPr>
           <w:p>
             <w:pPr>
               <w:pStyle w:val="Compact"/>
@@ -5669,7 +6053,9 @@
           </w:p>
         </w:tc>
         <w:tc>
-          <w:tcPr/>
+          <w:tcPr>
+            <w:tcW w:w="2430" w:type="dxa"/>
+          </w:tcPr>
           <w:p>
             <w:pPr>
               <w:pStyle w:val="Compact"/>
@@ -5684,7 +6070,9 @@
           </w:p>
         </w:tc>
         <w:tc>
-          <w:tcPr/>
+          <w:tcPr>
+            <w:tcW w:w="1606" w:type="dxa"/>
+          </w:tcPr>
           <w:p>
             <w:pPr>
               <w:pStyle w:val="Compact"/>
@@ -5701,7 +6089,9 @@
       </w:tr>
       <w:tr>
         <w:tc>
-          <w:tcPr/>
+          <w:tcPr>
+            <w:tcW w:w="2430" w:type="dxa"/>
+          </w:tcPr>
           <w:p>
             <w:pPr>
               <w:pStyle w:val="Compact"/>
@@ -5716,7 +6106,9 @@
           </w:p>
         </w:tc>
         <w:tc>
-          <w:tcPr/>
+          <w:tcPr>
+            <w:tcW w:w="1447" w:type="dxa"/>
+          </w:tcPr>
           <w:p>
             <w:pPr>
               <w:pStyle w:val="Compact"/>
@@ -5731,7 +6123,9 @@
           </w:p>
         </w:tc>
         <w:tc>
-          <w:tcPr/>
+          <w:tcPr>
+            <w:tcW w:w="2430" w:type="dxa"/>
+          </w:tcPr>
           <w:p>
             <w:pPr>
               <w:pStyle w:val="Compact"/>
@@ -5746,7 +6140,9 @@
           </w:p>
         </w:tc>
         <w:tc>
-          <w:tcPr/>
+          <w:tcPr>
+            <w:tcW w:w="1606" w:type="dxa"/>
+          </w:tcPr>
           <w:p>
             <w:pPr>
               <w:pStyle w:val="Compact"/>
@@ -5763,7 +6159,9 @@
       </w:tr>
       <w:tr>
         <w:tc>
-          <w:tcPr/>
+          <w:tcPr>
+            <w:tcW w:w="2430" w:type="dxa"/>
+          </w:tcPr>
           <w:p>
             <w:pPr>
               <w:pStyle w:val="Compact"/>
@@ -5778,7 +6176,9 @@
           </w:p>
         </w:tc>
         <w:tc>
-          <w:tcPr/>
+          <w:tcPr>
+            <w:tcW w:w="1447" w:type="dxa"/>
+          </w:tcPr>
           <w:p>
             <w:pPr>
               <w:pStyle w:val="Compact"/>
@@ -5793,7 +6193,9 @@
           </w:p>
         </w:tc>
         <w:tc>
-          <w:tcPr/>
+          <w:tcPr>
+            <w:tcW w:w="2430" w:type="dxa"/>
+          </w:tcPr>
           <w:p>
             <w:pPr>
               <w:pStyle w:val="Compact"/>
@@ -5808,7 +6210,9 @@
           </w:p>
         </w:tc>
         <w:tc>
-          <w:tcPr/>
+          <w:tcPr>
+            <w:tcW w:w="1606" w:type="dxa"/>
+          </w:tcPr>
           <w:p>
             <w:pPr>
               <w:pStyle w:val="Compact"/>
@@ -5825,7 +6229,9 @@
       </w:tr>
       <w:tr>
         <w:tc>
-          <w:tcPr/>
+          <w:tcPr>
+            <w:tcW w:w="2430" w:type="dxa"/>
+          </w:tcPr>
           <w:p>
             <w:pPr>
               <w:pStyle w:val="Compact"/>
@@ -5840,7 +6246,9 @@
           </w:p>
         </w:tc>
         <w:tc>
-          <w:tcPr/>
+          <w:tcPr>
+            <w:tcW w:w="1447" w:type="dxa"/>
+          </w:tcPr>
           <w:p>
             <w:pPr>
               <w:pStyle w:val="Compact"/>
@@ -5855,7 +6263,9 @@
           </w:p>
         </w:tc>
         <w:tc>
-          <w:tcPr/>
+          <w:tcPr>
+            <w:tcW w:w="2430" w:type="dxa"/>
+          </w:tcPr>
           <w:p>
             <w:pPr>
               <w:pStyle w:val="Compact"/>
@@ -5870,7 +6280,9 @@
           </w:p>
         </w:tc>
         <w:tc>
-          <w:tcPr/>
+          <w:tcPr>
+            <w:tcW w:w="1606" w:type="dxa"/>
+          </w:tcPr>
           <w:p>
             <w:pPr>
               <w:pStyle w:val="Compact"/>
@@ -5926,9 +6338,9 @@
         </w:tblBorders>
       </w:tblPr>
       <w:tblGrid>
-        <w:gridCol w:w="2640"/>
-        <w:gridCol w:w="2640"/>
-        <w:gridCol w:w="2640"/>
+        <w:gridCol w:w="3330"/>
+        <w:gridCol w:w="1987"/>
+        <w:gridCol w:w="2599"/>
       </w:tblGrid>
       <w:tr>
         <w:trPr>
@@ -5936,6 +6348,7 @@
         </w:trPr>
         <w:tc>
           <w:tcPr>
+            <w:tcW w:w="3330" w:type="dxa"/>
             <w:shd w:val="clear" w:color="auto" w:fill="D9E2F3"/>
           </w:tcPr>
           <w:p>
@@ -5954,6 +6367,7 @@
         </w:tc>
         <w:tc>
           <w:tcPr>
+            <w:tcW w:w="1987" w:type="dxa"/>
             <w:shd w:val="clear" w:color="auto" w:fill="D9E2F3"/>
           </w:tcPr>
           <w:p>
@@ -5972,6 +6386,7 @@
         </w:tc>
         <w:tc>
           <w:tcPr>
+            <w:tcW w:w="2599" w:type="dxa"/>
             <w:shd w:val="clear" w:color="auto" w:fill="D9E2F3"/>
           </w:tcPr>
           <w:p>
@@ -5991,7 +6406,9 @@
       </w:tr>
       <w:tr>
         <w:tc>
-          <w:tcPr/>
+          <w:tcPr>
+            <w:tcW w:w="3330" w:type="dxa"/>
+          </w:tcPr>
           <w:p>
             <w:pPr>
               <w:pStyle w:val="Compact"/>
@@ -6006,7 +6423,9 @@
           </w:p>
         </w:tc>
         <w:tc>
-          <w:tcPr/>
+          <w:tcPr>
+            <w:tcW w:w="1987" w:type="dxa"/>
+          </w:tcPr>
           <w:p>
             <w:pPr>
               <w:pStyle w:val="Compact"/>
@@ -6021,7 +6440,9 @@
           </w:p>
         </w:tc>
         <w:tc>
-          <w:tcPr/>
+          <w:tcPr>
+            <w:tcW w:w="2599" w:type="dxa"/>
+          </w:tcPr>
           <w:p>
             <w:pPr>
               <w:pStyle w:val="Compact"/>
@@ -6038,7 +6459,9 @@
       </w:tr>
       <w:tr>
         <w:tc>
-          <w:tcPr/>
+          <w:tcPr>
+            <w:tcW w:w="3330" w:type="dxa"/>
+          </w:tcPr>
           <w:p>
             <w:pPr>
               <w:pStyle w:val="Compact"/>
@@ -6053,7 +6476,9 @@
           </w:p>
         </w:tc>
         <w:tc>
-          <w:tcPr/>
+          <w:tcPr>
+            <w:tcW w:w="1987" w:type="dxa"/>
+          </w:tcPr>
           <w:p>
             <w:pPr>
               <w:pStyle w:val="Compact"/>
@@ -6068,7 +6493,9 @@
           </w:p>
         </w:tc>
         <w:tc>
-          <w:tcPr/>
+          <w:tcPr>
+            <w:tcW w:w="2599" w:type="dxa"/>
+          </w:tcPr>
           <w:p>
             <w:pPr>
               <w:pStyle w:val="Compact"/>
@@ -6085,7 +6512,9 @@
       </w:tr>
       <w:tr>
         <w:tc>
-          <w:tcPr/>
+          <w:tcPr>
+            <w:tcW w:w="3330" w:type="dxa"/>
+          </w:tcPr>
           <w:p>
             <w:pPr>
               <w:pStyle w:val="Compact"/>
@@ -6100,7 +6529,9 @@
           </w:p>
         </w:tc>
         <w:tc>
-          <w:tcPr/>
+          <w:tcPr>
+            <w:tcW w:w="1987" w:type="dxa"/>
+          </w:tcPr>
           <w:p>
             <w:pPr>
               <w:pStyle w:val="Compact"/>
@@ -6115,7 +6546,9 @@
           </w:p>
         </w:tc>
         <w:tc>
-          <w:tcPr/>
+          <w:tcPr>
+            <w:tcW w:w="2599" w:type="dxa"/>
+          </w:tcPr>
           <w:p>
             <w:pPr>
               <w:pStyle w:val="Compact"/>
@@ -6132,7 +6565,9 @@
       </w:tr>
       <w:tr>
         <w:tc>
-          <w:tcPr/>
+          <w:tcPr>
+            <w:tcW w:w="3330" w:type="dxa"/>
+          </w:tcPr>
           <w:p>
             <w:pPr>
               <w:pStyle w:val="Compact"/>
@@ -6147,7 +6582,9 @@
           </w:p>
         </w:tc>
         <w:tc>
-          <w:tcPr/>
+          <w:tcPr>
+            <w:tcW w:w="1987" w:type="dxa"/>
+          </w:tcPr>
           <w:p>
             <w:pPr>
               <w:pStyle w:val="Compact"/>
@@ -6162,7 +6599,9 @@
           </w:p>
         </w:tc>
         <w:tc>
-          <w:tcPr/>
+          <w:tcPr>
+            <w:tcW w:w="2599" w:type="dxa"/>
+          </w:tcPr>
           <w:p>
             <w:pPr>
               <w:pStyle w:val="Compact"/>
@@ -6179,7 +6618,9 @@
       </w:tr>
       <w:tr>
         <w:tc>
-          <w:tcPr/>
+          <w:tcPr>
+            <w:tcW w:w="3330" w:type="dxa"/>
+          </w:tcPr>
           <w:p>
             <w:pPr>
               <w:pStyle w:val="Compact"/>
@@ -6194,7 +6635,9 @@
           </w:p>
         </w:tc>
         <w:tc>
-          <w:tcPr/>
+          <w:tcPr>
+            <w:tcW w:w="1987" w:type="dxa"/>
+          </w:tcPr>
           <w:p>
             <w:pPr>
               <w:pStyle w:val="Compact"/>
@@ -6209,7 +6652,9 @@
           </w:p>
         </w:tc>
         <w:tc>
-          <w:tcPr/>
+          <w:tcPr>
+            <w:tcW w:w="2599" w:type="dxa"/>
+          </w:tcPr>
           <w:p>
             <w:pPr>
               <w:pStyle w:val="Compact"/>
@@ -6226,7 +6671,9 @@
       </w:tr>
       <w:tr>
         <w:tc>
-          <w:tcPr/>
+          <w:tcPr>
+            <w:tcW w:w="3330" w:type="dxa"/>
+          </w:tcPr>
           <w:p>
             <w:pPr>
               <w:pStyle w:val="Compact"/>
@@ -6241,7 +6688,9 @@
           </w:p>
         </w:tc>
         <w:tc>
-          <w:tcPr/>
+          <w:tcPr>
+            <w:tcW w:w="1987" w:type="dxa"/>
+          </w:tcPr>
           <w:p>
             <w:pPr>
               <w:pStyle w:val="Compact"/>
@@ -6256,7 +6705,9 @@
           </w:p>
         </w:tc>
         <w:tc>
-          <w:tcPr/>
+          <w:tcPr>
+            <w:tcW w:w="2599" w:type="dxa"/>
+          </w:tcPr>
           <w:p>
             <w:pPr>
               <w:pStyle w:val="Compact"/>
@@ -6273,7 +6724,9 @@
       </w:tr>
       <w:tr>
         <w:tc>
-          <w:tcPr/>
+          <w:tcPr>
+            <w:tcW w:w="3330" w:type="dxa"/>
+          </w:tcPr>
           <w:p>
             <w:pPr>
               <w:pStyle w:val="Compact"/>
@@ -6288,7 +6741,9 @@
           </w:p>
         </w:tc>
         <w:tc>
-          <w:tcPr/>
+          <w:tcPr>
+            <w:tcW w:w="1987" w:type="dxa"/>
+          </w:tcPr>
           <w:p>
             <w:pPr>
               <w:pStyle w:val="Compact"/>
@@ -6303,7 +6758,9 @@
           </w:p>
         </w:tc>
         <w:tc>
-          <w:tcPr/>
+          <w:tcPr>
+            <w:tcW w:w="2599" w:type="dxa"/>
+          </w:tcPr>
           <w:p>
             <w:pPr>
               <w:pStyle w:val="Compact"/>
@@ -6320,7 +6777,9 @@
       </w:tr>
       <w:tr>
         <w:tc>
-          <w:tcPr/>
+          <w:tcPr>
+            <w:tcW w:w="3330" w:type="dxa"/>
+          </w:tcPr>
           <w:p>
             <w:pPr>
               <w:pStyle w:val="Compact"/>
@@ -6335,7 +6794,9 @@
           </w:p>
         </w:tc>
         <w:tc>
-          <w:tcPr/>
+          <w:tcPr>
+            <w:tcW w:w="1987" w:type="dxa"/>
+          </w:tcPr>
           <w:p>
             <w:pPr>
               <w:pStyle w:val="Compact"/>
@@ -6350,7 +6811,9 @@
           </w:p>
         </w:tc>
         <w:tc>
-          <w:tcPr/>
+          <w:tcPr>
+            <w:tcW w:w="2599" w:type="dxa"/>
+          </w:tcPr>
           <w:p>
             <w:pPr>
               <w:pStyle w:val="Compact"/>
@@ -6367,7 +6830,9 @@
       </w:tr>
       <w:tr>
         <w:tc>
-          <w:tcPr/>
+          <w:tcPr>
+            <w:tcW w:w="3330" w:type="dxa"/>
+          </w:tcPr>
           <w:p>
             <w:pPr>
               <w:pStyle w:val="Compact"/>
@@ -6382,7 +6847,9 @@
           </w:p>
         </w:tc>
         <w:tc>
-          <w:tcPr/>
+          <w:tcPr>
+            <w:tcW w:w="1987" w:type="dxa"/>
+          </w:tcPr>
           <w:p>
             <w:pPr>
               <w:pStyle w:val="Compact"/>
@@ -6397,7 +6864,9 @@
           </w:p>
         </w:tc>
         <w:tc>
-          <w:tcPr/>
+          <w:tcPr>
+            <w:tcW w:w="2599" w:type="dxa"/>
+          </w:tcPr>
           <w:p>
             <w:pPr>
               <w:pStyle w:val="Compact"/>
@@ -6414,7 +6883,9 @@
       </w:tr>
       <w:tr>
         <w:tc>
-          <w:tcPr/>
+          <w:tcPr>
+            <w:tcW w:w="3330" w:type="dxa"/>
+          </w:tcPr>
           <w:p>
             <w:pPr>
               <w:pStyle w:val="Compact"/>
@@ -6429,7 +6900,9 @@
           </w:p>
         </w:tc>
         <w:tc>
-          <w:tcPr/>
+          <w:tcPr>
+            <w:tcW w:w="1987" w:type="dxa"/>
+          </w:tcPr>
           <w:p>
             <w:pPr>
               <w:pStyle w:val="Compact"/>
@@ -6444,7 +6917,9 @@
           </w:p>
         </w:tc>
         <w:tc>
-          <w:tcPr/>
+          <w:tcPr>
+            <w:tcW w:w="2599" w:type="dxa"/>
+          </w:tcPr>
           <w:p>
             <w:pPr>
               <w:pStyle w:val="Compact"/>
@@ -6461,7 +6936,9 @@
       </w:tr>
       <w:tr>
         <w:tc>
-          <w:tcPr/>
+          <w:tcPr>
+            <w:tcW w:w="3330" w:type="dxa"/>
+          </w:tcPr>
           <w:p>
             <w:pPr>
               <w:pStyle w:val="Compact"/>
@@ -6476,7 +6953,9 @@
           </w:p>
         </w:tc>
         <w:tc>
-          <w:tcPr/>
+          <w:tcPr>
+            <w:tcW w:w="1987" w:type="dxa"/>
+          </w:tcPr>
           <w:p>
             <w:pPr>
               <w:pStyle w:val="Compact"/>
@@ -6491,7 +6970,9 @@
           </w:p>
         </w:tc>
         <w:tc>
-          <w:tcPr/>
+          <w:tcPr>
+            <w:tcW w:w="2599" w:type="dxa"/>
+          </w:tcPr>
           <w:p>
             <w:pPr>
               <w:pStyle w:val="Compact"/>
@@ -6534,9 +7015,9 @@
         </w:tblBorders>
       </w:tblPr>
       <w:tblGrid>
-        <w:gridCol w:w="2640"/>
-        <w:gridCol w:w="2640"/>
-        <w:gridCol w:w="2640"/>
+        <w:gridCol w:w="1862"/>
+        <w:gridCol w:w="2557"/>
+        <w:gridCol w:w="3496"/>
       </w:tblGrid>
       <w:tr>
         <w:trPr>
@@ -6544,6 +7025,7 @@
         </w:trPr>
         <w:tc>
           <w:tcPr>
+            <w:tcW w:w="1862" w:type="dxa"/>
             <w:shd w:val="clear" w:color="auto" w:fill="D9E2F3"/>
           </w:tcPr>
           <w:p>
@@ -6562,6 +7044,7 @@
         </w:tc>
         <w:tc>
           <w:tcPr>
+            <w:tcW w:w="2557" w:type="dxa"/>
             <w:shd w:val="clear" w:color="auto" w:fill="D9E2F3"/>
           </w:tcPr>
           <w:p>
@@ -6580,6 +7063,7 @@
         </w:tc>
         <w:tc>
           <w:tcPr>
+            <w:tcW w:w="3496" w:type="dxa"/>
             <w:shd w:val="clear" w:color="auto" w:fill="D9E2F3"/>
           </w:tcPr>
           <w:p>
@@ -6599,7 +7083,9 @@
       </w:tr>
       <w:tr>
         <w:tc>
-          <w:tcPr/>
+          <w:tcPr>
+            <w:tcW w:w="1862" w:type="dxa"/>
+          </w:tcPr>
           <w:p>
             <w:pPr>
               <w:pStyle w:val="Compact"/>
@@ -6614,7 +7100,9 @@
           </w:p>
         </w:tc>
         <w:tc>
-          <w:tcPr/>
+          <w:tcPr>
+            <w:tcW w:w="2557" w:type="dxa"/>
+          </w:tcPr>
           <w:p>
             <w:pPr>
               <w:pStyle w:val="Compact"/>
@@ -6629,7 +7117,9 @@
           </w:p>
         </w:tc>
         <w:tc>
-          <w:tcPr/>
+          <w:tcPr>
+            <w:tcW w:w="3496" w:type="dxa"/>
+          </w:tcPr>
           <w:p>
             <w:pPr>
               <w:pStyle w:val="Compact"/>
@@ -6646,7 +7136,9 @@
       </w:tr>
       <w:tr>
         <w:tc>
-          <w:tcPr/>
+          <w:tcPr>
+            <w:tcW w:w="1862" w:type="dxa"/>
+          </w:tcPr>
           <w:p>
             <w:pPr>
               <w:pStyle w:val="Compact"/>
@@ -6661,7 +7153,9 @@
           </w:p>
         </w:tc>
         <w:tc>
-          <w:tcPr/>
+          <w:tcPr>
+            <w:tcW w:w="2557" w:type="dxa"/>
+          </w:tcPr>
           <w:p>
             <w:pPr>
               <w:pStyle w:val="Compact"/>
@@ -6676,7 +7170,9 @@
           </w:p>
         </w:tc>
         <w:tc>
-          <w:tcPr/>
+          <w:tcPr>
+            <w:tcW w:w="3496" w:type="dxa"/>
+          </w:tcPr>
           <w:p>
             <w:pPr>
               <w:pStyle w:val="Compact"/>
@@ -6693,7 +7189,9 @@
       </w:tr>
       <w:tr>
         <w:tc>
-          <w:tcPr/>
+          <w:tcPr>
+            <w:tcW w:w="1862" w:type="dxa"/>
+          </w:tcPr>
           <w:p>
             <w:pPr>
               <w:pStyle w:val="Compact"/>
@@ -6708,7 +7206,9 @@
           </w:p>
         </w:tc>
         <w:tc>
-          <w:tcPr/>
+          <w:tcPr>
+            <w:tcW w:w="2557" w:type="dxa"/>
+          </w:tcPr>
           <w:p>
             <w:pPr>
               <w:pStyle w:val="Compact"/>
@@ -6723,7 +7223,9 @@
           </w:p>
         </w:tc>
         <w:tc>
-          <w:tcPr/>
+          <w:tcPr>
+            <w:tcW w:w="3496" w:type="dxa"/>
+          </w:tcPr>
           <w:p>
             <w:pPr>
               <w:pStyle w:val="Compact"/>
@@ -6778,8 +7280,8 @@
         </w:tblBorders>
       </w:tblPr>
       <w:tblGrid>
-        <w:gridCol w:w="3960"/>
-        <w:gridCol w:w="3960"/>
+        <w:gridCol w:w="3495"/>
+        <w:gridCol w:w="4422"/>
       </w:tblGrid>
       <w:tr>
         <w:trPr>
@@ -6787,6 +7289,7 @@
         </w:trPr>
         <w:tc>
           <w:tcPr>
+            <w:tcW w:w="3495" w:type="dxa"/>
             <w:shd w:val="clear" w:color="auto" w:fill="D9E2F3"/>
           </w:tcPr>
           <w:p>
@@ -6805,6 +7308,7 @@
         </w:tc>
         <w:tc>
           <w:tcPr>
+            <w:tcW w:w="4422" w:type="dxa"/>
             <w:shd w:val="clear" w:color="auto" w:fill="D9E2F3"/>
           </w:tcPr>
           <w:p>
@@ -6824,7 +7328,9 @@
       </w:tr>
       <w:tr>
         <w:tc>
-          <w:tcPr/>
+          <w:tcPr>
+            <w:tcW w:w="3495" w:type="dxa"/>
+          </w:tcPr>
           <w:p>
             <w:pPr>
               <w:pStyle w:val="Compact"/>
@@ -6839,7 +7345,9 @@
           </w:p>
         </w:tc>
         <w:tc>
-          <w:tcPr/>
+          <w:tcPr>
+            <w:tcW w:w="4422" w:type="dxa"/>
+          </w:tcPr>
           <w:p>
             <w:pPr>
               <w:pStyle w:val="Compact"/>
@@ -6856,7 +7364,9 @@
       </w:tr>
       <w:tr>
         <w:tc>
-          <w:tcPr/>
+          <w:tcPr>
+            <w:tcW w:w="3495" w:type="dxa"/>
+          </w:tcPr>
           <w:p>
             <w:pPr>
               <w:pStyle w:val="Compact"/>
@@ -6871,7 +7381,9 @@
           </w:p>
         </w:tc>
         <w:tc>
-          <w:tcPr/>
+          <w:tcPr>
+            <w:tcW w:w="4422" w:type="dxa"/>
+          </w:tcPr>
           <w:p>
             <w:pPr>
               <w:pStyle w:val="Compact"/>
@@ -6888,7 +7400,9 @@
       </w:tr>
       <w:tr>
         <w:tc>
-          <w:tcPr/>
+          <w:tcPr>
+            <w:tcW w:w="3495" w:type="dxa"/>
+          </w:tcPr>
           <w:p>
             <w:pPr>
               <w:pStyle w:val="Compact"/>
@@ -6903,7 +7417,9 @@
           </w:p>
         </w:tc>
         <w:tc>
-          <w:tcPr/>
+          <w:tcPr>
+            <w:tcW w:w="4422" w:type="dxa"/>
+          </w:tcPr>
           <w:p>
             <w:pPr>
               <w:pStyle w:val="Compact"/>
@@ -6979,8 +7495,8 @@
         </w:tblBorders>
       </w:tblPr>
       <w:tblGrid>
-        <w:gridCol w:w="3960"/>
-        <w:gridCol w:w="3960"/>
+        <w:gridCol w:w="5112"/>
+        <w:gridCol w:w="2805"/>
       </w:tblGrid>
       <w:tr>
         <w:trPr>
@@ -6988,6 +7504,7 @@
         </w:trPr>
         <w:tc>
           <w:tcPr>
+            <w:tcW w:w="5112" w:type="dxa"/>
             <w:shd w:val="clear" w:color="auto" w:fill="D9E2F3"/>
           </w:tcPr>
           <w:p>
@@ -7006,6 +7523,7 @@
         </w:tc>
         <w:tc>
           <w:tcPr>
+            <w:tcW w:w="2805" w:type="dxa"/>
             <w:shd w:val="clear" w:color="auto" w:fill="D9E2F3"/>
           </w:tcPr>
           <w:p>
@@ -7025,7 +7543,9 @@
       </w:tr>
       <w:tr>
         <w:tc>
-          <w:tcPr/>
+          <w:tcPr>
+            <w:tcW w:w="5112" w:type="dxa"/>
+          </w:tcPr>
           <w:p>
             <w:pPr>
               <w:pStyle w:val="Compact"/>
@@ -7040,7 +7560,9 @@
           </w:p>
         </w:tc>
         <w:tc>
-          <w:tcPr/>
+          <w:tcPr>
+            <w:tcW w:w="2805" w:type="dxa"/>
+          </w:tcPr>
           <w:p>
             <w:pPr>
               <w:pStyle w:val="Compact"/>
@@ -7057,7 +7579,9 @@
       </w:tr>
       <w:tr>
         <w:tc>
-          <w:tcPr/>
+          <w:tcPr>
+            <w:tcW w:w="5112" w:type="dxa"/>
+          </w:tcPr>
           <w:p>
             <w:pPr>
               <w:pStyle w:val="Compact"/>
@@ -7072,7 +7596,9 @@
           </w:p>
         </w:tc>
         <w:tc>
-          <w:tcPr/>
+          <w:tcPr>
+            <w:tcW w:w="2805" w:type="dxa"/>
+          </w:tcPr>
           <w:p>
             <w:pPr>
               <w:pStyle w:val="Compact"/>
@@ -7089,7 +7615,9 @@
       </w:tr>
       <w:tr>
         <w:tc>
-          <w:tcPr/>
+          <w:tcPr>
+            <w:tcW w:w="5112" w:type="dxa"/>
+          </w:tcPr>
           <w:p>
             <w:pPr>
               <w:pStyle w:val="Compact"/>
@@ -7104,7 +7632,9 @@
           </w:p>
         </w:tc>
         <w:tc>
-          <w:tcPr/>
+          <w:tcPr>
+            <w:tcW w:w="2805" w:type="dxa"/>
+          </w:tcPr>
           <w:p>
             <w:pPr>
               <w:pStyle w:val="Compact"/>
@@ -7121,7 +7651,9 @@
       </w:tr>
       <w:tr>
         <w:tc>
-          <w:tcPr/>
+          <w:tcPr>
+            <w:tcW w:w="5112" w:type="dxa"/>
+          </w:tcPr>
           <w:p>
             <w:pPr>
               <w:pStyle w:val="Compact"/>
@@ -7136,7 +7668,9 @@
           </w:p>
         </w:tc>
         <w:tc>
-          <w:tcPr/>
+          <w:tcPr>
+            <w:tcW w:w="2805" w:type="dxa"/>
+          </w:tcPr>
           <w:p>
             <w:pPr>
               <w:pStyle w:val="Compact"/>
@@ -7192,8 +7726,8 @@
         </w:tblBorders>
       </w:tblPr>
       <w:tblGrid>
-        <w:gridCol w:w="3960"/>
-        <w:gridCol w:w="3960"/>
+        <w:gridCol w:w="3941"/>
+        <w:gridCol w:w="3976"/>
       </w:tblGrid>
       <w:tr>
         <w:trPr>
@@ -7201,6 +7735,7 @@
         </w:trPr>
         <w:tc>
           <w:tcPr>
+            <w:tcW w:w="3941" w:type="dxa"/>
             <w:shd w:val="clear" w:color="auto" w:fill="D9E2F3"/>
           </w:tcPr>
           <w:p>
@@ -7219,6 +7754,7 @@
         </w:tc>
         <w:tc>
           <w:tcPr>
+            <w:tcW w:w="3976" w:type="dxa"/>
             <w:shd w:val="clear" w:color="auto" w:fill="D9E2F3"/>
           </w:tcPr>
           <w:p>
@@ -7238,7 +7774,9 @@
       </w:tr>
       <w:tr>
         <w:tc>
-          <w:tcPr/>
+          <w:tcPr>
+            <w:tcW w:w="3941" w:type="dxa"/>
+          </w:tcPr>
           <w:p>
             <w:pPr>
               <w:pStyle w:val="Compact"/>
@@ -7253,7 +7791,9 @@
           </w:p>
         </w:tc>
         <w:tc>
-          <w:tcPr/>
+          <w:tcPr>
+            <w:tcW w:w="3976" w:type="dxa"/>
+          </w:tcPr>
           <w:p>
             <w:pPr>
               <w:pStyle w:val="Compact"/>
@@ -7270,7 +7810,9 @@
       </w:tr>
       <w:tr>
         <w:tc>
-          <w:tcPr/>
+          <w:tcPr>
+            <w:tcW w:w="3941" w:type="dxa"/>
+          </w:tcPr>
           <w:p>
             <w:pPr>
               <w:pStyle w:val="Compact"/>
@@ -7285,7 +7827,9 @@
           </w:p>
         </w:tc>
         <w:tc>
-          <w:tcPr/>
+          <w:tcPr>
+            <w:tcW w:w="3976" w:type="dxa"/>
+          </w:tcPr>
           <w:p>
             <w:pPr>
               <w:pStyle w:val="Compact"/>
@@ -7302,7 +7846,9 @@
       </w:tr>
       <w:tr>
         <w:tc>
-          <w:tcPr/>
+          <w:tcPr>
+            <w:tcW w:w="3941" w:type="dxa"/>
+          </w:tcPr>
           <w:p>
             <w:pPr>
               <w:pStyle w:val="Compact"/>
@@ -7317,7 +7863,9 @@
           </w:p>
         </w:tc>
         <w:tc>
-          <w:tcPr/>
+          <w:tcPr>
+            <w:tcW w:w="3976" w:type="dxa"/>
+          </w:tcPr>
           <w:p>
             <w:pPr>
               <w:pStyle w:val="Compact"/>
@@ -7334,7 +7882,9 @@
       </w:tr>
       <w:tr>
         <w:tc>
-          <w:tcPr/>
+          <w:tcPr>
+            <w:tcW w:w="3941" w:type="dxa"/>
+          </w:tcPr>
           <w:p>
             <w:pPr>
               <w:pStyle w:val="Compact"/>
@@ -7349,7 +7899,9 @@
           </w:p>
         </w:tc>
         <w:tc>
-          <w:tcPr/>
+          <w:tcPr>
+            <w:tcW w:w="3976" w:type="dxa"/>
+          </w:tcPr>
           <w:p>
             <w:pPr>
               <w:pStyle w:val="Compact"/>
@@ -7366,7 +7918,9 @@
       </w:tr>
       <w:tr>
         <w:tc>
-          <w:tcPr/>
+          <w:tcPr>
+            <w:tcW w:w="3941" w:type="dxa"/>
+          </w:tcPr>
           <w:p>
             <w:pPr>
               <w:pStyle w:val="Compact"/>
@@ -7381,7 +7935,9 @@
           </w:p>
         </w:tc>
         <w:tc>
-          <w:tcPr/>
+          <w:tcPr>
+            <w:tcW w:w="3976" w:type="dxa"/>
+          </w:tcPr>
           <w:p>
             <w:pPr>
               <w:pStyle w:val="Compact"/>
@@ -7398,7 +7954,9 @@
       </w:tr>
       <w:tr>
         <w:tc>
-          <w:tcPr/>
+          <w:tcPr>
+            <w:tcW w:w="3941" w:type="dxa"/>
+          </w:tcPr>
           <w:p>
             <w:pPr>
               <w:pStyle w:val="Compact"/>
@@ -7413,7 +7971,9 @@
           </w:p>
         </w:tc>
         <w:tc>
-          <w:tcPr/>
+          <w:tcPr>
+            <w:tcW w:w="3976" w:type="dxa"/>
+          </w:tcPr>
           <w:p>
             <w:pPr>
               <w:pStyle w:val="Compact"/>
@@ -7430,7 +7990,9 @@
       </w:tr>
       <w:tr>
         <w:tc>
-          <w:tcPr/>
+          <w:tcPr>
+            <w:tcW w:w="3941" w:type="dxa"/>
+          </w:tcPr>
           <w:p>
             <w:pPr>
               <w:pStyle w:val="Compact"/>
@@ -7445,7 +8007,9 @@
           </w:p>
         </w:tc>
         <w:tc>
-          <w:tcPr/>
+          <w:tcPr>
+            <w:tcW w:w="3976" w:type="dxa"/>
+          </w:tcPr>
           <w:p>
             <w:pPr>
               <w:pStyle w:val="Compact"/>
@@ -7462,7 +8026,9 @@
       </w:tr>
       <w:tr>
         <w:tc>
-          <w:tcPr/>
+          <w:tcPr>
+            <w:tcW w:w="3941" w:type="dxa"/>
+          </w:tcPr>
           <w:p>
             <w:pPr>
               <w:pStyle w:val="Compact"/>
@@ -7477,7 +8043,9 @@
           </w:p>
         </w:tc>
         <w:tc>
-          <w:tcPr/>
+          <w:tcPr>
+            <w:tcW w:w="3976" w:type="dxa"/>
+          </w:tcPr>
           <w:p>
             <w:pPr>
               <w:pStyle w:val="Compact"/>
@@ -7494,7 +8062,9 @@
       </w:tr>
       <w:tr>
         <w:tc>
-          <w:tcPr/>
+          <w:tcPr>
+            <w:tcW w:w="3941" w:type="dxa"/>
+          </w:tcPr>
           <w:p>
             <w:pPr>
               <w:pStyle w:val="Compact"/>
@@ -7509,7 +8079,9 @@
           </w:p>
         </w:tc>
         <w:tc>
-          <w:tcPr/>
+          <w:tcPr>
+            <w:tcW w:w="3976" w:type="dxa"/>
+          </w:tcPr>
           <w:p>
             <w:pPr>
               <w:pStyle w:val="Compact"/>
@@ -7526,7 +8098,9 @@
       </w:tr>
       <w:tr>
         <w:tc>
-          <w:tcPr/>
+          <w:tcPr>
+            <w:tcW w:w="3941" w:type="dxa"/>
+          </w:tcPr>
           <w:p>
             <w:pPr>
               <w:pStyle w:val="Compact"/>
@@ -7541,7 +8115,9 @@
           </w:p>
         </w:tc>
         <w:tc>
-          <w:tcPr/>
+          <w:tcPr>
+            <w:tcW w:w="3976" w:type="dxa"/>
+          </w:tcPr>
           <w:p>
             <w:pPr>
               <w:pStyle w:val="Compact"/>
@@ -7558,7 +8134,9 @@
       </w:tr>
       <w:tr>
         <w:tc>
-          <w:tcPr/>
+          <w:tcPr>
+            <w:tcW w:w="3941" w:type="dxa"/>
+          </w:tcPr>
           <w:p>
             <w:pPr>
               <w:pStyle w:val="Compact"/>
@@ -7573,7 +8151,9 @@
           </w:p>
         </w:tc>
         <w:tc>
-          <w:tcPr/>
+          <w:tcPr>
+            <w:tcW w:w="3976" w:type="dxa"/>
+          </w:tcPr>
           <w:p>
             <w:pPr>
               <w:pStyle w:val="Compact"/>
@@ -7590,7 +8170,9 @@
       </w:tr>
       <w:tr>
         <w:tc>
-          <w:tcPr/>
+          <w:tcPr>
+            <w:tcW w:w="3941" w:type="dxa"/>
+          </w:tcPr>
           <w:p>
             <w:pPr>
               <w:pStyle w:val="Compact"/>
@@ -7605,7 +8187,9 @@
           </w:p>
         </w:tc>
         <w:tc>
-          <w:tcPr/>
+          <w:tcPr>
+            <w:tcW w:w="3976" w:type="dxa"/>
+          </w:tcPr>
           <w:p>
             <w:pPr>
               <w:pStyle w:val="Compact"/>
@@ -7657,9 +8241,9 @@
         </w:tblBorders>
       </w:tblPr>
       <w:tblGrid>
-        <w:gridCol w:w="2640"/>
-        <w:gridCol w:w="2640"/>
-        <w:gridCol w:w="2640"/>
+        <w:gridCol w:w="1545"/>
+        <w:gridCol w:w="2683"/>
+        <w:gridCol w:w="3687"/>
       </w:tblGrid>
       <w:tr>
         <w:trPr>
@@ -7667,6 +8251,7 @@
         </w:trPr>
         <w:tc>
           <w:tcPr>
+            <w:tcW w:w="1545" w:type="dxa"/>
             <w:shd w:val="clear" w:color="auto" w:fill="D9E2F3"/>
           </w:tcPr>
           <w:p>
@@ -7685,6 +8270,7 @@
         </w:tc>
         <w:tc>
           <w:tcPr>
+            <w:tcW w:w="2683" w:type="dxa"/>
             <w:shd w:val="clear" w:color="auto" w:fill="D9E2F3"/>
           </w:tcPr>
           <w:p>
@@ -7703,6 +8289,7 @@
         </w:tc>
         <w:tc>
           <w:tcPr>
+            <w:tcW w:w="3687" w:type="dxa"/>
             <w:shd w:val="clear" w:color="auto" w:fill="D9E2F3"/>
           </w:tcPr>
           <w:p>
@@ -7722,7 +8309,9 @@
       </w:tr>
       <w:tr>
         <w:tc>
-          <w:tcPr/>
+          <w:tcPr>
+            <w:tcW w:w="1545" w:type="dxa"/>
+          </w:tcPr>
           <w:p>
             <w:pPr>
               <w:pStyle w:val="Compact"/>
@@ -7737,7 +8326,9 @@
           </w:p>
         </w:tc>
         <w:tc>
-          <w:tcPr/>
+          <w:tcPr>
+            <w:tcW w:w="2683" w:type="dxa"/>
+          </w:tcPr>
           <w:p>
             <w:pPr>
               <w:pStyle w:val="Compact"/>
@@ -7752,7 +8343,9 @@
           </w:p>
         </w:tc>
         <w:tc>
-          <w:tcPr/>
+          <w:tcPr>
+            <w:tcW w:w="3687" w:type="dxa"/>
+          </w:tcPr>
           <w:p>
             <w:pPr>
               <w:pStyle w:val="Compact"/>
@@ -7769,7 +8362,9 @@
       </w:tr>
       <w:tr>
         <w:tc>
-          <w:tcPr/>
+          <w:tcPr>
+            <w:tcW w:w="1545" w:type="dxa"/>
+          </w:tcPr>
           <w:p>
             <w:pPr>
               <w:pStyle w:val="Compact"/>
@@ -7784,7 +8379,9 @@
           </w:p>
         </w:tc>
         <w:tc>
-          <w:tcPr/>
+          <w:tcPr>
+            <w:tcW w:w="2683" w:type="dxa"/>
+          </w:tcPr>
           <w:p>
             <w:pPr>
               <w:pStyle w:val="Compact"/>
@@ -7799,7 +8396,9 @@
           </w:p>
         </w:tc>
         <w:tc>
-          <w:tcPr/>
+          <w:tcPr>
+            <w:tcW w:w="3687" w:type="dxa"/>
+          </w:tcPr>
           <w:p>
             <w:pPr>
               <w:pStyle w:val="Compact"/>
@@ -7816,7 +8415,9 @@
       </w:tr>
       <w:tr>
         <w:tc>
-          <w:tcPr/>
+          <w:tcPr>
+            <w:tcW w:w="1545" w:type="dxa"/>
+          </w:tcPr>
           <w:p>
             <w:pPr>
               <w:pStyle w:val="Compact"/>
@@ -7831,7 +8432,9 @@
           </w:p>
         </w:tc>
         <w:tc>
-          <w:tcPr/>
+          <w:tcPr>
+            <w:tcW w:w="2683" w:type="dxa"/>
+          </w:tcPr>
           <w:p>
             <w:pPr>
               <w:pStyle w:val="Compact"/>
@@ -7846,7 +8449,9 @@
           </w:p>
         </w:tc>
         <w:tc>
-          <w:tcPr/>
+          <w:tcPr>
+            <w:tcW w:w="3687" w:type="dxa"/>
+          </w:tcPr>
           <w:p>
             <w:pPr>
               <w:pStyle w:val="Compact"/>
@@ -7863,7 +8468,9 @@
       </w:tr>
       <w:tr>
         <w:tc>
-          <w:tcPr/>
+          <w:tcPr>
+            <w:tcW w:w="1545" w:type="dxa"/>
+          </w:tcPr>
           <w:p>
             <w:pPr>
               <w:pStyle w:val="Compact"/>
@@ -7878,7 +8485,9 @@
           </w:p>
         </w:tc>
         <w:tc>
-          <w:tcPr/>
+          <w:tcPr>
+            <w:tcW w:w="2683" w:type="dxa"/>
+          </w:tcPr>
           <w:p>
             <w:pPr>
               <w:pStyle w:val="Compact"/>
@@ -7893,7 +8502,9 @@
           </w:p>
         </w:tc>
         <w:tc>
-          <w:tcPr/>
+          <w:tcPr>
+            <w:tcW w:w="3687" w:type="dxa"/>
+          </w:tcPr>
           <w:p>
             <w:pPr>
               <w:pStyle w:val="Compact"/>
@@ -7910,7 +8521,9 @@
       </w:tr>
       <w:tr>
         <w:tc>
-          <w:tcPr/>
+          <w:tcPr>
+            <w:tcW w:w="1545" w:type="dxa"/>
+          </w:tcPr>
           <w:p>
             <w:pPr>
               <w:pStyle w:val="Compact"/>
@@ -7925,7 +8538,9 @@
           </w:p>
         </w:tc>
         <w:tc>
-          <w:tcPr/>
+          <w:tcPr>
+            <w:tcW w:w="2683" w:type="dxa"/>
+          </w:tcPr>
           <w:p>
             <w:pPr>
               <w:pStyle w:val="Compact"/>
@@ -7940,7 +8555,9 @@
           </w:p>
         </w:tc>
         <w:tc>
-          <w:tcPr/>
+          <w:tcPr>
+            <w:tcW w:w="3687" w:type="dxa"/>
+          </w:tcPr>
           <w:p>
             <w:pPr>
               <w:pStyle w:val="Compact"/>
@@ -7957,7 +8574,9 @@
       </w:tr>
       <w:tr>
         <w:tc>
-          <w:tcPr/>
+          <w:tcPr>
+            <w:tcW w:w="1545" w:type="dxa"/>
+          </w:tcPr>
           <w:p>
             <w:pPr>
               <w:pStyle w:val="Compact"/>
@@ -7972,7 +8591,9 @@
           </w:p>
         </w:tc>
         <w:tc>
-          <w:tcPr/>
+          <w:tcPr>
+            <w:tcW w:w="2683" w:type="dxa"/>
+          </w:tcPr>
           <w:p>
             <w:pPr>
               <w:pStyle w:val="Compact"/>
@@ -7987,7 +8608,9 @@
           </w:p>
         </w:tc>
         <w:tc>
-          <w:tcPr/>
+          <w:tcPr>
+            <w:tcW w:w="3687" w:type="dxa"/>
+          </w:tcPr>
           <w:p>
             <w:pPr>
               <w:pStyle w:val="Compact"/>
@@ -8030,10 +8653,10 @@
         </w:tblBorders>
       </w:tblPr>
       <w:tblGrid>
-        <w:gridCol w:w="1980"/>
-        <w:gridCol w:w="1980"/>
-        <w:gridCol w:w="1980"/>
-        <w:gridCol w:w="1980"/>
+        <w:gridCol w:w="1949"/>
+        <w:gridCol w:w="2540"/>
+        <w:gridCol w:w="1591"/>
+        <w:gridCol w:w="1834"/>
       </w:tblGrid>
       <w:tr>
         <w:trPr>
@@ -8041,6 +8664,7 @@
         </w:trPr>
         <w:tc>
           <w:tcPr>
+            <w:tcW w:w="1949" w:type="dxa"/>
             <w:shd w:val="clear" w:color="auto" w:fill="D9E2F3"/>
           </w:tcPr>
           <w:p>
@@ -8059,6 +8683,7 @@
         </w:tc>
         <w:tc>
           <w:tcPr>
+            <w:tcW w:w="2540" w:type="dxa"/>
             <w:shd w:val="clear" w:color="auto" w:fill="D9E2F3"/>
           </w:tcPr>
           <w:p>
@@ -8077,6 +8702,7 @@
         </w:tc>
         <w:tc>
           <w:tcPr>
+            <w:tcW w:w="1591" w:type="dxa"/>
             <w:shd w:val="clear" w:color="auto" w:fill="D9E2F3"/>
           </w:tcPr>
           <w:p>
@@ -8095,6 +8721,7 @@
         </w:tc>
         <w:tc>
           <w:tcPr>
+            <w:tcW w:w="1834" w:type="dxa"/>
             <w:shd w:val="clear" w:color="auto" w:fill="D9E2F3"/>
           </w:tcPr>
           <w:p>
@@ -8114,7 +8741,9 @@
       </w:tr>
       <w:tr>
         <w:tc>
-          <w:tcPr/>
+          <w:tcPr>
+            <w:tcW w:w="1949" w:type="dxa"/>
+          </w:tcPr>
           <w:p>
             <w:pPr>
               <w:pStyle w:val="Compact"/>
@@ -8129,7 +8758,9 @@
           </w:p>
         </w:tc>
         <w:tc>
-          <w:tcPr/>
+          <w:tcPr>
+            <w:tcW w:w="2540" w:type="dxa"/>
+          </w:tcPr>
           <w:p>
             <w:pPr>
               <w:pStyle w:val="Compact"/>
@@ -8144,7 +8775,9 @@
           </w:p>
         </w:tc>
         <w:tc>
-          <w:tcPr/>
+          <w:tcPr>
+            <w:tcW w:w="1591" w:type="dxa"/>
+          </w:tcPr>
           <w:p>
             <w:pPr>
               <w:pStyle w:val="Compact"/>
@@ -8159,7 +8792,9 @@
           </w:p>
         </w:tc>
         <w:tc>
-          <w:tcPr/>
+          <w:tcPr>
+            <w:tcW w:w="1834" w:type="dxa"/>
+          </w:tcPr>
           <w:p>
             <w:pPr>
               <w:pStyle w:val="Compact"/>
@@ -8176,7 +8811,9 @@
       </w:tr>
       <w:tr>
         <w:tc>
-          <w:tcPr/>
+          <w:tcPr>
+            <w:tcW w:w="1949" w:type="dxa"/>
+          </w:tcPr>
           <w:p>
             <w:pPr>
               <w:pStyle w:val="Compact"/>
@@ -8191,7 +8828,9 @@
           </w:p>
         </w:tc>
         <w:tc>
-          <w:tcPr/>
+          <w:tcPr>
+            <w:tcW w:w="2540" w:type="dxa"/>
+          </w:tcPr>
           <w:p>
             <w:pPr>
               <w:pStyle w:val="Compact"/>
@@ -8206,7 +8845,9 @@
           </w:p>
         </w:tc>
         <w:tc>
-          <w:tcPr/>
+          <w:tcPr>
+            <w:tcW w:w="1591" w:type="dxa"/>
+          </w:tcPr>
           <w:p>
             <w:pPr>
               <w:pStyle w:val="Compact"/>
@@ -8221,7 +8862,9 @@
           </w:p>
         </w:tc>
         <w:tc>
-          <w:tcPr/>
+          <w:tcPr>
+            <w:tcW w:w="1834" w:type="dxa"/>
+          </w:tcPr>
           <w:p>
             <w:pPr>
               <w:pStyle w:val="Compact"/>
@@ -8238,7 +8881,9 @@
       </w:tr>
       <w:tr>
         <w:tc>
-          <w:tcPr/>
+          <w:tcPr>
+            <w:tcW w:w="1949" w:type="dxa"/>
+          </w:tcPr>
           <w:p>
             <w:pPr>
               <w:pStyle w:val="Compact"/>
@@ -8253,7 +8898,9 @@
           </w:p>
         </w:tc>
         <w:tc>
-          <w:tcPr/>
+          <w:tcPr>
+            <w:tcW w:w="2540" w:type="dxa"/>
+          </w:tcPr>
           <w:p>
             <w:pPr>
               <w:pStyle w:val="Compact"/>
@@ -8268,7 +8915,9 @@
           </w:p>
         </w:tc>
         <w:tc>
-          <w:tcPr/>
+          <w:tcPr>
+            <w:tcW w:w="1591" w:type="dxa"/>
+          </w:tcPr>
           <w:p>
             <w:pPr>
               <w:pStyle w:val="Compact"/>
@@ -8283,7 +8932,9 @@
           </w:p>
         </w:tc>
         <w:tc>
-          <w:tcPr/>
+          <w:tcPr>
+            <w:tcW w:w="1834" w:type="dxa"/>
+          </w:tcPr>
           <w:p>
             <w:pPr>
               <w:pStyle w:val="Compact"/>
@@ -8300,7 +8951,9 @@
       </w:tr>
       <w:tr>
         <w:tc>
-          <w:tcPr/>
+          <w:tcPr>
+            <w:tcW w:w="1949" w:type="dxa"/>
+          </w:tcPr>
           <w:p>
             <w:pPr>
               <w:pStyle w:val="Compact"/>
@@ -8315,7 +8968,9 @@
           </w:p>
         </w:tc>
         <w:tc>
-          <w:tcPr/>
+          <w:tcPr>
+            <w:tcW w:w="2540" w:type="dxa"/>
+          </w:tcPr>
           <w:p>
             <w:pPr>
               <w:pStyle w:val="Compact"/>
@@ -8330,7 +8985,9 @@
           </w:p>
         </w:tc>
         <w:tc>
-          <w:tcPr/>
+          <w:tcPr>
+            <w:tcW w:w="1591" w:type="dxa"/>
+          </w:tcPr>
           <w:p>
             <w:pPr>
               <w:pStyle w:val="Compact"/>
@@ -8345,7 +9002,9 @@
           </w:p>
         </w:tc>
         <w:tc>
-          <w:tcPr/>
+          <w:tcPr>
+            <w:tcW w:w="1834" w:type="dxa"/>
+          </w:tcPr>
           <w:p>
             <w:pPr>
               <w:pStyle w:val="Compact"/>
@@ -8362,7 +9021,9 @@
       </w:tr>
       <w:tr>
         <w:tc>
-          <w:tcPr/>
+          <w:tcPr>
+            <w:tcW w:w="1949" w:type="dxa"/>
+          </w:tcPr>
           <w:p>
             <w:pPr>
               <w:pStyle w:val="Compact"/>
@@ -8377,7 +9038,9 @@
           </w:p>
         </w:tc>
         <w:tc>
-          <w:tcPr/>
+          <w:tcPr>
+            <w:tcW w:w="2540" w:type="dxa"/>
+          </w:tcPr>
           <w:p>
             <w:pPr>
               <w:pStyle w:val="Compact"/>
@@ -8392,7 +9055,9 @@
           </w:p>
         </w:tc>
         <w:tc>
-          <w:tcPr/>
+          <w:tcPr>
+            <w:tcW w:w="1591" w:type="dxa"/>
+          </w:tcPr>
           <w:p>
             <w:pPr>
               <w:pStyle w:val="Compact"/>
@@ -8407,7 +9072,9 @@
           </w:p>
         </w:tc>
         <w:tc>
-          <w:tcPr/>
+          <w:tcPr>
+            <w:tcW w:w="1834" w:type="dxa"/>
+          </w:tcPr>
           <w:p>
             <w:pPr>
               <w:pStyle w:val="Compact"/>
@@ -8424,7 +9091,9 @@
       </w:tr>
       <w:tr>
         <w:tc>
-          <w:tcPr/>
+          <w:tcPr>
+            <w:tcW w:w="1949" w:type="dxa"/>
+          </w:tcPr>
           <w:p>
             <w:pPr>
               <w:pStyle w:val="Compact"/>
@@ -8439,7 +9108,9 @@
           </w:p>
         </w:tc>
         <w:tc>
-          <w:tcPr/>
+          <w:tcPr>
+            <w:tcW w:w="2540" w:type="dxa"/>
+          </w:tcPr>
           <w:p>
             <w:pPr>
               <w:pStyle w:val="Compact"/>
@@ -8454,7 +9125,9 @@
           </w:p>
         </w:tc>
         <w:tc>
-          <w:tcPr/>
+          <w:tcPr>
+            <w:tcW w:w="1591" w:type="dxa"/>
+          </w:tcPr>
           <w:p>
             <w:pPr>
               <w:pStyle w:val="Compact"/>
@@ -8469,7 +9142,9 @@
           </w:p>
         </w:tc>
         <w:tc>
-          <w:tcPr/>
+          <w:tcPr>
+            <w:tcW w:w="1834" w:type="dxa"/>
+          </w:tcPr>
           <w:p>
             <w:pPr>
               <w:pStyle w:val="Compact"/>
@@ -8486,7 +9161,9 @@
       </w:tr>
       <w:tr>
         <w:tc>
-          <w:tcPr/>
+          <w:tcPr>
+            <w:tcW w:w="1949" w:type="dxa"/>
+          </w:tcPr>
           <w:p>
             <w:pPr>
               <w:pStyle w:val="Compact"/>
@@ -8501,7 +9178,9 @@
           </w:p>
         </w:tc>
         <w:tc>
-          <w:tcPr/>
+          <w:tcPr>
+            <w:tcW w:w="2540" w:type="dxa"/>
+          </w:tcPr>
           <w:p>
             <w:pPr>
               <w:pStyle w:val="Compact"/>
@@ -8516,7 +9195,9 @@
           </w:p>
         </w:tc>
         <w:tc>
-          <w:tcPr/>
+          <w:tcPr>
+            <w:tcW w:w="1591" w:type="dxa"/>
+          </w:tcPr>
           <w:p>
             <w:pPr>
               <w:pStyle w:val="Compact"/>
@@ -8531,7 +9212,9 @@
           </w:p>
         </w:tc>
         <w:tc>
-          <w:tcPr/>
+          <w:tcPr>
+            <w:tcW w:w="1834" w:type="dxa"/>
+          </w:tcPr>
           <w:p>
             <w:pPr>
               <w:pStyle w:val="Compact"/>
@@ -8548,7 +9231,9 @@
       </w:tr>
       <w:tr>
         <w:tc>
-          <w:tcPr/>
+          <w:tcPr>
+            <w:tcW w:w="1949" w:type="dxa"/>
+          </w:tcPr>
           <w:p>
             <w:pPr>
               <w:pStyle w:val="Compact"/>
@@ -8563,7 +9248,9 @@
           </w:p>
         </w:tc>
         <w:tc>
-          <w:tcPr/>
+          <w:tcPr>
+            <w:tcW w:w="2540" w:type="dxa"/>
+          </w:tcPr>
           <w:p>
             <w:pPr>
               <w:pStyle w:val="Compact"/>
@@ -8578,7 +9265,9 @@
           </w:p>
         </w:tc>
         <w:tc>
-          <w:tcPr/>
+          <w:tcPr>
+            <w:tcW w:w="1591" w:type="dxa"/>
+          </w:tcPr>
           <w:p>
             <w:pPr>
               <w:pStyle w:val="Compact"/>
@@ -8593,7 +9282,9 @@
           </w:p>
         </w:tc>
         <w:tc>
-          <w:tcPr/>
+          <w:tcPr>
+            <w:tcW w:w="1834" w:type="dxa"/>
+          </w:tcPr>
           <w:p>
             <w:pPr>
               <w:pStyle w:val="Compact"/>
@@ -8610,7 +9301,9 @@
       </w:tr>
       <w:tr>
         <w:tc>
-          <w:tcPr/>
+          <w:tcPr>
+            <w:tcW w:w="1949" w:type="dxa"/>
+          </w:tcPr>
           <w:p>
             <w:pPr>
               <w:pStyle w:val="Compact"/>
@@ -8625,7 +9318,9 @@
           </w:p>
         </w:tc>
         <w:tc>
-          <w:tcPr/>
+          <w:tcPr>
+            <w:tcW w:w="2540" w:type="dxa"/>
+          </w:tcPr>
           <w:p>
             <w:pPr>
               <w:pStyle w:val="Compact"/>
@@ -8640,7 +9335,9 @@
           </w:p>
         </w:tc>
         <w:tc>
-          <w:tcPr/>
+          <w:tcPr>
+            <w:tcW w:w="1591" w:type="dxa"/>
+          </w:tcPr>
           <w:p>
             <w:pPr>
               <w:pStyle w:val="Compact"/>
@@ -8655,7 +9352,9 @@
           </w:p>
         </w:tc>
         <w:tc>
-          <w:tcPr/>
+          <w:tcPr>
+            <w:tcW w:w="1834" w:type="dxa"/>
+          </w:tcPr>
           <w:p>
             <w:pPr>
               <w:pStyle w:val="Compact"/>
@@ -8726,12 +9425,12 @@
         </w:tblBorders>
       </w:tblPr>
       <w:tblGrid>
-        <w:gridCol w:w="1320"/>
-        <w:gridCol w:w="1320"/>
-        <w:gridCol w:w="1320"/>
-        <w:gridCol w:w="1320"/>
-        <w:gridCol w:w="1320"/>
-        <w:gridCol w:w="1320"/>
+        <w:gridCol w:w="659"/>
+        <w:gridCol w:w="1799"/>
+        <w:gridCol w:w="952"/>
+        <w:gridCol w:w="1134"/>
+        <w:gridCol w:w="1776"/>
+        <w:gridCol w:w="1584"/>
       </w:tblGrid>
       <w:tr>
         <w:trPr>
@@ -8739,6 +9438,7 @@
         </w:trPr>
         <w:tc>
           <w:tcPr>
+            <w:tcW w:w="659" w:type="dxa"/>
             <w:shd w:val="clear" w:color="auto" w:fill="D9E2F3"/>
           </w:tcPr>
           <w:p>
@@ -8757,6 +9457,7 @@
         </w:tc>
         <w:tc>
           <w:tcPr>
+            <w:tcW w:w="1799" w:type="dxa"/>
             <w:shd w:val="clear" w:color="auto" w:fill="D9E2F3"/>
           </w:tcPr>
           <w:p>
@@ -8775,6 +9476,7 @@
         </w:tc>
         <w:tc>
           <w:tcPr>
+            <w:tcW w:w="952" w:type="dxa"/>
             <w:shd w:val="clear" w:color="auto" w:fill="D9E2F3"/>
           </w:tcPr>
           <w:p>
@@ -8793,6 +9495,7 @@
         </w:tc>
         <w:tc>
           <w:tcPr>
+            <w:tcW w:w="1134" w:type="dxa"/>
             <w:shd w:val="clear" w:color="auto" w:fill="D9E2F3"/>
           </w:tcPr>
           <w:p>
@@ -8811,6 +9514,7 @@
         </w:tc>
         <w:tc>
           <w:tcPr>
+            <w:tcW w:w="1776" w:type="dxa"/>
             <w:shd w:val="clear" w:color="auto" w:fill="D9E2F3"/>
           </w:tcPr>
           <w:p>
@@ -8829,6 +9533,7 @@
         </w:tc>
         <w:tc>
           <w:tcPr>
+            <w:tcW w:w="1584" w:type="dxa"/>
             <w:shd w:val="clear" w:color="auto" w:fill="D9E2F3"/>
           </w:tcPr>
           <w:p>
@@ -8848,7 +9553,9 @@
       </w:tr>
       <w:tr>
         <w:tc>
-          <w:tcPr/>
+          <w:tcPr>
+            <w:tcW w:w="659" w:type="dxa"/>
+          </w:tcPr>
           <w:p>
             <w:pPr>
               <w:pStyle w:val="Compact"/>
@@ -8863,7 +9570,9 @@
           </w:p>
         </w:tc>
         <w:tc>
-          <w:tcPr/>
+          <w:tcPr>
+            <w:tcW w:w="1799" w:type="dxa"/>
+          </w:tcPr>
           <w:p>
             <w:pPr>
               <w:pStyle w:val="Compact"/>
@@ -8878,7 +9587,9 @@
           </w:p>
         </w:tc>
         <w:tc>
-          <w:tcPr/>
+          <w:tcPr>
+            <w:tcW w:w="952" w:type="dxa"/>
+          </w:tcPr>
           <w:p>
             <w:pPr>
               <w:pStyle w:val="Compact"/>
@@ -8893,7 +9604,9 @@
           </w:p>
         </w:tc>
         <w:tc>
-          <w:tcPr/>
+          <w:tcPr>
+            <w:tcW w:w="1134" w:type="dxa"/>
+          </w:tcPr>
           <w:p>
             <w:pPr>
               <w:pStyle w:val="Compact"/>
@@ -8908,7 +9621,9 @@
           </w:p>
         </w:tc>
         <w:tc>
-          <w:tcPr/>
+          <w:tcPr>
+            <w:tcW w:w="1776" w:type="dxa"/>
+          </w:tcPr>
           <w:p>
             <w:pPr>
               <w:pStyle w:val="Compact"/>
@@ -8923,7 +9638,9 @@
           </w:p>
         </w:tc>
         <w:tc>
-          <w:tcPr/>
+          <w:tcPr>
+            <w:tcW w:w="1584" w:type="dxa"/>
+          </w:tcPr>
           <w:p>
             <w:pPr>
               <w:pStyle w:val="Compact"/>
@@ -8940,7 +9657,9 @@
       </w:tr>
       <w:tr>
         <w:tc>
-          <w:tcPr/>
+          <w:tcPr>
+            <w:tcW w:w="659" w:type="dxa"/>
+          </w:tcPr>
           <w:p>
             <w:pPr>
               <w:pStyle w:val="Compact"/>
@@ -8955,7 +9674,9 @@
           </w:p>
         </w:tc>
         <w:tc>
-          <w:tcPr/>
+          <w:tcPr>
+            <w:tcW w:w="1799" w:type="dxa"/>
+          </w:tcPr>
           <w:p>
             <w:pPr>
               <w:pStyle w:val="Compact"/>
@@ -8970,7 +9691,9 @@
           </w:p>
         </w:tc>
         <w:tc>
-          <w:tcPr/>
+          <w:tcPr>
+            <w:tcW w:w="952" w:type="dxa"/>
+          </w:tcPr>
           <w:p>
             <w:pPr>
               <w:pStyle w:val="Compact"/>
@@ -8985,7 +9708,9 @@
           </w:p>
         </w:tc>
         <w:tc>
-          <w:tcPr/>
+          <w:tcPr>
+            <w:tcW w:w="1134" w:type="dxa"/>
+          </w:tcPr>
           <w:p>
             <w:pPr>
               <w:pStyle w:val="Compact"/>
@@ -9000,7 +9725,9 @@
           </w:p>
         </w:tc>
         <w:tc>
-          <w:tcPr/>
+          <w:tcPr>
+            <w:tcW w:w="1776" w:type="dxa"/>
+          </w:tcPr>
           <w:p>
             <w:pPr>
               <w:pStyle w:val="Compact"/>
@@ -9015,7 +9742,9 @@
           </w:p>
         </w:tc>
         <w:tc>
-          <w:tcPr/>
+          <w:tcPr>
+            <w:tcW w:w="1584" w:type="dxa"/>
+          </w:tcPr>
           <w:p>
             <w:pPr>
               <w:pStyle w:val="Compact"/>
@@ -9032,7 +9761,9 @@
       </w:tr>
       <w:tr>
         <w:tc>
-          <w:tcPr/>
+          <w:tcPr>
+            <w:tcW w:w="659" w:type="dxa"/>
+          </w:tcPr>
           <w:p>
             <w:pPr>
               <w:pStyle w:val="Compact"/>
@@ -9047,7 +9778,9 @@
           </w:p>
         </w:tc>
         <w:tc>
-          <w:tcPr/>
+          <w:tcPr>
+            <w:tcW w:w="1799" w:type="dxa"/>
+          </w:tcPr>
           <w:p>
             <w:pPr>
               <w:pStyle w:val="Compact"/>
@@ -9062,7 +9795,9 @@
           </w:p>
         </w:tc>
         <w:tc>
-          <w:tcPr/>
+          <w:tcPr>
+            <w:tcW w:w="952" w:type="dxa"/>
+          </w:tcPr>
           <w:p>
             <w:pPr>
               <w:pStyle w:val="Compact"/>
@@ -9077,7 +9812,9 @@
           </w:p>
         </w:tc>
         <w:tc>
-          <w:tcPr/>
+          <w:tcPr>
+            <w:tcW w:w="1134" w:type="dxa"/>
+          </w:tcPr>
           <w:p>
             <w:pPr>
               <w:pStyle w:val="Compact"/>
@@ -9092,7 +9829,9 @@
           </w:p>
         </w:tc>
         <w:tc>
-          <w:tcPr/>
+          <w:tcPr>
+            <w:tcW w:w="1776" w:type="dxa"/>
+          </w:tcPr>
           <w:p>
             <w:pPr>
               <w:pStyle w:val="Compact"/>
@@ -9107,7 +9846,9 @@
           </w:p>
         </w:tc>
         <w:tc>
-          <w:tcPr/>
+          <w:tcPr>
+            <w:tcW w:w="1584" w:type="dxa"/>
+          </w:tcPr>
           <w:p>
             <w:pPr>
               <w:pStyle w:val="Compact"/>
@@ -9124,7 +9865,9 @@
       </w:tr>
       <w:tr>
         <w:tc>
-          <w:tcPr/>
+          <w:tcPr>
+            <w:tcW w:w="659" w:type="dxa"/>
+          </w:tcPr>
           <w:p>
             <w:pPr>
               <w:pStyle w:val="Compact"/>
@@ -9139,7 +9882,9 @@
           </w:p>
         </w:tc>
         <w:tc>
-          <w:tcPr/>
+          <w:tcPr>
+            <w:tcW w:w="1799" w:type="dxa"/>
+          </w:tcPr>
           <w:p>
             <w:pPr>
               <w:pStyle w:val="Compact"/>
@@ -9154,7 +9899,9 @@
           </w:p>
         </w:tc>
         <w:tc>
-          <w:tcPr/>
+          <w:tcPr>
+            <w:tcW w:w="952" w:type="dxa"/>
+          </w:tcPr>
           <w:p>
             <w:pPr>
               <w:pStyle w:val="Compact"/>
@@ -9169,7 +9916,9 @@
           </w:p>
         </w:tc>
         <w:tc>
-          <w:tcPr/>
+          <w:tcPr>
+            <w:tcW w:w="1134" w:type="dxa"/>
+          </w:tcPr>
           <w:p>
             <w:pPr>
               <w:pStyle w:val="Compact"/>
@@ -9184,7 +9933,9 @@
           </w:p>
         </w:tc>
         <w:tc>
-          <w:tcPr/>
+          <w:tcPr>
+            <w:tcW w:w="1776" w:type="dxa"/>
+          </w:tcPr>
           <w:p>
             <w:pPr>
               <w:pStyle w:val="Compact"/>
@@ -9199,7 +9950,9 @@
           </w:p>
         </w:tc>
         <w:tc>
-          <w:tcPr/>
+          <w:tcPr>
+            <w:tcW w:w="1584" w:type="dxa"/>
+          </w:tcPr>
           <w:p>
             <w:pPr>
               <w:pStyle w:val="Compact"/>
@@ -9216,7 +9969,9 @@
       </w:tr>
       <w:tr>
         <w:tc>
-          <w:tcPr/>
+          <w:tcPr>
+            <w:tcW w:w="659" w:type="dxa"/>
+          </w:tcPr>
           <w:p>
             <w:pPr>
               <w:pStyle w:val="Compact"/>
@@ -9231,7 +9986,9 @@
           </w:p>
         </w:tc>
         <w:tc>
-          <w:tcPr/>
+          <w:tcPr>
+            <w:tcW w:w="1799" w:type="dxa"/>
+          </w:tcPr>
           <w:p>
             <w:pPr>
               <w:pStyle w:val="Compact"/>
@@ -9246,7 +10003,9 @@
           </w:p>
         </w:tc>
         <w:tc>
-          <w:tcPr/>
+          <w:tcPr>
+            <w:tcW w:w="952" w:type="dxa"/>
+          </w:tcPr>
           <w:p>
             <w:pPr>
               <w:pStyle w:val="Compact"/>
@@ -9261,7 +10020,9 @@
           </w:p>
         </w:tc>
         <w:tc>
-          <w:tcPr/>
+          <w:tcPr>
+            <w:tcW w:w="1134" w:type="dxa"/>
+          </w:tcPr>
           <w:p>
             <w:pPr>
               <w:pStyle w:val="Compact"/>
@@ -9276,7 +10037,9 @@
           </w:p>
         </w:tc>
         <w:tc>
-          <w:tcPr/>
+          <w:tcPr>
+            <w:tcW w:w="1776" w:type="dxa"/>
+          </w:tcPr>
           <w:p>
             <w:pPr>
               <w:pStyle w:val="Compact"/>
@@ -9291,7 +10054,9 @@
           </w:p>
         </w:tc>
         <w:tc>
-          <w:tcPr/>
+          <w:tcPr>
+            <w:tcW w:w="1584" w:type="dxa"/>
+          </w:tcPr>
           <w:p>
             <w:pPr>
               <w:pStyle w:val="Compact"/>
@@ -9308,7 +10073,9 @@
       </w:tr>
       <w:tr>
         <w:tc>
-          <w:tcPr/>
+          <w:tcPr>
+            <w:tcW w:w="659" w:type="dxa"/>
+          </w:tcPr>
           <w:p>
             <w:pPr>
               <w:pStyle w:val="Compact"/>
@@ -9323,7 +10090,9 @@
           </w:p>
         </w:tc>
         <w:tc>
-          <w:tcPr/>
+          <w:tcPr>
+            <w:tcW w:w="1799" w:type="dxa"/>
+          </w:tcPr>
           <w:p>
             <w:pPr>
               <w:pStyle w:val="Compact"/>
@@ -9338,7 +10107,9 @@
           </w:p>
         </w:tc>
         <w:tc>
-          <w:tcPr/>
+          <w:tcPr>
+            <w:tcW w:w="952" w:type="dxa"/>
+          </w:tcPr>
           <w:p>
             <w:pPr>
               <w:pStyle w:val="Compact"/>
@@ -9353,7 +10124,9 @@
           </w:p>
         </w:tc>
         <w:tc>
-          <w:tcPr/>
+          <w:tcPr>
+            <w:tcW w:w="1134" w:type="dxa"/>
+          </w:tcPr>
           <w:p>
             <w:pPr>
               <w:pStyle w:val="Compact"/>
@@ -9368,7 +10141,9 @@
           </w:p>
         </w:tc>
         <w:tc>
-          <w:tcPr/>
+          <w:tcPr>
+            <w:tcW w:w="1776" w:type="dxa"/>
+          </w:tcPr>
           <w:p>
             <w:pPr>
               <w:pStyle w:val="Compact"/>
@@ -9383,7 +10158,9 @@
           </w:p>
         </w:tc>
         <w:tc>
-          <w:tcPr/>
+          <w:tcPr>
+            <w:tcW w:w="1584" w:type="dxa"/>
+          </w:tcPr>
           <w:p>
             <w:pPr>
               <w:pStyle w:val="Compact"/>
@@ -9400,7 +10177,9 @@
       </w:tr>
       <w:tr>
         <w:tc>
-          <w:tcPr/>
+          <w:tcPr>
+            <w:tcW w:w="659" w:type="dxa"/>
+          </w:tcPr>
           <w:p>
             <w:pPr>
               <w:pStyle w:val="Compact"/>
@@ -9415,7 +10194,9 @@
           </w:p>
         </w:tc>
         <w:tc>
-          <w:tcPr/>
+          <w:tcPr>
+            <w:tcW w:w="1799" w:type="dxa"/>
+          </w:tcPr>
           <w:p>
             <w:pPr>
               <w:pStyle w:val="Compact"/>
@@ -9430,7 +10211,9 @@
           </w:p>
         </w:tc>
         <w:tc>
-          <w:tcPr/>
+          <w:tcPr>
+            <w:tcW w:w="952" w:type="dxa"/>
+          </w:tcPr>
           <w:p>
             <w:pPr>
               <w:pStyle w:val="Compact"/>
@@ -9445,7 +10228,9 @@
           </w:p>
         </w:tc>
         <w:tc>
-          <w:tcPr/>
+          <w:tcPr>
+            <w:tcW w:w="1134" w:type="dxa"/>
+          </w:tcPr>
           <w:p>
             <w:pPr>
               <w:pStyle w:val="Compact"/>
@@ -9460,7 +10245,9 @@
           </w:p>
         </w:tc>
         <w:tc>
-          <w:tcPr/>
+          <w:tcPr>
+            <w:tcW w:w="1776" w:type="dxa"/>
+          </w:tcPr>
           <w:p>
             <w:pPr>
               <w:pStyle w:val="Compact"/>
@@ -9475,7 +10262,9 @@
           </w:p>
         </w:tc>
         <w:tc>
-          <w:tcPr/>
+          <w:tcPr>
+            <w:tcW w:w="1584" w:type="dxa"/>
+          </w:tcPr>
           <w:p>
             <w:pPr>
               <w:pStyle w:val="Compact"/>
@@ -9492,7 +10281,9 @@
       </w:tr>
       <w:tr>
         <w:tc>
-          <w:tcPr/>
+          <w:tcPr>
+            <w:tcW w:w="659" w:type="dxa"/>
+          </w:tcPr>
           <w:p>
             <w:pPr>
               <w:pStyle w:val="Compact"/>
@@ -9507,7 +10298,9 @@
           </w:p>
         </w:tc>
         <w:tc>
-          <w:tcPr/>
+          <w:tcPr>
+            <w:tcW w:w="1799" w:type="dxa"/>
+          </w:tcPr>
           <w:p>
             <w:pPr>
               <w:pStyle w:val="Compact"/>
@@ -9522,7 +10315,9 @@
           </w:p>
         </w:tc>
         <w:tc>
-          <w:tcPr/>
+          <w:tcPr>
+            <w:tcW w:w="952" w:type="dxa"/>
+          </w:tcPr>
           <w:p>
             <w:pPr>
               <w:pStyle w:val="Compact"/>
@@ -9537,7 +10332,9 @@
           </w:p>
         </w:tc>
         <w:tc>
-          <w:tcPr/>
+          <w:tcPr>
+            <w:tcW w:w="1134" w:type="dxa"/>
+          </w:tcPr>
           <w:p>
             <w:pPr>
               <w:pStyle w:val="Compact"/>
@@ -9552,7 +10349,9 @@
           </w:p>
         </w:tc>
         <w:tc>
-          <w:tcPr/>
+          <w:tcPr>
+            <w:tcW w:w="1776" w:type="dxa"/>
+          </w:tcPr>
           <w:p>
             <w:pPr>
               <w:pStyle w:val="Compact"/>
@@ -9567,7 +10366,9 @@
           </w:p>
         </w:tc>
         <w:tc>
-          <w:tcPr/>
+          <w:tcPr>
+            <w:tcW w:w="1584" w:type="dxa"/>
+          </w:tcPr>
           <w:p>
             <w:pPr>
               <w:pStyle w:val="Compact"/>
@@ -9584,7 +10385,9 @@
       </w:tr>
       <w:tr>
         <w:tc>
-          <w:tcPr/>
+          <w:tcPr>
+            <w:tcW w:w="659" w:type="dxa"/>
+          </w:tcPr>
           <w:p>
             <w:pPr>
               <w:pStyle w:val="Compact"/>
@@ -9599,7 +10402,9 @@
           </w:p>
         </w:tc>
         <w:tc>
-          <w:tcPr/>
+          <w:tcPr>
+            <w:tcW w:w="1799" w:type="dxa"/>
+          </w:tcPr>
           <w:p>
             <w:pPr>
               <w:pStyle w:val="Compact"/>
@@ -9614,7 +10419,9 @@
           </w:p>
         </w:tc>
         <w:tc>
-          <w:tcPr/>
+          <w:tcPr>
+            <w:tcW w:w="952" w:type="dxa"/>
+          </w:tcPr>
           <w:p>
             <w:pPr>
               <w:pStyle w:val="Compact"/>
@@ -9629,7 +10436,9 @@
           </w:p>
         </w:tc>
         <w:tc>
-          <w:tcPr/>
+          <w:tcPr>
+            <w:tcW w:w="1134" w:type="dxa"/>
+          </w:tcPr>
           <w:p>
             <w:pPr>
               <w:pStyle w:val="Compact"/>
@@ -9644,7 +10453,9 @@
           </w:p>
         </w:tc>
         <w:tc>
-          <w:tcPr/>
+          <w:tcPr>
+            <w:tcW w:w="1776" w:type="dxa"/>
+          </w:tcPr>
           <w:p>
             <w:pPr>
               <w:pStyle w:val="Compact"/>
@@ -9659,7 +10470,9 @@
           </w:p>
         </w:tc>
         <w:tc>
-          <w:tcPr/>
+          <w:tcPr>
+            <w:tcW w:w="1584" w:type="dxa"/>
+          </w:tcPr>
           <w:p>
             <w:pPr>
               <w:pStyle w:val="Compact"/>
@@ -9676,7 +10489,9 @@
       </w:tr>
       <w:tr>
         <w:tc>
-          <w:tcPr/>
+          <w:tcPr>
+            <w:tcW w:w="659" w:type="dxa"/>
+          </w:tcPr>
           <w:p>
             <w:pPr>
               <w:pStyle w:val="Compact"/>
@@ -9691,7 +10506,9 @@
           </w:p>
         </w:tc>
         <w:tc>
-          <w:tcPr/>
+          <w:tcPr>
+            <w:tcW w:w="1799" w:type="dxa"/>
+          </w:tcPr>
           <w:p>
             <w:pPr>
               <w:pStyle w:val="Compact"/>
@@ -9706,7 +10523,9 @@
           </w:p>
         </w:tc>
         <w:tc>
-          <w:tcPr/>
+          <w:tcPr>
+            <w:tcW w:w="952" w:type="dxa"/>
+          </w:tcPr>
           <w:p>
             <w:pPr>
               <w:pStyle w:val="Compact"/>
@@ -9721,7 +10540,9 @@
           </w:p>
         </w:tc>
         <w:tc>
-          <w:tcPr/>
+          <w:tcPr>
+            <w:tcW w:w="1134" w:type="dxa"/>
+          </w:tcPr>
           <w:p>
             <w:pPr>
               <w:pStyle w:val="Compact"/>
@@ -9736,7 +10557,9 @@
           </w:p>
         </w:tc>
         <w:tc>
-          <w:tcPr/>
+          <w:tcPr>
+            <w:tcW w:w="1776" w:type="dxa"/>
+          </w:tcPr>
           <w:p>
             <w:pPr>
               <w:pStyle w:val="Compact"/>
@@ -9751,7 +10574,9 @@
           </w:p>
         </w:tc>
         <w:tc>
-          <w:tcPr/>
+          <w:tcPr>
+            <w:tcW w:w="1584" w:type="dxa"/>
+          </w:tcPr>
           <w:p>
             <w:pPr>
               <w:pStyle w:val="Compact"/>
@@ -9768,7 +10593,9 @@
       </w:tr>
       <w:tr>
         <w:tc>
-          <w:tcPr/>
+          <w:tcPr>
+            <w:tcW w:w="659" w:type="dxa"/>
+          </w:tcPr>
           <w:p>
             <w:pPr>
               <w:pStyle w:val="Compact"/>
@@ -9783,7 +10610,9 @@
           </w:p>
         </w:tc>
         <w:tc>
-          <w:tcPr/>
+          <w:tcPr>
+            <w:tcW w:w="1799" w:type="dxa"/>
+          </w:tcPr>
           <w:p>
             <w:pPr>
               <w:pStyle w:val="Compact"/>
@@ -9798,7 +10627,9 @@
           </w:p>
         </w:tc>
         <w:tc>
-          <w:tcPr/>
+          <w:tcPr>
+            <w:tcW w:w="952" w:type="dxa"/>
+          </w:tcPr>
           <w:p>
             <w:pPr>
               <w:pStyle w:val="Compact"/>
@@ -9813,7 +10644,9 @@
           </w:p>
         </w:tc>
         <w:tc>
-          <w:tcPr/>
+          <w:tcPr>
+            <w:tcW w:w="1134" w:type="dxa"/>
+          </w:tcPr>
           <w:p>
             <w:pPr>
               <w:pStyle w:val="Compact"/>
@@ -9828,7 +10661,9 @@
           </w:p>
         </w:tc>
         <w:tc>
-          <w:tcPr/>
+          <w:tcPr>
+            <w:tcW w:w="1776" w:type="dxa"/>
+          </w:tcPr>
           <w:p>
             <w:pPr>
               <w:pStyle w:val="Compact"/>
@@ -9843,7 +10678,9 @@
           </w:p>
         </w:tc>
         <w:tc>
-          <w:tcPr/>
+          <w:tcPr>
+            <w:tcW w:w="1584" w:type="dxa"/>
+          </w:tcPr>
           <w:p>
             <w:pPr>
               <w:pStyle w:val="Compact"/>
@@ -9860,7 +10697,9 @@
       </w:tr>
       <w:tr>
         <w:tc>
-          <w:tcPr/>
+          <w:tcPr>
+            <w:tcW w:w="659" w:type="dxa"/>
+          </w:tcPr>
           <w:p>
             <w:pPr>
               <w:pStyle w:val="Compact"/>
@@ -9875,7 +10714,9 @@
           </w:p>
         </w:tc>
         <w:tc>
-          <w:tcPr/>
+          <w:tcPr>
+            <w:tcW w:w="1799" w:type="dxa"/>
+          </w:tcPr>
           <w:p>
             <w:pPr>
               <w:pStyle w:val="Compact"/>
@@ -9890,7 +10731,9 @@
           </w:p>
         </w:tc>
         <w:tc>
-          <w:tcPr/>
+          <w:tcPr>
+            <w:tcW w:w="952" w:type="dxa"/>
+          </w:tcPr>
           <w:p>
             <w:pPr>
               <w:pStyle w:val="Compact"/>
@@ -9905,7 +10748,9 @@
           </w:p>
         </w:tc>
         <w:tc>
-          <w:tcPr/>
+          <w:tcPr>
+            <w:tcW w:w="1134" w:type="dxa"/>
+          </w:tcPr>
           <w:p>
             <w:pPr>
               <w:pStyle w:val="Compact"/>
@@ -9920,7 +10765,9 @@
           </w:p>
         </w:tc>
         <w:tc>
-          <w:tcPr/>
+          <w:tcPr>
+            <w:tcW w:w="1776" w:type="dxa"/>
+          </w:tcPr>
           <w:p>
             <w:pPr>
               <w:pStyle w:val="Compact"/>
@@ -9935,7 +10782,9 @@
           </w:p>
         </w:tc>
         <w:tc>
-          <w:tcPr/>
+          <w:tcPr>
+            <w:tcW w:w="1584" w:type="dxa"/>
+          </w:tcPr>
           <w:p>
             <w:pPr>
               <w:pStyle w:val="Compact"/>
@@ -9991,9 +10840,9 @@
         </w:tblBorders>
       </w:tblPr>
       <w:tblGrid>
-        <w:gridCol w:w="2640"/>
-        <w:gridCol w:w="2640"/>
-        <w:gridCol w:w="2640"/>
+        <w:gridCol w:w="1932"/>
+        <w:gridCol w:w="1873"/>
+        <w:gridCol w:w="4109"/>
       </w:tblGrid>
       <w:tr>
         <w:trPr>
@@ -10001,6 +10850,7 @@
         </w:trPr>
         <w:tc>
           <w:tcPr>
+            <w:tcW w:w="1932" w:type="dxa"/>
             <w:shd w:val="clear" w:color="auto" w:fill="D9E2F3"/>
           </w:tcPr>
           <w:p>
@@ -10019,6 +10869,7 @@
         </w:tc>
         <w:tc>
           <w:tcPr>
+            <w:tcW w:w="1873" w:type="dxa"/>
             <w:shd w:val="clear" w:color="auto" w:fill="D9E2F3"/>
           </w:tcPr>
           <w:p>
@@ -10037,6 +10888,7 @@
         </w:tc>
         <w:tc>
           <w:tcPr>
+            <w:tcW w:w="4109" w:type="dxa"/>
             <w:shd w:val="clear" w:color="auto" w:fill="D9E2F3"/>
           </w:tcPr>
           <w:p>
@@ -10056,7 +10908,9 @@
       </w:tr>
       <w:tr>
         <w:tc>
-          <w:tcPr/>
+          <w:tcPr>
+            <w:tcW w:w="1932" w:type="dxa"/>
+          </w:tcPr>
           <w:p>
             <w:pPr>
               <w:pStyle w:val="Compact"/>
@@ -10071,7 +10925,9 @@
           </w:p>
         </w:tc>
         <w:tc>
-          <w:tcPr/>
+          <w:tcPr>
+            <w:tcW w:w="1873" w:type="dxa"/>
+          </w:tcPr>
           <w:p>
             <w:pPr>
               <w:pStyle w:val="Compact"/>
@@ -10086,7 +10942,9 @@
           </w:p>
         </w:tc>
         <w:tc>
-          <w:tcPr/>
+          <w:tcPr>
+            <w:tcW w:w="4109" w:type="dxa"/>
+          </w:tcPr>
           <w:p>
             <w:pPr>
               <w:pStyle w:val="Compact"/>
@@ -10103,7 +10961,9 @@
       </w:tr>
       <w:tr>
         <w:tc>
-          <w:tcPr/>
+          <w:tcPr>
+            <w:tcW w:w="1932" w:type="dxa"/>
+          </w:tcPr>
           <w:p>
             <w:pPr>
               <w:pStyle w:val="Compact"/>
@@ -10118,7 +10978,9 @@
           </w:p>
         </w:tc>
         <w:tc>
-          <w:tcPr/>
+          <w:tcPr>
+            <w:tcW w:w="1873" w:type="dxa"/>
+          </w:tcPr>
           <w:p>
             <w:pPr>
               <w:pStyle w:val="Compact"/>
@@ -10133,7 +10995,9 @@
           </w:p>
         </w:tc>
         <w:tc>
-          <w:tcPr/>
+          <w:tcPr>
+            <w:tcW w:w="4109" w:type="dxa"/>
+          </w:tcPr>
           <w:p>
             <w:pPr>
               <w:pStyle w:val="Compact"/>
@@ -10150,7 +11014,9 @@
       </w:tr>
       <w:tr>
         <w:tc>
-          <w:tcPr/>
+          <w:tcPr>
+            <w:tcW w:w="1932" w:type="dxa"/>
+          </w:tcPr>
           <w:p>
             <w:pPr>
               <w:pStyle w:val="Compact"/>
@@ -10165,7 +11031,9 @@
           </w:p>
         </w:tc>
         <w:tc>
-          <w:tcPr/>
+          <w:tcPr>
+            <w:tcW w:w="1873" w:type="dxa"/>
+          </w:tcPr>
           <w:p>
             <w:pPr>
               <w:pStyle w:val="Compact"/>
@@ -10180,7 +11048,9 @@
           </w:p>
         </w:tc>
         <w:tc>
-          <w:tcPr/>
+          <w:tcPr>
+            <w:tcW w:w="4109" w:type="dxa"/>
+          </w:tcPr>
           <w:p>
             <w:pPr>
               <w:pStyle w:val="Compact"/>
@@ -10197,7 +11067,9 @@
       </w:tr>
       <w:tr>
         <w:tc>
-          <w:tcPr/>
+          <w:tcPr>
+            <w:tcW w:w="1932" w:type="dxa"/>
+          </w:tcPr>
           <w:p>
             <w:pPr>
               <w:pStyle w:val="Compact"/>
@@ -10212,7 +11084,9 @@
           </w:p>
         </w:tc>
         <w:tc>
-          <w:tcPr/>
+          <w:tcPr>
+            <w:tcW w:w="1873" w:type="dxa"/>
+          </w:tcPr>
           <w:p>
             <w:pPr>
               <w:pStyle w:val="Compact"/>
@@ -10227,7 +11101,9 @@
           </w:p>
         </w:tc>
         <w:tc>
-          <w:tcPr/>
+          <w:tcPr>
+            <w:tcW w:w="4109" w:type="dxa"/>
+          </w:tcPr>
           <w:p>
             <w:pPr>
               <w:pStyle w:val="Compact"/>
@@ -10244,7 +11120,9 @@
       </w:tr>
       <w:tr>
         <w:tc>
-          <w:tcPr/>
+          <w:tcPr>
+            <w:tcW w:w="1932" w:type="dxa"/>
+          </w:tcPr>
           <w:p>
             <w:pPr>
               <w:pStyle w:val="Compact"/>
@@ -10259,7 +11137,9 @@
           </w:p>
         </w:tc>
         <w:tc>
-          <w:tcPr/>
+          <w:tcPr>
+            <w:tcW w:w="1873" w:type="dxa"/>
+          </w:tcPr>
           <w:p>
             <w:pPr>
               <w:pStyle w:val="Compact"/>
@@ -10274,7 +11154,9 @@
           </w:p>
         </w:tc>
         <w:tc>
-          <w:tcPr/>
+          <w:tcPr>
+            <w:tcW w:w="4109" w:type="dxa"/>
+          </w:tcPr>
           <w:p>
             <w:pPr>
               <w:pStyle w:val="Compact"/>
@@ -10330,9 +11212,9 @@
         </w:tblBorders>
       </w:tblPr>
       <w:tblGrid>
-        <w:gridCol w:w="2640"/>
-        <w:gridCol w:w="2640"/>
-        <w:gridCol w:w="2640"/>
+        <w:gridCol w:w="2341"/>
+        <w:gridCol w:w="3119"/>
+        <w:gridCol w:w="2455"/>
       </w:tblGrid>
       <w:tr>
         <w:trPr>
@@ -10340,6 +11222,7 @@
         </w:trPr>
         <w:tc>
           <w:tcPr>
+            <w:tcW w:w="2341" w:type="dxa"/>
             <w:shd w:val="clear" w:color="auto" w:fill="D9E2F3"/>
           </w:tcPr>
           <w:p>
@@ -10358,6 +11241,7 @@
         </w:tc>
         <w:tc>
           <w:tcPr>
+            <w:tcW w:w="3119" w:type="dxa"/>
             <w:shd w:val="clear" w:color="auto" w:fill="D9E2F3"/>
           </w:tcPr>
           <w:p>
@@ -10376,6 +11260,7 @@
         </w:tc>
         <w:tc>
           <w:tcPr>
+            <w:tcW w:w="2455" w:type="dxa"/>
             <w:shd w:val="clear" w:color="auto" w:fill="D9E2F3"/>
           </w:tcPr>
           <w:p>
@@ -10395,7 +11280,9 @@
       </w:tr>
       <w:tr>
         <w:tc>
-          <w:tcPr/>
+          <w:tcPr>
+            <w:tcW w:w="2341" w:type="dxa"/>
+          </w:tcPr>
           <w:p>
             <w:pPr>
               <w:pStyle w:val="Compact"/>
@@ -10410,7 +11297,9 @@
           </w:p>
         </w:tc>
         <w:tc>
-          <w:tcPr/>
+          <w:tcPr>
+            <w:tcW w:w="3119" w:type="dxa"/>
+          </w:tcPr>
           <w:p>
             <w:pPr>
               <w:pStyle w:val="Compact"/>
@@ -10425,7 +11314,9 @@
           </w:p>
         </w:tc>
         <w:tc>
-          <w:tcPr/>
+          <w:tcPr>
+            <w:tcW w:w="2455" w:type="dxa"/>
+          </w:tcPr>
           <w:p>
             <w:pPr>
               <w:pStyle w:val="Compact"/>
@@ -10442,7 +11333,9 @@
       </w:tr>
       <w:tr>
         <w:tc>
-          <w:tcPr/>
+          <w:tcPr>
+            <w:tcW w:w="2341" w:type="dxa"/>
+          </w:tcPr>
           <w:p>
             <w:pPr>
               <w:pStyle w:val="Compact"/>
@@ -10457,7 +11350,9 @@
           </w:p>
         </w:tc>
         <w:tc>
-          <w:tcPr/>
+          <w:tcPr>
+            <w:tcW w:w="3119" w:type="dxa"/>
+          </w:tcPr>
           <w:p>
             <w:pPr>
               <w:pStyle w:val="Compact"/>
@@ -10472,7 +11367,9 @@
           </w:p>
         </w:tc>
         <w:tc>
-          <w:tcPr/>
+          <w:tcPr>
+            <w:tcW w:w="2455" w:type="dxa"/>
+          </w:tcPr>
           <w:p>
             <w:pPr>
               <w:pStyle w:val="Compact"/>
@@ -10489,7 +11386,9 @@
       </w:tr>
       <w:tr>
         <w:tc>
-          <w:tcPr/>
+          <w:tcPr>
+            <w:tcW w:w="2341" w:type="dxa"/>
+          </w:tcPr>
           <w:p>
             <w:pPr>
               <w:pStyle w:val="Compact"/>
@@ -10504,7 +11403,9 @@
           </w:p>
         </w:tc>
         <w:tc>
-          <w:tcPr/>
+          <w:tcPr>
+            <w:tcW w:w="3119" w:type="dxa"/>
+          </w:tcPr>
           <w:p>
             <w:pPr>
               <w:pStyle w:val="Compact"/>
@@ -10519,7 +11420,9 @@
           </w:p>
         </w:tc>
         <w:tc>
-          <w:tcPr/>
+          <w:tcPr>
+            <w:tcW w:w="2455" w:type="dxa"/>
+          </w:tcPr>
           <w:p>
             <w:pPr>
               <w:pStyle w:val="Compact"/>
@@ -10536,7 +11439,9 @@
       </w:tr>
       <w:tr>
         <w:tc>
-          <w:tcPr/>
+          <w:tcPr>
+            <w:tcW w:w="2341" w:type="dxa"/>
+          </w:tcPr>
           <w:p>
             <w:pPr>
               <w:pStyle w:val="Compact"/>
@@ -10551,7 +11456,9 @@
           </w:p>
         </w:tc>
         <w:tc>
-          <w:tcPr/>
+          <w:tcPr>
+            <w:tcW w:w="3119" w:type="dxa"/>
+          </w:tcPr>
           <w:p>
             <w:pPr>
               <w:pStyle w:val="Compact"/>
@@ -10566,7 +11473,9 @@
           </w:p>
         </w:tc>
         <w:tc>
-          <w:tcPr/>
+          <w:tcPr>
+            <w:tcW w:w="2455" w:type="dxa"/>
+          </w:tcPr>
           <w:p>
             <w:pPr>
               <w:pStyle w:val="Compact"/>
@@ -10583,7 +11492,9 @@
       </w:tr>
       <w:tr>
         <w:tc>
-          <w:tcPr/>
+          <w:tcPr>
+            <w:tcW w:w="2341" w:type="dxa"/>
+          </w:tcPr>
           <w:p>
             <w:pPr>
               <w:pStyle w:val="Compact"/>
@@ -10598,7 +11509,9 @@
           </w:p>
         </w:tc>
         <w:tc>
-          <w:tcPr/>
+          <w:tcPr>
+            <w:tcW w:w="3119" w:type="dxa"/>
+          </w:tcPr>
           <w:p>
             <w:pPr>
               <w:pStyle w:val="Compact"/>
@@ -10613,7 +11526,9 @@
           </w:p>
         </w:tc>
         <w:tc>
-          <w:tcPr/>
+          <w:tcPr>
+            <w:tcW w:w="2455" w:type="dxa"/>
+          </w:tcPr>
           <w:p>
             <w:pPr>
               <w:pStyle w:val="Compact"/>
@@ -10630,7 +11545,9 @@
       </w:tr>
       <w:tr>
         <w:tc>
-          <w:tcPr/>
+          <w:tcPr>
+            <w:tcW w:w="2341" w:type="dxa"/>
+          </w:tcPr>
           <w:p>
             <w:pPr>
               <w:pStyle w:val="Compact"/>
@@ -10645,7 +11562,9 @@
           </w:p>
         </w:tc>
         <w:tc>
-          <w:tcPr/>
+          <w:tcPr>
+            <w:tcW w:w="3119" w:type="dxa"/>
+          </w:tcPr>
           <w:p>
             <w:pPr>
               <w:pStyle w:val="Compact"/>
@@ -10660,7 +11579,9 @@
           </w:p>
         </w:tc>
         <w:tc>
-          <w:tcPr/>
+          <w:tcPr>
+            <w:tcW w:w="2455" w:type="dxa"/>
+          </w:tcPr>
           <w:p>
             <w:pPr>
               <w:pStyle w:val="Compact"/>
@@ -10701,8 +11622,8 @@
         </w:tblBorders>
       </w:tblPr>
       <w:tblGrid>
-        <w:gridCol w:w="3960"/>
-        <w:gridCol w:w="3960"/>
+        <w:gridCol w:w="3731"/>
+        <w:gridCol w:w="4186"/>
       </w:tblGrid>
       <w:tr>
         <w:trPr>
@@ -10710,6 +11631,7 @@
         </w:trPr>
         <w:tc>
           <w:tcPr>
+            <w:tcW w:w="3731" w:type="dxa"/>
             <w:shd w:val="clear" w:color="auto" w:fill="D9E2F3"/>
           </w:tcPr>
           <w:p>
@@ -10728,6 +11650,7 @@
         </w:tc>
         <w:tc>
           <w:tcPr>
+            <w:tcW w:w="4186" w:type="dxa"/>
             <w:shd w:val="clear" w:color="auto" w:fill="D9E2F3"/>
           </w:tcPr>
           <w:p>
@@ -10747,7 +11670,9 @@
       </w:tr>
       <w:tr>
         <w:tc>
-          <w:tcPr/>
+          <w:tcPr>
+            <w:tcW w:w="3731" w:type="dxa"/>
+          </w:tcPr>
           <w:p>
             <w:pPr>
               <w:pStyle w:val="Compact"/>
@@ -10762,7 +11687,9 @@
           </w:p>
         </w:tc>
         <w:tc>
-          <w:tcPr/>
+          <w:tcPr>
+            <w:tcW w:w="4186" w:type="dxa"/>
+          </w:tcPr>
           <w:p>
             <w:pPr>
               <w:pStyle w:val="Compact"/>
@@ -10779,7 +11706,9 @@
       </w:tr>
       <w:tr>
         <w:tc>
-          <w:tcPr/>
+          <w:tcPr>
+            <w:tcW w:w="3731" w:type="dxa"/>
+          </w:tcPr>
           <w:p>
             <w:pPr>
               <w:pStyle w:val="Compact"/>
@@ -10794,7 +11723,9 @@
           </w:p>
         </w:tc>
         <w:tc>
-          <w:tcPr/>
+          <w:tcPr>
+            <w:tcW w:w="4186" w:type="dxa"/>
+          </w:tcPr>
           <w:p>
             <w:pPr>
               <w:pStyle w:val="Compact"/>
@@ -10811,7 +11742,9 @@
       </w:tr>
       <w:tr>
         <w:tc>
-          <w:tcPr/>
+          <w:tcPr>
+            <w:tcW w:w="3731" w:type="dxa"/>
+          </w:tcPr>
           <w:p>
             <w:pPr>
               <w:pStyle w:val="Compact"/>
@@ -10826,7 +11759,9 @@
           </w:p>
         </w:tc>
         <w:tc>
-          <w:tcPr/>
+          <w:tcPr>
+            <w:tcW w:w="4186" w:type="dxa"/>
+          </w:tcPr>
           <w:p>
             <w:pPr>
               <w:pStyle w:val="Compact"/>
@@ -10843,7 +11778,9 @@
       </w:tr>
       <w:tr>
         <w:tc>
-          <w:tcPr/>
+          <w:tcPr>
+            <w:tcW w:w="3731" w:type="dxa"/>
+          </w:tcPr>
           <w:p>
             <w:pPr>
               <w:pStyle w:val="Compact"/>
@@ -10858,7 +11795,9 @@
           </w:p>
         </w:tc>
         <w:tc>
-          <w:tcPr/>
+          <w:tcPr>
+            <w:tcW w:w="4186" w:type="dxa"/>
+          </w:tcPr>
           <w:p>
             <w:pPr>
               <w:pStyle w:val="Compact"/>
@@ -10875,7 +11814,9 @@
       </w:tr>
       <w:tr>
         <w:tc>
-          <w:tcPr/>
+          <w:tcPr>
+            <w:tcW w:w="3731" w:type="dxa"/>
+          </w:tcPr>
           <w:p>
             <w:pPr>
               <w:pStyle w:val="Compact"/>
@@ -10890,7 +11831,9 @@
           </w:p>
         </w:tc>
         <w:tc>
-          <w:tcPr/>
+          <w:tcPr>
+            <w:tcW w:w="4186" w:type="dxa"/>
+          </w:tcPr>
           <w:p>
             <w:pPr>
               <w:pStyle w:val="Compact"/>
@@ -10907,7 +11850,9 @@
       </w:tr>
       <w:tr>
         <w:tc>
-          <w:tcPr/>
+          <w:tcPr>
+            <w:tcW w:w="3731" w:type="dxa"/>
+          </w:tcPr>
           <w:p>
             <w:pPr>
               <w:pStyle w:val="Compact"/>
@@ -10922,7 +11867,9 @@
           </w:p>
         </w:tc>
         <w:tc>
-          <w:tcPr/>
+          <w:tcPr>
+            <w:tcW w:w="4186" w:type="dxa"/>
+          </w:tcPr>
           <w:p>
             <w:pPr>
               <w:pStyle w:val="Compact"/>
@@ -11063,8 +12010,8 @@
         </w:tblBorders>
       </w:tblPr>
       <w:tblGrid>
-        <w:gridCol w:w="3960"/>
-        <w:gridCol w:w="3960"/>
+        <w:gridCol w:w="2999"/>
+        <w:gridCol w:w="4918"/>
       </w:tblGrid>
       <w:tr>
         <w:trPr>
@@ -11072,6 +12019,7 @@
         </w:trPr>
         <w:tc>
           <w:tcPr>
+            <w:tcW w:w="2999" w:type="dxa"/>
             <w:shd w:val="clear" w:color="auto" w:fill="D9E2F3"/>
           </w:tcPr>
           <w:p>
@@ -11090,6 +12038,7 @@
         </w:tc>
         <w:tc>
           <w:tcPr>
+            <w:tcW w:w="4918" w:type="dxa"/>
             <w:shd w:val="clear" w:color="auto" w:fill="D9E2F3"/>
           </w:tcPr>
           <w:p>
@@ -11109,7 +12058,9 @@
       </w:tr>
       <w:tr>
         <w:tc>
-          <w:tcPr/>
+          <w:tcPr>
+            <w:tcW w:w="2999" w:type="dxa"/>
+          </w:tcPr>
           <w:p>
             <w:pPr>
               <w:pStyle w:val="Compact"/>
@@ -11124,7 +12075,9 @@
           </w:p>
         </w:tc>
         <w:tc>
-          <w:tcPr/>
+          <w:tcPr>
+            <w:tcW w:w="4918" w:type="dxa"/>
+          </w:tcPr>
           <w:p>
             <w:pPr>
               <w:pStyle w:val="Compact"/>
@@ -11141,7 +12094,9 @@
       </w:tr>
       <w:tr>
         <w:tc>
-          <w:tcPr/>
+          <w:tcPr>
+            <w:tcW w:w="2999" w:type="dxa"/>
+          </w:tcPr>
           <w:p>
             <w:pPr>
               <w:pStyle w:val="Compact"/>
@@ -11156,7 +12111,9 @@
           </w:p>
         </w:tc>
         <w:tc>
-          <w:tcPr/>
+          <w:tcPr>
+            <w:tcW w:w="4918" w:type="dxa"/>
+          </w:tcPr>
           <w:p>
             <w:pPr>
               <w:pStyle w:val="Compact"/>
@@ -11173,7 +12130,9 @@
       </w:tr>
       <w:tr>
         <w:tc>
-          <w:tcPr/>
+          <w:tcPr>
+            <w:tcW w:w="2999" w:type="dxa"/>
+          </w:tcPr>
           <w:p>
             <w:pPr>
               <w:pStyle w:val="Compact"/>
@@ -11188,7 +12147,9 @@
           </w:p>
         </w:tc>
         <w:tc>
-          <w:tcPr/>
+          <w:tcPr>
+            <w:tcW w:w="4918" w:type="dxa"/>
+          </w:tcPr>
           <w:p>
             <w:pPr>
               <w:pStyle w:val="Compact"/>
@@ -11205,7 +12166,9 @@
       </w:tr>
       <w:tr>
         <w:tc>
-          <w:tcPr/>
+          <w:tcPr>
+            <w:tcW w:w="2999" w:type="dxa"/>
+          </w:tcPr>
           <w:p>
             <w:pPr>
               <w:pStyle w:val="Compact"/>
@@ -11220,7 +12183,9 @@
           </w:p>
         </w:tc>
         <w:tc>
-          <w:tcPr/>
+          <w:tcPr>
+            <w:tcW w:w="4918" w:type="dxa"/>
+          </w:tcPr>
           <w:p>
             <w:pPr>
               <w:pStyle w:val="Compact"/>
@@ -11364,8 +12329,8 @@
         </w:tblBorders>
       </w:tblPr>
       <w:tblGrid>
-        <w:gridCol w:w="3960"/>
-        <w:gridCol w:w="3960"/>
+        <w:gridCol w:w="4535"/>
+        <w:gridCol w:w="3382"/>
       </w:tblGrid>
       <w:tr>
         <w:trPr>
@@ -11373,6 +12338,7 @@
         </w:trPr>
         <w:tc>
           <w:tcPr>
+            <w:tcW w:w="4535" w:type="dxa"/>
             <w:shd w:val="clear" w:color="auto" w:fill="D9E2F3"/>
           </w:tcPr>
           <w:p>
@@ -11391,6 +12357,7 @@
         </w:tc>
         <w:tc>
           <w:tcPr>
+            <w:tcW w:w="3382" w:type="dxa"/>
             <w:shd w:val="clear" w:color="auto" w:fill="D9E2F3"/>
           </w:tcPr>
           <w:p>
@@ -11410,7 +12377,9 @@
       </w:tr>
       <w:tr>
         <w:tc>
-          <w:tcPr/>
+          <w:tcPr>
+            <w:tcW w:w="4535" w:type="dxa"/>
+          </w:tcPr>
           <w:p>
             <w:pPr>
               <w:pStyle w:val="Compact"/>
@@ -11425,7 +12394,9 @@
           </w:p>
         </w:tc>
         <w:tc>
-          <w:tcPr/>
+          <w:tcPr>
+            <w:tcW w:w="3382" w:type="dxa"/>
+          </w:tcPr>
           <w:p>
             <w:pPr>
               <w:pStyle w:val="Compact"/>
@@ -11442,7 +12413,9 @@
       </w:tr>
       <w:tr>
         <w:tc>
-          <w:tcPr/>
+          <w:tcPr>
+            <w:tcW w:w="4535" w:type="dxa"/>
+          </w:tcPr>
           <w:p>
             <w:pPr>
               <w:pStyle w:val="Compact"/>
@@ -11457,7 +12430,9 @@
           </w:p>
         </w:tc>
         <w:tc>
-          <w:tcPr/>
+          <w:tcPr>
+            <w:tcW w:w="3382" w:type="dxa"/>
+          </w:tcPr>
           <w:p>
             <w:pPr>
               <w:pStyle w:val="Compact"/>
@@ -11474,7 +12449,9 @@
       </w:tr>
       <w:tr>
         <w:tc>
-          <w:tcPr/>
+          <w:tcPr>
+            <w:tcW w:w="4535" w:type="dxa"/>
+          </w:tcPr>
           <w:p>
             <w:pPr>
               <w:pStyle w:val="Compact"/>
@@ -11489,7 +12466,9 @@
           </w:p>
         </w:tc>
         <w:tc>
-          <w:tcPr/>
+          <w:tcPr>
+            <w:tcW w:w="3382" w:type="dxa"/>
+          </w:tcPr>
           <w:p>
             <w:pPr>
               <w:pStyle w:val="Compact"/>
@@ -11506,7 +12485,9 @@
       </w:tr>
       <w:tr>
         <w:tc>
-          <w:tcPr/>
+          <w:tcPr>
+            <w:tcW w:w="4535" w:type="dxa"/>
+          </w:tcPr>
           <w:p>
             <w:pPr>
               <w:pStyle w:val="Compact"/>
@@ -11521,7 +12502,9 @@
           </w:p>
         </w:tc>
         <w:tc>
-          <w:tcPr/>
+          <w:tcPr>
+            <w:tcW w:w="3382" w:type="dxa"/>
+          </w:tcPr>
           <w:p>
             <w:pPr>
               <w:pStyle w:val="Compact"/>
@@ -11538,7 +12521,9 @@
       </w:tr>
       <w:tr>
         <w:tc>
-          <w:tcPr/>
+          <w:tcPr>
+            <w:tcW w:w="4535" w:type="dxa"/>
+          </w:tcPr>
           <w:p>
             <w:pPr>
               <w:pStyle w:val="Compact"/>
@@ -11553,7 +12538,9 @@
           </w:p>
         </w:tc>
         <w:tc>
-          <w:tcPr/>
+          <w:tcPr>
+            <w:tcW w:w="3382" w:type="dxa"/>
+          </w:tcPr>
           <w:p>
             <w:pPr>
               <w:pStyle w:val="Compact"/>
@@ -11570,7 +12557,9 @@
       </w:tr>
       <w:tr>
         <w:tc>
-          <w:tcPr/>
+          <w:tcPr>
+            <w:tcW w:w="4535" w:type="dxa"/>
+          </w:tcPr>
           <w:p>
             <w:pPr>
               <w:pStyle w:val="Compact"/>
@@ -11585,7 +12574,9 @@
           </w:p>
         </w:tc>
         <w:tc>
-          <w:tcPr/>
+          <w:tcPr>
+            <w:tcW w:w="3382" w:type="dxa"/>
+          </w:tcPr>
           <w:p>
             <w:pPr>
               <w:pStyle w:val="Compact"/>
@@ -11602,7 +12593,9 @@
       </w:tr>
       <w:tr>
         <w:tc>
-          <w:tcPr/>
+          <w:tcPr>
+            <w:tcW w:w="4535" w:type="dxa"/>
+          </w:tcPr>
           <w:p>
             <w:pPr>
               <w:pStyle w:val="Compact"/>
@@ -11617,7 +12610,9 @@
           </w:p>
         </w:tc>
         <w:tc>
-          <w:tcPr/>
+          <w:tcPr>
+            <w:tcW w:w="3382" w:type="dxa"/>
+          </w:tcPr>
           <w:p>
             <w:pPr>
               <w:pStyle w:val="Compact"/>
@@ -11686,10 +12681,10 @@
         </w:tblBorders>
       </w:tblPr>
       <w:tblGrid>
-        <w:gridCol w:w="1980"/>
-        <w:gridCol w:w="1980"/>
-        <w:gridCol w:w="1980"/>
-        <w:gridCol w:w="1980"/>
+        <w:gridCol w:w="1124"/>
+        <w:gridCol w:w="1928"/>
+        <w:gridCol w:w="2373"/>
+        <w:gridCol w:w="2489"/>
       </w:tblGrid>
       <w:tr>
         <w:trPr>
@@ -11697,6 +12692,7 @@
         </w:trPr>
         <w:tc>
           <w:tcPr>
+            <w:tcW w:w="1124" w:type="dxa"/>
             <w:shd w:val="clear" w:color="auto" w:fill="D9E2F3"/>
           </w:tcPr>
           <w:p>
@@ -11715,6 +12711,7 @@
         </w:tc>
         <w:tc>
           <w:tcPr>
+            <w:tcW w:w="1928" w:type="dxa"/>
             <w:shd w:val="clear" w:color="auto" w:fill="D9E2F3"/>
           </w:tcPr>
           <w:p>
@@ -11733,6 +12730,7 @@
         </w:tc>
         <w:tc>
           <w:tcPr>
+            <w:tcW w:w="2373" w:type="dxa"/>
             <w:shd w:val="clear" w:color="auto" w:fill="D9E2F3"/>
           </w:tcPr>
           <w:p>
@@ -11751,6 +12749,7 @@
         </w:tc>
         <w:tc>
           <w:tcPr>
+            <w:tcW w:w="2489" w:type="dxa"/>
             <w:shd w:val="clear" w:color="auto" w:fill="D9E2F3"/>
           </w:tcPr>
           <w:p>
@@ -11770,7 +12769,9 @@
       </w:tr>
       <w:tr>
         <w:tc>
-          <w:tcPr/>
+          <w:tcPr>
+            <w:tcW w:w="1124" w:type="dxa"/>
+          </w:tcPr>
           <w:p>
             <w:pPr>
               <w:pStyle w:val="Compact"/>
@@ -11785,7 +12786,9 @@
           </w:p>
         </w:tc>
         <w:tc>
-          <w:tcPr/>
+          <w:tcPr>
+            <w:tcW w:w="1928" w:type="dxa"/>
+          </w:tcPr>
           <w:p>
             <w:pPr>
               <w:pStyle w:val="Compact"/>
@@ -11800,7 +12803,9 @@
           </w:p>
         </w:tc>
         <w:tc>
-          <w:tcPr/>
+          <w:tcPr>
+            <w:tcW w:w="2373" w:type="dxa"/>
+          </w:tcPr>
           <w:p>
             <w:pPr>
               <w:pStyle w:val="Compact"/>
@@ -11815,7 +12820,9 @@
           </w:p>
         </w:tc>
         <w:tc>
-          <w:tcPr/>
+          <w:tcPr>
+            <w:tcW w:w="2489" w:type="dxa"/>
+          </w:tcPr>
           <w:p>
             <w:pPr>
               <w:pStyle w:val="Compact"/>
@@ -11832,7 +12839,9 @@
       </w:tr>
       <w:tr>
         <w:tc>
-          <w:tcPr/>
+          <w:tcPr>
+            <w:tcW w:w="1124" w:type="dxa"/>
+          </w:tcPr>
           <w:p>
             <w:pPr>
               <w:pStyle w:val="Compact"/>
@@ -11847,7 +12856,9 @@
           </w:p>
         </w:tc>
         <w:tc>
-          <w:tcPr/>
+          <w:tcPr>
+            <w:tcW w:w="1928" w:type="dxa"/>
+          </w:tcPr>
           <w:p>
             <w:pPr>
               <w:pStyle w:val="Compact"/>
@@ -11862,7 +12873,9 @@
           </w:p>
         </w:tc>
         <w:tc>
-          <w:tcPr/>
+          <w:tcPr>
+            <w:tcW w:w="2373" w:type="dxa"/>
+          </w:tcPr>
           <w:p>
             <w:pPr>
               <w:pStyle w:val="Compact"/>
@@ -11877,7 +12890,9 @@
           </w:p>
         </w:tc>
         <w:tc>
-          <w:tcPr/>
+          <w:tcPr>
+            <w:tcW w:w="2489" w:type="dxa"/>
+          </w:tcPr>
           <w:p>
             <w:pPr>
               <w:pStyle w:val="Compact"/>
@@ -11894,7 +12909,9 @@
       </w:tr>
       <w:tr>
         <w:tc>
-          <w:tcPr/>
+          <w:tcPr>
+            <w:tcW w:w="1124" w:type="dxa"/>
+          </w:tcPr>
           <w:p>
             <w:pPr>
               <w:pStyle w:val="Compact"/>
@@ -11909,7 +12926,9 @@
           </w:p>
         </w:tc>
         <w:tc>
-          <w:tcPr/>
+          <w:tcPr>
+            <w:tcW w:w="1928" w:type="dxa"/>
+          </w:tcPr>
           <w:p>
             <w:pPr>
               <w:pStyle w:val="Compact"/>
@@ -11924,7 +12943,9 @@
           </w:p>
         </w:tc>
         <w:tc>
-          <w:tcPr/>
+          <w:tcPr>
+            <w:tcW w:w="2373" w:type="dxa"/>
+          </w:tcPr>
           <w:p>
             <w:pPr>
               <w:pStyle w:val="Compact"/>
@@ -11939,7 +12960,9 @@
           </w:p>
         </w:tc>
         <w:tc>
-          <w:tcPr/>
+          <w:tcPr>
+            <w:tcW w:w="2489" w:type="dxa"/>
+          </w:tcPr>
           <w:p>
             <w:pPr>
               <w:pStyle w:val="Compact"/>
@@ -11956,7 +12979,9 @@
       </w:tr>
       <w:tr>
         <w:tc>
-          <w:tcPr/>
+          <w:tcPr>
+            <w:tcW w:w="1124" w:type="dxa"/>
+          </w:tcPr>
           <w:p>
             <w:pPr>
               <w:pStyle w:val="Compact"/>
@@ -11971,7 +12996,9 @@
           </w:p>
         </w:tc>
         <w:tc>
-          <w:tcPr/>
+          <w:tcPr>
+            <w:tcW w:w="1928" w:type="dxa"/>
+          </w:tcPr>
           <w:p>
             <w:pPr>
               <w:pStyle w:val="Compact"/>
@@ -11986,7 +13013,9 @@
           </w:p>
         </w:tc>
         <w:tc>
-          <w:tcPr/>
+          <w:tcPr>
+            <w:tcW w:w="2373" w:type="dxa"/>
+          </w:tcPr>
           <w:p>
             <w:pPr>
               <w:pStyle w:val="Compact"/>
@@ -12001,7 +13030,9 @@
           </w:p>
         </w:tc>
         <w:tc>
-          <w:tcPr/>
+          <w:tcPr>
+            <w:tcW w:w="2489" w:type="dxa"/>
+          </w:tcPr>
           <w:p>
             <w:pPr>
               <w:pStyle w:val="Compact"/>
@@ -12018,7 +13049,9 @@
       </w:tr>
       <w:tr>
         <w:tc>
-          <w:tcPr/>
+          <w:tcPr>
+            <w:tcW w:w="1124" w:type="dxa"/>
+          </w:tcPr>
           <w:p>
             <w:pPr>
               <w:pStyle w:val="Compact"/>
@@ -12033,7 +13066,9 @@
           </w:p>
         </w:tc>
         <w:tc>
-          <w:tcPr/>
+          <w:tcPr>
+            <w:tcW w:w="1928" w:type="dxa"/>
+          </w:tcPr>
           <w:p>
             <w:pPr>
               <w:pStyle w:val="Compact"/>
@@ -12048,7 +13083,9 @@
           </w:p>
         </w:tc>
         <w:tc>
-          <w:tcPr/>
+          <w:tcPr>
+            <w:tcW w:w="2373" w:type="dxa"/>
+          </w:tcPr>
           <w:p>
             <w:pPr>
               <w:pStyle w:val="Compact"/>
@@ -12063,7 +13100,9 @@
           </w:p>
         </w:tc>
         <w:tc>
-          <w:tcPr/>
+          <w:tcPr>
+            <w:tcW w:w="2489" w:type="dxa"/>
+          </w:tcPr>
           <w:p>
             <w:pPr>
               <w:pStyle w:val="Compact"/>
@@ -12080,7 +13119,9 @@
       </w:tr>
       <w:tr>
         <w:tc>
-          <w:tcPr/>
+          <w:tcPr>
+            <w:tcW w:w="1124" w:type="dxa"/>
+          </w:tcPr>
           <w:p>
             <w:pPr>
               <w:pStyle w:val="Compact"/>
@@ -12095,7 +13136,9 @@
           </w:p>
         </w:tc>
         <w:tc>
-          <w:tcPr/>
+          <w:tcPr>
+            <w:tcW w:w="1928" w:type="dxa"/>
+          </w:tcPr>
           <w:p>
             <w:pPr>
               <w:pStyle w:val="Compact"/>
@@ -12110,7 +13153,9 @@
           </w:p>
         </w:tc>
         <w:tc>
-          <w:tcPr/>
+          <w:tcPr>
+            <w:tcW w:w="2373" w:type="dxa"/>
+          </w:tcPr>
           <w:p>
             <w:pPr>
               <w:pStyle w:val="Compact"/>
@@ -12125,7 +13170,9 @@
           </w:p>
         </w:tc>
         <w:tc>
-          <w:tcPr/>
+          <w:tcPr>
+            <w:tcW w:w="2489" w:type="dxa"/>
+          </w:tcPr>
           <w:p>
             <w:pPr>
               <w:pStyle w:val="Compact"/>
@@ -12142,7 +13189,9 @@
       </w:tr>
       <w:tr>
         <w:tc>
-          <w:tcPr/>
+          <w:tcPr>
+            <w:tcW w:w="1124" w:type="dxa"/>
+          </w:tcPr>
           <w:p>
             <w:pPr>
               <w:pStyle w:val="Compact"/>
@@ -12157,7 +13206,9 @@
           </w:p>
         </w:tc>
         <w:tc>
-          <w:tcPr/>
+          <w:tcPr>
+            <w:tcW w:w="1928" w:type="dxa"/>
+          </w:tcPr>
           <w:p>
             <w:pPr>
               <w:pStyle w:val="Compact"/>
@@ -12172,7 +13223,9 @@
           </w:p>
         </w:tc>
         <w:tc>
-          <w:tcPr/>
+          <w:tcPr>
+            <w:tcW w:w="2373" w:type="dxa"/>
+          </w:tcPr>
           <w:p>
             <w:pPr>
               <w:pStyle w:val="Compact"/>
@@ -12187,7 +13240,9 @@
           </w:p>
         </w:tc>
         <w:tc>
-          <w:tcPr/>
+          <w:tcPr>
+            <w:tcW w:w="2489" w:type="dxa"/>
+          </w:tcPr>
           <w:p>
             <w:pPr>
               <w:pStyle w:val="Compact"/>
@@ -12268,10 +13323,10 @@
         </w:tblBorders>
       </w:tblPr>
       <w:tblGrid>
-        <w:gridCol w:w="1980"/>
-        <w:gridCol w:w="1980"/>
-        <w:gridCol w:w="1980"/>
-        <w:gridCol w:w="1980"/>
+        <w:gridCol w:w="1442"/>
+        <w:gridCol w:w="2610"/>
+        <w:gridCol w:w="2419"/>
+        <w:gridCol w:w="1442"/>
       </w:tblGrid>
       <w:tr>
         <w:trPr>
@@ -12279,6 +13334,7 @@
         </w:trPr>
         <w:tc>
           <w:tcPr>
+            <w:tcW w:w="1442" w:type="dxa"/>
             <w:shd w:val="clear" w:color="auto" w:fill="D9E2F3"/>
           </w:tcPr>
           <w:p>
@@ -12297,6 +13353,7 @@
         </w:tc>
         <w:tc>
           <w:tcPr>
+            <w:tcW w:w="2610" w:type="dxa"/>
             <w:shd w:val="clear" w:color="auto" w:fill="D9E2F3"/>
           </w:tcPr>
           <w:p>
@@ -12315,6 +13372,7 @@
         </w:tc>
         <w:tc>
           <w:tcPr>
+            <w:tcW w:w="2419" w:type="dxa"/>
             <w:shd w:val="clear" w:color="auto" w:fill="D9E2F3"/>
           </w:tcPr>
           <w:p>
@@ -12333,6 +13391,7 @@
         </w:tc>
         <w:tc>
           <w:tcPr>
+            <w:tcW w:w="1442" w:type="dxa"/>
             <w:shd w:val="clear" w:color="auto" w:fill="D9E2F3"/>
           </w:tcPr>
           <w:p>
@@ -12352,7 +13411,9 @@
       </w:tr>
       <w:tr>
         <w:tc>
-          <w:tcPr/>
+          <w:tcPr>
+            <w:tcW w:w="1442" w:type="dxa"/>
+          </w:tcPr>
           <w:p>
             <w:pPr>
               <w:pStyle w:val="Compact"/>
@@ -12367,7 +13428,9 @@
           </w:p>
         </w:tc>
         <w:tc>
-          <w:tcPr/>
+          <w:tcPr>
+            <w:tcW w:w="2610" w:type="dxa"/>
+          </w:tcPr>
           <w:p>
             <w:pPr>
               <w:pStyle w:val="Compact"/>
@@ -12382,7 +13445,9 @@
           </w:p>
         </w:tc>
         <w:tc>
-          <w:tcPr/>
+          <w:tcPr>
+            <w:tcW w:w="2419" w:type="dxa"/>
+          </w:tcPr>
           <w:p>
             <w:pPr>
               <w:pStyle w:val="Compact"/>
@@ -12397,7 +13462,9 @@
           </w:p>
         </w:tc>
         <w:tc>
-          <w:tcPr/>
+          <w:tcPr>
+            <w:tcW w:w="1442" w:type="dxa"/>
+          </w:tcPr>
           <w:p>
             <w:pPr>
               <w:pStyle w:val="Compact"/>
@@ -12414,7 +13481,9 @@
       </w:tr>
       <w:tr>
         <w:tc>
-          <w:tcPr/>
+          <w:tcPr>
+            <w:tcW w:w="1442" w:type="dxa"/>
+          </w:tcPr>
           <w:p>
             <w:pPr>
               <w:pStyle w:val="Compact"/>
@@ -12429,7 +13498,9 @@
           </w:p>
         </w:tc>
         <w:tc>
-          <w:tcPr/>
+          <w:tcPr>
+            <w:tcW w:w="2610" w:type="dxa"/>
+          </w:tcPr>
           <w:p>
             <w:pPr>
               <w:pStyle w:val="Compact"/>
@@ -12444,7 +13515,9 @@
           </w:p>
         </w:tc>
         <w:tc>
-          <w:tcPr/>
+          <w:tcPr>
+            <w:tcW w:w="2419" w:type="dxa"/>
+          </w:tcPr>
           <w:p>
             <w:pPr>
               <w:pStyle w:val="Compact"/>
@@ -12459,7 +13532,9 @@
           </w:p>
         </w:tc>
         <w:tc>
-          <w:tcPr/>
+          <w:tcPr>
+            <w:tcW w:w="1442" w:type="dxa"/>
+          </w:tcPr>
           <w:p>
             <w:pPr>
               <w:pStyle w:val="Compact"/>
@@ -12476,7 +13551,9 @@
       </w:tr>
       <w:tr>
         <w:tc>
-          <w:tcPr/>
+          <w:tcPr>
+            <w:tcW w:w="1442" w:type="dxa"/>
+          </w:tcPr>
           <w:p>
             <w:pPr>
               <w:pStyle w:val="Compact"/>
@@ -12491,7 +13568,9 @@
           </w:p>
         </w:tc>
         <w:tc>
-          <w:tcPr/>
+          <w:tcPr>
+            <w:tcW w:w="2610" w:type="dxa"/>
+          </w:tcPr>
           <w:p>
             <w:pPr>
               <w:pStyle w:val="Compact"/>
@@ -12506,7 +13585,9 @@
           </w:p>
         </w:tc>
         <w:tc>
-          <w:tcPr/>
+          <w:tcPr>
+            <w:tcW w:w="2419" w:type="dxa"/>
+          </w:tcPr>
           <w:p>
             <w:pPr>
               <w:pStyle w:val="Compact"/>
@@ -12521,7 +13602,9 @@
           </w:p>
         </w:tc>
         <w:tc>
-          <w:tcPr/>
+          <w:tcPr>
+            <w:tcW w:w="1442" w:type="dxa"/>
+          </w:tcPr>
           <w:p>
             <w:pPr>
               <w:pStyle w:val="Compact"/>
@@ -12538,7 +13621,9 @@
       </w:tr>
       <w:tr>
         <w:tc>
-          <w:tcPr/>
+          <w:tcPr>
+            <w:tcW w:w="1442" w:type="dxa"/>
+          </w:tcPr>
           <w:p>
             <w:pPr>
               <w:pStyle w:val="Compact"/>
@@ -12553,7 +13638,9 @@
           </w:p>
         </w:tc>
         <w:tc>
-          <w:tcPr/>
+          <w:tcPr>
+            <w:tcW w:w="2610" w:type="dxa"/>
+          </w:tcPr>
           <w:p>
             <w:pPr>
               <w:pStyle w:val="Compact"/>
@@ -12568,7 +13655,9 @@
           </w:p>
         </w:tc>
         <w:tc>
-          <w:tcPr/>
+          <w:tcPr>
+            <w:tcW w:w="2419" w:type="dxa"/>
+          </w:tcPr>
           <w:p>
             <w:pPr>
               <w:pStyle w:val="Compact"/>
@@ -12583,7 +13672,9 @@
           </w:p>
         </w:tc>
         <w:tc>
-          <w:tcPr/>
+          <w:tcPr>
+            <w:tcW w:w="1442" w:type="dxa"/>
+          </w:tcPr>
           <w:p>
             <w:pPr>
               <w:pStyle w:val="Compact"/>
@@ -12600,7 +13691,9 @@
       </w:tr>
       <w:tr>
         <w:tc>
-          <w:tcPr/>
+          <w:tcPr>
+            <w:tcW w:w="1442" w:type="dxa"/>
+          </w:tcPr>
           <w:p>
             <w:pPr>
               <w:pStyle w:val="Compact"/>
@@ -12615,7 +13708,9 @@
           </w:p>
         </w:tc>
         <w:tc>
-          <w:tcPr/>
+          <w:tcPr>
+            <w:tcW w:w="2610" w:type="dxa"/>
+          </w:tcPr>
           <w:p>
             <w:pPr>
               <w:pStyle w:val="Compact"/>
@@ -12630,7 +13725,9 @@
           </w:p>
         </w:tc>
         <w:tc>
-          <w:tcPr/>
+          <w:tcPr>
+            <w:tcW w:w="2419" w:type="dxa"/>
+          </w:tcPr>
           <w:p>
             <w:pPr>
               <w:pStyle w:val="Compact"/>
@@ -12645,7 +13742,9 @@
           </w:p>
         </w:tc>
         <w:tc>
-          <w:tcPr/>
+          <w:tcPr>
+            <w:tcW w:w="1442" w:type="dxa"/>
+          </w:tcPr>
           <w:p>
             <w:pPr>
               <w:pStyle w:val="Compact"/>
@@ -12662,7 +13761,9 @@
       </w:tr>
       <w:tr>
         <w:tc>
-          <w:tcPr/>
+          <w:tcPr>
+            <w:tcW w:w="1442" w:type="dxa"/>
+          </w:tcPr>
           <w:p>
             <w:pPr>
               <w:pStyle w:val="Compact"/>
@@ -12677,7 +13778,9 @@
           </w:p>
         </w:tc>
         <w:tc>
-          <w:tcPr/>
+          <w:tcPr>
+            <w:tcW w:w="2610" w:type="dxa"/>
+          </w:tcPr>
           <w:p>
             <w:pPr>
               <w:pStyle w:val="Compact"/>
@@ -12692,7 +13795,9 @@
           </w:p>
         </w:tc>
         <w:tc>
-          <w:tcPr/>
+          <w:tcPr>
+            <w:tcW w:w="2419" w:type="dxa"/>
+          </w:tcPr>
           <w:p>
             <w:pPr>
               <w:pStyle w:val="Compact"/>
@@ -12707,7 +13812,9 @@
           </w:p>
         </w:tc>
         <w:tc>
-          <w:tcPr/>
+          <w:tcPr>
+            <w:tcW w:w="1442" w:type="dxa"/>
+          </w:tcPr>
           <w:p>
             <w:pPr>
               <w:pStyle w:val="Compact"/>
@@ -12724,7 +13831,9 @@
       </w:tr>
       <w:tr>
         <w:tc>
-          <w:tcPr/>
+          <w:tcPr>
+            <w:tcW w:w="1442" w:type="dxa"/>
+          </w:tcPr>
           <w:p>
             <w:pPr>
               <w:pStyle w:val="Compact"/>
@@ -12739,7 +13848,9 @@
           </w:p>
         </w:tc>
         <w:tc>
-          <w:tcPr/>
+          <w:tcPr>
+            <w:tcW w:w="2610" w:type="dxa"/>
+          </w:tcPr>
           <w:p>
             <w:pPr>
               <w:pStyle w:val="Compact"/>
@@ -12754,7 +13865,9 @@
           </w:p>
         </w:tc>
         <w:tc>
-          <w:tcPr/>
+          <w:tcPr>
+            <w:tcW w:w="2419" w:type="dxa"/>
+          </w:tcPr>
           <w:p>
             <w:pPr>
               <w:pStyle w:val="Compact"/>
@@ -12769,7 +13882,9 @@
           </w:p>
         </w:tc>
         <w:tc>
-          <w:tcPr/>
+          <w:tcPr>
+            <w:tcW w:w="1442" w:type="dxa"/>
+          </w:tcPr>
           <w:p>
             <w:pPr>
               <w:pStyle w:val="Compact"/>
@@ -12786,7 +13901,9 @@
       </w:tr>
       <w:tr>
         <w:tc>
-          <w:tcPr/>
+          <w:tcPr>
+            <w:tcW w:w="1442" w:type="dxa"/>
+          </w:tcPr>
           <w:p>
             <w:pPr>
               <w:pStyle w:val="Compact"/>
@@ -12801,7 +13918,9 @@
           </w:p>
         </w:tc>
         <w:tc>
-          <w:tcPr/>
+          <w:tcPr>
+            <w:tcW w:w="2610" w:type="dxa"/>
+          </w:tcPr>
           <w:p>
             <w:pPr>
               <w:pStyle w:val="Compact"/>
@@ -12816,7 +13935,9 @@
           </w:p>
         </w:tc>
         <w:tc>
-          <w:tcPr/>
+          <w:tcPr>
+            <w:tcW w:w="2419" w:type="dxa"/>
+          </w:tcPr>
           <w:p>
             <w:pPr>
               <w:pStyle w:val="Compact"/>
@@ -12831,7 +13952,9 @@
           </w:p>
         </w:tc>
         <w:tc>
-          <w:tcPr/>
+          <w:tcPr>
+            <w:tcW w:w="1442" w:type="dxa"/>
+          </w:tcPr>
           <w:p>
             <w:pPr>
               <w:pStyle w:val="Compact"/>
@@ -12873,10 +13996,10 @@
         </w:tblBorders>
       </w:tblPr>
       <w:tblGrid>
-        <w:gridCol w:w="1980"/>
-        <w:gridCol w:w="1980"/>
-        <w:gridCol w:w="1980"/>
-        <w:gridCol w:w="1980"/>
+        <w:gridCol w:w="1155"/>
+        <w:gridCol w:w="1935"/>
+        <w:gridCol w:w="3440"/>
+        <w:gridCol w:w="1383"/>
       </w:tblGrid>
       <w:tr>
         <w:trPr>
@@ -12884,6 +14007,7 @@
         </w:trPr>
         <w:tc>
           <w:tcPr>
+            <w:tcW w:w="1155" w:type="dxa"/>
             <w:shd w:val="clear" w:color="auto" w:fill="D9E2F3"/>
           </w:tcPr>
           <w:p>
@@ -12902,6 +14026,7 @@
         </w:tc>
         <w:tc>
           <w:tcPr>
+            <w:tcW w:w="1935" w:type="dxa"/>
             <w:shd w:val="clear" w:color="auto" w:fill="D9E2F3"/>
           </w:tcPr>
           <w:p>
@@ -12920,6 +14045,7 @@
         </w:tc>
         <w:tc>
           <w:tcPr>
+            <w:tcW w:w="3440" w:type="dxa"/>
             <w:shd w:val="clear" w:color="auto" w:fill="D9E2F3"/>
           </w:tcPr>
           <w:p>
@@ -12938,6 +14064,7 @@
         </w:tc>
         <w:tc>
           <w:tcPr>
+            <w:tcW w:w="1383" w:type="dxa"/>
             <w:shd w:val="clear" w:color="auto" w:fill="D9E2F3"/>
           </w:tcPr>
           <w:p>
@@ -12957,7 +14084,9 @@
       </w:tr>
       <w:tr>
         <w:tc>
-          <w:tcPr/>
+          <w:tcPr>
+            <w:tcW w:w="1155" w:type="dxa"/>
+          </w:tcPr>
           <w:p>
             <w:pPr>
               <w:pStyle w:val="Compact"/>
@@ -12972,7 +14101,9 @@
           </w:p>
         </w:tc>
         <w:tc>
-          <w:tcPr/>
+          <w:tcPr>
+            <w:tcW w:w="1935" w:type="dxa"/>
+          </w:tcPr>
           <w:p>
             <w:pPr>
               <w:pStyle w:val="Compact"/>
@@ -12987,7 +14118,9 @@
           </w:p>
         </w:tc>
         <w:tc>
-          <w:tcPr/>
+          <w:tcPr>
+            <w:tcW w:w="3440" w:type="dxa"/>
+          </w:tcPr>
           <w:p>
             <w:pPr>
               <w:pStyle w:val="Compact"/>
@@ -13002,7 +14135,9 @@
           </w:p>
         </w:tc>
         <w:tc>
-          <w:tcPr/>
+          <w:tcPr>
+            <w:tcW w:w="1383" w:type="dxa"/>
+          </w:tcPr>
           <w:p>
             <w:pPr>
               <w:pStyle w:val="Compact"/>
@@ -13019,7 +14154,9 @@
       </w:tr>
       <w:tr>
         <w:tc>
-          <w:tcPr/>
+          <w:tcPr>
+            <w:tcW w:w="1155" w:type="dxa"/>
+          </w:tcPr>
           <w:p>
             <w:pPr>
               <w:pStyle w:val="Compact"/>
@@ -13034,7 +14171,9 @@
           </w:p>
         </w:tc>
         <w:tc>
-          <w:tcPr/>
+          <w:tcPr>
+            <w:tcW w:w="1935" w:type="dxa"/>
+          </w:tcPr>
           <w:p>
             <w:pPr>
               <w:pStyle w:val="Compact"/>
@@ -13049,7 +14188,9 @@
           </w:p>
         </w:tc>
         <w:tc>
-          <w:tcPr/>
+          <w:tcPr>
+            <w:tcW w:w="3440" w:type="dxa"/>
+          </w:tcPr>
           <w:p>
             <w:pPr>
               <w:pStyle w:val="Compact"/>
@@ -13064,7 +14205,9 @@
           </w:p>
         </w:tc>
         <w:tc>
-          <w:tcPr/>
+          <w:tcPr>
+            <w:tcW w:w="1383" w:type="dxa"/>
+          </w:tcPr>
           <w:p>
             <w:pPr>
               <w:pStyle w:val="Compact"/>
@@ -13081,7 +14224,9 @@
       </w:tr>
       <w:tr>
         <w:tc>
-          <w:tcPr/>
+          <w:tcPr>
+            <w:tcW w:w="1155" w:type="dxa"/>
+          </w:tcPr>
           <w:p>
             <w:pPr>
               <w:pStyle w:val="Compact"/>
@@ -13096,7 +14241,9 @@
           </w:p>
         </w:tc>
         <w:tc>
-          <w:tcPr/>
+          <w:tcPr>
+            <w:tcW w:w="1935" w:type="dxa"/>
+          </w:tcPr>
           <w:p>
             <w:pPr>
               <w:pStyle w:val="Compact"/>
@@ -13111,7 +14258,9 @@
           </w:p>
         </w:tc>
         <w:tc>
-          <w:tcPr/>
+          <w:tcPr>
+            <w:tcW w:w="3440" w:type="dxa"/>
+          </w:tcPr>
           <w:p>
             <w:pPr>
               <w:pStyle w:val="Compact"/>
@@ -13126,7 +14275,9 @@
           </w:p>
         </w:tc>
         <w:tc>
-          <w:tcPr/>
+          <w:tcPr>
+            <w:tcW w:w="1383" w:type="dxa"/>
+          </w:tcPr>
           <w:p>
             <w:pPr>
               <w:pStyle w:val="Compact"/>
@@ -13143,7 +14294,9 @@
       </w:tr>
       <w:tr>
         <w:tc>
-          <w:tcPr/>
+          <w:tcPr>
+            <w:tcW w:w="1155" w:type="dxa"/>
+          </w:tcPr>
           <w:p>
             <w:pPr>
               <w:pStyle w:val="Compact"/>
@@ -13158,7 +14311,9 @@
           </w:p>
         </w:tc>
         <w:tc>
-          <w:tcPr/>
+          <w:tcPr>
+            <w:tcW w:w="1935" w:type="dxa"/>
+          </w:tcPr>
           <w:p>
             <w:pPr>
               <w:pStyle w:val="Compact"/>
@@ -13173,7 +14328,9 @@
           </w:p>
         </w:tc>
         <w:tc>
-          <w:tcPr/>
+          <w:tcPr>
+            <w:tcW w:w="3440" w:type="dxa"/>
+          </w:tcPr>
           <w:p>
             <w:pPr>
               <w:pStyle w:val="Compact"/>
@@ -13188,7 +14345,9 @@
           </w:p>
         </w:tc>
         <w:tc>
-          <w:tcPr/>
+          <w:tcPr>
+            <w:tcW w:w="1383" w:type="dxa"/>
+          </w:tcPr>
           <w:p>
             <w:pPr>
               <w:pStyle w:val="Compact"/>
@@ -13205,7 +14364,9 @@
       </w:tr>
       <w:tr>
         <w:tc>
-          <w:tcPr/>
+          <w:tcPr>
+            <w:tcW w:w="1155" w:type="dxa"/>
+          </w:tcPr>
           <w:p>
             <w:pPr>
               <w:pStyle w:val="Compact"/>
@@ -13220,7 +14381,9 @@
           </w:p>
         </w:tc>
         <w:tc>
-          <w:tcPr/>
+          <w:tcPr>
+            <w:tcW w:w="1935" w:type="dxa"/>
+          </w:tcPr>
           <w:p>
             <w:pPr>
               <w:pStyle w:val="Compact"/>
@@ -13235,7 +14398,9 @@
           </w:p>
         </w:tc>
         <w:tc>
-          <w:tcPr/>
+          <w:tcPr>
+            <w:tcW w:w="3440" w:type="dxa"/>
+          </w:tcPr>
           <w:p>
             <w:pPr>
               <w:pStyle w:val="Compact"/>
@@ -13250,7 +14415,9 @@
           </w:p>
         </w:tc>
         <w:tc>
-          <w:tcPr/>
+          <w:tcPr>
+            <w:tcW w:w="1383" w:type="dxa"/>
+          </w:tcPr>
           <w:p>
             <w:pPr>
               <w:pStyle w:val="Compact"/>
@@ -13267,7 +14434,9 @@
       </w:tr>
       <w:tr>
         <w:tc>
-          <w:tcPr/>
+          <w:tcPr>
+            <w:tcW w:w="1155" w:type="dxa"/>
+          </w:tcPr>
           <w:p>
             <w:pPr>
               <w:pStyle w:val="Compact"/>
@@ -13282,7 +14451,9 @@
           </w:p>
         </w:tc>
         <w:tc>
-          <w:tcPr/>
+          <w:tcPr>
+            <w:tcW w:w="1935" w:type="dxa"/>
+          </w:tcPr>
           <w:p>
             <w:pPr>
               <w:pStyle w:val="Compact"/>
@@ -13297,7 +14468,9 @@
           </w:p>
         </w:tc>
         <w:tc>
-          <w:tcPr/>
+          <w:tcPr>
+            <w:tcW w:w="3440" w:type="dxa"/>
+          </w:tcPr>
           <w:p>
             <w:pPr>
               <w:pStyle w:val="Compact"/>
@@ -13312,7 +14485,9 @@
           </w:p>
         </w:tc>
         <w:tc>
-          <w:tcPr/>
+          <w:tcPr>
+            <w:tcW w:w="1383" w:type="dxa"/>
+          </w:tcPr>
           <w:p>
             <w:pPr>
               <w:pStyle w:val="Compact"/>
@@ -13329,7 +14504,9 @@
       </w:tr>
       <w:tr>
         <w:tc>
-          <w:tcPr/>
+          <w:tcPr>
+            <w:tcW w:w="1155" w:type="dxa"/>
+          </w:tcPr>
           <w:p>
             <w:pPr>
               <w:pStyle w:val="Compact"/>
@@ -13344,7 +14521,9 @@
           </w:p>
         </w:tc>
         <w:tc>
-          <w:tcPr/>
+          <w:tcPr>
+            <w:tcW w:w="1935" w:type="dxa"/>
+          </w:tcPr>
           <w:p>
             <w:pPr>
               <w:pStyle w:val="Compact"/>
@@ -13359,7 +14538,9 @@
           </w:p>
         </w:tc>
         <w:tc>
-          <w:tcPr/>
+          <w:tcPr>
+            <w:tcW w:w="3440" w:type="dxa"/>
+          </w:tcPr>
           <w:p>
             <w:pPr>
               <w:pStyle w:val="Compact"/>
@@ -13374,7 +14555,9 @@
           </w:p>
         </w:tc>
         <w:tc>
-          <w:tcPr/>
+          <w:tcPr>
+            <w:tcW w:w="1383" w:type="dxa"/>
+          </w:tcPr>
           <w:p>
             <w:pPr>
               <w:pStyle w:val="Compact"/>
@@ -13391,7 +14574,9 @@
       </w:tr>
       <w:tr>
         <w:tc>
-          <w:tcPr/>
+          <w:tcPr>
+            <w:tcW w:w="1155" w:type="dxa"/>
+          </w:tcPr>
           <w:p>
             <w:pPr>
               <w:pStyle w:val="Compact"/>
@@ -13406,7 +14591,9 @@
           </w:p>
         </w:tc>
         <w:tc>
-          <w:tcPr/>
+          <w:tcPr>
+            <w:tcW w:w="1935" w:type="dxa"/>
+          </w:tcPr>
           <w:p>
             <w:pPr>
               <w:pStyle w:val="Compact"/>
@@ -13421,7 +14608,9 @@
           </w:p>
         </w:tc>
         <w:tc>
-          <w:tcPr/>
+          <w:tcPr>
+            <w:tcW w:w="3440" w:type="dxa"/>
+          </w:tcPr>
           <w:p>
             <w:pPr>
               <w:pStyle w:val="Compact"/>
@@ -13436,7 +14625,9 @@
           </w:p>
         </w:tc>
         <w:tc>
-          <w:tcPr/>
+          <w:tcPr>
+            <w:tcW w:w="1383" w:type="dxa"/>
+          </w:tcPr>
           <w:p>
             <w:pPr>
               <w:pStyle w:val="Compact"/>
@@ -13453,7 +14644,9 @@
       </w:tr>
       <w:tr>
         <w:tc>
-          <w:tcPr/>
+          <w:tcPr>
+            <w:tcW w:w="1155" w:type="dxa"/>
+          </w:tcPr>
           <w:p>
             <w:pPr>
               <w:pStyle w:val="Compact"/>
@@ -13468,7 +14661,9 @@
           </w:p>
         </w:tc>
         <w:tc>
-          <w:tcPr/>
+          <w:tcPr>
+            <w:tcW w:w="1935" w:type="dxa"/>
+          </w:tcPr>
           <w:p>
             <w:pPr>
               <w:pStyle w:val="Compact"/>
@@ -13483,7 +14678,9 @@
           </w:p>
         </w:tc>
         <w:tc>
-          <w:tcPr/>
+          <w:tcPr>
+            <w:tcW w:w="3440" w:type="dxa"/>
+          </w:tcPr>
           <w:p>
             <w:pPr>
               <w:pStyle w:val="Compact"/>
@@ -13498,7 +14695,9 @@
           </w:p>
         </w:tc>
         <w:tc>
-          <w:tcPr/>
+          <w:tcPr>
+            <w:tcW w:w="1383" w:type="dxa"/>
+          </w:tcPr>
           <w:p>
             <w:pPr>
               <w:pStyle w:val="Compact"/>
@@ -13515,7 +14714,9 @@
       </w:tr>
       <w:tr>
         <w:tc>
-          <w:tcPr/>
+          <w:tcPr>
+            <w:tcW w:w="1155" w:type="dxa"/>
+          </w:tcPr>
           <w:p>
             <w:pPr>
               <w:pStyle w:val="Compact"/>
@@ -13530,7 +14731,9 @@
           </w:p>
         </w:tc>
         <w:tc>
-          <w:tcPr/>
+          <w:tcPr>
+            <w:tcW w:w="1935" w:type="dxa"/>
+          </w:tcPr>
           <w:p>
             <w:pPr>
               <w:pStyle w:val="Compact"/>
@@ -13545,7 +14748,9 @@
           </w:p>
         </w:tc>
         <w:tc>
-          <w:tcPr/>
+          <w:tcPr>
+            <w:tcW w:w="3440" w:type="dxa"/>
+          </w:tcPr>
           <w:p>
             <w:pPr>
               <w:pStyle w:val="Compact"/>
@@ -13560,7 +14765,9 @@
           </w:p>
         </w:tc>
         <w:tc>
-          <w:tcPr/>
+          <w:tcPr>
+            <w:tcW w:w="1383" w:type="dxa"/>
+          </w:tcPr>
           <w:p>
             <w:pPr>
               <w:pStyle w:val="Compact"/>
@@ -13577,7 +14784,9 @@
       </w:tr>
       <w:tr>
         <w:tc>
-          <w:tcPr/>
+          <w:tcPr>
+            <w:tcW w:w="1155" w:type="dxa"/>
+          </w:tcPr>
           <w:p>
             <w:pPr>
               <w:pStyle w:val="Compact"/>
@@ -13592,7 +14801,9 @@
           </w:p>
         </w:tc>
         <w:tc>
-          <w:tcPr/>
+          <w:tcPr>
+            <w:tcW w:w="1935" w:type="dxa"/>
+          </w:tcPr>
           <w:p>
             <w:pPr>
               <w:pStyle w:val="Compact"/>
@@ -13607,7 +14818,9 @@
           </w:p>
         </w:tc>
         <w:tc>
-          <w:tcPr/>
+          <w:tcPr>
+            <w:tcW w:w="3440" w:type="dxa"/>
+          </w:tcPr>
           <w:p>
             <w:pPr>
               <w:pStyle w:val="Compact"/>
@@ -13622,7 +14835,9 @@
           </w:p>
         </w:tc>
         <w:tc>
-          <w:tcPr/>
+          <w:tcPr>
+            <w:tcW w:w="1383" w:type="dxa"/>
+          </w:tcPr>
           <w:p>
             <w:pPr>
               <w:pStyle w:val="Compact"/>
@@ -13639,7 +14854,9 @@
       </w:tr>
       <w:tr>
         <w:tc>
-          <w:tcPr/>
+          <w:tcPr>
+            <w:tcW w:w="1155" w:type="dxa"/>
+          </w:tcPr>
           <w:p>
             <w:pPr>
               <w:pStyle w:val="Compact"/>
@@ -13654,7 +14871,9 @@
           </w:p>
         </w:tc>
         <w:tc>
-          <w:tcPr/>
+          <w:tcPr>
+            <w:tcW w:w="1935" w:type="dxa"/>
+          </w:tcPr>
           <w:p>
             <w:pPr>
               <w:pStyle w:val="Compact"/>
@@ -13669,7 +14888,9 @@
           </w:p>
         </w:tc>
         <w:tc>
-          <w:tcPr/>
+          <w:tcPr>
+            <w:tcW w:w="3440" w:type="dxa"/>
+          </w:tcPr>
           <w:p>
             <w:pPr>
               <w:pStyle w:val="Compact"/>
@@ -13684,7 +14905,9 @@
           </w:p>
         </w:tc>
         <w:tc>
-          <w:tcPr/>
+          <w:tcPr>
+            <w:tcW w:w="1383" w:type="dxa"/>
+          </w:tcPr>
           <w:p>
             <w:pPr>
               <w:pStyle w:val="Compact"/>
@@ -13701,7 +14924,9 @@
       </w:tr>
       <w:tr>
         <w:tc>
-          <w:tcPr/>
+          <w:tcPr>
+            <w:tcW w:w="1155" w:type="dxa"/>
+          </w:tcPr>
           <w:p>
             <w:pPr>
               <w:pStyle w:val="Compact"/>
@@ -13716,7 +14941,9 @@
           </w:p>
         </w:tc>
         <w:tc>
-          <w:tcPr/>
+          <w:tcPr>
+            <w:tcW w:w="1935" w:type="dxa"/>
+          </w:tcPr>
           <w:p>
             <w:pPr>
               <w:pStyle w:val="Compact"/>
@@ -13731,7 +14958,9 @@
           </w:p>
         </w:tc>
         <w:tc>
-          <w:tcPr/>
+          <w:tcPr>
+            <w:tcW w:w="3440" w:type="dxa"/>
+          </w:tcPr>
           <w:p>
             <w:pPr>
               <w:pStyle w:val="Compact"/>
@@ -13746,7 +14975,9 @@
           </w:p>
         </w:tc>
         <w:tc>
-          <w:tcPr/>
+          <w:tcPr>
+            <w:tcW w:w="1383" w:type="dxa"/>
+          </w:tcPr>
           <w:p>
             <w:pPr>
               <w:pStyle w:val="Compact"/>
@@ -13763,7 +14994,9 @@
       </w:tr>
       <w:tr>
         <w:tc>
-          <w:tcPr/>
+          <w:tcPr>
+            <w:tcW w:w="1155" w:type="dxa"/>
+          </w:tcPr>
           <w:p>
             <w:pPr>
               <w:pStyle w:val="Compact"/>
@@ -13778,7 +15011,9 @@
           </w:p>
         </w:tc>
         <w:tc>
-          <w:tcPr/>
+          <w:tcPr>
+            <w:tcW w:w="1935" w:type="dxa"/>
+          </w:tcPr>
           <w:p>
             <w:pPr>
               <w:pStyle w:val="Compact"/>
@@ -13793,7 +15028,9 @@
           </w:p>
         </w:tc>
         <w:tc>
-          <w:tcPr/>
+          <w:tcPr>
+            <w:tcW w:w="3440" w:type="dxa"/>
+          </w:tcPr>
           <w:p>
             <w:pPr>
               <w:pStyle w:val="Compact"/>
@@ -13808,7 +15045,9 @@
           </w:p>
         </w:tc>
         <w:tc>
-          <w:tcPr/>
+          <w:tcPr>
+            <w:tcW w:w="1383" w:type="dxa"/>
+          </w:tcPr>
           <w:p>
             <w:pPr>
               <w:pStyle w:val="Compact"/>
@@ -13850,8 +15089,8 @@
         </w:tblBorders>
       </w:tblPr>
       <w:tblGrid>
-        <w:gridCol w:w="3960"/>
-        <w:gridCol w:w="3960"/>
+        <w:gridCol w:w="2452"/>
+        <w:gridCol w:w="5465"/>
       </w:tblGrid>
       <w:tr>
         <w:trPr>
@@ -13859,6 +15098,7 @@
         </w:trPr>
         <w:tc>
           <w:tcPr>
+            <w:tcW w:w="2452" w:type="dxa"/>
             <w:shd w:val="clear" w:color="auto" w:fill="D9E2F3"/>
           </w:tcPr>
           <w:p>
@@ -13877,6 +15117,7 @@
         </w:tc>
         <w:tc>
           <w:tcPr>
+            <w:tcW w:w="5465" w:type="dxa"/>
             <w:shd w:val="clear" w:color="auto" w:fill="D9E2F3"/>
           </w:tcPr>
           <w:p>
@@ -13896,7 +15137,9 @@
       </w:tr>
       <w:tr>
         <w:tc>
-          <w:tcPr/>
+          <w:tcPr>
+            <w:tcW w:w="2452" w:type="dxa"/>
+          </w:tcPr>
           <w:p>
             <w:pPr>
               <w:pStyle w:val="Compact"/>
@@ -13911,7 +15154,9 @@
           </w:p>
         </w:tc>
         <w:tc>
-          <w:tcPr/>
+          <w:tcPr>
+            <w:tcW w:w="5465" w:type="dxa"/>
+          </w:tcPr>
           <w:p>
             <w:pPr>
               <w:pStyle w:val="Compact"/>
@@ -13928,7 +15173,9 @@
       </w:tr>
       <w:tr>
         <w:tc>
-          <w:tcPr/>
+          <w:tcPr>
+            <w:tcW w:w="2452" w:type="dxa"/>
+          </w:tcPr>
           <w:p>
             <w:pPr>
               <w:pStyle w:val="Compact"/>
@@ -13943,7 +15190,9 @@
           </w:p>
         </w:tc>
         <w:tc>
-          <w:tcPr/>
+          <w:tcPr>
+            <w:tcW w:w="5465" w:type="dxa"/>
+          </w:tcPr>
           <w:p>
             <w:pPr>
               <w:pStyle w:val="Compact"/>
@@ -13960,7 +15209,9 @@
       </w:tr>
       <w:tr>
         <w:tc>
-          <w:tcPr/>
+          <w:tcPr>
+            <w:tcW w:w="2452" w:type="dxa"/>
+          </w:tcPr>
           <w:p>
             <w:pPr>
               <w:pStyle w:val="Compact"/>
@@ -13975,7 +15226,9 @@
           </w:p>
         </w:tc>
         <w:tc>
-          <w:tcPr/>
+          <w:tcPr>
+            <w:tcW w:w="5465" w:type="dxa"/>
+          </w:tcPr>
           <w:p>
             <w:pPr>
               <w:pStyle w:val="Compact"/>
@@ -13992,7 +15245,9 @@
       </w:tr>
       <w:tr>
         <w:tc>
-          <w:tcPr/>
+          <w:tcPr>
+            <w:tcW w:w="2452" w:type="dxa"/>
+          </w:tcPr>
           <w:p>
             <w:pPr>
               <w:pStyle w:val="Compact"/>
@@ -14007,7 +15262,9 @@
           </w:p>
         </w:tc>
         <w:tc>
-          <w:tcPr/>
+          <w:tcPr>
+            <w:tcW w:w="5465" w:type="dxa"/>
+          </w:tcPr>
           <w:p>
             <w:pPr>
               <w:pStyle w:val="Compact"/>
@@ -14024,7 +15281,9 @@
       </w:tr>
       <w:tr>
         <w:tc>
-          <w:tcPr/>
+          <w:tcPr>
+            <w:tcW w:w="2452" w:type="dxa"/>
+          </w:tcPr>
           <w:p>
             <w:pPr>
               <w:pStyle w:val="Compact"/>
@@ -14039,7 +15298,9 @@
           </w:p>
         </w:tc>
         <w:tc>
-          <w:tcPr/>
+          <w:tcPr>
+            <w:tcW w:w="5465" w:type="dxa"/>
+          </w:tcPr>
           <w:p>
             <w:pPr>
               <w:pStyle w:val="Compact"/>
@@ -14056,7 +15317,9 @@
       </w:tr>
       <w:tr>
         <w:tc>
-          <w:tcPr/>
+          <w:tcPr>
+            <w:tcW w:w="2452" w:type="dxa"/>
+          </w:tcPr>
           <w:p>
             <w:pPr>
               <w:pStyle w:val="Compact"/>
@@ -14071,7 +15334,9 @@
           </w:p>
         </w:tc>
         <w:tc>
-          <w:tcPr/>
+          <w:tcPr>
+            <w:tcW w:w="5465" w:type="dxa"/>
+          </w:tcPr>
           <w:p>
             <w:pPr>
               <w:pStyle w:val="Compact"/>
@@ -14088,7 +15353,9 @@
       </w:tr>
       <w:tr>
         <w:tc>
-          <w:tcPr/>
+          <w:tcPr>
+            <w:tcW w:w="2452" w:type="dxa"/>
+          </w:tcPr>
           <w:p>
             <w:pPr>
               <w:pStyle w:val="Compact"/>
@@ -14103,7 +15370,9 @@
           </w:p>
         </w:tc>
         <w:tc>
-          <w:tcPr/>
+          <w:tcPr>
+            <w:tcW w:w="5465" w:type="dxa"/>
+          </w:tcPr>
           <w:p>
             <w:pPr>
               <w:pStyle w:val="Compact"/>
@@ -14120,7 +15389,9 @@
       </w:tr>
       <w:tr>
         <w:tc>
-          <w:tcPr/>
+          <w:tcPr>
+            <w:tcW w:w="2452" w:type="dxa"/>
+          </w:tcPr>
           <w:p>
             <w:pPr>
               <w:pStyle w:val="Compact"/>
@@ -14135,7 +15406,9 @@
           </w:p>
         </w:tc>
         <w:tc>
-          <w:tcPr/>
+          <w:tcPr>
+            <w:tcW w:w="5465" w:type="dxa"/>
+          </w:tcPr>
           <w:p>
             <w:pPr>
               <w:pStyle w:val="Compact"/>
@@ -17036,8 +18309,8 @@
         </w:tblBorders>
       </w:tblPr>
       <w:tblGrid>
-        <w:gridCol w:w="3960"/>
-        <w:gridCol w:w="3960"/>
+        <w:gridCol w:w="2630"/>
+        <w:gridCol w:w="5287"/>
       </w:tblGrid>
       <w:tr>
         <w:trPr>
@@ -17045,6 +18318,7 @@
         </w:trPr>
         <w:tc>
           <w:tcPr>
+            <w:tcW w:w="2630" w:type="dxa"/>
             <w:shd w:val="clear" w:color="auto" w:fill="D9E2F3"/>
           </w:tcPr>
           <w:p>
@@ -17063,6 +18337,7 @@
         </w:tc>
         <w:tc>
           <w:tcPr>
+            <w:tcW w:w="5287" w:type="dxa"/>
             <w:shd w:val="clear" w:color="auto" w:fill="D9E2F3"/>
           </w:tcPr>
           <w:p>
@@ -17082,7 +18357,9 @@
       </w:tr>
       <w:tr>
         <w:tc>
-          <w:tcPr/>
+          <w:tcPr>
+            <w:tcW w:w="2630" w:type="dxa"/>
+          </w:tcPr>
           <w:p>
             <w:pPr>
               <w:pStyle w:val="Compact"/>
@@ -17097,7 +18374,9 @@
           </w:p>
         </w:tc>
         <w:tc>
-          <w:tcPr/>
+          <w:tcPr>
+            <w:tcW w:w="5287" w:type="dxa"/>
+          </w:tcPr>
           <w:p>
             <w:pPr>
               <w:pStyle w:val="Compact"/>
@@ -17114,7 +18393,9 @@
       </w:tr>
       <w:tr>
         <w:tc>
-          <w:tcPr/>
+          <w:tcPr>
+            <w:tcW w:w="2630" w:type="dxa"/>
+          </w:tcPr>
           <w:p>
             <w:pPr>
               <w:pStyle w:val="Compact"/>
@@ -17129,7 +18410,9 @@
           </w:p>
         </w:tc>
         <w:tc>
-          <w:tcPr/>
+          <w:tcPr>
+            <w:tcW w:w="5287" w:type="dxa"/>
+          </w:tcPr>
           <w:p>
             <w:pPr>
               <w:pStyle w:val="Compact"/>
@@ -17146,7 +18429,9 @@
       </w:tr>
       <w:tr>
         <w:tc>
-          <w:tcPr/>
+          <w:tcPr>
+            <w:tcW w:w="2630" w:type="dxa"/>
+          </w:tcPr>
           <w:p>
             <w:pPr>
               <w:pStyle w:val="Compact"/>
@@ -17161,7 +18446,9 @@
           </w:p>
         </w:tc>
         <w:tc>
-          <w:tcPr/>
+          <w:tcPr>
+            <w:tcW w:w="5287" w:type="dxa"/>
+          </w:tcPr>
           <w:p>
             <w:pPr>
               <w:pStyle w:val="Compact"/>
@@ -17178,7 +18465,9 @@
       </w:tr>
       <w:tr>
         <w:tc>
-          <w:tcPr/>
+          <w:tcPr>
+            <w:tcW w:w="2630" w:type="dxa"/>
+          </w:tcPr>
           <w:p>
             <w:pPr>
               <w:pStyle w:val="Compact"/>
@@ -17193,7 +18482,9 @@
           </w:p>
         </w:tc>
         <w:tc>
-          <w:tcPr/>
+          <w:tcPr>
+            <w:tcW w:w="5287" w:type="dxa"/>
+          </w:tcPr>
           <w:p>
             <w:pPr>
               <w:pStyle w:val="Compact"/>
@@ -17210,7 +18501,9 @@
       </w:tr>
       <w:tr>
         <w:tc>
-          <w:tcPr/>
+          <w:tcPr>
+            <w:tcW w:w="2630" w:type="dxa"/>
+          </w:tcPr>
           <w:p>
             <w:pPr>
               <w:pStyle w:val="Compact"/>
@@ -17225,7 +18518,9 @@
           </w:p>
         </w:tc>
         <w:tc>
-          <w:tcPr/>
+          <w:tcPr>
+            <w:tcW w:w="5287" w:type="dxa"/>
+          </w:tcPr>
           <w:p>
             <w:pPr>
               <w:pStyle w:val="Compact"/>
@@ -17242,7 +18537,9 @@
       </w:tr>
       <w:tr>
         <w:tc>
-          <w:tcPr/>
+          <w:tcPr>
+            <w:tcW w:w="2630" w:type="dxa"/>
+          </w:tcPr>
           <w:p>
             <w:pPr>
               <w:pStyle w:val="Compact"/>
@@ -17257,7 +18554,9 @@
           </w:p>
         </w:tc>
         <w:tc>
-          <w:tcPr/>
+          <w:tcPr>
+            <w:tcW w:w="5287" w:type="dxa"/>
+          </w:tcPr>
           <w:p>
             <w:pPr>
               <w:pStyle w:val="Compact"/>
@@ -17274,7 +18573,9 @@
       </w:tr>
       <w:tr>
         <w:tc>
-          <w:tcPr/>
+          <w:tcPr>
+            <w:tcW w:w="2630" w:type="dxa"/>
+          </w:tcPr>
           <w:p>
             <w:pPr>
               <w:pStyle w:val="Compact"/>
@@ -17289,7 +18590,9 @@
           </w:p>
         </w:tc>
         <w:tc>
-          <w:tcPr/>
+          <w:tcPr>
+            <w:tcW w:w="5287" w:type="dxa"/>
+          </w:tcPr>
           <w:p>
             <w:pPr>
               <w:pStyle w:val="Compact"/>
@@ -17306,7 +18609,9 @@
       </w:tr>
       <w:tr>
         <w:tc>
-          <w:tcPr/>
+          <w:tcPr>
+            <w:tcW w:w="2630" w:type="dxa"/>
+          </w:tcPr>
           <w:p>
             <w:pPr>
               <w:pStyle w:val="Compact"/>
@@ -17321,7 +18626,9 @@
           </w:p>
         </w:tc>
         <w:tc>
-          <w:tcPr/>
+          <w:tcPr>
+            <w:tcW w:w="5287" w:type="dxa"/>
+          </w:tcPr>
           <w:p>
             <w:pPr>
               <w:pStyle w:val="Compact"/>
@@ -17338,7 +18645,9 @@
       </w:tr>
       <w:tr>
         <w:tc>
-          <w:tcPr/>
+          <w:tcPr>
+            <w:tcW w:w="2630" w:type="dxa"/>
+          </w:tcPr>
           <w:p>
             <w:pPr>
               <w:pStyle w:val="Compact"/>
@@ -17353,7 +18662,9 @@
           </w:p>
         </w:tc>
         <w:tc>
-          <w:tcPr/>
+          <w:tcPr>
+            <w:tcW w:w="5287" w:type="dxa"/>
+          </w:tcPr>
           <w:p>
             <w:pPr>
               <w:pStyle w:val="Compact"/>

--- a/Fase 2/Evidencias del Proyecto/SICMA_PRY_v1.0.docx
+++ b/Fase 2/Evidencias del Proyecto/SICMA_PRY_v1.0.docx
@@ -419,7 +419,7 @@
         <w:tab/>
       </w:r>
       <w:r>
-        <w:t>4</w:t>
+        <w:t>5</w:t>
       </w:r>
     </w:p>
     <w:p>
@@ -475,7 +475,7 @@
         <w:tab/>
       </w:r>
       <w:r>
-        <w:t>5</w:t>
+        <w:t>6</w:t>
       </w:r>
     </w:p>
     <w:p>
@@ -965,7 +965,7 @@
         <w:tab/>
       </w:r>
       <w:r>
-        <w:t>17</w:t>
+        <w:t>18</w:t>
       </w:r>
     </w:p>
     <w:p>
@@ -1053,8 +1053,8 @@
         </w:tblBorders>
       </w:tblPr>
       <w:tblGrid>
-        <w:gridCol w:w="3139"/>
-        <w:gridCol w:w="4778"/>
+        <w:gridCol w:w="3138"/>
+        <w:gridCol w:w="4777"/>
       </w:tblGrid>
       <w:tr>
         <w:trPr>
@@ -1062,7 +1062,7 @@
         </w:trPr>
         <w:tc>
           <w:tcPr>
-            <w:tcW w:w="3139" w:type="dxa"/>
+            <w:tcW w:w="3138" w:type="dxa"/>
             <w:shd w:val="clear" w:color="auto" w:fill="D9E2F3"/>
           </w:tcPr>
           <w:p>
@@ -1081,7 +1081,7 @@
         </w:tc>
         <w:tc>
           <w:tcPr>
-            <w:tcW w:w="4778" w:type="dxa"/>
+            <w:tcW w:w="4777" w:type="dxa"/>
             <w:shd w:val="clear" w:color="auto" w:fill="D9E2F3"/>
           </w:tcPr>
           <w:p>
@@ -1102,7 +1102,7 @@
       <w:tr>
         <w:tc>
           <w:tcPr>
-            <w:tcW w:w="3139" w:type="dxa"/>
+            <w:tcW w:w="3138" w:type="dxa"/>
           </w:tcPr>
           <w:p>
             <w:pPr>
@@ -1119,7 +1119,7 @@
         </w:tc>
         <w:tc>
           <w:tcPr>
-            <w:tcW w:w="4778" w:type="dxa"/>
+            <w:tcW w:w="4777" w:type="dxa"/>
           </w:tcPr>
           <w:p>
             <w:pPr>
@@ -1138,7 +1138,7 @@
       <w:tr>
         <w:tc>
           <w:tcPr>
-            <w:tcW w:w="3139" w:type="dxa"/>
+            <w:tcW w:w="3138" w:type="dxa"/>
           </w:tcPr>
           <w:p>
             <w:pPr>
@@ -1155,7 +1155,7 @@
         </w:tc>
         <w:tc>
           <w:tcPr>
-            <w:tcW w:w="4778" w:type="dxa"/>
+            <w:tcW w:w="4777" w:type="dxa"/>
           </w:tcPr>
           <w:p>
             <w:pPr>
@@ -1174,7 +1174,7 @@
       <w:tr>
         <w:tc>
           <w:tcPr>
-            <w:tcW w:w="3139" w:type="dxa"/>
+            <w:tcW w:w="3138" w:type="dxa"/>
           </w:tcPr>
           <w:p>
             <w:pPr>
@@ -1191,7 +1191,7 @@
         </w:tc>
         <w:tc>
           <w:tcPr>
-            <w:tcW w:w="4778" w:type="dxa"/>
+            <w:tcW w:w="4777" w:type="dxa"/>
           </w:tcPr>
           <w:p>
             <w:pPr>
@@ -1210,7 +1210,7 @@
       <w:tr>
         <w:tc>
           <w:tcPr>
-            <w:tcW w:w="3139" w:type="dxa"/>
+            <w:tcW w:w="3138" w:type="dxa"/>
           </w:tcPr>
           <w:p>
             <w:pPr>
@@ -1227,7 +1227,7 @@
         </w:tc>
         <w:tc>
           <w:tcPr>
-            <w:tcW w:w="4778" w:type="dxa"/>
+            <w:tcW w:w="4777" w:type="dxa"/>
           </w:tcPr>
           <w:p>
             <w:pPr>
@@ -1246,7 +1246,7 @@
       <w:tr>
         <w:tc>
           <w:tcPr>
-            <w:tcW w:w="3139" w:type="dxa"/>
+            <w:tcW w:w="3138" w:type="dxa"/>
           </w:tcPr>
           <w:p>
             <w:pPr>
@@ -1263,7 +1263,7 @@
         </w:tc>
         <w:tc>
           <w:tcPr>
-            <w:tcW w:w="4778" w:type="dxa"/>
+            <w:tcW w:w="4777" w:type="dxa"/>
           </w:tcPr>
           <w:p>
             <w:pPr>
@@ -1282,7 +1282,7 @@
       <w:tr>
         <w:tc>
           <w:tcPr>
-            <w:tcW w:w="3139" w:type="dxa"/>
+            <w:tcW w:w="3138" w:type="dxa"/>
           </w:tcPr>
           <w:p>
             <w:pPr>
@@ -1299,7 +1299,7 @@
         </w:tc>
         <w:tc>
           <w:tcPr>
-            <w:tcW w:w="4778" w:type="dxa"/>
+            <w:tcW w:w="4777" w:type="dxa"/>
           </w:tcPr>
           <w:p>
             <w:pPr>
@@ -1624,7 +1624,7 @@
               <w:rPr>
                 <w:sz w:val="18"/>
               </w:rPr>
-              <w:t>Pasa de borrador a vigente. Se agrega la portada y se actualizan las referencias a las versiones vigentes de los demás documentos. Se agrega la tabla de contenido, la numeración de páginas y se completa la lista de referencias. Se quita la etiqueta Vigente de la portada. Se aplica el formato de entrega (márgenes de 3 cm, interlineado 1,5, sangría y texto justificado). Se ajusta el ancho de las columnas de las tablas.</w:t>
+              <w:t>Pasa de borrador a vigente. Se agrega la portada y se actualizan las referencias a las versiones vigentes de los demás documentos. Se agrega la tabla de contenido, la numeración de páginas y se completa la lista de referencias. Se quita la etiqueta Vigente de la portada. Se aplica el formato de entrega (márgenes de 3 cm, interlineado 1,5, sangría y texto justificado). Se ajusta el ancho de las columnas de las tablas. Las referencias pasan a una hoja aparte.</w:t>
             </w:r>
           </w:p>
         </w:tc>
@@ -1698,8 +1698,8 @@
         </w:tblBorders>
       </w:tblPr>
       <w:tblGrid>
-        <w:gridCol w:w="3098"/>
-        <w:gridCol w:w="4819"/>
+        <w:gridCol w:w="3097"/>
+        <w:gridCol w:w="4818"/>
       </w:tblGrid>
       <w:tr>
         <w:trPr>
@@ -1707,7 +1707,7 @@
         </w:trPr>
         <w:tc>
           <w:tcPr>
-            <w:tcW w:w="3098" w:type="dxa"/>
+            <w:tcW w:w="3097" w:type="dxa"/>
             <w:shd w:val="clear" w:color="auto" w:fill="D9E2F3"/>
           </w:tcPr>
           <w:p>
@@ -1726,7 +1726,7 @@
         </w:tc>
         <w:tc>
           <w:tcPr>
-            <w:tcW w:w="4819" w:type="dxa"/>
+            <w:tcW w:w="4818" w:type="dxa"/>
             <w:shd w:val="clear" w:color="auto" w:fill="D9E2F3"/>
           </w:tcPr>
           <w:p>
@@ -1747,7 +1747,7 @@
       <w:tr>
         <w:tc>
           <w:tcPr>
-            <w:tcW w:w="3098" w:type="dxa"/>
+            <w:tcW w:w="3097" w:type="dxa"/>
           </w:tcPr>
           <w:p>
             <w:pPr>
@@ -1764,7 +1764,7 @@
         </w:tc>
         <w:tc>
           <w:tcPr>
-            <w:tcW w:w="4819" w:type="dxa"/>
+            <w:tcW w:w="4818" w:type="dxa"/>
           </w:tcPr>
           <w:p>
             <w:pPr>
@@ -1783,7 +1783,7 @@
       <w:tr>
         <w:tc>
           <w:tcPr>
-            <w:tcW w:w="3098" w:type="dxa"/>
+            <w:tcW w:w="3097" w:type="dxa"/>
           </w:tcPr>
           <w:p>
             <w:pPr>
@@ -1800,7 +1800,7 @@
         </w:tc>
         <w:tc>
           <w:tcPr>
-            <w:tcW w:w="4819" w:type="dxa"/>
+            <w:tcW w:w="4818" w:type="dxa"/>
           </w:tcPr>
           <w:p>
             <w:pPr>
@@ -1819,7 +1819,7 @@
       <w:tr>
         <w:tc>
           <w:tcPr>
-            <w:tcW w:w="3098" w:type="dxa"/>
+            <w:tcW w:w="3097" w:type="dxa"/>
           </w:tcPr>
           <w:p>
             <w:pPr>
@@ -1836,7 +1836,7 @@
         </w:tc>
         <w:tc>
           <w:tcPr>
-            <w:tcW w:w="4819" w:type="dxa"/>
+            <w:tcW w:w="4818" w:type="dxa"/>
           </w:tcPr>
           <w:p>
             <w:pPr>
@@ -1855,7 +1855,7 @@
       <w:tr>
         <w:tc>
           <w:tcPr>
-            <w:tcW w:w="3098" w:type="dxa"/>
+            <w:tcW w:w="3097" w:type="dxa"/>
           </w:tcPr>
           <w:p>
             <w:pPr>
@@ -1872,7 +1872,7 @@
         </w:tc>
         <w:tc>
           <w:tcPr>
-            <w:tcW w:w="4819" w:type="dxa"/>
+            <w:tcW w:w="4818" w:type="dxa"/>
           </w:tcPr>
           <w:p>
             <w:pPr>
@@ -1891,7 +1891,7 @@
       <w:tr>
         <w:tc>
           <w:tcPr>
-            <w:tcW w:w="3098" w:type="dxa"/>
+            <w:tcW w:w="3097" w:type="dxa"/>
           </w:tcPr>
           <w:p>
             <w:pPr>
@@ -1908,7 +1908,7 @@
         </w:tc>
         <w:tc>
           <w:tcPr>
-            <w:tcW w:w="4819" w:type="dxa"/>
+            <w:tcW w:w="4818" w:type="dxa"/>
           </w:tcPr>
           <w:p>
             <w:pPr>
@@ -1927,7 +1927,7 @@
       <w:tr>
         <w:tc>
           <w:tcPr>
-            <w:tcW w:w="3098" w:type="dxa"/>
+            <w:tcW w:w="3097" w:type="dxa"/>
           </w:tcPr>
           <w:p>
             <w:pPr>
@@ -1944,7 +1944,7 @@
         </w:tc>
         <w:tc>
           <w:tcPr>
-            <w:tcW w:w="4819" w:type="dxa"/>
+            <w:tcW w:w="4818" w:type="dxa"/>
           </w:tcPr>
           <w:p>
             <w:pPr>
@@ -1963,7 +1963,7 @@
       <w:tr>
         <w:tc>
           <w:tcPr>
-            <w:tcW w:w="3098" w:type="dxa"/>
+            <w:tcW w:w="3097" w:type="dxa"/>
           </w:tcPr>
           <w:p>
             <w:pPr>
@@ -1980,7 +1980,7 @@
         </w:tc>
         <w:tc>
           <w:tcPr>
-            <w:tcW w:w="4819" w:type="dxa"/>
+            <w:tcW w:w="4818" w:type="dxa"/>
           </w:tcPr>
           <w:p>
             <w:pPr>
@@ -2057,8 +2057,8 @@
       </w:tblPr>
       <w:tblGrid>
         <w:gridCol w:w="1388"/>
-        <w:gridCol w:w="3827"/>
-        <w:gridCol w:w="2701"/>
+        <w:gridCol w:w="3825"/>
+        <w:gridCol w:w="2700"/>
       </w:tblGrid>
       <w:tr>
         <w:trPr>
@@ -2085,7 +2085,7 @@
         </w:tc>
         <w:tc>
           <w:tcPr>
-            <w:tcW w:w="3827" w:type="dxa"/>
+            <w:tcW w:w="3825" w:type="dxa"/>
             <w:shd w:val="clear" w:color="auto" w:fill="D9E2F3"/>
           </w:tcPr>
           <w:p>
@@ -2104,7 +2104,7 @@
         </w:tc>
         <w:tc>
           <w:tcPr>
-            <w:tcW w:w="2701" w:type="dxa"/>
+            <w:tcW w:w="2700" w:type="dxa"/>
             <w:shd w:val="clear" w:color="auto" w:fill="D9E2F3"/>
           </w:tcPr>
           <w:p>
@@ -2142,7 +2142,7 @@
         </w:tc>
         <w:tc>
           <w:tcPr>
-            <w:tcW w:w="3827" w:type="dxa"/>
+            <w:tcW w:w="3825" w:type="dxa"/>
           </w:tcPr>
           <w:p>
             <w:pPr>
@@ -2159,7 +2159,7 @@
         </w:tc>
         <w:tc>
           <w:tcPr>
-            <w:tcW w:w="2701" w:type="dxa"/>
+            <w:tcW w:w="2700" w:type="dxa"/>
           </w:tcPr>
           <w:p>
             <w:pPr>
@@ -2195,7 +2195,7 @@
         </w:tc>
         <w:tc>
           <w:tcPr>
-            <w:tcW w:w="3827" w:type="dxa"/>
+            <w:tcW w:w="3825" w:type="dxa"/>
           </w:tcPr>
           <w:p>
             <w:pPr>
@@ -2212,7 +2212,7 @@
         </w:tc>
         <w:tc>
           <w:tcPr>
-            <w:tcW w:w="2701" w:type="dxa"/>
+            <w:tcW w:w="2700" w:type="dxa"/>
           </w:tcPr>
           <w:p>
             <w:pPr>
@@ -2248,7 +2248,7 @@
         </w:tc>
         <w:tc>
           <w:tcPr>
-            <w:tcW w:w="3827" w:type="dxa"/>
+            <w:tcW w:w="3825" w:type="dxa"/>
           </w:tcPr>
           <w:p>
             <w:pPr>
@@ -2265,7 +2265,7 @@
         </w:tc>
         <w:tc>
           <w:tcPr>
-            <w:tcW w:w="2701" w:type="dxa"/>
+            <w:tcW w:w="2700" w:type="dxa"/>
           </w:tcPr>
           <w:p>
             <w:pPr>
@@ -2301,7 +2301,7 @@
         </w:tc>
         <w:tc>
           <w:tcPr>
-            <w:tcW w:w="3827" w:type="dxa"/>
+            <w:tcW w:w="3825" w:type="dxa"/>
           </w:tcPr>
           <w:p>
             <w:pPr>
@@ -2318,7 +2318,7 @@
         </w:tc>
         <w:tc>
           <w:tcPr>
-            <w:tcW w:w="2701" w:type="dxa"/>
+            <w:tcW w:w="2700" w:type="dxa"/>
           </w:tcPr>
           <w:p>
             <w:pPr>
@@ -2354,7 +2354,7 @@
         </w:tc>
         <w:tc>
           <w:tcPr>
-            <w:tcW w:w="3827" w:type="dxa"/>
+            <w:tcW w:w="3825" w:type="dxa"/>
           </w:tcPr>
           <w:p>
             <w:pPr>
@@ -2371,7 +2371,7 @@
         </w:tc>
         <w:tc>
           <w:tcPr>
-            <w:tcW w:w="2701" w:type="dxa"/>
+            <w:tcW w:w="2700" w:type="dxa"/>
           </w:tcPr>
           <w:p>
             <w:pPr>
@@ -2407,7 +2407,7 @@
         </w:tc>
         <w:tc>
           <w:tcPr>
-            <w:tcW w:w="3827" w:type="dxa"/>
+            <w:tcW w:w="3825" w:type="dxa"/>
           </w:tcPr>
           <w:p>
             <w:pPr>
@@ -2424,7 +2424,7 @@
         </w:tc>
         <w:tc>
           <w:tcPr>
-            <w:tcW w:w="2701" w:type="dxa"/>
+            <w:tcW w:w="2700" w:type="dxa"/>
           </w:tcPr>
           <w:p>
             <w:pPr>
@@ -2460,7 +2460,7 @@
         </w:tc>
         <w:tc>
           <w:tcPr>
-            <w:tcW w:w="3827" w:type="dxa"/>
+            <w:tcW w:w="3825" w:type="dxa"/>
           </w:tcPr>
           <w:p>
             <w:pPr>
@@ -2477,7 +2477,7 @@
         </w:tc>
         <w:tc>
           <w:tcPr>
-            <w:tcW w:w="2701" w:type="dxa"/>
+            <w:tcW w:w="2700" w:type="dxa"/>
           </w:tcPr>
           <w:p>
             <w:pPr>
@@ -2521,7 +2521,7 @@
       </w:tblPr>
       <w:tblGrid>
         <w:gridCol w:w="2504"/>
-        <w:gridCol w:w="5413"/>
+        <w:gridCol w:w="5411"/>
       </w:tblGrid>
       <w:tr>
         <w:trPr>
@@ -2548,7 +2548,7 @@
         </w:tc>
         <w:tc>
           <w:tcPr>
-            <w:tcW w:w="5413" w:type="dxa"/>
+            <w:tcW w:w="5411" w:type="dxa"/>
             <w:shd w:val="clear" w:color="auto" w:fill="D9E2F3"/>
           </w:tcPr>
           <w:p>
@@ -2586,7 +2586,7 @@
         </w:tc>
         <w:tc>
           <w:tcPr>
-            <w:tcW w:w="5413" w:type="dxa"/>
+            <w:tcW w:w="5411" w:type="dxa"/>
           </w:tcPr>
           <w:p>
             <w:pPr>
@@ -2622,7 +2622,7 @@
         </w:tc>
         <w:tc>
           <w:tcPr>
-            <w:tcW w:w="5413" w:type="dxa"/>
+            <w:tcW w:w="5411" w:type="dxa"/>
           </w:tcPr>
           <w:p>
             <w:pPr>
@@ -2658,7 +2658,7 @@
         </w:tc>
         <w:tc>
           <w:tcPr>
-            <w:tcW w:w="5413" w:type="dxa"/>
+            <w:tcW w:w="5411" w:type="dxa"/>
           </w:tcPr>
           <w:p>
             <w:pPr>
@@ -2694,7 +2694,7 @@
         </w:tc>
         <w:tc>
           <w:tcPr>
-            <w:tcW w:w="5413" w:type="dxa"/>
+            <w:tcW w:w="5411" w:type="dxa"/>
           </w:tcPr>
           <w:p>
             <w:pPr>
@@ -2730,7 +2730,7 @@
         </w:tc>
         <w:tc>
           <w:tcPr>
-            <w:tcW w:w="5413" w:type="dxa"/>
+            <w:tcW w:w="5411" w:type="dxa"/>
           </w:tcPr>
           <w:p>
             <w:pPr>
@@ -3045,9 +3045,9 @@
         </w:tblBorders>
       </w:tblPr>
       <w:tblGrid>
-        <w:gridCol w:w="2109"/>
-        <w:gridCol w:w="2608"/>
-        <w:gridCol w:w="3199"/>
+        <w:gridCol w:w="2108"/>
+        <w:gridCol w:w="2607"/>
+        <w:gridCol w:w="3198"/>
       </w:tblGrid>
       <w:tr>
         <w:trPr>
@@ -3055,7 +3055,7 @@
         </w:trPr>
         <w:tc>
           <w:tcPr>
-            <w:tcW w:w="2109" w:type="dxa"/>
+            <w:tcW w:w="2108" w:type="dxa"/>
             <w:shd w:val="clear" w:color="auto" w:fill="D9E2F3"/>
           </w:tcPr>
           <w:p>
@@ -3074,7 +3074,7 @@
         </w:tc>
         <w:tc>
           <w:tcPr>
-            <w:tcW w:w="2608" w:type="dxa"/>
+            <w:tcW w:w="2607" w:type="dxa"/>
             <w:shd w:val="clear" w:color="auto" w:fill="D9E2F3"/>
           </w:tcPr>
           <w:p>
@@ -3093,7 +3093,7 @@
         </w:tc>
         <w:tc>
           <w:tcPr>
-            <w:tcW w:w="3199" w:type="dxa"/>
+            <w:tcW w:w="3198" w:type="dxa"/>
             <w:shd w:val="clear" w:color="auto" w:fill="D9E2F3"/>
           </w:tcPr>
           <w:p>
@@ -3114,7 +3114,7 @@
       <w:tr>
         <w:tc>
           <w:tcPr>
-            <w:tcW w:w="2109" w:type="dxa"/>
+            <w:tcW w:w="2108" w:type="dxa"/>
           </w:tcPr>
           <w:p>
             <w:pPr>
@@ -3131,7 +3131,7 @@
         </w:tc>
         <w:tc>
           <w:tcPr>
-            <w:tcW w:w="2608" w:type="dxa"/>
+            <w:tcW w:w="2607" w:type="dxa"/>
           </w:tcPr>
           <w:p>
             <w:pPr>
@@ -3148,7 +3148,7 @@
         </w:tc>
         <w:tc>
           <w:tcPr>
-            <w:tcW w:w="3199" w:type="dxa"/>
+            <w:tcW w:w="3198" w:type="dxa"/>
           </w:tcPr>
           <w:p>
             <w:pPr>
@@ -3167,7 +3167,7 @@
       <w:tr>
         <w:tc>
           <w:tcPr>
-            <w:tcW w:w="2109" w:type="dxa"/>
+            <w:tcW w:w="2108" w:type="dxa"/>
           </w:tcPr>
           <w:p>
             <w:pPr>
@@ -3184,7 +3184,7 @@
         </w:tc>
         <w:tc>
           <w:tcPr>
-            <w:tcW w:w="2608" w:type="dxa"/>
+            <w:tcW w:w="2607" w:type="dxa"/>
           </w:tcPr>
           <w:p>
             <w:pPr>
@@ -3201,7 +3201,7 @@
         </w:tc>
         <w:tc>
           <w:tcPr>
-            <w:tcW w:w="3199" w:type="dxa"/>
+            <w:tcW w:w="3198" w:type="dxa"/>
           </w:tcPr>
           <w:p>
             <w:pPr>
@@ -3220,7 +3220,7 @@
       <w:tr>
         <w:tc>
           <w:tcPr>
-            <w:tcW w:w="2109" w:type="dxa"/>
+            <w:tcW w:w="2108" w:type="dxa"/>
           </w:tcPr>
           <w:p>
             <w:pPr>
@@ -3237,7 +3237,7 @@
         </w:tc>
         <w:tc>
           <w:tcPr>
-            <w:tcW w:w="2608" w:type="dxa"/>
+            <w:tcW w:w="2607" w:type="dxa"/>
           </w:tcPr>
           <w:p>
             <w:pPr>
@@ -3254,7 +3254,7 @@
         </w:tc>
         <w:tc>
           <w:tcPr>
-            <w:tcW w:w="3199" w:type="dxa"/>
+            <w:tcW w:w="3198" w:type="dxa"/>
           </w:tcPr>
           <w:p>
             <w:pPr>
@@ -3273,7 +3273,7 @@
       <w:tr>
         <w:tc>
           <w:tcPr>
-            <w:tcW w:w="2109" w:type="dxa"/>
+            <w:tcW w:w="2108" w:type="dxa"/>
           </w:tcPr>
           <w:p>
             <w:pPr>
@@ -3290,7 +3290,7 @@
         </w:tc>
         <w:tc>
           <w:tcPr>
-            <w:tcW w:w="2608" w:type="dxa"/>
+            <w:tcW w:w="2607" w:type="dxa"/>
           </w:tcPr>
           <w:p>
             <w:pPr>
@@ -3307,7 +3307,7 @@
         </w:tc>
         <w:tc>
           <w:tcPr>
-            <w:tcW w:w="3199" w:type="dxa"/>
+            <w:tcW w:w="3198" w:type="dxa"/>
           </w:tcPr>
           <w:p>
             <w:pPr>
@@ -3505,9 +3505,9 @@
         </w:tblBorders>
       </w:tblPr>
       <w:tblGrid>
-        <w:gridCol w:w="2344"/>
-        <w:gridCol w:w="3405"/>
-        <w:gridCol w:w="2166"/>
+        <w:gridCol w:w="2343"/>
+        <w:gridCol w:w="3404"/>
+        <w:gridCol w:w="2165"/>
       </w:tblGrid>
       <w:tr>
         <w:trPr>
@@ -3515,7 +3515,7 @@
         </w:trPr>
         <w:tc>
           <w:tcPr>
-            <w:tcW w:w="2344" w:type="dxa"/>
+            <w:tcW w:w="2343" w:type="dxa"/>
             <w:shd w:val="clear" w:color="auto" w:fill="D9E2F3"/>
           </w:tcPr>
           <w:p>
@@ -3534,7 +3534,7 @@
         </w:tc>
         <w:tc>
           <w:tcPr>
-            <w:tcW w:w="3405" w:type="dxa"/>
+            <w:tcW w:w="3404" w:type="dxa"/>
             <w:shd w:val="clear" w:color="auto" w:fill="D9E2F3"/>
           </w:tcPr>
           <w:p>
@@ -3553,7 +3553,7 @@
         </w:tc>
         <w:tc>
           <w:tcPr>
-            <w:tcW w:w="2166" w:type="dxa"/>
+            <w:tcW w:w="2165" w:type="dxa"/>
             <w:shd w:val="clear" w:color="auto" w:fill="D9E2F3"/>
           </w:tcPr>
           <w:p>
@@ -3574,7 +3574,7 @@
       <w:tr>
         <w:tc>
           <w:tcPr>
-            <w:tcW w:w="2344" w:type="dxa"/>
+            <w:tcW w:w="2343" w:type="dxa"/>
           </w:tcPr>
           <w:p>
             <w:pPr>
@@ -3591,7 +3591,7 @@
         </w:tc>
         <w:tc>
           <w:tcPr>
-            <w:tcW w:w="3405" w:type="dxa"/>
+            <w:tcW w:w="3404" w:type="dxa"/>
           </w:tcPr>
           <w:p>
             <w:pPr>
@@ -3608,7 +3608,7 @@
         </w:tc>
         <w:tc>
           <w:tcPr>
-            <w:tcW w:w="2166" w:type="dxa"/>
+            <w:tcW w:w="2165" w:type="dxa"/>
           </w:tcPr>
           <w:p>
             <w:pPr>
@@ -3627,7 +3627,7 @@
       <w:tr>
         <w:tc>
           <w:tcPr>
-            <w:tcW w:w="2344" w:type="dxa"/>
+            <w:tcW w:w="2343" w:type="dxa"/>
           </w:tcPr>
           <w:p>
             <w:pPr>
@@ -3644,7 +3644,7 @@
         </w:tc>
         <w:tc>
           <w:tcPr>
-            <w:tcW w:w="3405" w:type="dxa"/>
+            <w:tcW w:w="3404" w:type="dxa"/>
           </w:tcPr>
           <w:p>
             <w:pPr>
@@ -3661,7 +3661,7 @@
         </w:tc>
         <w:tc>
           <w:tcPr>
-            <w:tcW w:w="2166" w:type="dxa"/>
+            <w:tcW w:w="2165" w:type="dxa"/>
           </w:tcPr>
           <w:p>
             <w:pPr>
@@ -3680,7 +3680,7 @@
       <w:tr>
         <w:tc>
           <w:tcPr>
-            <w:tcW w:w="2344" w:type="dxa"/>
+            <w:tcW w:w="2343" w:type="dxa"/>
           </w:tcPr>
           <w:p>
             <w:pPr>
@@ -3697,7 +3697,7 @@
         </w:tc>
         <w:tc>
           <w:tcPr>
-            <w:tcW w:w="3405" w:type="dxa"/>
+            <w:tcW w:w="3404" w:type="dxa"/>
           </w:tcPr>
           <w:p>
             <w:pPr>
@@ -3714,7 +3714,7 @@
         </w:tc>
         <w:tc>
           <w:tcPr>
-            <w:tcW w:w="2166" w:type="dxa"/>
+            <w:tcW w:w="2165" w:type="dxa"/>
           </w:tcPr>
           <w:p>
             <w:pPr>
@@ -3733,7 +3733,7 @@
       <w:tr>
         <w:tc>
           <w:tcPr>
-            <w:tcW w:w="2344" w:type="dxa"/>
+            <w:tcW w:w="2343" w:type="dxa"/>
           </w:tcPr>
           <w:p>
             <w:pPr>
@@ -3750,7 +3750,7 @@
         </w:tc>
         <w:tc>
           <w:tcPr>
-            <w:tcW w:w="3405" w:type="dxa"/>
+            <w:tcW w:w="3404" w:type="dxa"/>
           </w:tcPr>
           <w:p>
             <w:pPr>
@@ -3767,7 +3767,7 @@
         </w:tc>
         <w:tc>
           <w:tcPr>
-            <w:tcW w:w="2166" w:type="dxa"/>
+            <w:tcW w:w="2165" w:type="dxa"/>
           </w:tcPr>
           <w:p>
             <w:pPr>
@@ -3786,7 +3786,7 @@
       <w:tr>
         <w:tc>
           <w:tcPr>
-            <w:tcW w:w="2344" w:type="dxa"/>
+            <w:tcW w:w="2343" w:type="dxa"/>
           </w:tcPr>
           <w:p>
             <w:pPr>
@@ -3803,7 +3803,7 @@
         </w:tc>
         <w:tc>
           <w:tcPr>
-            <w:tcW w:w="3405" w:type="dxa"/>
+            <w:tcW w:w="3404" w:type="dxa"/>
           </w:tcPr>
           <w:p>
             <w:pPr>
@@ -3820,7 +3820,7 @@
         </w:tc>
         <w:tc>
           <w:tcPr>
-            <w:tcW w:w="2166" w:type="dxa"/>
+            <w:tcW w:w="2165" w:type="dxa"/>
           </w:tcPr>
           <w:p>
             <w:pPr>
@@ -3951,8 +3951,8 @@
       </w:tblPr>
       <w:tblGrid>
         <w:gridCol w:w="1888"/>
-        <w:gridCol w:w="3573"/>
-        <w:gridCol w:w="2453"/>
+        <w:gridCol w:w="3572"/>
+        <w:gridCol w:w="2452"/>
       </w:tblGrid>
       <w:tr>
         <w:trPr>
@@ -3979,7 +3979,7 @@
         </w:tc>
         <w:tc>
           <w:tcPr>
-            <w:tcW w:w="3573" w:type="dxa"/>
+            <w:tcW w:w="3572" w:type="dxa"/>
             <w:shd w:val="clear" w:color="auto" w:fill="D9E2F3"/>
           </w:tcPr>
           <w:p>
@@ -3998,7 +3998,7 @@
         </w:tc>
         <w:tc>
           <w:tcPr>
-            <w:tcW w:w="2453" w:type="dxa"/>
+            <w:tcW w:w="2452" w:type="dxa"/>
             <w:shd w:val="clear" w:color="auto" w:fill="D9E2F3"/>
           </w:tcPr>
           <w:p>
@@ -4036,7 +4036,7 @@
         </w:tc>
         <w:tc>
           <w:tcPr>
-            <w:tcW w:w="3573" w:type="dxa"/>
+            <w:tcW w:w="3572" w:type="dxa"/>
           </w:tcPr>
           <w:p>
             <w:pPr>
@@ -4053,7 +4053,7 @@
         </w:tc>
         <w:tc>
           <w:tcPr>
-            <w:tcW w:w="2453" w:type="dxa"/>
+            <w:tcW w:w="2452" w:type="dxa"/>
           </w:tcPr>
           <w:p>
             <w:pPr>
@@ -4089,7 +4089,7 @@
         </w:tc>
         <w:tc>
           <w:tcPr>
-            <w:tcW w:w="3573" w:type="dxa"/>
+            <w:tcW w:w="3572" w:type="dxa"/>
           </w:tcPr>
           <w:p>
             <w:pPr>
@@ -4106,7 +4106,7 @@
         </w:tc>
         <w:tc>
           <w:tcPr>
-            <w:tcW w:w="2453" w:type="dxa"/>
+            <w:tcW w:w="2452" w:type="dxa"/>
           </w:tcPr>
           <w:p>
             <w:pPr>
@@ -4142,7 +4142,7 @@
         </w:tc>
         <w:tc>
           <w:tcPr>
-            <w:tcW w:w="3573" w:type="dxa"/>
+            <w:tcW w:w="3572" w:type="dxa"/>
           </w:tcPr>
           <w:p>
             <w:pPr>
@@ -4159,7 +4159,7 @@
         </w:tc>
         <w:tc>
           <w:tcPr>
-            <w:tcW w:w="2453" w:type="dxa"/>
+            <w:tcW w:w="2452" w:type="dxa"/>
           </w:tcPr>
           <w:p>
             <w:pPr>
@@ -4195,7 +4195,7 @@
         </w:tc>
         <w:tc>
           <w:tcPr>
-            <w:tcW w:w="3573" w:type="dxa"/>
+            <w:tcW w:w="3572" w:type="dxa"/>
           </w:tcPr>
           <w:p>
             <w:pPr>
@@ -4212,7 +4212,7 @@
         </w:tc>
         <w:tc>
           <w:tcPr>
-            <w:tcW w:w="2453" w:type="dxa"/>
+            <w:tcW w:w="2452" w:type="dxa"/>
           </w:tcPr>
           <w:p>
             <w:pPr>
@@ -4248,7 +4248,7 @@
         </w:tc>
         <w:tc>
           <w:tcPr>
-            <w:tcW w:w="3573" w:type="dxa"/>
+            <w:tcW w:w="3572" w:type="dxa"/>
           </w:tcPr>
           <w:p>
             <w:pPr>
@@ -4265,7 +4265,7 @@
         </w:tc>
         <w:tc>
           <w:tcPr>
-            <w:tcW w:w="2453" w:type="dxa"/>
+            <w:tcW w:w="2452" w:type="dxa"/>
           </w:tcPr>
           <w:p>
             <w:pPr>
@@ -4301,7 +4301,7 @@
         </w:tc>
         <w:tc>
           <w:tcPr>
-            <w:tcW w:w="3573" w:type="dxa"/>
+            <w:tcW w:w="3572" w:type="dxa"/>
           </w:tcPr>
           <w:p>
             <w:pPr>
@@ -4318,7 +4318,7 @@
         </w:tc>
         <w:tc>
           <w:tcPr>
-            <w:tcW w:w="2453" w:type="dxa"/>
+            <w:tcW w:w="2452" w:type="dxa"/>
           </w:tcPr>
           <w:p>
             <w:pPr>
@@ -4354,7 +4354,7 @@
         </w:tc>
         <w:tc>
           <w:tcPr>
-            <w:tcW w:w="3573" w:type="dxa"/>
+            <w:tcW w:w="3572" w:type="dxa"/>
           </w:tcPr>
           <w:p>
             <w:pPr>
@@ -4371,7 +4371,7 @@
         </w:tc>
         <w:tc>
           <w:tcPr>
-            <w:tcW w:w="2453" w:type="dxa"/>
+            <w:tcW w:w="2452" w:type="dxa"/>
           </w:tcPr>
           <w:p>
             <w:pPr>
@@ -4407,7 +4407,7 @@
         </w:tc>
         <w:tc>
           <w:tcPr>
-            <w:tcW w:w="3573" w:type="dxa"/>
+            <w:tcW w:w="3572" w:type="dxa"/>
           </w:tcPr>
           <w:p>
             <w:pPr>
@@ -4424,7 +4424,7 @@
         </w:tc>
         <w:tc>
           <w:tcPr>
-            <w:tcW w:w="2453" w:type="dxa"/>
+            <w:tcW w:w="2452" w:type="dxa"/>
           </w:tcPr>
           <w:p>
             <w:pPr>
@@ -4460,7 +4460,7 @@
         </w:tc>
         <w:tc>
           <w:tcPr>
-            <w:tcW w:w="3573" w:type="dxa"/>
+            <w:tcW w:w="3572" w:type="dxa"/>
           </w:tcPr>
           <w:p>
             <w:pPr>
@@ -4477,7 +4477,7 @@
         </w:tc>
         <w:tc>
           <w:tcPr>
-            <w:tcW w:w="2453" w:type="dxa"/>
+            <w:tcW w:w="2452" w:type="dxa"/>
           </w:tcPr>
           <w:p>
             <w:pPr>
@@ -4543,10 +4543,10 @@
         </w:tblBorders>
       </w:tblPr>
       <w:tblGrid>
-        <w:gridCol w:w="1349"/>
-        <w:gridCol w:w="2574"/>
-        <w:gridCol w:w="1402"/>
-        <w:gridCol w:w="2589"/>
+        <w:gridCol w:w="1348"/>
+        <w:gridCol w:w="2572"/>
+        <w:gridCol w:w="1401"/>
+        <w:gridCol w:w="2588"/>
       </w:tblGrid>
       <w:tr>
         <w:trPr>
@@ -4554,7 +4554,7 @@
         </w:trPr>
         <w:tc>
           <w:tcPr>
-            <w:tcW w:w="1349" w:type="dxa"/>
+            <w:tcW w:w="1348" w:type="dxa"/>
             <w:shd w:val="clear" w:color="auto" w:fill="D9E2F3"/>
           </w:tcPr>
           <w:p>
@@ -4573,7 +4573,7 @@
         </w:tc>
         <w:tc>
           <w:tcPr>
-            <w:tcW w:w="2574" w:type="dxa"/>
+            <w:tcW w:w="2572" w:type="dxa"/>
             <w:shd w:val="clear" w:color="auto" w:fill="D9E2F3"/>
           </w:tcPr>
           <w:p>
@@ -4592,7 +4592,7 @@
         </w:tc>
         <w:tc>
           <w:tcPr>
-            <w:tcW w:w="1402" w:type="dxa"/>
+            <w:tcW w:w="1401" w:type="dxa"/>
             <w:shd w:val="clear" w:color="auto" w:fill="D9E2F3"/>
           </w:tcPr>
           <w:p>
@@ -4611,7 +4611,7 @@
         </w:tc>
         <w:tc>
           <w:tcPr>
-            <w:tcW w:w="2589" w:type="dxa"/>
+            <w:tcW w:w="2588" w:type="dxa"/>
             <w:shd w:val="clear" w:color="auto" w:fill="D9E2F3"/>
           </w:tcPr>
           <w:p>
@@ -4632,7 +4632,7 @@
       <w:tr>
         <w:tc>
           <w:tcPr>
-            <w:tcW w:w="1349" w:type="dxa"/>
+            <w:tcW w:w="1348" w:type="dxa"/>
           </w:tcPr>
           <w:p>
             <w:pPr>
@@ -4649,7 +4649,7 @@
         </w:tc>
         <w:tc>
           <w:tcPr>
-            <w:tcW w:w="2574" w:type="dxa"/>
+            <w:tcW w:w="2572" w:type="dxa"/>
           </w:tcPr>
           <w:p>
             <w:pPr>
@@ -4666,7 +4666,7 @@
         </w:tc>
         <w:tc>
           <w:tcPr>
-            <w:tcW w:w="1402" w:type="dxa"/>
+            <w:tcW w:w="1401" w:type="dxa"/>
           </w:tcPr>
           <w:p>
             <w:pPr>
@@ -4683,7 +4683,7 @@
         </w:tc>
         <w:tc>
           <w:tcPr>
-            <w:tcW w:w="2589" w:type="dxa"/>
+            <w:tcW w:w="2588" w:type="dxa"/>
           </w:tcPr>
           <w:p>
             <w:pPr>
@@ -4702,7 +4702,7 @@
       <w:tr>
         <w:tc>
           <w:tcPr>
-            <w:tcW w:w="1349" w:type="dxa"/>
+            <w:tcW w:w="1348" w:type="dxa"/>
           </w:tcPr>
           <w:p>
             <w:pPr>
@@ -4719,7 +4719,7 @@
         </w:tc>
         <w:tc>
           <w:tcPr>
-            <w:tcW w:w="2574" w:type="dxa"/>
+            <w:tcW w:w="2572" w:type="dxa"/>
           </w:tcPr>
           <w:p>
             <w:pPr>
@@ -4736,7 +4736,7 @@
         </w:tc>
         <w:tc>
           <w:tcPr>
-            <w:tcW w:w="1402" w:type="dxa"/>
+            <w:tcW w:w="1401" w:type="dxa"/>
           </w:tcPr>
           <w:p>
             <w:pPr>
@@ -4753,7 +4753,7 @@
         </w:tc>
         <w:tc>
           <w:tcPr>
-            <w:tcW w:w="2589" w:type="dxa"/>
+            <w:tcW w:w="2588" w:type="dxa"/>
           </w:tcPr>
           <w:p>
             <w:pPr>
@@ -4772,7 +4772,7 @@
       <w:tr>
         <w:tc>
           <w:tcPr>
-            <w:tcW w:w="1349" w:type="dxa"/>
+            <w:tcW w:w="1348" w:type="dxa"/>
           </w:tcPr>
           <w:p>
             <w:pPr>
@@ -4789,7 +4789,7 @@
         </w:tc>
         <w:tc>
           <w:tcPr>
-            <w:tcW w:w="2574" w:type="dxa"/>
+            <w:tcW w:w="2572" w:type="dxa"/>
           </w:tcPr>
           <w:p>
             <w:pPr>
@@ -4806,7 +4806,7 @@
         </w:tc>
         <w:tc>
           <w:tcPr>
-            <w:tcW w:w="1402" w:type="dxa"/>
+            <w:tcW w:w="1401" w:type="dxa"/>
           </w:tcPr>
           <w:p>
             <w:pPr>
@@ -4823,7 +4823,7 @@
         </w:tc>
         <w:tc>
           <w:tcPr>
-            <w:tcW w:w="2589" w:type="dxa"/>
+            <w:tcW w:w="2588" w:type="dxa"/>
           </w:tcPr>
           <w:p>
             <w:pPr>
@@ -4842,7 +4842,7 @@
       <w:tr>
         <w:tc>
           <w:tcPr>
-            <w:tcW w:w="1349" w:type="dxa"/>
+            <w:tcW w:w="1348" w:type="dxa"/>
           </w:tcPr>
           <w:p>
             <w:pPr>
@@ -4859,7 +4859,7 @@
         </w:tc>
         <w:tc>
           <w:tcPr>
-            <w:tcW w:w="2574" w:type="dxa"/>
+            <w:tcW w:w="2572" w:type="dxa"/>
           </w:tcPr>
           <w:p>
             <w:pPr>
@@ -4876,7 +4876,7 @@
         </w:tc>
         <w:tc>
           <w:tcPr>
-            <w:tcW w:w="1402" w:type="dxa"/>
+            <w:tcW w:w="1401" w:type="dxa"/>
           </w:tcPr>
           <w:p>
             <w:pPr>
@@ -4893,7 +4893,7 @@
         </w:tc>
         <w:tc>
           <w:tcPr>
-            <w:tcW w:w="2589" w:type="dxa"/>
+            <w:tcW w:w="2588" w:type="dxa"/>
           </w:tcPr>
           <w:p>
             <w:pPr>
@@ -4912,7 +4912,7 @@
       <w:tr>
         <w:tc>
           <w:tcPr>
-            <w:tcW w:w="1349" w:type="dxa"/>
+            <w:tcW w:w="1348" w:type="dxa"/>
           </w:tcPr>
           <w:p>
             <w:pPr>
@@ -4929,7 +4929,7 @@
         </w:tc>
         <w:tc>
           <w:tcPr>
-            <w:tcW w:w="2574" w:type="dxa"/>
+            <w:tcW w:w="2572" w:type="dxa"/>
           </w:tcPr>
           <w:p>
             <w:pPr>
@@ -4946,7 +4946,7 @@
         </w:tc>
         <w:tc>
           <w:tcPr>
-            <w:tcW w:w="1402" w:type="dxa"/>
+            <w:tcW w:w="1401" w:type="dxa"/>
           </w:tcPr>
           <w:p>
             <w:pPr>
@@ -4963,7 +4963,7 @@
         </w:tc>
         <w:tc>
           <w:tcPr>
-            <w:tcW w:w="2589" w:type="dxa"/>
+            <w:tcW w:w="2588" w:type="dxa"/>
           </w:tcPr>
           <w:p>
             <w:pPr>
@@ -4982,7 +4982,7 @@
       <w:tr>
         <w:tc>
           <w:tcPr>
-            <w:tcW w:w="1349" w:type="dxa"/>
+            <w:tcW w:w="1348" w:type="dxa"/>
           </w:tcPr>
           <w:p>
             <w:pPr>
@@ -4999,7 +4999,7 @@
         </w:tc>
         <w:tc>
           <w:tcPr>
-            <w:tcW w:w="2574" w:type="dxa"/>
+            <w:tcW w:w="2572" w:type="dxa"/>
           </w:tcPr>
           <w:p>
             <w:pPr>
@@ -5016,7 +5016,7 @@
         </w:tc>
         <w:tc>
           <w:tcPr>
-            <w:tcW w:w="1402" w:type="dxa"/>
+            <w:tcW w:w="1401" w:type="dxa"/>
           </w:tcPr>
           <w:p>
             <w:pPr>
@@ -5033,7 +5033,7 @@
         </w:tc>
         <w:tc>
           <w:tcPr>
-            <w:tcW w:w="2589" w:type="dxa"/>
+            <w:tcW w:w="2588" w:type="dxa"/>
           </w:tcPr>
           <w:p>
             <w:pPr>
@@ -5052,7 +5052,7 @@
       <w:tr>
         <w:tc>
           <w:tcPr>
-            <w:tcW w:w="1349" w:type="dxa"/>
+            <w:tcW w:w="1348" w:type="dxa"/>
           </w:tcPr>
           <w:p>
             <w:pPr>
@@ -5069,7 +5069,7 @@
         </w:tc>
         <w:tc>
           <w:tcPr>
-            <w:tcW w:w="2574" w:type="dxa"/>
+            <w:tcW w:w="2572" w:type="dxa"/>
           </w:tcPr>
           <w:p>
             <w:pPr>
@@ -5086,7 +5086,7 @@
         </w:tc>
         <w:tc>
           <w:tcPr>
-            <w:tcW w:w="1402" w:type="dxa"/>
+            <w:tcW w:w="1401" w:type="dxa"/>
           </w:tcPr>
           <w:p>
             <w:pPr>
@@ -5103,7 +5103,7 @@
         </w:tc>
         <w:tc>
           <w:tcPr>
-            <w:tcW w:w="2589" w:type="dxa"/>
+            <w:tcW w:w="2588" w:type="dxa"/>
           </w:tcPr>
           <w:p>
             <w:pPr>
@@ -5122,7 +5122,7 @@
       <w:tr>
         <w:tc>
           <w:tcPr>
-            <w:tcW w:w="1349" w:type="dxa"/>
+            <w:tcW w:w="1348" w:type="dxa"/>
           </w:tcPr>
           <w:p>
             <w:pPr>
@@ -5139,7 +5139,7 @@
         </w:tc>
         <w:tc>
           <w:tcPr>
-            <w:tcW w:w="2574" w:type="dxa"/>
+            <w:tcW w:w="2572" w:type="dxa"/>
           </w:tcPr>
           <w:p>
             <w:pPr>
@@ -5156,7 +5156,7 @@
         </w:tc>
         <w:tc>
           <w:tcPr>
-            <w:tcW w:w="1402" w:type="dxa"/>
+            <w:tcW w:w="1401" w:type="dxa"/>
           </w:tcPr>
           <w:p>
             <w:pPr>
@@ -5173,7 +5173,7 @@
         </w:tc>
         <w:tc>
           <w:tcPr>
-            <w:tcW w:w="2589" w:type="dxa"/>
+            <w:tcW w:w="2588" w:type="dxa"/>
           </w:tcPr>
           <w:p>
             <w:pPr>
@@ -5192,7 +5192,7 @@
       <w:tr>
         <w:tc>
           <w:tcPr>
-            <w:tcW w:w="1349" w:type="dxa"/>
+            <w:tcW w:w="1348" w:type="dxa"/>
           </w:tcPr>
           <w:p>
             <w:pPr>
@@ -5209,7 +5209,7 @@
         </w:tc>
         <w:tc>
           <w:tcPr>
-            <w:tcW w:w="2574" w:type="dxa"/>
+            <w:tcW w:w="2572" w:type="dxa"/>
           </w:tcPr>
           <w:p>
             <w:pPr>
@@ -5226,7 +5226,7 @@
         </w:tc>
         <w:tc>
           <w:tcPr>
-            <w:tcW w:w="1402" w:type="dxa"/>
+            <w:tcW w:w="1401" w:type="dxa"/>
           </w:tcPr>
           <w:p>
             <w:pPr>
@@ -5243,7 +5243,7 @@
         </w:tc>
         <w:tc>
           <w:tcPr>
-            <w:tcW w:w="2589" w:type="dxa"/>
+            <w:tcW w:w="2588" w:type="dxa"/>
           </w:tcPr>
           <w:p>
             <w:pPr>
@@ -5301,9 +5301,9 @@
       </w:tblPr>
       <w:tblGrid>
         <w:gridCol w:w="1809"/>
-        <w:gridCol w:w="1266"/>
-        <w:gridCol w:w="2032"/>
-        <w:gridCol w:w="2807"/>
+        <w:gridCol w:w="1265"/>
+        <w:gridCol w:w="2030"/>
+        <w:gridCol w:w="2806"/>
       </w:tblGrid>
       <w:tr>
         <w:trPr>
@@ -5330,7 +5330,7 @@
         </w:tc>
         <w:tc>
           <w:tcPr>
-            <w:tcW w:w="1266" w:type="dxa"/>
+            <w:tcW w:w="1265" w:type="dxa"/>
             <w:shd w:val="clear" w:color="auto" w:fill="D9E2F3"/>
           </w:tcPr>
           <w:p>
@@ -5349,7 +5349,7 @@
         </w:tc>
         <w:tc>
           <w:tcPr>
-            <w:tcW w:w="2032" w:type="dxa"/>
+            <w:tcW w:w="2030" w:type="dxa"/>
             <w:shd w:val="clear" w:color="auto" w:fill="D9E2F3"/>
           </w:tcPr>
           <w:p>
@@ -5368,7 +5368,7 @@
         </w:tc>
         <w:tc>
           <w:tcPr>
-            <w:tcW w:w="2807" w:type="dxa"/>
+            <w:tcW w:w="2806" w:type="dxa"/>
             <w:shd w:val="clear" w:color="auto" w:fill="D9E2F3"/>
           </w:tcPr>
           <w:p>
@@ -5406,7 +5406,7 @@
         </w:tc>
         <w:tc>
           <w:tcPr>
-            <w:tcW w:w="1266" w:type="dxa"/>
+            <w:tcW w:w="1265" w:type="dxa"/>
           </w:tcPr>
           <w:p>
             <w:pPr>
@@ -5423,7 +5423,7 @@
         </w:tc>
         <w:tc>
           <w:tcPr>
-            <w:tcW w:w="2032" w:type="dxa"/>
+            <w:tcW w:w="2030" w:type="dxa"/>
           </w:tcPr>
           <w:p>
             <w:pPr>
@@ -5440,7 +5440,7 @@
         </w:tc>
         <w:tc>
           <w:tcPr>
-            <w:tcW w:w="2807" w:type="dxa"/>
+            <w:tcW w:w="2806" w:type="dxa"/>
           </w:tcPr>
           <w:p>
             <w:pPr>
@@ -5476,7 +5476,7 @@
         </w:tc>
         <w:tc>
           <w:tcPr>
-            <w:tcW w:w="1266" w:type="dxa"/>
+            <w:tcW w:w="1265" w:type="dxa"/>
           </w:tcPr>
           <w:p>
             <w:pPr>
@@ -5493,7 +5493,7 @@
         </w:tc>
         <w:tc>
           <w:tcPr>
-            <w:tcW w:w="2032" w:type="dxa"/>
+            <w:tcW w:w="2030" w:type="dxa"/>
           </w:tcPr>
           <w:p>
             <w:pPr>
@@ -5510,7 +5510,7 @@
         </w:tc>
         <w:tc>
           <w:tcPr>
-            <w:tcW w:w="2807" w:type="dxa"/>
+            <w:tcW w:w="2806" w:type="dxa"/>
           </w:tcPr>
           <w:p>
             <w:pPr>
@@ -5546,7 +5546,7 @@
         </w:tc>
         <w:tc>
           <w:tcPr>
-            <w:tcW w:w="1266" w:type="dxa"/>
+            <w:tcW w:w="1265" w:type="dxa"/>
           </w:tcPr>
           <w:p>
             <w:pPr>
@@ -5563,7 +5563,7 @@
         </w:tc>
         <w:tc>
           <w:tcPr>
-            <w:tcW w:w="2032" w:type="dxa"/>
+            <w:tcW w:w="2030" w:type="dxa"/>
           </w:tcPr>
           <w:p>
             <w:pPr>
@@ -5580,7 +5580,7 @@
         </w:tc>
         <w:tc>
           <w:tcPr>
-            <w:tcW w:w="2807" w:type="dxa"/>
+            <w:tcW w:w="2806" w:type="dxa"/>
           </w:tcPr>
           <w:p>
             <w:pPr>
@@ -5651,10 +5651,10 @@
         </w:tblBorders>
       </w:tblPr>
       <w:tblGrid>
-        <w:gridCol w:w="2430"/>
+        <w:gridCol w:w="2428"/>
         <w:gridCol w:w="1447"/>
-        <w:gridCol w:w="2430"/>
-        <w:gridCol w:w="1606"/>
+        <w:gridCol w:w="2428"/>
+        <w:gridCol w:w="1605"/>
       </w:tblGrid>
       <w:tr>
         <w:trPr>
@@ -5662,7 +5662,7 @@
         </w:trPr>
         <w:tc>
           <w:tcPr>
-            <w:tcW w:w="2430" w:type="dxa"/>
+            <w:tcW w:w="2428" w:type="dxa"/>
             <w:shd w:val="clear" w:color="auto" w:fill="D9E2F3"/>
           </w:tcPr>
           <w:p>
@@ -5700,7 +5700,7 @@
         </w:tc>
         <w:tc>
           <w:tcPr>
-            <w:tcW w:w="2430" w:type="dxa"/>
+            <w:tcW w:w="2428" w:type="dxa"/>
             <w:shd w:val="clear" w:color="auto" w:fill="D9E2F3"/>
           </w:tcPr>
           <w:p>
@@ -5719,7 +5719,7 @@
         </w:tc>
         <w:tc>
           <w:tcPr>
-            <w:tcW w:w="1606" w:type="dxa"/>
+            <w:tcW w:w="1605" w:type="dxa"/>
             <w:shd w:val="clear" w:color="auto" w:fill="D9E2F3"/>
           </w:tcPr>
           <w:p>
@@ -5740,7 +5740,7 @@
       <w:tr>
         <w:tc>
           <w:tcPr>
-            <w:tcW w:w="2430" w:type="dxa"/>
+            <w:tcW w:w="2428" w:type="dxa"/>
           </w:tcPr>
           <w:p>
             <w:pPr>
@@ -5774,7 +5774,7 @@
         </w:tc>
         <w:tc>
           <w:tcPr>
-            <w:tcW w:w="2430" w:type="dxa"/>
+            <w:tcW w:w="2428" w:type="dxa"/>
           </w:tcPr>
           <w:p>
             <w:pPr>
@@ -5791,7 +5791,7 @@
         </w:tc>
         <w:tc>
           <w:tcPr>
-            <w:tcW w:w="1606" w:type="dxa"/>
+            <w:tcW w:w="1605" w:type="dxa"/>
           </w:tcPr>
           <w:p>
             <w:pPr>
@@ -5810,7 +5810,7 @@
       <w:tr>
         <w:tc>
           <w:tcPr>
-            <w:tcW w:w="2430" w:type="dxa"/>
+            <w:tcW w:w="2428" w:type="dxa"/>
           </w:tcPr>
           <w:p>
             <w:pPr>
@@ -5844,7 +5844,7 @@
         </w:tc>
         <w:tc>
           <w:tcPr>
-            <w:tcW w:w="2430" w:type="dxa"/>
+            <w:tcW w:w="2428" w:type="dxa"/>
           </w:tcPr>
           <w:p>
             <w:pPr>
@@ -5861,7 +5861,7 @@
         </w:tc>
         <w:tc>
           <w:tcPr>
-            <w:tcW w:w="1606" w:type="dxa"/>
+            <w:tcW w:w="1605" w:type="dxa"/>
           </w:tcPr>
           <w:p>
             <w:pPr>
@@ -5880,7 +5880,7 @@
       <w:tr>
         <w:tc>
           <w:tcPr>
-            <w:tcW w:w="2430" w:type="dxa"/>
+            <w:tcW w:w="2428" w:type="dxa"/>
           </w:tcPr>
           <w:p>
             <w:pPr>
@@ -5914,7 +5914,7 @@
         </w:tc>
         <w:tc>
           <w:tcPr>
-            <w:tcW w:w="2430" w:type="dxa"/>
+            <w:tcW w:w="2428" w:type="dxa"/>
           </w:tcPr>
           <w:p>
             <w:pPr>
@@ -5931,7 +5931,7 @@
         </w:tc>
         <w:tc>
           <w:tcPr>
-            <w:tcW w:w="1606" w:type="dxa"/>
+            <w:tcW w:w="1605" w:type="dxa"/>
           </w:tcPr>
           <w:p>
             <w:pPr>
@@ -5950,7 +5950,7 @@
       <w:tr>
         <w:tc>
           <w:tcPr>
-            <w:tcW w:w="2430" w:type="dxa"/>
+            <w:tcW w:w="2428" w:type="dxa"/>
           </w:tcPr>
           <w:p>
             <w:pPr>
@@ -5984,7 +5984,7 @@
         </w:tc>
         <w:tc>
           <w:tcPr>
-            <w:tcW w:w="2430" w:type="dxa"/>
+            <w:tcW w:w="2428" w:type="dxa"/>
           </w:tcPr>
           <w:p>
             <w:pPr>
@@ -6001,7 +6001,7 @@
         </w:tc>
         <w:tc>
           <w:tcPr>
-            <w:tcW w:w="1606" w:type="dxa"/>
+            <w:tcW w:w="1605" w:type="dxa"/>
           </w:tcPr>
           <w:p>
             <w:pPr>
@@ -6020,7 +6020,7 @@
       <w:tr>
         <w:tc>
           <w:tcPr>
-            <w:tcW w:w="2430" w:type="dxa"/>
+            <w:tcW w:w="2428" w:type="dxa"/>
           </w:tcPr>
           <w:p>
             <w:pPr>
@@ -6054,7 +6054,7 @@
         </w:tc>
         <w:tc>
           <w:tcPr>
-            <w:tcW w:w="2430" w:type="dxa"/>
+            <w:tcW w:w="2428" w:type="dxa"/>
           </w:tcPr>
           <w:p>
             <w:pPr>
@@ -6071,7 +6071,7 @@
         </w:tc>
         <w:tc>
           <w:tcPr>
-            <w:tcW w:w="1606" w:type="dxa"/>
+            <w:tcW w:w="1605" w:type="dxa"/>
           </w:tcPr>
           <w:p>
             <w:pPr>
@@ -6090,7 +6090,7 @@
       <w:tr>
         <w:tc>
           <w:tcPr>
-            <w:tcW w:w="2430" w:type="dxa"/>
+            <w:tcW w:w="2428" w:type="dxa"/>
           </w:tcPr>
           <w:p>
             <w:pPr>
@@ -6124,7 +6124,7 @@
         </w:tc>
         <w:tc>
           <w:tcPr>
-            <w:tcW w:w="2430" w:type="dxa"/>
+            <w:tcW w:w="2428" w:type="dxa"/>
           </w:tcPr>
           <w:p>
             <w:pPr>
@@ -6141,7 +6141,7 @@
         </w:tc>
         <w:tc>
           <w:tcPr>
-            <w:tcW w:w="1606" w:type="dxa"/>
+            <w:tcW w:w="1605" w:type="dxa"/>
           </w:tcPr>
           <w:p>
             <w:pPr>
@@ -6160,7 +6160,7 @@
       <w:tr>
         <w:tc>
           <w:tcPr>
-            <w:tcW w:w="2430" w:type="dxa"/>
+            <w:tcW w:w="2428" w:type="dxa"/>
           </w:tcPr>
           <w:p>
             <w:pPr>
@@ -6194,7 +6194,7 @@
         </w:tc>
         <w:tc>
           <w:tcPr>
-            <w:tcW w:w="2430" w:type="dxa"/>
+            <w:tcW w:w="2428" w:type="dxa"/>
           </w:tcPr>
           <w:p>
             <w:pPr>
@@ -6211,7 +6211,7 @@
         </w:tc>
         <w:tc>
           <w:tcPr>
-            <w:tcW w:w="1606" w:type="dxa"/>
+            <w:tcW w:w="1605" w:type="dxa"/>
           </w:tcPr>
           <w:p>
             <w:pPr>
@@ -6230,7 +6230,7 @@
       <w:tr>
         <w:tc>
           <w:tcPr>
-            <w:tcW w:w="2430" w:type="dxa"/>
+            <w:tcW w:w="2428" w:type="dxa"/>
           </w:tcPr>
           <w:p>
             <w:pPr>
@@ -6264,7 +6264,7 @@
         </w:tc>
         <w:tc>
           <w:tcPr>
-            <w:tcW w:w="2430" w:type="dxa"/>
+            <w:tcW w:w="2428" w:type="dxa"/>
           </w:tcPr>
           <w:p>
             <w:pPr>
@@ -6281,7 +6281,7 @@
         </w:tc>
         <w:tc>
           <w:tcPr>
-            <w:tcW w:w="1606" w:type="dxa"/>
+            <w:tcW w:w="1605" w:type="dxa"/>
           </w:tcPr>
           <w:p>
             <w:pPr>
@@ -6338,9 +6338,9 @@
         </w:tblBorders>
       </w:tblPr>
       <w:tblGrid>
-        <w:gridCol w:w="3330"/>
-        <w:gridCol w:w="1987"/>
-        <w:gridCol w:w="2599"/>
+        <w:gridCol w:w="3329"/>
+        <w:gridCol w:w="1986"/>
+        <w:gridCol w:w="2598"/>
       </w:tblGrid>
       <w:tr>
         <w:trPr>
@@ -6348,7 +6348,7 @@
         </w:trPr>
         <w:tc>
           <w:tcPr>
-            <w:tcW w:w="3330" w:type="dxa"/>
+            <w:tcW w:w="3329" w:type="dxa"/>
             <w:shd w:val="clear" w:color="auto" w:fill="D9E2F3"/>
           </w:tcPr>
           <w:p>
@@ -6367,7 +6367,7 @@
         </w:tc>
         <w:tc>
           <w:tcPr>
-            <w:tcW w:w="1987" w:type="dxa"/>
+            <w:tcW w:w="1986" w:type="dxa"/>
             <w:shd w:val="clear" w:color="auto" w:fill="D9E2F3"/>
           </w:tcPr>
           <w:p>
@@ -6386,7 +6386,7 @@
         </w:tc>
         <w:tc>
           <w:tcPr>
-            <w:tcW w:w="2599" w:type="dxa"/>
+            <w:tcW w:w="2598" w:type="dxa"/>
             <w:shd w:val="clear" w:color="auto" w:fill="D9E2F3"/>
           </w:tcPr>
           <w:p>
@@ -6407,7 +6407,7 @@
       <w:tr>
         <w:tc>
           <w:tcPr>
-            <w:tcW w:w="3330" w:type="dxa"/>
+            <w:tcW w:w="3329" w:type="dxa"/>
           </w:tcPr>
           <w:p>
             <w:pPr>
@@ -6424,7 +6424,7 @@
         </w:tc>
         <w:tc>
           <w:tcPr>
-            <w:tcW w:w="1987" w:type="dxa"/>
+            <w:tcW w:w="1986" w:type="dxa"/>
           </w:tcPr>
           <w:p>
             <w:pPr>
@@ -6441,7 +6441,7 @@
         </w:tc>
         <w:tc>
           <w:tcPr>
-            <w:tcW w:w="2599" w:type="dxa"/>
+            <w:tcW w:w="2598" w:type="dxa"/>
           </w:tcPr>
           <w:p>
             <w:pPr>
@@ -6460,7 +6460,7 @@
       <w:tr>
         <w:tc>
           <w:tcPr>
-            <w:tcW w:w="3330" w:type="dxa"/>
+            <w:tcW w:w="3329" w:type="dxa"/>
           </w:tcPr>
           <w:p>
             <w:pPr>
@@ -6477,7 +6477,7 @@
         </w:tc>
         <w:tc>
           <w:tcPr>
-            <w:tcW w:w="1987" w:type="dxa"/>
+            <w:tcW w:w="1986" w:type="dxa"/>
           </w:tcPr>
           <w:p>
             <w:pPr>
@@ -6494,7 +6494,7 @@
         </w:tc>
         <w:tc>
           <w:tcPr>
-            <w:tcW w:w="2599" w:type="dxa"/>
+            <w:tcW w:w="2598" w:type="dxa"/>
           </w:tcPr>
           <w:p>
             <w:pPr>
@@ -6513,7 +6513,7 @@
       <w:tr>
         <w:tc>
           <w:tcPr>
-            <w:tcW w:w="3330" w:type="dxa"/>
+            <w:tcW w:w="3329" w:type="dxa"/>
           </w:tcPr>
           <w:p>
             <w:pPr>
@@ -6530,7 +6530,7 @@
         </w:tc>
         <w:tc>
           <w:tcPr>
-            <w:tcW w:w="1987" w:type="dxa"/>
+            <w:tcW w:w="1986" w:type="dxa"/>
           </w:tcPr>
           <w:p>
             <w:pPr>
@@ -6547,7 +6547,7 @@
         </w:tc>
         <w:tc>
           <w:tcPr>
-            <w:tcW w:w="2599" w:type="dxa"/>
+            <w:tcW w:w="2598" w:type="dxa"/>
           </w:tcPr>
           <w:p>
             <w:pPr>
@@ -6566,7 +6566,7 @@
       <w:tr>
         <w:tc>
           <w:tcPr>
-            <w:tcW w:w="3330" w:type="dxa"/>
+            <w:tcW w:w="3329" w:type="dxa"/>
           </w:tcPr>
           <w:p>
             <w:pPr>
@@ -6583,7 +6583,7 @@
         </w:tc>
         <w:tc>
           <w:tcPr>
-            <w:tcW w:w="1987" w:type="dxa"/>
+            <w:tcW w:w="1986" w:type="dxa"/>
           </w:tcPr>
           <w:p>
             <w:pPr>
@@ -6600,7 +6600,7 @@
         </w:tc>
         <w:tc>
           <w:tcPr>
-            <w:tcW w:w="2599" w:type="dxa"/>
+            <w:tcW w:w="2598" w:type="dxa"/>
           </w:tcPr>
           <w:p>
             <w:pPr>
@@ -6619,7 +6619,7 @@
       <w:tr>
         <w:tc>
           <w:tcPr>
-            <w:tcW w:w="3330" w:type="dxa"/>
+            <w:tcW w:w="3329" w:type="dxa"/>
           </w:tcPr>
           <w:p>
             <w:pPr>
@@ -6636,7 +6636,7 @@
         </w:tc>
         <w:tc>
           <w:tcPr>
-            <w:tcW w:w="1987" w:type="dxa"/>
+            <w:tcW w:w="1986" w:type="dxa"/>
           </w:tcPr>
           <w:p>
             <w:pPr>
@@ -6653,7 +6653,7 @@
         </w:tc>
         <w:tc>
           <w:tcPr>
-            <w:tcW w:w="2599" w:type="dxa"/>
+            <w:tcW w:w="2598" w:type="dxa"/>
           </w:tcPr>
           <w:p>
             <w:pPr>
@@ -6672,7 +6672,7 @@
       <w:tr>
         <w:tc>
           <w:tcPr>
-            <w:tcW w:w="3330" w:type="dxa"/>
+            <w:tcW w:w="3329" w:type="dxa"/>
           </w:tcPr>
           <w:p>
             <w:pPr>
@@ -6689,7 +6689,7 @@
         </w:tc>
         <w:tc>
           <w:tcPr>
-            <w:tcW w:w="1987" w:type="dxa"/>
+            <w:tcW w:w="1986" w:type="dxa"/>
           </w:tcPr>
           <w:p>
             <w:pPr>
@@ -6706,7 +6706,7 @@
         </w:tc>
         <w:tc>
           <w:tcPr>
-            <w:tcW w:w="2599" w:type="dxa"/>
+            <w:tcW w:w="2598" w:type="dxa"/>
           </w:tcPr>
           <w:p>
             <w:pPr>
@@ -6725,7 +6725,7 @@
       <w:tr>
         <w:tc>
           <w:tcPr>
-            <w:tcW w:w="3330" w:type="dxa"/>
+            <w:tcW w:w="3329" w:type="dxa"/>
           </w:tcPr>
           <w:p>
             <w:pPr>
@@ -6742,7 +6742,7 @@
         </w:tc>
         <w:tc>
           <w:tcPr>
-            <w:tcW w:w="1987" w:type="dxa"/>
+            <w:tcW w:w="1986" w:type="dxa"/>
           </w:tcPr>
           <w:p>
             <w:pPr>
@@ -6759,7 +6759,7 @@
         </w:tc>
         <w:tc>
           <w:tcPr>
-            <w:tcW w:w="2599" w:type="dxa"/>
+            <w:tcW w:w="2598" w:type="dxa"/>
           </w:tcPr>
           <w:p>
             <w:pPr>
@@ -6778,7 +6778,7 @@
       <w:tr>
         <w:tc>
           <w:tcPr>
-            <w:tcW w:w="3330" w:type="dxa"/>
+            <w:tcW w:w="3329" w:type="dxa"/>
           </w:tcPr>
           <w:p>
             <w:pPr>
@@ -6795,7 +6795,7 @@
         </w:tc>
         <w:tc>
           <w:tcPr>
-            <w:tcW w:w="1987" w:type="dxa"/>
+            <w:tcW w:w="1986" w:type="dxa"/>
           </w:tcPr>
           <w:p>
             <w:pPr>
@@ -6812,7 +6812,7 @@
         </w:tc>
         <w:tc>
           <w:tcPr>
-            <w:tcW w:w="2599" w:type="dxa"/>
+            <w:tcW w:w="2598" w:type="dxa"/>
           </w:tcPr>
           <w:p>
             <w:pPr>
@@ -6831,7 +6831,7 @@
       <w:tr>
         <w:tc>
           <w:tcPr>
-            <w:tcW w:w="3330" w:type="dxa"/>
+            <w:tcW w:w="3329" w:type="dxa"/>
           </w:tcPr>
           <w:p>
             <w:pPr>
@@ -6848,7 +6848,7 @@
         </w:tc>
         <w:tc>
           <w:tcPr>
-            <w:tcW w:w="1987" w:type="dxa"/>
+            <w:tcW w:w="1986" w:type="dxa"/>
           </w:tcPr>
           <w:p>
             <w:pPr>
@@ -6865,7 +6865,7 @@
         </w:tc>
         <w:tc>
           <w:tcPr>
-            <w:tcW w:w="2599" w:type="dxa"/>
+            <w:tcW w:w="2598" w:type="dxa"/>
           </w:tcPr>
           <w:p>
             <w:pPr>
@@ -6884,7 +6884,7 @@
       <w:tr>
         <w:tc>
           <w:tcPr>
-            <w:tcW w:w="3330" w:type="dxa"/>
+            <w:tcW w:w="3329" w:type="dxa"/>
           </w:tcPr>
           <w:p>
             <w:pPr>
@@ -6901,7 +6901,7 @@
         </w:tc>
         <w:tc>
           <w:tcPr>
-            <w:tcW w:w="1987" w:type="dxa"/>
+            <w:tcW w:w="1986" w:type="dxa"/>
           </w:tcPr>
           <w:p>
             <w:pPr>
@@ -6918,7 +6918,7 @@
         </w:tc>
         <w:tc>
           <w:tcPr>
-            <w:tcW w:w="2599" w:type="dxa"/>
+            <w:tcW w:w="2598" w:type="dxa"/>
           </w:tcPr>
           <w:p>
             <w:pPr>
@@ -6937,7 +6937,7 @@
       <w:tr>
         <w:tc>
           <w:tcPr>
-            <w:tcW w:w="3330" w:type="dxa"/>
+            <w:tcW w:w="3329" w:type="dxa"/>
           </w:tcPr>
           <w:p>
             <w:pPr>
@@ -6954,7 +6954,7 @@
         </w:tc>
         <w:tc>
           <w:tcPr>
-            <w:tcW w:w="1987" w:type="dxa"/>
+            <w:tcW w:w="1986" w:type="dxa"/>
           </w:tcPr>
           <w:p>
             <w:pPr>
@@ -6971,7 +6971,7 @@
         </w:tc>
         <w:tc>
           <w:tcPr>
-            <w:tcW w:w="2599" w:type="dxa"/>
+            <w:tcW w:w="2598" w:type="dxa"/>
           </w:tcPr>
           <w:p>
             <w:pPr>
@@ -7016,8 +7016,8 @@
       </w:tblPr>
       <w:tblGrid>
         <w:gridCol w:w="1862"/>
-        <w:gridCol w:w="2557"/>
-        <w:gridCol w:w="3496"/>
+        <w:gridCol w:w="2556"/>
+        <w:gridCol w:w="3494"/>
       </w:tblGrid>
       <w:tr>
         <w:trPr>
@@ -7044,7 +7044,7 @@
         </w:tc>
         <w:tc>
           <w:tcPr>
-            <w:tcW w:w="2557" w:type="dxa"/>
+            <w:tcW w:w="2556" w:type="dxa"/>
             <w:shd w:val="clear" w:color="auto" w:fill="D9E2F3"/>
           </w:tcPr>
           <w:p>
@@ -7063,7 +7063,7 @@
         </w:tc>
         <w:tc>
           <w:tcPr>
-            <w:tcW w:w="3496" w:type="dxa"/>
+            <w:tcW w:w="3494" w:type="dxa"/>
             <w:shd w:val="clear" w:color="auto" w:fill="D9E2F3"/>
           </w:tcPr>
           <w:p>
@@ -7101,7 +7101,7 @@
         </w:tc>
         <w:tc>
           <w:tcPr>
-            <w:tcW w:w="2557" w:type="dxa"/>
+            <w:tcW w:w="2556" w:type="dxa"/>
           </w:tcPr>
           <w:p>
             <w:pPr>
@@ -7118,7 +7118,7 @@
         </w:tc>
         <w:tc>
           <w:tcPr>
-            <w:tcW w:w="3496" w:type="dxa"/>
+            <w:tcW w:w="3494" w:type="dxa"/>
           </w:tcPr>
           <w:p>
             <w:pPr>
@@ -7154,7 +7154,7 @@
         </w:tc>
         <w:tc>
           <w:tcPr>
-            <w:tcW w:w="2557" w:type="dxa"/>
+            <w:tcW w:w="2556" w:type="dxa"/>
           </w:tcPr>
           <w:p>
             <w:pPr>
@@ -7171,7 +7171,7 @@
         </w:tc>
         <w:tc>
           <w:tcPr>
-            <w:tcW w:w="3496" w:type="dxa"/>
+            <w:tcW w:w="3494" w:type="dxa"/>
           </w:tcPr>
           <w:p>
             <w:pPr>
@@ -7207,7 +7207,7 @@
         </w:tc>
         <w:tc>
           <w:tcPr>
-            <w:tcW w:w="2557" w:type="dxa"/>
+            <w:tcW w:w="2556" w:type="dxa"/>
           </w:tcPr>
           <w:p>
             <w:pPr>
@@ -7224,7 +7224,7 @@
         </w:tc>
         <w:tc>
           <w:tcPr>
-            <w:tcW w:w="3496" w:type="dxa"/>
+            <w:tcW w:w="3494" w:type="dxa"/>
           </w:tcPr>
           <w:p>
             <w:pPr>
@@ -7281,7 +7281,7 @@
       </w:tblPr>
       <w:tblGrid>
         <w:gridCol w:w="3495"/>
-        <w:gridCol w:w="4422"/>
+        <w:gridCol w:w="4420"/>
       </w:tblGrid>
       <w:tr>
         <w:trPr>
@@ -7308,7 +7308,7 @@
         </w:tc>
         <w:tc>
           <w:tcPr>
-            <w:tcW w:w="4422" w:type="dxa"/>
+            <w:tcW w:w="4420" w:type="dxa"/>
             <w:shd w:val="clear" w:color="auto" w:fill="D9E2F3"/>
           </w:tcPr>
           <w:p>
@@ -7346,7 +7346,7 @@
         </w:tc>
         <w:tc>
           <w:tcPr>
-            <w:tcW w:w="4422" w:type="dxa"/>
+            <w:tcW w:w="4420" w:type="dxa"/>
           </w:tcPr>
           <w:p>
             <w:pPr>
@@ -7382,7 +7382,7 @@
         </w:tc>
         <w:tc>
           <w:tcPr>
-            <w:tcW w:w="4422" w:type="dxa"/>
+            <w:tcW w:w="4420" w:type="dxa"/>
           </w:tcPr>
           <w:p>
             <w:pPr>
@@ -7418,7 +7418,7 @@
         </w:tc>
         <w:tc>
           <w:tcPr>
-            <w:tcW w:w="4422" w:type="dxa"/>
+            <w:tcW w:w="4420" w:type="dxa"/>
           </w:tcPr>
           <w:p>
             <w:pPr>
@@ -7495,7 +7495,7 @@
         </w:tblBorders>
       </w:tblPr>
       <w:tblGrid>
-        <w:gridCol w:w="5112"/>
+        <w:gridCol w:w="5110"/>
         <w:gridCol w:w="2805"/>
       </w:tblGrid>
       <w:tr>
@@ -7504,7 +7504,7 @@
         </w:trPr>
         <w:tc>
           <w:tcPr>
-            <w:tcW w:w="5112" w:type="dxa"/>
+            <w:tcW w:w="5110" w:type="dxa"/>
             <w:shd w:val="clear" w:color="auto" w:fill="D9E2F3"/>
           </w:tcPr>
           <w:p>
@@ -7544,7 +7544,7 @@
       <w:tr>
         <w:tc>
           <w:tcPr>
-            <w:tcW w:w="5112" w:type="dxa"/>
+            <w:tcW w:w="5110" w:type="dxa"/>
           </w:tcPr>
           <w:p>
             <w:pPr>
@@ -7580,7 +7580,7 @@
       <w:tr>
         <w:tc>
           <w:tcPr>
-            <w:tcW w:w="5112" w:type="dxa"/>
+            <w:tcW w:w="5110" w:type="dxa"/>
           </w:tcPr>
           <w:p>
             <w:pPr>
@@ -7616,7 +7616,7 @@
       <w:tr>
         <w:tc>
           <w:tcPr>
-            <w:tcW w:w="5112" w:type="dxa"/>
+            <w:tcW w:w="5110" w:type="dxa"/>
           </w:tcPr>
           <w:p>
             <w:pPr>
@@ -7652,7 +7652,7 @@
       <w:tr>
         <w:tc>
           <w:tcPr>
-            <w:tcW w:w="5112" w:type="dxa"/>
+            <w:tcW w:w="5110" w:type="dxa"/>
           </w:tcPr>
           <w:p>
             <w:pPr>
@@ -7726,8 +7726,8 @@
         </w:tblBorders>
       </w:tblPr>
       <w:tblGrid>
-        <w:gridCol w:w="3941"/>
-        <w:gridCol w:w="3976"/>
+        <w:gridCol w:w="3940"/>
+        <w:gridCol w:w="3975"/>
       </w:tblGrid>
       <w:tr>
         <w:trPr>
@@ -7735,7 +7735,7 @@
         </w:trPr>
         <w:tc>
           <w:tcPr>
-            <w:tcW w:w="3941" w:type="dxa"/>
+            <w:tcW w:w="3940" w:type="dxa"/>
             <w:shd w:val="clear" w:color="auto" w:fill="D9E2F3"/>
           </w:tcPr>
           <w:p>
@@ -7754,7 +7754,7 @@
         </w:tc>
         <w:tc>
           <w:tcPr>
-            <w:tcW w:w="3976" w:type="dxa"/>
+            <w:tcW w:w="3975" w:type="dxa"/>
             <w:shd w:val="clear" w:color="auto" w:fill="D9E2F3"/>
           </w:tcPr>
           <w:p>
@@ -7775,7 +7775,7 @@
       <w:tr>
         <w:tc>
           <w:tcPr>
-            <w:tcW w:w="3941" w:type="dxa"/>
+            <w:tcW w:w="3940" w:type="dxa"/>
           </w:tcPr>
           <w:p>
             <w:pPr>
@@ -7792,7 +7792,7 @@
         </w:tc>
         <w:tc>
           <w:tcPr>
-            <w:tcW w:w="3976" w:type="dxa"/>
+            <w:tcW w:w="3975" w:type="dxa"/>
           </w:tcPr>
           <w:p>
             <w:pPr>
@@ -7811,7 +7811,7 @@
       <w:tr>
         <w:tc>
           <w:tcPr>
-            <w:tcW w:w="3941" w:type="dxa"/>
+            <w:tcW w:w="3940" w:type="dxa"/>
           </w:tcPr>
           <w:p>
             <w:pPr>
@@ -7828,7 +7828,7 @@
         </w:tc>
         <w:tc>
           <w:tcPr>
-            <w:tcW w:w="3976" w:type="dxa"/>
+            <w:tcW w:w="3975" w:type="dxa"/>
           </w:tcPr>
           <w:p>
             <w:pPr>
@@ -7847,7 +7847,7 @@
       <w:tr>
         <w:tc>
           <w:tcPr>
-            <w:tcW w:w="3941" w:type="dxa"/>
+            <w:tcW w:w="3940" w:type="dxa"/>
           </w:tcPr>
           <w:p>
             <w:pPr>
@@ -7864,7 +7864,7 @@
         </w:tc>
         <w:tc>
           <w:tcPr>
-            <w:tcW w:w="3976" w:type="dxa"/>
+            <w:tcW w:w="3975" w:type="dxa"/>
           </w:tcPr>
           <w:p>
             <w:pPr>
@@ -7883,7 +7883,7 @@
       <w:tr>
         <w:tc>
           <w:tcPr>
-            <w:tcW w:w="3941" w:type="dxa"/>
+            <w:tcW w:w="3940" w:type="dxa"/>
           </w:tcPr>
           <w:p>
             <w:pPr>
@@ -7900,7 +7900,7 @@
         </w:tc>
         <w:tc>
           <w:tcPr>
-            <w:tcW w:w="3976" w:type="dxa"/>
+            <w:tcW w:w="3975" w:type="dxa"/>
           </w:tcPr>
           <w:p>
             <w:pPr>
@@ -7919,7 +7919,7 @@
       <w:tr>
         <w:tc>
           <w:tcPr>
-            <w:tcW w:w="3941" w:type="dxa"/>
+            <w:tcW w:w="3940" w:type="dxa"/>
           </w:tcPr>
           <w:p>
             <w:pPr>
@@ -7936,7 +7936,7 @@
         </w:tc>
         <w:tc>
           <w:tcPr>
-            <w:tcW w:w="3976" w:type="dxa"/>
+            <w:tcW w:w="3975" w:type="dxa"/>
           </w:tcPr>
           <w:p>
             <w:pPr>
@@ -7955,7 +7955,7 @@
       <w:tr>
         <w:tc>
           <w:tcPr>
-            <w:tcW w:w="3941" w:type="dxa"/>
+            <w:tcW w:w="3940" w:type="dxa"/>
           </w:tcPr>
           <w:p>
             <w:pPr>
@@ -7972,7 +7972,7 @@
         </w:tc>
         <w:tc>
           <w:tcPr>
-            <w:tcW w:w="3976" w:type="dxa"/>
+            <w:tcW w:w="3975" w:type="dxa"/>
           </w:tcPr>
           <w:p>
             <w:pPr>
@@ -7991,7 +7991,7 @@
       <w:tr>
         <w:tc>
           <w:tcPr>
-            <w:tcW w:w="3941" w:type="dxa"/>
+            <w:tcW w:w="3940" w:type="dxa"/>
           </w:tcPr>
           <w:p>
             <w:pPr>
@@ -8008,7 +8008,7 @@
         </w:tc>
         <w:tc>
           <w:tcPr>
-            <w:tcW w:w="3976" w:type="dxa"/>
+            <w:tcW w:w="3975" w:type="dxa"/>
           </w:tcPr>
           <w:p>
             <w:pPr>
@@ -8027,7 +8027,7 @@
       <w:tr>
         <w:tc>
           <w:tcPr>
-            <w:tcW w:w="3941" w:type="dxa"/>
+            <w:tcW w:w="3940" w:type="dxa"/>
           </w:tcPr>
           <w:p>
             <w:pPr>
@@ -8044,7 +8044,7 @@
         </w:tc>
         <w:tc>
           <w:tcPr>
-            <w:tcW w:w="3976" w:type="dxa"/>
+            <w:tcW w:w="3975" w:type="dxa"/>
           </w:tcPr>
           <w:p>
             <w:pPr>
@@ -8063,7 +8063,7 @@
       <w:tr>
         <w:tc>
           <w:tcPr>
-            <w:tcW w:w="3941" w:type="dxa"/>
+            <w:tcW w:w="3940" w:type="dxa"/>
           </w:tcPr>
           <w:p>
             <w:pPr>
@@ -8080,7 +8080,7 @@
         </w:tc>
         <w:tc>
           <w:tcPr>
-            <w:tcW w:w="3976" w:type="dxa"/>
+            <w:tcW w:w="3975" w:type="dxa"/>
           </w:tcPr>
           <w:p>
             <w:pPr>
@@ -8099,7 +8099,7 @@
       <w:tr>
         <w:tc>
           <w:tcPr>
-            <w:tcW w:w="3941" w:type="dxa"/>
+            <w:tcW w:w="3940" w:type="dxa"/>
           </w:tcPr>
           <w:p>
             <w:pPr>
@@ -8116,7 +8116,7 @@
         </w:tc>
         <w:tc>
           <w:tcPr>
-            <w:tcW w:w="3976" w:type="dxa"/>
+            <w:tcW w:w="3975" w:type="dxa"/>
           </w:tcPr>
           <w:p>
             <w:pPr>
@@ -8135,7 +8135,7 @@
       <w:tr>
         <w:tc>
           <w:tcPr>
-            <w:tcW w:w="3941" w:type="dxa"/>
+            <w:tcW w:w="3940" w:type="dxa"/>
           </w:tcPr>
           <w:p>
             <w:pPr>
@@ -8152,7 +8152,7 @@
         </w:tc>
         <w:tc>
           <w:tcPr>
-            <w:tcW w:w="3976" w:type="dxa"/>
+            <w:tcW w:w="3975" w:type="dxa"/>
           </w:tcPr>
           <w:p>
             <w:pPr>
@@ -8171,7 +8171,7 @@
       <w:tr>
         <w:tc>
           <w:tcPr>
-            <w:tcW w:w="3941" w:type="dxa"/>
+            <w:tcW w:w="3940" w:type="dxa"/>
           </w:tcPr>
           <w:p>
             <w:pPr>
@@ -8188,7 +8188,7 @@
         </w:tc>
         <w:tc>
           <w:tcPr>
-            <w:tcW w:w="3976" w:type="dxa"/>
+            <w:tcW w:w="3975" w:type="dxa"/>
           </w:tcPr>
           <w:p>
             <w:pPr>
@@ -8241,9 +8241,9 @@
         </w:tblBorders>
       </w:tblPr>
       <w:tblGrid>
-        <w:gridCol w:w="1545"/>
-        <w:gridCol w:w="2683"/>
-        <w:gridCol w:w="3687"/>
+        <w:gridCol w:w="1544"/>
+        <w:gridCol w:w="2682"/>
+        <w:gridCol w:w="3686"/>
       </w:tblGrid>
       <w:tr>
         <w:trPr>
@@ -8251,7 +8251,7 @@
         </w:trPr>
         <w:tc>
           <w:tcPr>
-            <w:tcW w:w="1545" w:type="dxa"/>
+            <w:tcW w:w="1544" w:type="dxa"/>
             <w:shd w:val="clear" w:color="auto" w:fill="D9E2F3"/>
           </w:tcPr>
           <w:p>
@@ -8270,7 +8270,7 @@
         </w:tc>
         <w:tc>
           <w:tcPr>
-            <w:tcW w:w="2683" w:type="dxa"/>
+            <w:tcW w:w="2682" w:type="dxa"/>
             <w:shd w:val="clear" w:color="auto" w:fill="D9E2F3"/>
           </w:tcPr>
           <w:p>
@@ -8289,7 +8289,7 @@
         </w:tc>
         <w:tc>
           <w:tcPr>
-            <w:tcW w:w="3687" w:type="dxa"/>
+            <w:tcW w:w="3686" w:type="dxa"/>
             <w:shd w:val="clear" w:color="auto" w:fill="D9E2F3"/>
           </w:tcPr>
           <w:p>
@@ -8310,7 +8310,7 @@
       <w:tr>
         <w:tc>
           <w:tcPr>
-            <w:tcW w:w="1545" w:type="dxa"/>
+            <w:tcW w:w="1544" w:type="dxa"/>
           </w:tcPr>
           <w:p>
             <w:pPr>
@@ -8327,7 +8327,7 @@
         </w:tc>
         <w:tc>
           <w:tcPr>
-            <w:tcW w:w="2683" w:type="dxa"/>
+            <w:tcW w:w="2682" w:type="dxa"/>
           </w:tcPr>
           <w:p>
             <w:pPr>
@@ -8344,7 +8344,7 @@
         </w:tc>
         <w:tc>
           <w:tcPr>
-            <w:tcW w:w="3687" w:type="dxa"/>
+            <w:tcW w:w="3686" w:type="dxa"/>
           </w:tcPr>
           <w:p>
             <w:pPr>
@@ -8363,7 +8363,7 @@
       <w:tr>
         <w:tc>
           <w:tcPr>
-            <w:tcW w:w="1545" w:type="dxa"/>
+            <w:tcW w:w="1544" w:type="dxa"/>
           </w:tcPr>
           <w:p>
             <w:pPr>
@@ -8380,7 +8380,7 @@
         </w:tc>
         <w:tc>
           <w:tcPr>
-            <w:tcW w:w="2683" w:type="dxa"/>
+            <w:tcW w:w="2682" w:type="dxa"/>
           </w:tcPr>
           <w:p>
             <w:pPr>
@@ -8397,7 +8397,7 @@
         </w:tc>
         <w:tc>
           <w:tcPr>
-            <w:tcW w:w="3687" w:type="dxa"/>
+            <w:tcW w:w="3686" w:type="dxa"/>
           </w:tcPr>
           <w:p>
             <w:pPr>
@@ -8416,7 +8416,7 @@
       <w:tr>
         <w:tc>
           <w:tcPr>
-            <w:tcW w:w="1545" w:type="dxa"/>
+            <w:tcW w:w="1544" w:type="dxa"/>
           </w:tcPr>
           <w:p>
             <w:pPr>
@@ -8433,7 +8433,7 @@
         </w:tc>
         <w:tc>
           <w:tcPr>
-            <w:tcW w:w="2683" w:type="dxa"/>
+            <w:tcW w:w="2682" w:type="dxa"/>
           </w:tcPr>
           <w:p>
             <w:pPr>
@@ -8450,7 +8450,7 @@
         </w:tc>
         <w:tc>
           <w:tcPr>
-            <w:tcW w:w="3687" w:type="dxa"/>
+            <w:tcW w:w="3686" w:type="dxa"/>
           </w:tcPr>
           <w:p>
             <w:pPr>
@@ -8469,7 +8469,7 @@
       <w:tr>
         <w:tc>
           <w:tcPr>
-            <w:tcW w:w="1545" w:type="dxa"/>
+            <w:tcW w:w="1544" w:type="dxa"/>
           </w:tcPr>
           <w:p>
             <w:pPr>
@@ -8486,7 +8486,7 @@
         </w:tc>
         <w:tc>
           <w:tcPr>
-            <w:tcW w:w="2683" w:type="dxa"/>
+            <w:tcW w:w="2682" w:type="dxa"/>
           </w:tcPr>
           <w:p>
             <w:pPr>
@@ -8503,7 +8503,7 @@
         </w:tc>
         <w:tc>
           <w:tcPr>
-            <w:tcW w:w="3687" w:type="dxa"/>
+            <w:tcW w:w="3686" w:type="dxa"/>
           </w:tcPr>
           <w:p>
             <w:pPr>
@@ -8522,7 +8522,7 @@
       <w:tr>
         <w:tc>
           <w:tcPr>
-            <w:tcW w:w="1545" w:type="dxa"/>
+            <w:tcW w:w="1544" w:type="dxa"/>
           </w:tcPr>
           <w:p>
             <w:pPr>
@@ -8539,7 +8539,7 @@
         </w:tc>
         <w:tc>
           <w:tcPr>
-            <w:tcW w:w="2683" w:type="dxa"/>
+            <w:tcW w:w="2682" w:type="dxa"/>
           </w:tcPr>
           <w:p>
             <w:pPr>
@@ -8556,7 +8556,7 @@
         </w:tc>
         <w:tc>
           <w:tcPr>
-            <w:tcW w:w="3687" w:type="dxa"/>
+            <w:tcW w:w="3686" w:type="dxa"/>
           </w:tcPr>
           <w:p>
             <w:pPr>
@@ -8575,7 +8575,7 @@
       <w:tr>
         <w:tc>
           <w:tcPr>
-            <w:tcW w:w="1545" w:type="dxa"/>
+            <w:tcW w:w="1544" w:type="dxa"/>
           </w:tcPr>
           <w:p>
             <w:pPr>
@@ -8592,7 +8592,7 @@
         </w:tc>
         <w:tc>
           <w:tcPr>
-            <w:tcW w:w="2683" w:type="dxa"/>
+            <w:tcW w:w="2682" w:type="dxa"/>
           </w:tcPr>
           <w:p>
             <w:pPr>
@@ -8609,7 +8609,7 @@
         </w:tc>
         <w:tc>
           <w:tcPr>
-            <w:tcW w:w="3687" w:type="dxa"/>
+            <w:tcW w:w="3686" w:type="dxa"/>
           </w:tcPr>
           <w:p>
             <w:pPr>
@@ -8653,9 +8653,9 @@
         </w:tblBorders>
       </w:tblPr>
       <w:tblGrid>
-        <w:gridCol w:w="1949"/>
-        <w:gridCol w:w="2540"/>
-        <w:gridCol w:w="1591"/>
+        <w:gridCol w:w="1948"/>
+        <w:gridCol w:w="2539"/>
+        <w:gridCol w:w="1590"/>
         <w:gridCol w:w="1834"/>
       </w:tblGrid>
       <w:tr>
@@ -8664,7 +8664,7 @@
         </w:trPr>
         <w:tc>
           <w:tcPr>
-            <w:tcW w:w="1949" w:type="dxa"/>
+            <w:tcW w:w="1948" w:type="dxa"/>
             <w:shd w:val="clear" w:color="auto" w:fill="D9E2F3"/>
           </w:tcPr>
           <w:p>
@@ -8683,7 +8683,7 @@
         </w:tc>
         <w:tc>
           <w:tcPr>
-            <w:tcW w:w="2540" w:type="dxa"/>
+            <w:tcW w:w="2539" w:type="dxa"/>
             <w:shd w:val="clear" w:color="auto" w:fill="D9E2F3"/>
           </w:tcPr>
           <w:p>
@@ -8702,7 +8702,7 @@
         </w:tc>
         <w:tc>
           <w:tcPr>
-            <w:tcW w:w="1591" w:type="dxa"/>
+            <w:tcW w:w="1590" w:type="dxa"/>
             <w:shd w:val="clear" w:color="auto" w:fill="D9E2F3"/>
           </w:tcPr>
           <w:p>
@@ -8742,7 +8742,7 @@
       <w:tr>
         <w:tc>
           <w:tcPr>
-            <w:tcW w:w="1949" w:type="dxa"/>
+            <w:tcW w:w="1948" w:type="dxa"/>
           </w:tcPr>
           <w:p>
             <w:pPr>
@@ -8759,7 +8759,7 @@
         </w:tc>
         <w:tc>
           <w:tcPr>
-            <w:tcW w:w="2540" w:type="dxa"/>
+            <w:tcW w:w="2539" w:type="dxa"/>
           </w:tcPr>
           <w:p>
             <w:pPr>
@@ -8776,7 +8776,7 @@
         </w:tc>
         <w:tc>
           <w:tcPr>
-            <w:tcW w:w="1591" w:type="dxa"/>
+            <w:tcW w:w="1590" w:type="dxa"/>
           </w:tcPr>
           <w:p>
             <w:pPr>
@@ -8812,7 +8812,7 @@
       <w:tr>
         <w:tc>
           <w:tcPr>
-            <w:tcW w:w="1949" w:type="dxa"/>
+            <w:tcW w:w="1948" w:type="dxa"/>
           </w:tcPr>
           <w:p>
             <w:pPr>
@@ -8829,7 +8829,7 @@
         </w:tc>
         <w:tc>
           <w:tcPr>
-            <w:tcW w:w="2540" w:type="dxa"/>
+            <w:tcW w:w="2539" w:type="dxa"/>
           </w:tcPr>
           <w:p>
             <w:pPr>
@@ -8846,7 +8846,7 @@
         </w:tc>
         <w:tc>
           <w:tcPr>
-            <w:tcW w:w="1591" w:type="dxa"/>
+            <w:tcW w:w="1590" w:type="dxa"/>
           </w:tcPr>
           <w:p>
             <w:pPr>
@@ -8882,7 +8882,7 @@
       <w:tr>
         <w:tc>
           <w:tcPr>
-            <w:tcW w:w="1949" w:type="dxa"/>
+            <w:tcW w:w="1948" w:type="dxa"/>
           </w:tcPr>
           <w:p>
             <w:pPr>
@@ -8899,7 +8899,7 @@
         </w:tc>
         <w:tc>
           <w:tcPr>
-            <w:tcW w:w="2540" w:type="dxa"/>
+            <w:tcW w:w="2539" w:type="dxa"/>
           </w:tcPr>
           <w:p>
             <w:pPr>
@@ -8916,7 +8916,7 @@
         </w:tc>
         <w:tc>
           <w:tcPr>
-            <w:tcW w:w="1591" w:type="dxa"/>
+            <w:tcW w:w="1590" w:type="dxa"/>
           </w:tcPr>
           <w:p>
             <w:pPr>
@@ -8952,7 +8952,7 @@
       <w:tr>
         <w:tc>
           <w:tcPr>
-            <w:tcW w:w="1949" w:type="dxa"/>
+            <w:tcW w:w="1948" w:type="dxa"/>
           </w:tcPr>
           <w:p>
             <w:pPr>
@@ -8969,7 +8969,7 @@
         </w:tc>
         <w:tc>
           <w:tcPr>
-            <w:tcW w:w="2540" w:type="dxa"/>
+            <w:tcW w:w="2539" w:type="dxa"/>
           </w:tcPr>
           <w:p>
             <w:pPr>
@@ -8986,7 +8986,7 @@
         </w:tc>
         <w:tc>
           <w:tcPr>
-            <w:tcW w:w="1591" w:type="dxa"/>
+            <w:tcW w:w="1590" w:type="dxa"/>
           </w:tcPr>
           <w:p>
             <w:pPr>
@@ -9022,7 +9022,7 @@
       <w:tr>
         <w:tc>
           <w:tcPr>
-            <w:tcW w:w="1949" w:type="dxa"/>
+            <w:tcW w:w="1948" w:type="dxa"/>
           </w:tcPr>
           <w:p>
             <w:pPr>
@@ -9039,7 +9039,7 @@
         </w:tc>
         <w:tc>
           <w:tcPr>
-            <w:tcW w:w="2540" w:type="dxa"/>
+            <w:tcW w:w="2539" w:type="dxa"/>
           </w:tcPr>
           <w:p>
             <w:pPr>
@@ -9056,7 +9056,7 @@
         </w:tc>
         <w:tc>
           <w:tcPr>
-            <w:tcW w:w="1591" w:type="dxa"/>
+            <w:tcW w:w="1590" w:type="dxa"/>
           </w:tcPr>
           <w:p>
             <w:pPr>
@@ -9092,7 +9092,7 @@
       <w:tr>
         <w:tc>
           <w:tcPr>
-            <w:tcW w:w="1949" w:type="dxa"/>
+            <w:tcW w:w="1948" w:type="dxa"/>
           </w:tcPr>
           <w:p>
             <w:pPr>
@@ -9109,7 +9109,7 @@
         </w:tc>
         <w:tc>
           <w:tcPr>
-            <w:tcW w:w="2540" w:type="dxa"/>
+            <w:tcW w:w="2539" w:type="dxa"/>
           </w:tcPr>
           <w:p>
             <w:pPr>
@@ -9126,7 +9126,7 @@
         </w:tc>
         <w:tc>
           <w:tcPr>
-            <w:tcW w:w="1591" w:type="dxa"/>
+            <w:tcW w:w="1590" w:type="dxa"/>
           </w:tcPr>
           <w:p>
             <w:pPr>
@@ -9162,7 +9162,7 @@
       <w:tr>
         <w:tc>
           <w:tcPr>
-            <w:tcW w:w="1949" w:type="dxa"/>
+            <w:tcW w:w="1948" w:type="dxa"/>
           </w:tcPr>
           <w:p>
             <w:pPr>
@@ -9179,7 +9179,7 @@
         </w:tc>
         <w:tc>
           <w:tcPr>
-            <w:tcW w:w="2540" w:type="dxa"/>
+            <w:tcW w:w="2539" w:type="dxa"/>
           </w:tcPr>
           <w:p>
             <w:pPr>
@@ -9196,7 +9196,7 @@
         </w:tc>
         <w:tc>
           <w:tcPr>
-            <w:tcW w:w="1591" w:type="dxa"/>
+            <w:tcW w:w="1590" w:type="dxa"/>
           </w:tcPr>
           <w:p>
             <w:pPr>
@@ -9232,7 +9232,7 @@
       <w:tr>
         <w:tc>
           <w:tcPr>
-            <w:tcW w:w="1949" w:type="dxa"/>
+            <w:tcW w:w="1948" w:type="dxa"/>
           </w:tcPr>
           <w:p>
             <w:pPr>
@@ -9249,7 +9249,7 @@
         </w:tc>
         <w:tc>
           <w:tcPr>
-            <w:tcW w:w="2540" w:type="dxa"/>
+            <w:tcW w:w="2539" w:type="dxa"/>
           </w:tcPr>
           <w:p>
             <w:pPr>
@@ -9266,7 +9266,7 @@
         </w:tc>
         <w:tc>
           <w:tcPr>
-            <w:tcW w:w="1591" w:type="dxa"/>
+            <w:tcW w:w="1590" w:type="dxa"/>
           </w:tcPr>
           <w:p>
             <w:pPr>
@@ -9302,7 +9302,7 @@
       <w:tr>
         <w:tc>
           <w:tcPr>
-            <w:tcW w:w="1949" w:type="dxa"/>
+            <w:tcW w:w="1948" w:type="dxa"/>
           </w:tcPr>
           <w:p>
             <w:pPr>
@@ -9319,7 +9319,7 @@
         </w:tc>
         <w:tc>
           <w:tcPr>
-            <w:tcW w:w="2540" w:type="dxa"/>
+            <w:tcW w:w="2539" w:type="dxa"/>
           </w:tcPr>
           <w:p>
             <w:pPr>
@@ -9336,7 +9336,7 @@
         </w:tc>
         <w:tc>
           <w:tcPr>
-            <w:tcW w:w="1591" w:type="dxa"/>
+            <w:tcW w:w="1590" w:type="dxa"/>
           </w:tcPr>
           <w:p>
             <w:pPr>
@@ -9425,12 +9425,12 @@
         </w:tblBorders>
       </w:tblPr>
       <w:tblGrid>
-        <w:gridCol w:w="659"/>
-        <w:gridCol w:w="1799"/>
+        <w:gridCol w:w="658"/>
+        <w:gridCol w:w="1796"/>
         <w:gridCol w:w="952"/>
         <w:gridCol w:w="1134"/>
-        <w:gridCol w:w="1776"/>
-        <w:gridCol w:w="1584"/>
+        <w:gridCol w:w="1774"/>
+        <w:gridCol w:w="1582"/>
       </w:tblGrid>
       <w:tr>
         <w:trPr>
@@ -9438,7 +9438,7 @@
         </w:trPr>
         <w:tc>
           <w:tcPr>
-            <w:tcW w:w="659" w:type="dxa"/>
+            <w:tcW w:w="658" w:type="dxa"/>
             <w:shd w:val="clear" w:color="auto" w:fill="D9E2F3"/>
           </w:tcPr>
           <w:p>
@@ -9457,7 +9457,7 @@
         </w:tc>
         <w:tc>
           <w:tcPr>
-            <w:tcW w:w="1799" w:type="dxa"/>
+            <w:tcW w:w="1796" w:type="dxa"/>
             <w:shd w:val="clear" w:color="auto" w:fill="D9E2F3"/>
           </w:tcPr>
           <w:p>
@@ -9514,7 +9514,7 @@
         </w:tc>
         <w:tc>
           <w:tcPr>
-            <w:tcW w:w="1776" w:type="dxa"/>
+            <w:tcW w:w="1774" w:type="dxa"/>
             <w:shd w:val="clear" w:color="auto" w:fill="D9E2F3"/>
           </w:tcPr>
           <w:p>
@@ -9533,7 +9533,7 @@
         </w:tc>
         <w:tc>
           <w:tcPr>
-            <w:tcW w:w="1584" w:type="dxa"/>
+            <w:tcW w:w="1582" w:type="dxa"/>
             <w:shd w:val="clear" w:color="auto" w:fill="D9E2F3"/>
           </w:tcPr>
           <w:p>
@@ -9554,7 +9554,7 @@
       <w:tr>
         <w:tc>
           <w:tcPr>
-            <w:tcW w:w="659" w:type="dxa"/>
+            <w:tcW w:w="658" w:type="dxa"/>
           </w:tcPr>
           <w:p>
             <w:pPr>
@@ -9571,7 +9571,7 @@
         </w:tc>
         <w:tc>
           <w:tcPr>
-            <w:tcW w:w="1799" w:type="dxa"/>
+            <w:tcW w:w="1796" w:type="dxa"/>
           </w:tcPr>
           <w:p>
             <w:pPr>
@@ -9622,7 +9622,7 @@
         </w:tc>
         <w:tc>
           <w:tcPr>
-            <w:tcW w:w="1776" w:type="dxa"/>
+            <w:tcW w:w="1774" w:type="dxa"/>
           </w:tcPr>
           <w:p>
             <w:pPr>
@@ -9639,7 +9639,7 @@
         </w:tc>
         <w:tc>
           <w:tcPr>
-            <w:tcW w:w="1584" w:type="dxa"/>
+            <w:tcW w:w="1582" w:type="dxa"/>
           </w:tcPr>
           <w:p>
             <w:pPr>
@@ -9658,7 +9658,7 @@
       <w:tr>
         <w:tc>
           <w:tcPr>
-            <w:tcW w:w="659" w:type="dxa"/>
+            <w:tcW w:w="658" w:type="dxa"/>
           </w:tcPr>
           <w:p>
             <w:pPr>
@@ -9675,7 +9675,7 @@
         </w:tc>
         <w:tc>
           <w:tcPr>
-            <w:tcW w:w="1799" w:type="dxa"/>
+            <w:tcW w:w="1796" w:type="dxa"/>
           </w:tcPr>
           <w:p>
             <w:pPr>
@@ -9726,7 +9726,7 @@
         </w:tc>
         <w:tc>
           <w:tcPr>
-            <w:tcW w:w="1776" w:type="dxa"/>
+            <w:tcW w:w="1774" w:type="dxa"/>
           </w:tcPr>
           <w:p>
             <w:pPr>
@@ -9743,7 +9743,7 @@
         </w:tc>
         <w:tc>
           <w:tcPr>
-            <w:tcW w:w="1584" w:type="dxa"/>
+            <w:tcW w:w="1582" w:type="dxa"/>
           </w:tcPr>
           <w:p>
             <w:pPr>
@@ -9762,7 +9762,7 @@
       <w:tr>
         <w:tc>
           <w:tcPr>
-            <w:tcW w:w="659" w:type="dxa"/>
+            <w:tcW w:w="658" w:type="dxa"/>
           </w:tcPr>
           <w:p>
             <w:pPr>
@@ -9779,7 +9779,7 @@
         </w:tc>
         <w:tc>
           <w:tcPr>
-            <w:tcW w:w="1799" w:type="dxa"/>
+            <w:tcW w:w="1796" w:type="dxa"/>
           </w:tcPr>
           <w:p>
             <w:pPr>
@@ -9830,7 +9830,7 @@
         </w:tc>
         <w:tc>
           <w:tcPr>
-            <w:tcW w:w="1776" w:type="dxa"/>
+            <w:tcW w:w="1774" w:type="dxa"/>
           </w:tcPr>
           <w:p>
             <w:pPr>
@@ -9847,7 +9847,7 @@
         </w:tc>
         <w:tc>
           <w:tcPr>
-            <w:tcW w:w="1584" w:type="dxa"/>
+            <w:tcW w:w="1582" w:type="dxa"/>
           </w:tcPr>
           <w:p>
             <w:pPr>
@@ -9866,7 +9866,7 @@
       <w:tr>
         <w:tc>
           <w:tcPr>
-            <w:tcW w:w="659" w:type="dxa"/>
+            <w:tcW w:w="658" w:type="dxa"/>
           </w:tcPr>
           <w:p>
             <w:pPr>
@@ -9883,7 +9883,7 @@
         </w:tc>
         <w:tc>
           <w:tcPr>
-            <w:tcW w:w="1799" w:type="dxa"/>
+            <w:tcW w:w="1796" w:type="dxa"/>
           </w:tcPr>
           <w:p>
             <w:pPr>
@@ -9934,7 +9934,7 @@
         </w:tc>
         <w:tc>
           <w:tcPr>
-            <w:tcW w:w="1776" w:type="dxa"/>
+            <w:tcW w:w="1774" w:type="dxa"/>
           </w:tcPr>
           <w:p>
             <w:pPr>
@@ -9951,7 +9951,7 @@
         </w:tc>
         <w:tc>
           <w:tcPr>
-            <w:tcW w:w="1584" w:type="dxa"/>
+            <w:tcW w:w="1582" w:type="dxa"/>
           </w:tcPr>
           <w:p>
             <w:pPr>
@@ -9970,7 +9970,7 @@
       <w:tr>
         <w:tc>
           <w:tcPr>
-            <w:tcW w:w="659" w:type="dxa"/>
+            <w:tcW w:w="658" w:type="dxa"/>
           </w:tcPr>
           <w:p>
             <w:pPr>
@@ -9987,7 +9987,7 @@
         </w:tc>
         <w:tc>
           <w:tcPr>
-            <w:tcW w:w="1799" w:type="dxa"/>
+            <w:tcW w:w="1796" w:type="dxa"/>
           </w:tcPr>
           <w:p>
             <w:pPr>
@@ -10038,7 +10038,7 @@
         </w:tc>
         <w:tc>
           <w:tcPr>
-            <w:tcW w:w="1776" w:type="dxa"/>
+            <w:tcW w:w="1774" w:type="dxa"/>
           </w:tcPr>
           <w:p>
             <w:pPr>
@@ -10055,7 +10055,7 @@
         </w:tc>
         <w:tc>
           <w:tcPr>
-            <w:tcW w:w="1584" w:type="dxa"/>
+            <w:tcW w:w="1582" w:type="dxa"/>
           </w:tcPr>
           <w:p>
             <w:pPr>
@@ -10074,7 +10074,7 @@
       <w:tr>
         <w:tc>
           <w:tcPr>
-            <w:tcW w:w="659" w:type="dxa"/>
+            <w:tcW w:w="658" w:type="dxa"/>
           </w:tcPr>
           <w:p>
             <w:pPr>
@@ -10091,7 +10091,7 @@
         </w:tc>
         <w:tc>
           <w:tcPr>
-            <w:tcW w:w="1799" w:type="dxa"/>
+            <w:tcW w:w="1796" w:type="dxa"/>
           </w:tcPr>
           <w:p>
             <w:pPr>
@@ -10142,7 +10142,7 @@
         </w:tc>
         <w:tc>
           <w:tcPr>
-            <w:tcW w:w="1776" w:type="dxa"/>
+            <w:tcW w:w="1774" w:type="dxa"/>
           </w:tcPr>
           <w:p>
             <w:pPr>
@@ -10159,7 +10159,7 @@
         </w:tc>
         <w:tc>
           <w:tcPr>
-            <w:tcW w:w="1584" w:type="dxa"/>
+            <w:tcW w:w="1582" w:type="dxa"/>
           </w:tcPr>
           <w:p>
             <w:pPr>
@@ -10178,7 +10178,7 @@
       <w:tr>
         <w:tc>
           <w:tcPr>
-            <w:tcW w:w="659" w:type="dxa"/>
+            <w:tcW w:w="658" w:type="dxa"/>
           </w:tcPr>
           <w:p>
             <w:pPr>
@@ -10195,7 +10195,7 @@
         </w:tc>
         <w:tc>
           <w:tcPr>
-            <w:tcW w:w="1799" w:type="dxa"/>
+            <w:tcW w:w="1796" w:type="dxa"/>
           </w:tcPr>
           <w:p>
             <w:pPr>
@@ -10246,7 +10246,7 @@
         </w:tc>
         <w:tc>
           <w:tcPr>
-            <w:tcW w:w="1776" w:type="dxa"/>
+            <w:tcW w:w="1774" w:type="dxa"/>
           </w:tcPr>
           <w:p>
             <w:pPr>
@@ -10263,7 +10263,7 @@
         </w:tc>
         <w:tc>
           <w:tcPr>
-            <w:tcW w:w="1584" w:type="dxa"/>
+            <w:tcW w:w="1582" w:type="dxa"/>
           </w:tcPr>
           <w:p>
             <w:pPr>
@@ -10282,7 +10282,7 @@
       <w:tr>
         <w:tc>
           <w:tcPr>
-            <w:tcW w:w="659" w:type="dxa"/>
+            <w:tcW w:w="658" w:type="dxa"/>
           </w:tcPr>
           <w:p>
             <w:pPr>
@@ -10299,7 +10299,7 @@
         </w:tc>
         <w:tc>
           <w:tcPr>
-            <w:tcW w:w="1799" w:type="dxa"/>
+            <w:tcW w:w="1796" w:type="dxa"/>
           </w:tcPr>
           <w:p>
             <w:pPr>
@@ -10350,7 +10350,7 @@
         </w:tc>
         <w:tc>
           <w:tcPr>
-            <w:tcW w:w="1776" w:type="dxa"/>
+            <w:tcW w:w="1774" w:type="dxa"/>
           </w:tcPr>
           <w:p>
             <w:pPr>
@@ -10367,7 +10367,7 @@
         </w:tc>
         <w:tc>
           <w:tcPr>
-            <w:tcW w:w="1584" w:type="dxa"/>
+            <w:tcW w:w="1582" w:type="dxa"/>
           </w:tcPr>
           <w:p>
             <w:pPr>
@@ -10386,7 +10386,7 @@
       <w:tr>
         <w:tc>
           <w:tcPr>
-            <w:tcW w:w="659" w:type="dxa"/>
+            <w:tcW w:w="658" w:type="dxa"/>
           </w:tcPr>
           <w:p>
             <w:pPr>
@@ -10403,7 +10403,7 @@
         </w:tc>
         <w:tc>
           <w:tcPr>
-            <w:tcW w:w="1799" w:type="dxa"/>
+            <w:tcW w:w="1796" w:type="dxa"/>
           </w:tcPr>
           <w:p>
             <w:pPr>
@@ -10454,7 +10454,7 @@
         </w:tc>
         <w:tc>
           <w:tcPr>
-            <w:tcW w:w="1776" w:type="dxa"/>
+            <w:tcW w:w="1774" w:type="dxa"/>
           </w:tcPr>
           <w:p>
             <w:pPr>
@@ -10471,7 +10471,7 @@
         </w:tc>
         <w:tc>
           <w:tcPr>
-            <w:tcW w:w="1584" w:type="dxa"/>
+            <w:tcW w:w="1582" w:type="dxa"/>
           </w:tcPr>
           <w:p>
             <w:pPr>
@@ -10490,7 +10490,7 @@
       <w:tr>
         <w:tc>
           <w:tcPr>
-            <w:tcW w:w="659" w:type="dxa"/>
+            <w:tcW w:w="658" w:type="dxa"/>
           </w:tcPr>
           <w:p>
             <w:pPr>
@@ -10507,7 +10507,7 @@
         </w:tc>
         <w:tc>
           <w:tcPr>
-            <w:tcW w:w="1799" w:type="dxa"/>
+            <w:tcW w:w="1796" w:type="dxa"/>
           </w:tcPr>
           <w:p>
             <w:pPr>
@@ -10558,7 +10558,7 @@
         </w:tc>
         <w:tc>
           <w:tcPr>
-            <w:tcW w:w="1776" w:type="dxa"/>
+            <w:tcW w:w="1774" w:type="dxa"/>
           </w:tcPr>
           <w:p>
             <w:pPr>
@@ -10575,7 +10575,7 @@
         </w:tc>
         <w:tc>
           <w:tcPr>
-            <w:tcW w:w="1584" w:type="dxa"/>
+            <w:tcW w:w="1582" w:type="dxa"/>
           </w:tcPr>
           <w:p>
             <w:pPr>
@@ -10594,7 +10594,7 @@
       <w:tr>
         <w:tc>
           <w:tcPr>
-            <w:tcW w:w="659" w:type="dxa"/>
+            <w:tcW w:w="658" w:type="dxa"/>
           </w:tcPr>
           <w:p>
             <w:pPr>
@@ -10611,7 +10611,7 @@
         </w:tc>
         <w:tc>
           <w:tcPr>
-            <w:tcW w:w="1799" w:type="dxa"/>
+            <w:tcW w:w="1796" w:type="dxa"/>
           </w:tcPr>
           <w:p>
             <w:pPr>
@@ -10662,7 +10662,7 @@
         </w:tc>
         <w:tc>
           <w:tcPr>
-            <w:tcW w:w="1776" w:type="dxa"/>
+            <w:tcW w:w="1774" w:type="dxa"/>
           </w:tcPr>
           <w:p>
             <w:pPr>
@@ -10679,7 +10679,7 @@
         </w:tc>
         <w:tc>
           <w:tcPr>
-            <w:tcW w:w="1584" w:type="dxa"/>
+            <w:tcW w:w="1582" w:type="dxa"/>
           </w:tcPr>
           <w:p>
             <w:pPr>
@@ -10698,7 +10698,7 @@
       <w:tr>
         <w:tc>
           <w:tcPr>
-            <w:tcW w:w="659" w:type="dxa"/>
+            <w:tcW w:w="658" w:type="dxa"/>
           </w:tcPr>
           <w:p>
             <w:pPr>
@@ -10715,7 +10715,7 @@
         </w:tc>
         <w:tc>
           <w:tcPr>
-            <w:tcW w:w="1799" w:type="dxa"/>
+            <w:tcW w:w="1796" w:type="dxa"/>
           </w:tcPr>
           <w:p>
             <w:pPr>
@@ -10766,7 +10766,7 @@
         </w:tc>
         <w:tc>
           <w:tcPr>
-            <w:tcW w:w="1776" w:type="dxa"/>
+            <w:tcW w:w="1774" w:type="dxa"/>
           </w:tcPr>
           <w:p>
             <w:pPr>
@@ -10783,7 +10783,7 @@
         </w:tc>
         <w:tc>
           <w:tcPr>
-            <w:tcW w:w="1584" w:type="dxa"/>
+            <w:tcW w:w="1582" w:type="dxa"/>
           </w:tcPr>
           <w:p>
             <w:pPr>
@@ -10840,9 +10840,9 @@
         </w:tblBorders>
       </w:tblPr>
       <w:tblGrid>
-        <w:gridCol w:w="1932"/>
-        <w:gridCol w:w="1873"/>
-        <w:gridCol w:w="4109"/>
+        <w:gridCol w:w="1931"/>
+        <w:gridCol w:w="1872"/>
+        <w:gridCol w:w="4107"/>
       </w:tblGrid>
       <w:tr>
         <w:trPr>
@@ -10850,7 +10850,7 @@
         </w:trPr>
         <w:tc>
           <w:tcPr>
-            <w:tcW w:w="1932" w:type="dxa"/>
+            <w:tcW w:w="1931" w:type="dxa"/>
             <w:shd w:val="clear" w:color="auto" w:fill="D9E2F3"/>
           </w:tcPr>
           <w:p>
@@ -10869,7 +10869,7 @@
         </w:tc>
         <w:tc>
           <w:tcPr>
-            <w:tcW w:w="1873" w:type="dxa"/>
+            <w:tcW w:w="1872" w:type="dxa"/>
             <w:shd w:val="clear" w:color="auto" w:fill="D9E2F3"/>
           </w:tcPr>
           <w:p>
@@ -10888,7 +10888,7 @@
         </w:tc>
         <w:tc>
           <w:tcPr>
-            <w:tcW w:w="4109" w:type="dxa"/>
+            <w:tcW w:w="4107" w:type="dxa"/>
             <w:shd w:val="clear" w:color="auto" w:fill="D9E2F3"/>
           </w:tcPr>
           <w:p>
@@ -10909,7 +10909,7 @@
       <w:tr>
         <w:tc>
           <w:tcPr>
-            <w:tcW w:w="1932" w:type="dxa"/>
+            <w:tcW w:w="1931" w:type="dxa"/>
           </w:tcPr>
           <w:p>
             <w:pPr>
@@ -10926,7 +10926,7 @@
         </w:tc>
         <w:tc>
           <w:tcPr>
-            <w:tcW w:w="1873" w:type="dxa"/>
+            <w:tcW w:w="1872" w:type="dxa"/>
           </w:tcPr>
           <w:p>
             <w:pPr>
@@ -10943,7 +10943,7 @@
         </w:tc>
         <w:tc>
           <w:tcPr>
-            <w:tcW w:w="4109" w:type="dxa"/>
+            <w:tcW w:w="4107" w:type="dxa"/>
           </w:tcPr>
           <w:p>
             <w:pPr>
@@ -10962,7 +10962,7 @@
       <w:tr>
         <w:tc>
           <w:tcPr>
-            <w:tcW w:w="1932" w:type="dxa"/>
+            <w:tcW w:w="1931" w:type="dxa"/>
           </w:tcPr>
           <w:p>
             <w:pPr>
@@ -10979,7 +10979,7 @@
         </w:tc>
         <w:tc>
           <w:tcPr>
-            <w:tcW w:w="1873" w:type="dxa"/>
+            <w:tcW w:w="1872" w:type="dxa"/>
           </w:tcPr>
           <w:p>
             <w:pPr>
@@ -10996,7 +10996,7 @@
         </w:tc>
         <w:tc>
           <w:tcPr>
-            <w:tcW w:w="4109" w:type="dxa"/>
+            <w:tcW w:w="4107" w:type="dxa"/>
           </w:tcPr>
           <w:p>
             <w:pPr>
@@ -11015,7 +11015,7 @@
       <w:tr>
         <w:tc>
           <w:tcPr>
-            <w:tcW w:w="1932" w:type="dxa"/>
+            <w:tcW w:w="1931" w:type="dxa"/>
           </w:tcPr>
           <w:p>
             <w:pPr>
@@ -11032,7 +11032,7 @@
         </w:tc>
         <w:tc>
           <w:tcPr>
-            <w:tcW w:w="1873" w:type="dxa"/>
+            <w:tcW w:w="1872" w:type="dxa"/>
           </w:tcPr>
           <w:p>
             <w:pPr>
@@ -11049,7 +11049,7 @@
         </w:tc>
         <w:tc>
           <w:tcPr>
-            <w:tcW w:w="4109" w:type="dxa"/>
+            <w:tcW w:w="4107" w:type="dxa"/>
           </w:tcPr>
           <w:p>
             <w:pPr>
@@ -11068,7 +11068,7 @@
       <w:tr>
         <w:tc>
           <w:tcPr>
-            <w:tcW w:w="1932" w:type="dxa"/>
+            <w:tcW w:w="1931" w:type="dxa"/>
           </w:tcPr>
           <w:p>
             <w:pPr>
@@ -11085,7 +11085,7 @@
         </w:tc>
         <w:tc>
           <w:tcPr>
-            <w:tcW w:w="1873" w:type="dxa"/>
+            <w:tcW w:w="1872" w:type="dxa"/>
           </w:tcPr>
           <w:p>
             <w:pPr>
@@ -11102,7 +11102,7 @@
         </w:tc>
         <w:tc>
           <w:tcPr>
-            <w:tcW w:w="4109" w:type="dxa"/>
+            <w:tcW w:w="4107" w:type="dxa"/>
           </w:tcPr>
           <w:p>
             <w:pPr>
@@ -11121,7 +11121,7 @@
       <w:tr>
         <w:tc>
           <w:tcPr>
-            <w:tcW w:w="1932" w:type="dxa"/>
+            <w:tcW w:w="1931" w:type="dxa"/>
           </w:tcPr>
           <w:p>
             <w:pPr>
@@ -11138,7 +11138,7 @@
         </w:tc>
         <w:tc>
           <w:tcPr>
-            <w:tcW w:w="1873" w:type="dxa"/>
+            <w:tcW w:w="1872" w:type="dxa"/>
           </w:tcPr>
           <w:p>
             <w:pPr>
@@ -11155,7 +11155,7 @@
         </w:tc>
         <w:tc>
           <w:tcPr>
-            <w:tcW w:w="4109" w:type="dxa"/>
+            <w:tcW w:w="4107" w:type="dxa"/>
           </w:tcPr>
           <w:p>
             <w:pPr>
@@ -11212,9 +11212,9 @@
         </w:tblBorders>
       </w:tblPr>
       <w:tblGrid>
-        <w:gridCol w:w="2341"/>
-        <w:gridCol w:w="3119"/>
-        <w:gridCol w:w="2455"/>
+        <w:gridCol w:w="2340"/>
+        <w:gridCol w:w="3118"/>
+        <w:gridCol w:w="2454"/>
       </w:tblGrid>
       <w:tr>
         <w:trPr>
@@ -11222,7 +11222,7 @@
         </w:trPr>
         <w:tc>
           <w:tcPr>
-            <w:tcW w:w="2341" w:type="dxa"/>
+            <w:tcW w:w="2340" w:type="dxa"/>
             <w:shd w:val="clear" w:color="auto" w:fill="D9E2F3"/>
           </w:tcPr>
           <w:p>
@@ -11241,7 +11241,7 @@
         </w:tc>
         <w:tc>
           <w:tcPr>
-            <w:tcW w:w="3119" w:type="dxa"/>
+            <w:tcW w:w="3118" w:type="dxa"/>
             <w:shd w:val="clear" w:color="auto" w:fill="D9E2F3"/>
           </w:tcPr>
           <w:p>
@@ -11260,7 +11260,7 @@
         </w:tc>
         <w:tc>
           <w:tcPr>
-            <w:tcW w:w="2455" w:type="dxa"/>
+            <w:tcW w:w="2454" w:type="dxa"/>
             <w:shd w:val="clear" w:color="auto" w:fill="D9E2F3"/>
           </w:tcPr>
           <w:p>
@@ -11281,7 +11281,7 @@
       <w:tr>
         <w:tc>
           <w:tcPr>
-            <w:tcW w:w="2341" w:type="dxa"/>
+            <w:tcW w:w="2340" w:type="dxa"/>
           </w:tcPr>
           <w:p>
             <w:pPr>
@@ -11298,7 +11298,7 @@
         </w:tc>
         <w:tc>
           <w:tcPr>
-            <w:tcW w:w="3119" w:type="dxa"/>
+            <w:tcW w:w="3118" w:type="dxa"/>
           </w:tcPr>
           <w:p>
             <w:pPr>
@@ -11315,7 +11315,7 @@
         </w:tc>
         <w:tc>
           <w:tcPr>
-            <w:tcW w:w="2455" w:type="dxa"/>
+            <w:tcW w:w="2454" w:type="dxa"/>
           </w:tcPr>
           <w:p>
             <w:pPr>
@@ -11334,7 +11334,7 @@
       <w:tr>
         <w:tc>
           <w:tcPr>
-            <w:tcW w:w="2341" w:type="dxa"/>
+            <w:tcW w:w="2340" w:type="dxa"/>
           </w:tcPr>
           <w:p>
             <w:pPr>
@@ -11351,7 +11351,7 @@
         </w:tc>
         <w:tc>
           <w:tcPr>
-            <w:tcW w:w="3119" w:type="dxa"/>
+            <w:tcW w:w="3118" w:type="dxa"/>
           </w:tcPr>
           <w:p>
             <w:pPr>
@@ -11368,7 +11368,7 @@
         </w:tc>
         <w:tc>
           <w:tcPr>
-            <w:tcW w:w="2455" w:type="dxa"/>
+            <w:tcW w:w="2454" w:type="dxa"/>
           </w:tcPr>
           <w:p>
             <w:pPr>
@@ -11387,7 +11387,7 @@
       <w:tr>
         <w:tc>
           <w:tcPr>
-            <w:tcW w:w="2341" w:type="dxa"/>
+            <w:tcW w:w="2340" w:type="dxa"/>
           </w:tcPr>
           <w:p>
             <w:pPr>
@@ -11404,7 +11404,7 @@
         </w:tc>
         <w:tc>
           <w:tcPr>
-            <w:tcW w:w="3119" w:type="dxa"/>
+            <w:tcW w:w="3118" w:type="dxa"/>
           </w:tcPr>
           <w:p>
             <w:pPr>
@@ -11421,7 +11421,7 @@
         </w:tc>
         <w:tc>
           <w:tcPr>
-            <w:tcW w:w="2455" w:type="dxa"/>
+            <w:tcW w:w="2454" w:type="dxa"/>
           </w:tcPr>
           <w:p>
             <w:pPr>
@@ -11440,7 +11440,7 @@
       <w:tr>
         <w:tc>
           <w:tcPr>
-            <w:tcW w:w="2341" w:type="dxa"/>
+            <w:tcW w:w="2340" w:type="dxa"/>
           </w:tcPr>
           <w:p>
             <w:pPr>
@@ -11457,7 +11457,7 @@
         </w:tc>
         <w:tc>
           <w:tcPr>
-            <w:tcW w:w="3119" w:type="dxa"/>
+            <w:tcW w:w="3118" w:type="dxa"/>
           </w:tcPr>
           <w:p>
             <w:pPr>
@@ -11474,7 +11474,7 @@
         </w:tc>
         <w:tc>
           <w:tcPr>
-            <w:tcW w:w="2455" w:type="dxa"/>
+            <w:tcW w:w="2454" w:type="dxa"/>
           </w:tcPr>
           <w:p>
             <w:pPr>
@@ -11493,7 +11493,7 @@
       <w:tr>
         <w:tc>
           <w:tcPr>
-            <w:tcW w:w="2341" w:type="dxa"/>
+            <w:tcW w:w="2340" w:type="dxa"/>
           </w:tcPr>
           <w:p>
             <w:pPr>
@@ -11510,7 +11510,7 @@
         </w:tc>
         <w:tc>
           <w:tcPr>
-            <w:tcW w:w="3119" w:type="dxa"/>
+            <w:tcW w:w="3118" w:type="dxa"/>
           </w:tcPr>
           <w:p>
             <w:pPr>
@@ -11527,7 +11527,7 @@
         </w:tc>
         <w:tc>
           <w:tcPr>
-            <w:tcW w:w="2455" w:type="dxa"/>
+            <w:tcW w:w="2454" w:type="dxa"/>
           </w:tcPr>
           <w:p>
             <w:pPr>
@@ -11546,7 +11546,7 @@
       <w:tr>
         <w:tc>
           <w:tcPr>
-            <w:tcW w:w="2341" w:type="dxa"/>
+            <w:tcW w:w="2340" w:type="dxa"/>
           </w:tcPr>
           <w:p>
             <w:pPr>
@@ -11563,7 +11563,7 @@
         </w:tc>
         <w:tc>
           <w:tcPr>
-            <w:tcW w:w="3119" w:type="dxa"/>
+            <w:tcW w:w="3118" w:type="dxa"/>
           </w:tcPr>
           <w:p>
             <w:pPr>
@@ -11580,7 +11580,7 @@
         </w:tc>
         <w:tc>
           <w:tcPr>
-            <w:tcW w:w="2455" w:type="dxa"/>
+            <w:tcW w:w="2454" w:type="dxa"/>
           </w:tcPr>
           <w:p>
             <w:pPr>
@@ -11622,8 +11622,8 @@
         </w:tblBorders>
       </w:tblPr>
       <w:tblGrid>
-        <w:gridCol w:w="3731"/>
-        <w:gridCol w:w="4186"/>
+        <w:gridCol w:w="3730"/>
+        <w:gridCol w:w="4185"/>
       </w:tblGrid>
       <w:tr>
         <w:trPr>
@@ -11631,7 +11631,7 @@
         </w:trPr>
         <w:tc>
           <w:tcPr>
-            <w:tcW w:w="3731" w:type="dxa"/>
+            <w:tcW w:w="3730" w:type="dxa"/>
             <w:shd w:val="clear" w:color="auto" w:fill="D9E2F3"/>
           </w:tcPr>
           <w:p>
@@ -11650,7 +11650,7 @@
         </w:tc>
         <w:tc>
           <w:tcPr>
-            <w:tcW w:w="4186" w:type="dxa"/>
+            <w:tcW w:w="4185" w:type="dxa"/>
             <w:shd w:val="clear" w:color="auto" w:fill="D9E2F3"/>
           </w:tcPr>
           <w:p>
@@ -11671,7 +11671,7 @@
       <w:tr>
         <w:tc>
           <w:tcPr>
-            <w:tcW w:w="3731" w:type="dxa"/>
+            <w:tcW w:w="3730" w:type="dxa"/>
           </w:tcPr>
           <w:p>
             <w:pPr>
@@ -11688,7 +11688,7 @@
         </w:tc>
         <w:tc>
           <w:tcPr>
-            <w:tcW w:w="4186" w:type="dxa"/>
+            <w:tcW w:w="4185" w:type="dxa"/>
           </w:tcPr>
           <w:p>
             <w:pPr>
@@ -11707,7 +11707,7 @@
       <w:tr>
         <w:tc>
           <w:tcPr>
-            <w:tcW w:w="3731" w:type="dxa"/>
+            <w:tcW w:w="3730" w:type="dxa"/>
           </w:tcPr>
           <w:p>
             <w:pPr>
@@ -11724,7 +11724,7 @@
         </w:tc>
         <w:tc>
           <w:tcPr>
-            <w:tcW w:w="4186" w:type="dxa"/>
+            <w:tcW w:w="4185" w:type="dxa"/>
           </w:tcPr>
           <w:p>
             <w:pPr>
@@ -11743,7 +11743,7 @@
       <w:tr>
         <w:tc>
           <w:tcPr>
-            <w:tcW w:w="3731" w:type="dxa"/>
+            <w:tcW w:w="3730" w:type="dxa"/>
           </w:tcPr>
           <w:p>
             <w:pPr>
@@ -11760,7 +11760,7 @@
         </w:tc>
         <w:tc>
           <w:tcPr>
-            <w:tcW w:w="4186" w:type="dxa"/>
+            <w:tcW w:w="4185" w:type="dxa"/>
           </w:tcPr>
           <w:p>
             <w:pPr>
@@ -11779,7 +11779,7 @@
       <w:tr>
         <w:tc>
           <w:tcPr>
-            <w:tcW w:w="3731" w:type="dxa"/>
+            <w:tcW w:w="3730" w:type="dxa"/>
           </w:tcPr>
           <w:p>
             <w:pPr>
@@ -11796,7 +11796,7 @@
         </w:tc>
         <w:tc>
           <w:tcPr>
-            <w:tcW w:w="4186" w:type="dxa"/>
+            <w:tcW w:w="4185" w:type="dxa"/>
           </w:tcPr>
           <w:p>
             <w:pPr>
@@ -11815,7 +11815,7 @@
       <w:tr>
         <w:tc>
           <w:tcPr>
-            <w:tcW w:w="3731" w:type="dxa"/>
+            <w:tcW w:w="3730" w:type="dxa"/>
           </w:tcPr>
           <w:p>
             <w:pPr>
@@ -11832,7 +11832,7 @@
         </w:tc>
         <w:tc>
           <w:tcPr>
-            <w:tcW w:w="4186" w:type="dxa"/>
+            <w:tcW w:w="4185" w:type="dxa"/>
           </w:tcPr>
           <w:p>
             <w:pPr>
@@ -11851,7 +11851,7 @@
       <w:tr>
         <w:tc>
           <w:tcPr>
-            <w:tcW w:w="3731" w:type="dxa"/>
+            <w:tcW w:w="3730" w:type="dxa"/>
           </w:tcPr>
           <w:p>
             <w:pPr>
@@ -11868,7 +11868,7 @@
         </w:tc>
         <w:tc>
           <w:tcPr>
-            <w:tcW w:w="4186" w:type="dxa"/>
+            <w:tcW w:w="4185" w:type="dxa"/>
           </w:tcPr>
           <w:p>
             <w:pPr>
@@ -12010,8 +12010,8 @@
         </w:tblBorders>
       </w:tblPr>
       <w:tblGrid>
-        <w:gridCol w:w="2999"/>
-        <w:gridCol w:w="4918"/>
+        <w:gridCol w:w="2998"/>
+        <w:gridCol w:w="4917"/>
       </w:tblGrid>
       <w:tr>
         <w:trPr>
@@ -12019,7 +12019,7 @@
         </w:trPr>
         <w:tc>
           <w:tcPr>
-            <w:tcW w:w="2999" w:type="dxa"/>
+            <w:tcW w:w="2998" w:type="dxa"/>
             <w:shd w:val="clear" w:color="auto" w:fill="D9E2F3"/>
           </w:tcPr>
           <w:p>
@@ -12038,7 +12038,7 @@
         </w:tc>
         <w:tc>
           <w:tcPr>
-            <w:tcW w:w="4918" w:type="dxa"/>
+            <w:tcW w:w="4917" w:type="dxa"/>
             <w:shd w:val="clear" w:color="auto" w:fill="D9E2F3"/>
           </w:tcPr>
           <w:p>
@@ -12059,7 +12059,7 @@
       <w:tr>
         <w:tc>
           <w:tcPr>
-            <w:tcW w:w="2999" w:type="dxa"/>
+            <w:tcW w:w="2998" w:type="dxa"/>
           </w:tcPr>
           <w:p>
             <w:pPr>
@@ -12076,7 +12076,7 @@
         </w:tc>
         <w:tc>
           <w:tcPr>
-            <w:tcW w:w="4918" w:type="dxa"/>
+            <w:tcW w:w="4917" w:type="dxa"/>
           </w:tcPr>
           <w:p>
             <w:pPr>
@@ -12095,7 +12095,7 @@
       <w:tr>
         <w:tc>
           <w:tcPr>
-            <w:tcW w:w="2999" w:type="dxa"/>
+            <w:tcW w:w="2998" w:type="dxa"/>
           </w:tcPr>
           <w:p>
             <w:pPr>
@@ -12112,7 +12112,7 @@
         </w:tc>
         <w:tc>
           <w:tcPr>
-            <w:tcW w:w="4918" w:type="dxa"/>
+            <w:tcW w:w="4917" w:type="dxa"/>
           </w:tcPr>
           <w:p>
             <w:pPr>
@@ -12131,7 +12131,7 @@
       <w:tr>
         <w:tc>
           <w:tcPr>
-            <w:tcW w:w="2999" w:type="dxa"/>
+            <w:tcW w:w="2998" w:type="dxa"/>
           </w:tcPr>
           <w:p>
             <w:pPr>
@@ -12148,7 +12148,7 @@
         </w:tc>
         <w:tc>
           <w:tcPr>
-            <w:tcW w:w="4918" w:type="dxa"/>
+            <w:tcW w:w="4917" w:type="dxa"/>
           </w:tcPr>
           <w:p>
             <w:pPr>
@@ -12167,7 +12167,7 @@
       <w:tr>
         <w:tc>
           <w:tcPr>
-            <w:tcW w:w="2999" w:type="dxa"/>
+            <w:tcW w:w="2998" w:type="dxa"/>
           </w:tcPr>
           <w:p>
             <w:pPr>
@@ -12184,7 +12184,7 @@
         </w:tc>
         <w:tc>
           <w:tcPr>
-            <w:tcW w:w="4918" w:type="dxa"/>
+            <w:tcW w:w="4917" w:type="dxa"/>
           </w:tcPr>
           <w:p>
             <w:pPr>
@@ -12329,8 +12329,8 @@
         </w:tblBorders>
       </w:tblPr>
       <w:tblGrid>
-        <w:gridCol w:w="4535"/>
-        <w:gridCol w:w="3382"/>
+        <w:gridCol w:w="4534"/>
+        <w:gridCol w:w="3381"/>
       </w:tblGrid>
       <w:tr>
         <w:trPr>
@@ -12338,7 +12338,7 @@
         </w:trPr>
         <w:tc>
           <w:tcPr>
-            <w:tcW w:w="4535" w:type="dxa"/>
+            <w:tcW w:w="4534" w:type="dxa"/>
             <w:shd w:val="clear" w:color="auto" w:fill="D9E2F3"/>
           </w:tcPr>
           <w:p>
@@ -12357,7 +12357,7 @@
         </w:tc>
         <w:tc>
           <w:tcPr>
-            <w:tcW w:w="3382" w:type="dxa"/>
+            <w:tcW w:w="3381" w:type="dxa"/>
             <w:shd w:val="clear" w:color="auto" w:fill="D9E2F3"/>
           </w:tcPr>
           <w:p>
@@ -12378,7 +12378,7 @@
       <w:tr>
         <w:tc>
           <w:tcPr>
-            <w:tcW w:w="4535" w:type="dxa"/>
+            <w:tcW w:w="4534" w:type="dxa"/>
           </w:tcPr>
           <w:p>
             <w:pPr>
@@ -12395,7 +12395,7 @@
         </w:tc>
         <w:tc>
           <w:tcPr>
-            <w:tcW w:w="3382" w:type="dxa"/>
+            <w:tcW w:w="3381" w:type="dxa"/>
           </w:tcPr>
           <w:p>
             <w:pPr>
@@ -12414,7 +12414,7 @@
       <w:tr>
         <w:tc>
           <w:tcPr>
-            <w:tcW w:w="4535" w:type="dxa"/>
+            <w:tcW w:w="4534" w:type="dxa"/>
           </w:tcPr>
           <w:p>
             <w:pPr>
@@ -12431,7 +12431,7 @@
         </w:tc>
         <w:tc>
           <w:tcPr>
-            <w:tcW w:w="3382" w:type="dxa"/>
+            <w:tcW w:w="3381" w:type="dxa"/>
           </w:tcPr>
           <w:p>
             <w:pPr>
@@ -12450,7 +12450,7 @@
       <w:tr>
         <w:tc>
           <w:tcPr>
-            <w:tcW w:w="4535" w:type="dxa"/>
+            <w:tcW w:w="4534" w:type="dxa"/>
           </w:tcPr>
           <w:p>
             <w:pPr>
@@ -12467,7 +12467,7 @@
         </w:tc>
         <w:tc>
           <w:tcPr>
-            <w:tcW w:w="3382" w:type="dxa"/>
+            <w:tcW w:w="3381" w:type="dxa"/>
           </w:tcPr>
           <w:p>
             <w:pPr>
@@ -12486,7 +12486,7 @@
       <w:tr>
         <w:tc>
           <w:tcPr>
-            <w:tcW w:w="4535" w:type="dxa"/>
+            <w:tcW w:w="4534" w:type="dxa"/>
           </w:tcPr>
           <w:p>
             <w:pPr>
@@ -12503,7 +12503,7 @@
         </w:tc>
         <w:tc>
           <w:tcPr>
-            <w:tcW w:w="3382" w:type="dxa"/>
+            <w:tcW w:w="3381" w:type="dxa"/>
           </w:tcPr>
           <w:p>
             <w:pPr>
@@ -12522,7 +12522,7 @@
       <w:tr>
         <w:tc>
           <w:tcPr>
-            <w:tcW w:w="4535" w:type="dxa"/>
+            <w:tcW w:w="4534" w:type="dxa"/>
           </w:tcPr>
           <w:p>
             <w:pPr>
@@ -12539,7 +12539,7 @@
         </w:tc>
         <w:tc>
           <w:tcPr>
-            <w:tcW w:w="3382" w:type="dxa"/>
+            <w:tcW w:w="3381" w:type="dxa"/>
           </w:tcPr>
           <w:p>
             <w:pPr>
@@ -12558,7 +12558,7 @@
       <w:tr>
         <w:tc>
           <w:tcPr>
-            <w:tcW w:w="4535" w:type="dxa"/>
+            <w:tcW w:w="4534" w:type="dxa"/>
           </w:tcPr>
           <w:p>
             <w:pPr>
@@ -12575,7 +12575,7 @@
         </w:tc>
         <w:tc>
           <w:tcPr>
-            <w:tcW w:w="3382" w:type="dxa"/>
+            <w:tcW w:w="3381" w:type="dxa"/>
           </w:tcPr>
           <w:p>
             <w:pPr>
@@ -12594,7 +12594,7 @@
       <w:tr>
         <w:tc>
           <w:tcPr>
-            <w:tcW w:w="4535" w:type="dxa"/>
+            <w:tcW w:w="4534" w:type="dxa"/>
           </w:tcPr>
           <w:p>
             <w:pPr>
@@ -12611,7 +12611,7 @@
         </w:tc>
         <w:tc>
           <w:tcPr>
-            <w:tcW w:w="3382" w:type="dxa"/>
+            <w:tcW w:w="3381" w:type="dxa"/>
           </w:tcPr>
           <w:p>
             <w:pPr>
@@ -12681,10 +12681,10 @@
         </w:tblBorders>
       </w:tblPr>
       <w:tblGrid>
-        <w:gridCol w:w="1124"/>
-        <w:gridCol w:w="1928"/>
-        <w:gridCol w:w="2373"/>
-        <w:gridCol w:w="2489"/>
+        <w:gridCol w:w="1123"/>
+        <w:gridCol w:w="1927"/>
+        <w:gridCol w:w="2372"/>
+        <w:gridCol w:w="2488"/>
       </w:tblGrid>
       <w:tr>
         <w:trPr>
@@ -12692,7 +12692,7 @@
         </w:trPr>
         <w:tc>
           <w:tcPr>
-            <w:tcW w:w="1124" w:type="dxa"/>
+            <w:tcW w:w="1123" w:type="dxa"/>
             <w:shd w:val="clear" w:color="auto" w:fill="D9E2F3"/>
           </w:tcPr>
           <w:p>
@@ -12711,7 +12711,7 @@
         </w:tc>
         <w:tc>
           <w:tcPr>
-            <w:tcW w:w="1928" w:type="dxa"/>
+            <w:tcW w:w="1927" w:type="dxa"/>
             <w:shd w:val="clear" w:color="auto" w:fill="D9E2F3"/>
           </w:tcPr>
           <w:p>
@@ -12730,7 +12730,7 @@
         </w:tc>
         <w:tc>
           <w:tcPr>
-            <w:tcW w:w="2373" w:type="dxa"/>
+            <w:tcW w:w="2372" w:type="dxa"/>
             <w:shd w:val="clear" w:color="auto" w:fill="D9E2F3"/>
           </w:tcPr>
           <w:p>
@@ -12749,7 +12749,7 @@
         </w:tc>
         <w:tc>
           <w:tcPr>
-            <w:tcW w:w="2489" w:type="dxa"/>
+            <w:tcW w:w="2488" w:type="dxa"/>
             <w:shd w:val="clear" w:color="auto" w:fill="D9E2F3"/>
           </w:tcPr>
           <w:p>
@@ -12770,7 +12770,7 @@
       <w:tr>
         <w:tc>
           <w:tcPr>
-            <w:tcW w:w="1124" w:type="dxa"/>
+            <w:tcW w:w="1123" w:type="dxa"/>
           </w:tcPr>
           <w:p>
             <w:pPr>
@@ -12787,7 +12787,7 @@
         </w:tc>
         <w:tc>
           <w:tcPr>
-            <w:tcW w:w="1928" w:type="dxa"/>
+            <w:tcW w:w="1927" w:type="dxa"/>
           </w:tcPr>
           <w:p>
             <w:pPr>
@@ -12804,7 +12804,7 @@
         </w:tc>
         <w:tc>
           <w:tcPr>
-            <w:tcW w:w="2373" w:type="dxa"/>
+            <w:tcW w:w="2372" w:type="dxa"/>
           </w:tcPr>
           <w:p>
             <w:pPr>
@@ -12821,7 +12821,7 @@
         </w:tc>
         <w:tc>
           <w:tcPr>
-            <w:tcW w:w="2489" w:type="dxa"/>
+            <w:tcW w:w="2488" w:type="dxa"/>
           </w:tcPr>
           <w:p>
             <w:pPr>
@@ -12840,7 +12840,7 @@
       <w:tr>
         <w:tc>
           <w:tcPr>
-            <w:tcW w:w="1124" w:type="dxa"/>
+            <w:tcW w:w="1123" w:type="dxa"/>
           </w:tcPr>
           <w:p>
             <w:pPr>
@@ -12857,7 +12857,7 @@
         </w:tc>
         <w:tc>
           <w:tcPr>
-            <w:tcW w:w="1928" w:type="dxa"/>
+            <w:tcW w:w="1927" w:type="dxa"/>
           </w:tcPr>
           <w:p>
             <w:pPr>
@@ -12874,7 +12874,7 @@
         </w:tc>
         <w:tc>
           <w:tcPr>
-            <w:tcW w:w="2373" w:type="dxa"/>
+            <w:tcW w:w="2372" w:type="dxa"/>
           </w:tcPr>
           <w:p>
             <w:pPr>
@@ -12891,7 +12891,7 @@
         </w:tc>
         <w:tc>
           <w:tcPr>
-            <w:tcW w:w="2489" w:type="dxa"/>
+            <w:tcW w:w="2488" w:type="dxa"/>
           </w:tcPr>
           <w:p>
             <w:pPr>
@@ -12910,7 +12910,7 @@
       <w:tr>
         <w:tc>
           <w:tcPr>
-            <w:tcW w:w="1124" w:type="dxa"/>
+            <w:tcW w:w="1123" w:type="dxa"/>
           </w:tcPr>
           <w:p>
             <w:pPr>
@@ -12927,7 +12927,7 @@
         </w:tc>
         <w:tc>
           <w:tcPr>
-            <w:tcW w:w="1928" w:type="dxa"/>
+            <w:tcW w:w="1927" w:type="dxa"/>
           </w:tcPr>
           <w:p>
             <w:pPr>
@@ -12944,7 +12944,7 @@
         </w:tc>
         <w:tc>
           <w:tcPr>
-            <w:tcW w:w="2373" w:type="dxa"/>
+            <w:tcW w:w="2372" w:type="dxa"/>
           </w:tcPr>
           <w:p>
             <w:pPr>
@@ -12961,7 +12961,7 @@
         </w:tc>
         <w:tc>
           <w:tcPr>
-            <w:tcW w:w="2489" w:type="dxa"/>
+            <w:tcW w:w="2488" w:type="dxa"/>
           </w:tcPr>
           <w:p>
             <w:pPr>
@@ -12980,7 +12980,7 @@
       <w:tr>
         <w:tc>
           <w:tcPr>
-            <w:tcW w:w="1124" w:type="dxa"/>
+            <w:tcW w:w="1123" w:type="dxa"/>
           </w:tcPr>
           <w:p>
             <w:pPr>
@@ -12997,7 +12997,7 @@
         </w:tc>
         <w:tc>
           <w:tcPr>
-            <w:tcW w:w="1928" w:type="dxa"/>
+            <w:tcW w:w="1927" w:type="dxa"/>
           </w:tcPr>
           <w:p>
             <w:pPr>
@@ -13014,7 +13014,7 @@
         </w:tc>
         <w:tc>
           <w:tcPr>
-            <w:tcW w:w="2373" w:type="dxa"/>
+            <w:tcW w:w="2372" w:type="dxa"/>
           </w:tcPr>
           <w:p>
             <w:pPr>
@@ -13031,7 +13031,7 @@
         </w:tc>
         <w:tc>
           <w:tcPr>
-            <w:tcW w:w="2489" w:type="dxa"/>
+            <w:tcW w:w="2488" w:type="dxa"/>
           </w:tcPr>
           <w:p>
             <w:pPr>
@@ -13050,7 +13050,7 @@
       <w:tr>
         <w:tc>
           <w:tcPr>
-            <w:tcW w:w="1124" w:type="dxa"/>
+            <w:tcW w:w="1123" w:type="dxa"/>
           </w:tcPr>
           <w:p>
             <w:pPr>
@@ -13067,7 +13067,7 @@
         </w:tc>
         <w:tc>
           <w:tcPr>
-            <w:tcW w:w="1928" w:type="dxa"/>
+            <w:tcW w:w="1927" w:type="dxa"/>
           </w:tcPr>
           <w:p>
             <w:pPr>
@@ -13084,7 +13084,7 @@
         </w:tc>
         <w:tc>
           <w:tcPr>
-            <w:tcW w:w="2373" w:type="dxa"/>
+            <w:tcW w:w="2372" w:type="dxa"/>
           </w:tcPr>
           <w:p>
             <w:pPr>
@@ -13101,7 +13101,7 @@
         </w:tc>
         <w:tc>
           <w:tcPr>
-            <w:tcW w:w="2489" w:type="dxa"/>
+            <w:tcW w:w="2488" w:type="dxa"/>
           </w:tcPr>
           <w:p>
             <w:pPr>
@@ -13120,7 +13120,7 @@
       <w:tr>
         <w:tc>
           <w:tcPr>
-            <w:tcW w:w="1124" w:type="dxa"/>
+            <w:tcW w:w="1123" w:type="dxa"/>
           </w:tcPr>
           <w:p>
             <w:pPr>
@@ -13137,7 +13137,7 @@
         </w:tc>
         <w:tc>
           <w:tcPr>
-            <w:tcW w:w="1928" w:type="dxa"/>
+            <w:tcW w:w="1927" w:type="dxa"/>
           </w:tcPr>
           <w:p>
             <w:pPr>
@@ -13154,7 +13154,7 @@
         </w:tc>
         <w:tc>
           <w:tcPr>
-            <w:tcW w:w="2373" w:type="dxa"/>
+            <w:tcW w:w="2372" w:type="dxa"/>
           </w:tcPr>
           <w:p>
             <w:pPr>
@@ -13171,7 +13171,7 @@
         </w:tc>
         <w:tc>
           <w:tcPr>
-            <w:tcW w:w="2489" w:type="dxa"/>
+            <w:tcW w:w="2488" w:type="dxa"/>
           </w:tcPr>
           <w:p>
             <w:pPr>
@@ -13190,7 +13190,7 @@
       <w:tr>
         <w:tc>
           <w:tcPr>
-            <w:tcW w:w="1124" w:type="dxa"/>
+            <w:tcW w:w="1123" w:type="dxa"/>
           </w:tcPr>
           <w:p>
             <w:pPr>
@@ -13207,7 +13207,7 @@
         </w:tc>
         <w:tc>
           <w:tcPr>
-            <w:tcW w:w="1928" w:type="dxa"/>
+            <w:tcW w:w="1927" w:type="dxa"/>
           </w:tcPr>
           <w:p>
             <w:pPr>
@@ -13224,7 +13224,7 @@
         </w:tc>
         <w:tc>
           <w:tcPr>
-            <w:tcW w:w="2373" w:type="dxa"/>
+            <w:tcW w:w="2372" w:type="dxa"/>
           </w:tcPr>
           <w:p>
             <w:pPr>
@@ -13241,7 +13241,7 @@
         </w:tc>
         <w:tc>
           <w:tcPr>
-            <w:tcW w:w="2489" w:type="dxa"/>
+            <w:tcW w:w="2488" w:type="dxa"/>
           </w:tcPr>
           <w:p>
             <w:pPr>
@@ -13324,8 +13324,8 @@
       </w:tblPr>
       <w:tblGrid>
         <w:gridCol w:w="1442"/>
-        <w:gridCol w:w="2610"/>
-        <w:gridCol w:w="2419"/>
+        <w:gridCol w:w="2609"/>
+        <w:gridCol w:w="2417"/>
         <w:gridCol w:w="1442"/>
       </w:tblGrid>
       <w:tr>
@@ -13353,7 +13353,7 @@
         </w:tc>
         <w:tc>
           <w:tcPr>
-            <w:tcW w:w="2610" w:type="dxa"/>
+            <w:tcW w:w="2609" w:type="dxa"/>
             <w:shd w:val="clear" w:color="auto" w:fill="D9E2F3"/>
           </w:tcPr>
           <w:p>
@@ -13372,7 +13372,7 @@
         </w:tc>
         <w:tc>
           <w:tcPr>
-            <w:tcW w:w="2419" w:type="dxa"/>
+            <w:tcW w:w="2417" w:type="dxa"/>
             <w:shd w:val="clear" w:color="auto" w:fill="D9E2F3"/>
           </w:tcPr>
           <w:p>
@@ -13429,7 +13429,7 @@
         </w:tc>
         <w:tc>
           <w:tcPr>
-            <w:tcW w:w="2610" w:type="dxa"/>
+            <w:tcW w:w="2609" w:type="dxa"/>
           </w:tcPr>
           <w:p>
             <w:pPr>
@@ -13446,7 +13446,7 @@
         </w:tc>
         <w:tc>
           <w:tcPr>
-            <w:tcW w:w="2419" w:type="dxa"/>
+            <w:tcW w:w="2417" w:type="dxa"/>
           </w:tcPr>
           <w:p>
             <w:pPr>
@@ -13499,7 +13499,7 @@
         </w:tc>
         <w:tc>
           <w:tcPr>
-            <w:tcW w:w="2610" w:type="dxa"/>
+            <w:tcW w:w="2609" w:type="dxa"/>
           </w:tcPr>
           <w:p>
             <w:pPr>
@@ -13516,7 +13516,7 @@
         </w:tc>
         <w:tc>
           <w:tcPr>
-            <w:tcW w:w="2419" w:type="dxa"/>
+            <w:tcW w:w="2417" w:type="dxa"/>
           </w:tcPr>
           <w:p>
             <w:pPr>
@@ -13569,7 +13569,7 @@
         </w:tc>
         <w:tc>
           <w:tcPr>
-            <w:tcW w:w="2610" w:type="dxa"/>
+            <w:tcW w:w="2609" w:type="dxa"/>
           </w:tcPr>
           <w:p>
             <w:pPr>
@@ -13586,7 +13586,7 @@
         </w:tc>
         <w:tc>
           <w:tcPr>
-            <w:tcW w:w="2419" w:type="dxa"/>
+            <w:tcW w:w="2417" w:type="dxa"/>
           </w:tcPr>
           <w:p>
             <w:pPr>
@@ -13639,7 +13639,7 @@
         </w:tc>
         <w:tc>
           <w:tcPr>
-            <w:tcW w:w="2610" w:type="dxa"/>
+            <w:tcW w:w="2609" w:type="dxa"/>
           </w:tcPr>
           <w:p>
             <w:pPr>
@@ -13656,7 +13656,7 @@
         </w:tc>
         <w:tc>
           <w:tcPr>
-            <w:tcW w:w="2419" w:type="dxa"/>
+            <w:tcW w:w="2417" w:type="dxa"/>
           </w:tcPr>
           <w:p>
             <w:pPr>
@@ -13709,7 +13709,7 @@
         </w:tc>
         <w:tc>
           <w:tcPr>
-            <w:tcW w:w="2610" w:type="dxa"/>
+            <w:tcW w:w="2609" w:type="dxa"/>
           </w:tcPr>
           <w:p>
             <w:pPr>
@@ -13726,7 +13726,7 @@
         </w:tc>
         <w:tc>
           <w:tcPr>
-            <w:tcW w:w="2419" w:type="dxa"/>
+            <w:tcW w:w="2417" w:type="dxa"/>
           </w:tcPr>
           <w:p>
             <w:pPr>
@@ -13779,7 +13779,7 @@
         </w:tc>
         <w:tc>
           <w:tcPr>
-            <w:tcW w:w="2610" w:type="dxa"/>
+            <w:tcW w:w="2609" w:type="dxa"/>
           </w:tcPr>
           <w:p>
             <w:pPr>
@@ -13796,7 +13796,7 @@
         </w:tc>
         <w:tc>
           <w:tcPr>
-            <w:tcW w:w="2419" w:type="dxa"/>
+            <w:tcW w:w="2417" w:type="dxa"/>
           </w:tcPr>
           <w:p>
             <w:pPr>
@@ -13849,7 +13849,7 @@
         </w:tc>
         <w:tc>
           <w:tcPr>
-            <w:tcW w:w="2610" w:type="dxa"/>
+            <w:tcW w:w="2609" w:type="dxa"/>
           </w:tcPr>
           <w:p>
             <w:pPr>
@@ -13866,7 +13866,7 @@
         </w:tc>
         <w:tc>
           <w:tcPr>
-            <w:tcW w:w="2419" w:type="dxa"/>
+            <w:tcW w:w="2417" w:type="dxa"/>
           </w:tcPr>
           <w:p>
             <w:pPr>
@@ -13919,7 +13919,7 @@
         </w:tc>
         <w:tc>
           <w:tcPr>
-            <w:tcW w:w="2610" w:type="dxa"/>
+            <w:tcW w:w="2609" w:type="dxa"/>
           </w:tcPr>
           <w:p>
             <w:pPr>
@@ -13936,7 +13936,7 @@
         </w:tc>
         <w:tc>
           <w:tcPr>
-            <w:tcW w:w="2419" w:type="dxa"/>
+            <w:tcW w:w="2417" w:type="dxa"/>
           </w:tcPr>
           <w:p>
             <w:pPr>
@@ -13997,9 +13997,9 @@
       </w:tblPr>
       <w:tblGrid>
         <w:gridCol w:w="1155"/>
-        <w:gridCol w:w="1935"/>
-        <w:gridCol w:w="3440"/>
-        <w:gridCol w:w="1383"/>
+        <w:gridCol w:w="1934"/>
+        <w:gridCol w:w="3439"/>
+        <w:gridCol w:w="1382"/>
       </w:tblGrid>
       <w:tr>
         <w:trPr>
@@ -14026,7 +14026,7 @@
         </w:tc>
         <w:tc>
           <w:tcPr>
-            <w:tcW w:w="1935" w:type="dxa"/>
+            <w:tcW w:w="1934" w:type="dxa"/>
             <w:shd w:val="clear" w:color="auto" w:fill="D9E2F3"/>
           </w:tcPr>
           <w:p>
@@ -14045,7 +14045,7 @@
         </w:tc>
         <w:tc>
           <w:tcPr>
-            <w:tcW w:w="3440" w:type="dxa"/>
+            <w:tcW w:w="3439" w:type="dxa"/>
             <w:shd w:val="clear" w:color="auto" w:fill="D9E2F3"/>
           </w:tcPr>
           <w:p>
@@ -14064,7 +14064,7 @@
         </w:tc>
         <w:tc>
           <w:tcPr>
-            <w:tcW w:w="1383" w:type="dxa"/>
+            <w:tcW w:w="1382" w:type="dxa"/>
             <w:shd w:val="clear" w:color="auto" w:fill="D9E2F3"/>
           </w:tcPr>
           <w:p>
@@ -14102,7 +14102,7 @@
         </w:tc>
         <w:tc>
           <w:tcPr>
-            <w:tcW w:w="1935" w:type="dxa"/>
+            <w:tcW w:w="1934" w:type="dxa"/>
           </w:tcPr>
           <w:p>
             <w:pPr>
@@ -14119,7 +14119,7 @@
         </w:tc>
         <w:tc>
           <w:tcPr>
-            <w:tcW w:w="3440" w:type="dxa"/>
+            <w:tcW w:w="3439" w:type="dxa"/>
           </w:tcPr>
           <w:p>
             <w:pPr>
@@ -14136,7 +14136,7 @@
         </w:tc>
         <w:tc>
           <w:tcPr>
-            <w:tcW w:w="1383" w:type="dxa"/>
+            <w:tcW w:w="1382" w:type="dxa"/>
           </w:tcPr>
           <w:p>
             <w:pPr>
@@ -14172,7 +14172,7 @@
         </w:tc>
         <w:tc>
           <w:tcPr>
-            <w:tcW w:w="1935" w:type="dxa"/>
+            <w:tcW w:w="1934" w:type="dxa"/>
           </w:tcPr>
           <w:p>
             <w:pPr>
@@ -14189,7 +14189,7 @@
         </w:tc>
         <w:tc>
           <w:tcPr>
-            <w:tcW w:w="3440" w:type="dxa"/>
+            <w:tcW w:w="3439" w:type="dxa"/>
           </w:tcPr>
           <w:p>
             <w:pPr>
@@ -14206,7 +14206,7 @@
         </w:tc>
         <w:tc>
           <w:tcPr>
-            <w:tcW w:w="1383" w:type="dxa"/>
+            <w:tcW w:w="1382" w:type="dxa"/>
           </w:tcPr>
           <w:p>
             <w:pPr>
@@ -14242,7 +14242,7 @@
         </w:tc>
         <w:tc>
           <w:tcPr>
-            <w:tcW w:w="1935" w:type="dxa"/>
+            <w:tcW w:w="1934" w:type="dxa"/>
           </w:tcPr>
           <w:p>
             <w:pPr>
@@ -14259,7 +14259,7 @@
         </w:tc>
         <w:tc>
           <w:tcPr>
-            <w:tcW w:w="3440" w:type="dxa"/>
+            <w:tcW w:w="3439" w:type="dxa"/>
           </w:tcPr>
           <w:p>
             <w:pPr>
@@ -14276,7 +14276,7 @@
         </w:tc>
         <w:tc>
           <w:tcPr>
-            <w:tcW w:w="1383" w:type="dxa"/>
+            <w:tcW w:w="1382" w:type="dxa"/>
           </w:tcPr>
           <w:p>
             <w:pPr>
@@ -14312,7 +14312,7 @@
         </w:tc>
         <w:tc>
           <w:tcPr>
-            <w:tcW w:w="1935" w:type="dxa"/>
+            <w:tcW w:w="1934" w:type="dxa"/>
           </w:tcPr>
           <w:p>
             <w:pPr>
@@ -14329,7 +14329,7 @@
         </w:tc>
         <w:tc>
           <w:tcPr>
-            <w:tcW w:w="3440" w:type="dxa"/>
+            <w:tcW w:w="3439" w:type="dxa"/>
           </w:tcPr>
           <w:p>
             <w:pPr>
@@ -14346,7 +14346,7 @@
         </w:tc>
         <w:tc>
           <w:tcPr>
-            <w:tcW w:w="1383" w:type="dxa"/>
+            <w:tcW w:w="1382" w:type="dxa"/>
           </w:tcPr>
           <w:p>
             <w:pPr>
@@ -14382,7 +14382,7 @@
         </w:tc>
         <w:tc>
           <w:tcPr>
-            <w:tcW w:w="1935" w:type="dxa"/>
+            <w:tcW w:w="1934" w:type="dxa"/>
           </w:tcPr>
           <w:p>
             <w:pPr>
@@ -14399,7 +14399,7 @@
         </w:tc>
         <w:tc>
           <w:tcPr>
-            <w:tcW w:w="3440" w:type="dxa"/>
+            <w:tcW w:w="3439" w:type="dxa"/>
           </w:tcPr>
           <w:p>
             <w:pPr>
@@ -14416,7 +14416,7 @@
         </w:tc>
         <w:tc>
           <w:tcPr>
-            <w:tcW w:w="1383" w:type="dxa"/>
+            <w:tcW w:w="1382" w:type="dxa"/>
           </w:tcPr>
           <w:p>
             <w:pPr>
@@ -14452,7 +14452,7 @@
         </w:tc>
         <w:tc>
           <w:tcPr>
-            <w:tcW w:w="1935" w:type="dxa"/>
+            <w:tcW w:w="1934" w:type="dxa"/>
           </w:tcPr>
           <w:p>
             <w:pPr>
@@ -14469,7 +14469,7 @@
         </w:tc>
         <w:tc>
           <w:tcPr>
-            <w:tcW w:w="3440" w:type="dxa"/>
+            <w:tcW w:w="3439" w:type="dxa"/>
           </w:tcPr>
           <w:p>
             <w:pPr>
@@ -14486,7 +14486,7 @@
         </w:tc>
         <w:tc>
           <w:tcPr>
-            <w:tcW w:w="1383" w:type="dxa"/>
+            <w:tcW w:w="1382" w:type="dxa"/>
           </w:tcPr>
           <w:p>
             <w:pPr>
@@ -14522,7 +14522,7 @@
         </w:tc>
         <w:tc>
           <w:tcPr>
-            <w:tcW w:w="1935" w:type="dxa"/>
+            <w:tcW w:w="1934" w:type="dxa"/>
           </w:tcPr>
           <w:p>
             <w:pPr>
@@ -14539,7 +14539,7 @@
         </w:tc>
         <w:tc>
           <w:tcPr>
-            <w:tcW w:w="3440" w:type="dxa"/>
+            <w:tcW w:w="3439" w:type="dxa"/>
           </w:tcPr>
           <w:p>
             <w:pPr>
@@ -14556,7 +14556,7 @@
         </w:tc>
         <w:tc>
           <w:tcPr>
-            <w:tcW w:w="1383" w:type="dxa"/>
+            <w:tcW w:w="1382" w:type="dxa"/>
           </w:tcPr>
           <w:p>
             <w:pPr>
@@ -14592,7 +14592,7 @@
         </w:tc>
         <w:tc>
           <w:tcPr>
-            <w:tcW w:w="1935" w:type="dxa"/>
+            <w:tcW w:w="1934" w:type="dxa"/>
           </w:tcPr>
           <w:p>
             <w:pPr>
@@ -14609,7 +14609,7 @@
         </w:tc>
         <w:tc>
           <w:tcPr>
-            <w:tcW w:w="3440" w:type="dxa"/>
+            <w:tcW w:w="3439" w:type="dxa"/>
           </w:tcPr>
           <w:p>
             <w:pPr>
@@ -14626,7 +14626,7 @@
         </w:tc>
         <w:tc>
           <w:tcPr>
-            <w:tcW w:w="1383" w:type="dxa"/>
+            <w:tcW w:w="1382" w:type="dxa"/>
           </w:tcPr>
           <w:p>
             <w:pPr>
@@ -14662,7 +14662,7 @@
         </w:tc>
         <w:tc>
           <w:tcPr>
-            <w:tcW w:w="1935" w:type="dxa"/>
+            <w:tcW w:w="1934" w:type="dxa"/>
           </w:tcPr>
           <w:p>
             <w:pPr>
@@ -14679,7 +14679,7 @@
         </w:tc>
         <w:tc>
           <w:tcPr>
-            <w:tcW w:w="3440" w:type="dxa"/>
+            <w:tcW w:w="3439" w:type="dxa"/>
           </w:tcPr>
           <w:p>
             <w:pPr>
@@ -14696,7 +14696,7 @@
         </w:tc>
         <w:tc>
           <w:tcPr>
-            <w:tcW w:w="1383" w:type="dxa"/>
+            <w:tcW w:w="1382" w:type="dxa"/>
           </w:tcPr>
           <w:p>
             <w:pPr>
@@ -14732,7 +14732,7 @@
         </w:tc>
         <w:tc>
           <w:tcPr>
-            <w:tcW w:w="1935" w:type="dxa"/>
+            <w:tcW w:w="1934" w:type="dxa"/>
           </w:tcPr>
           <w:p>
             <w:pPr>
@@ -14749,7 +14749,7 @@
         </w:tc>
         <w:tc>
           <w:tcPr>
-            <w:tcW w:w="3440" w:type="dxa"/>
+            <w:tcW w:w="3439" w:type="dxa"/>
           </w:tcPr>
           <w:p>
             <w:pPr>
@@ -14766,7 +14766,7 @@
         </w:tc>
         <w:tc>
           <w:tcPr>
-            <w:tcW w:w="1383" w:type="dxa"/>
+            <w:tcW w:w="1382" w:type="dxa"/>
           </w:tcPr>
           <w:p>
             <w:pPr>
@@ -14802,7 +14802,7 @@
         </w:tc>
         <w:tc>
           <w:tcPr>
-            <w:tcW w:w="1935" w:type="dxa"/>
+            <w:tcW w:w="1934" w:type="dxa"/>
           </w:tcPr>
           <w:p>
             <w:pPr>
@@ -14819,7 +14819,7 @@
         </w:tc>
         <w:tc>
           <w:tcPr>
-            <w:tcW w:w="3440" w:type="dxa"/>
+            <w:tcW w:w="3439" w:type="dxa"/>
           </w:tcPr>
           <w:p>
             <w:pPr>
@@ -14836,7 +14836,7 @@
         </w:tc>
         <w:tc>
           <w:tcPr>
-            <w:tcW w:w="1383" w:type="dxa"/>
+            <w:tcW w:w="1382" w:type="dxa"/>
           </w:tcPr>
           <w:p>
             <w:pPr>
@@ -14872,7 +14872,7 @@
         </w:tc>
         <w:tc>
           <w:tcPr>
-            <w:tcW w:w="1935" w:type="dxa"/>
+            <w:tcW w:w="1934" w:type="dxa"/>
           </w:tcPr>
           <w:p>
             <w:pPr>
@@ -14889,7 +14889,7 @@
         </w:tc>
         <w:tc>
           <w:tcPr>
-            <w:tcW w:w="3440" w:type="dxa"/>
+            <w:tcW w:w="3439" w:type="dxa"/>
           </w:tcPr>
           <w:p>
             <w:pPr>
@@ -14906,7 +14906,7 @@
         </w:tc>
         <w:tc>
           <w:tcPr>
-            <w:tcW w:w="1383" w:type="dxa"/>
+            <w:tcW w:w="1382" w:type="dxa"/>
           </w:tcPr>
           <w:p>
             <w:pPr>
@@ -14942,7 +14942,7 @@
         </w:tc>
         <w:tc>
           <w:tcPr>
-            <w:tcW w:w="1935" w:type="dxa"/>
+            <w:tcW w:w="1934" w:type="dxa"/>
           </w:tcPr>
           <w:p>
             <w:pPr>
@@ -14959,7 +14959,7 @@
         </w:tc>
         <w:tc>
           <w:tcPr>
-            <w:tcW w:w="3440" w:type="dxa"/>
+            <w:tcW w:w="3439" w:type="dxa"/>
           </w:tcPr>
           <w:p>
             <w:pPr>
@@ -14976,7 +14976,7 @@
         </w:tc>
         <w:tc>
           <w:tcPr>
-            <w:tcW w:w="1383" w:type="dxa"/>
+            <w:tcW w:w="1382" w:type="dxa"/>
           </w:tcPr>
           <w:p>
             <w:pPr>
@@ -15012,7 +15012,7 @@
         </w:tc>
         <w:tc>
           <w:tcPr>
-            <w:tcW w:w="1935" w:type="dxa"/>
+            <w:tcW w:w="1934" w:type="dxa"/>
           </w:tcPr>
           <w:p>
             <w:pPr>
@@ -15029,7 +15029,7 @@
         </w:tc>
         <w:tc>
           <w:tcPr>
-            <w:tcW w:w="3440" w:type="dxa"/>
+            <w:tcW w:w="3439" w:type="dxa"/>
           </w:tcPr>
           <w:p>
             <w:pPr>
@@ -15046,7 +15046,7 @@
         </w:tc>
         <w:tc>
           <w:tcPr>
-            <w:tcW w:w="1383" w:type="dxa"/>
+            <w:tcW w:w="1382" w:type="dxa"/>
           </w:tcPr>
           <w:p>
             <w:pPr>
@@ -15090,7 +15090,7 @@
       </w:tblPr>
       <w:tblGrid>
         <w:gridCol w:w="2452"/>
-        <w:gridCol w:w="5465"/>
+        <w:gridCol w:w="5463"/>
       </w:tblGrid>
       <w:tr>
         <w:trPr>
@@ -15117,7 +15117,7 @@
         </w:tc>
         <w:tc>
           <w:tcPr>
-            <w:tcW w:w="5465" w:type="dxa"/>
+            <w:tcW w:w="5463" w:type="dxa"/>
             <w:shd w:val="clear" w:color="auto" w:fill="D9E2F3"/>
           </w:tcPr>
           <w:p>
@@ -15155,7 +15155,7 @@
         </w:tc>
         <w:tc>
           <w:tcPr>
-            <w:tcW w:w="5465" w:type="dxa"/>
+            <w:tcW w:w="5463" w:type="dxa"/>
           </w:tcPr>
           <w:p>
             <w:pPr>
@@ -15191,7 +15191,7 @@
         </w:tc>
         <w:tc>
           <w:tcPr>
-            <w:tcW w:w="5465" w:type="dxa"/>
+            <w:tcW w:w="5463" w:type="dxa"/>
           </w:tcPr>
           <w:p>
             <w:pPr>
@@ -15227,7 +15227,7 @@
         </w:tc>
         <w:tc>
           <w:tcPr>
-            <w:tcW w:w="5465" w:type="dxa"/>
+            <w:tcW w:w="5463" w:type="dxa"/>
           </w:tcPr>
           <w:p>
             <w:pPr>
@@ -15263,7 +15263,7 @@
         </w:tc>
         <w:tc>
           <w:tcPr>
-            <w:tcW w:w="5465" w:type="dxa"/>
+            <w:tcW w:w="5463" w:type="dxa"/>
           </w:tcPr>
           <w:p>
             <w:pPr>
@@ -15299,7 +15299,7 @@
         </w:tc>
         <w:tc>
           <w:tcPr>
-            <w:tcW w:w="5465" w:type="dxa"/>
+            <w:tcW w:w="5463" w:type="dxa"/>
           </w:tcPr>
           <w:p>
             <w:pPr>
@@ -15335,7 +15335,7 @@
         </w:tc>
         <w:tc>
           <w:tcPr>
-            <w:tcW w:w="5465" w:type="dxa"/>
+            <w:tcW w:w="5463" w:type="dxa"/>
           </w:tcPr>
           <w:p>
             <w:pPr>
@@ -15371,7 +15371,7 @@
         </w:tc>
         <w:tc>
           <w:tcPr>
-            <w:tcW w:w="5465" w:type="dxa"/>
+            <w:tcW w:w="5463" w:type="dxa"/>
           </w:tcPr>
           <w:p>
             <w:pPr>
@@ -15407,7 +15407,7 @@
         </w:tc>
         <w:tc>
           <w:tcPr>
-            <w:tcW w:w="5465" w:type="dxa"/>
+            <w:tcW w:w="5463" w:type="dxa"/>
           </w:tcPr>
           <w:p>
             <w:pPr>
@@ -15427,6 +15427,7 @@
     <w:p>
       <w:pPr>
         <w:pStyle w:val="Heading3"/>
+        <w:pageBreakBefore/>
       </w:pPr>
       <w:r>
         <w:t>Referencias</w:t>
@@ -18309,8 +18310,8 @@
         </w:tblBorders>
       </w:tblPr>
       <w:tblGrid>
-        <w:gridCol w:w="2630"/>
-        <w:gridCol w:w="5287"/>
+        <w:gridCol w:w="2629"/>
+        <w:gridCol w:w="5286"/>
       </w:tblGrid>
       <w:tr>
         <w:trPr>
@@ -18318,7 +18319,7 @@
         </w:trPr>
         <w:tc>
           <w:tcPr>
-            <w:tcW w:w="2630" w:type="dxa"/>
+            <w:tcW w:w="2629" w:type="dxa"/>
             <w:shd w:val="clear" w:color="auto" w:fill="D9E2F3"/>
           </w:tcPr>
           <w:p>
@@ -18337,7 +18338,7 @@
         </w:tc>
         <w:tc>
           <w:tcPr>
-            <w:tcW w:w="5287" w:type="dxa"/>
+            <w:tcW w:w="5286" w:type="dxa"/>
             <w:shd w:val="clear" w:color="auto" w:fill="D9E2F3"/>
           </w:tcPr>
           <w:p>
@@ -18358,7 +18359,7 @@
       <w:tr>
         <w:tc>
           <w:tcPr>
-            <w:tcW w:w="2630" w:type="dxa"/>
+            <w:tcW w:w="2629" w:type="dxa"/>
           </w:tcPr>
           <w:p>
             <w:pPr>
@@ -18375,7 +18376,7 @@
         </w:tc>
         <w:tc>
           <w:tcPr>
-            <w:tcW w:w="5287" w:type="dxa"/>
+            <w:tcW w:w="5286" w:type="dxa"/>
           </w:tcPr>
           <w:p>
             <w:pPr>
@@ -18394,7 +18395,7 @@
       <w:tr>
         <w:tc>
           <w:tcPr>
-            <w:tcW w:w="2630" w:type="dxa"/>
+            <w:tcW w:w="2629" w:type="dxa"/>
           </w:tcPr>
           <w:p>
             <w:pPr>
@@ -18411,7 +18412,7 @@
         </w:tc>
         <w:tc>
           <w:tcPr>
-            <w:tcW w:w="5287" w:type="dxa"/>
+            <w:tcW w:w="5286" w:type="dxa"/>
           </w:tcPr>
           <w:p>
             <w:pPr>
@@ -18430,7 +18431,7 @@
       <w:tr>
         <w:tc>
           <w:tcPr>
-            <w:tcW w:w="2630" w:type="dxa"/>
+            <w:tcW w:w="2629" w:type="dxa"/>
           </w:tcPr>
           <w:p>
             <w:pPr>
@@ -18447,7 +18448,7 @@
         </w:tc>
         <w:tc>
           <w:tcPr>
-            <w:tcW w:w="5287" w:type="dxa"/>
+            <w:tcW w:w="5286" w:type="dxa"/>
           </w:tcPr>
           <w:p>
             <w:pPr>
@@ -18466,7 +18467,7 @@
       <w:tr>
         <w:tc>
           <w:tcPr>
-            <w:tcW w:w="2630" w:type="dxa"/>
+            <w:tcW w:w="2629" w:type="dxa"/>
           </w:tcPr>
           <w:p>
             <w:pPr>
@@ -18483,7 +18484,7 @@
         </w:tc>
         <w:tc>
           <w:tcPr>
-            <w:tcW w:w="5287" w:type="dxa"/>
+            <w:tcW w:w="5286" w:type="dxa"/>
           </w:tcPr>
           <w:p>
             <w:pPr>
@@ -18502,7 +18503,7 @@
       <w:tr>
         <w:tc>
           <w:tcPr>
-            <w:tcW w:w="2630" w:type="dxa"/>
+            <w:tcW w:w="2629" w:type="dxa"/>
           </w:tcPr>
           <w:p>
             <w:pPr>
@@ -18519,7 +18520,7 @@
         </w:tc>
         <w:tc>
           <w:tcPr>
-            <w:tcW w:w="5287" w:type="dxa"/>
+            <w:tcW w:w="5286" w:type="dxa"/>
           </w:tcPr>
           <w:p>
             <w:pPr>
@@ -18538,7 +18539,7 @@
       <w:tr>
         <w:tc>
           <w:tcPr>
-            <w:tcW w:w="2630" w:type="dxa"/>
+            <w:tcW w:w="2629" w:type="dxa"/>
           </w:tcPr>
           <w:p>
             <w:pPr>
@@ -18555,7 +18556,7 @@
         </w:tc>
         <w:tc>
           <w:tcPr>
-            <w:tcW w:w="5287" w:type="dxa"/>
+            <w:tcW w:w="5286" w:type="dxa"/>
           </w:tcPr>
           <w:p>
             <w:pPr>
@@ -18574,7 +18575,7 @@
       <w:tr>
         <w:tc>
           <w:tcPr>
-            <w:tcW w:w="2630" w:type="dxa"/>
+            <w:tcW w:w="2629" w:type="dxa"/>
           </w:tcPr>
           <w:p>
             <w:pPr>
@@ -18591,7 +18592,7 @@
         </w:tc>
         <w:tc>
           <w:tcPr>
-            <w:tcW w:w="5287" w:type="dxa"/>
+            <w:tcW w:w="5286" w:type="dxa"/>
           </w:tcPr>
           <w:p>
             <w:pPr>
@@ -18610,7 +18611,7 @@
       <w:tr>
         <w:tc>
           <w:tcPr>
-            <w:tcW w:w="2630" w:type="dxa"/>
+            <w:tcW w:w="2629" w:type="dxa"/>
           </w:tcPr>
           <w:p>
             <w:pPr>
@@ -18627,7 +18628,7 @@
         </w:tc>
         <w:tc>
           <w:tcPr>
-            <w:tcW w:w="5287" w:type="dxa"/>
+            <w:tcW w:w="5286" w:type="dxa"/>
           </w:tcPr>
           <w:p>
             <w:pPr>
@@ -18646,7 +18647,7 @@
       <w:tr>
         <w:tc>
           <w:tcPr>
-            <w:tcW w:w="2630" w:type="dxa"/>
+            <w:tcW w:w="2629" w:type="dxa"/>
           </w:tcPr>
           <w:p>
             <w:pPr>
@@ -18663,7 +18664,7 @@
         </w:tc>
         <w:tc>
           <w:tcPr>
-            <w:tcW w:w="5287" w:type="dxa"/>
+            <w:tcW w:w="5286" w:type="dxa"/>
           </w:tcPr>
           <w:p>
             <w:pPr>

--- a/Fase 2/Evidencias del Proyecto/SICMA_PRY_v1.0.docx
+++ b/Fase 2/Evidencias del Proyecto/SICMA_PRY_v1.0.docx
@@ -1607,7 +1607,7 @@
               <w:rPr>
                 <w:sz w:val="18"/>
               </w:rPr>
-              <w:t>Fidel Rodríguez</w:t>
+              <w:t>Claudio Varas</w:t>
             </w:r>
           </w:p>
         </w:tc>
@@ -1624,7 +1624,7 @@
               <w:rPr>
                 <w:sz w:val="18"/>
               </w:rPr>
-              <w:t>Pasa de borrador a vigente. Se agrega la portada y se actualizan las referencias a las versiones vigentes de los demás documentos. Se agrega la tabla de contenido, la numeración de páginas y se completa la lista de referencias. Se quita la etiqueta Vigente de la portada. Se aplica el formato de entrega (márgenes de 3 cm, interlineado 1,5, sangría y texto justificado). Se ajusta el ancho de las columnas de las tablas. Las referencias pasan a una hoja aparte.</w:t>
+              <w:t>Pasa de borrador a vigente. Se agrega la portada y se actualizan las referencias a las versiones vigentes de los demás documentos. Se agrega la tabla de contenido, la numeración de páginas y se completa la lista de referencias.</w:t>
             </w:r>
           </w:p>
         </w:tc>

--- a/Fase 2/Evidencias del Proyecto/SICMA_PRY_v1.0.docx
+++ b/Fase 2/Evidencias del Proyecto/SICMA_PRY_v1.0.docx
@@ -301,65 +301,7 @@
     </w:p>
     <w:p>
       <w:pPr>
-        <w:pStyle w:val="Title"/>
         <w:pageBreakBefore/>
-      </w:pPr>
-      <w:r>
-        <w:t xml:space="preserve">SICMA</w:t>
-      </w:r>
-      <w:r>
-        <w:t xml:space="preserve"> </w:t>
-      </w:r>
-      <w:r>
-        <w:t xml:space="preserve">·</w:t>
-      </w:r>
-      <w:r>
-        <w:t xml:space="preserve"> </w:t>
-      </w:r>
-      <w:r>
-        <w:t xml:space="preserve">Plan</w:t>
-      </w:r>
-      <w:r>
-        <w:t xml:space="preserve"> </w:t>
-      </w:r>
-      <w:r>
-        <w:t xml:space="preserve">del</w:t>
-      </w:r>
-      <w:r>
-        <w:t xml:space="preserve"> </w:t>
-      </w:r>
-      <w:r>
-        <w:t xml:space="preserve">Proyecto</w:t>
-      </w:r>
-    </w:p>
-    <w:p>
-      <w:pPr>
-        <w:pStyle w:val="Subtitle"/>
-      </w:pPr>
-      <w:r>
-        <w:t>SICMA-PRY · Versión 1.0 · Vigente</w:t>
-      </w:r>
-      <w:r/>
-      <w:r/>
-      <w:r/>
-      <w:r/>
-      <w:r/>
-      <w:r/>
-      <w:r/>
-      <w:r/>
-      <w:r/>
-      <w:r/>
-    </w:p>
-    <w:p>
-      <w:pPr>
-        <w:pStyle w:val="Date"/>
-      </w:pPr>
-      <w:r>
-        <w:t>2026-10-17</w:t>
-      </w:r>
-    </w:p>
-    <w:p>
-      <w:pPr>
         <w:spacing w:before="360" w:after="160"/>
       </w:pPr>
       <w:r>
@@ -945,7 +887,7 @@
         <w:pStyle w:val="toc1"/>
       </w:pPr>
       <w:r>
-        <w:t>Glosario y referencias</w:t>
+        <w:t>Glosario</w:t>
       </w:r>
       <w:r>
         <w:tab/>
@@ -956,7 +898,7 @@
     </w:p>
     <w:p>
       <w:pPr>
-        <w:pStyle w:val="toc2"/>
+        <w:pStyle w:val="toc1"/>
       </w:pPr>
       <w:r>
         <w:t>Referencias</w:t>
@@ -15070,7 +15012,7 @@
         <w:pStyle w:val="Heading2"/>
       </w:pPr>
       <w:r>
-        <w:t xml:space="preserve">Glosario y referencias</w:t>
+        <w:t>Glosario</w:t>
       </w:r>
     </w:p>
     <w:tbl>
@@ -15426,7 +15368,7 @@
     </w:tbl>
     <w:p>
       <w:pPr>
-        <w:pStyle w:val="Heading3"/>
+        <w:pStyle w:val="Heading2"/>
         <w:pageBreakBefore/>
       </w:pPr>
       <w:r>
@@ -15589,7 +15531,7 @@
         <w:rPr>
           <w:b w:val="0"/>
         </w:rPr>
-        <w:t>[11] Equipo SICMA. Página de SICMA en Notion y sus bases de Fases, Tareas y Requerimientos.</w:t>
+        <w:t>[11] SICMA-EAV v1.0. Estado de Avance. Equipo SICMA, 2026-10-17.</w:t>
       </w:r>
     </w:p>
     <w:p>
@@ -15602,7 +15544,20 @@
         <w:rPr>
           <w:b w:val="0"/>
         </w:rPr>
-        <w:t>[12] Equipo SICMA. Repositorio del proyecto, https://github.com/AlvaroGonbri/Capstone (carpetas Software y Fase 2).</w:t>
+        <w:t>[12] Equipo SICMA. Página de SICMA en Notion y sus bases de Fases, Tareas y Requerimientos.</w:t>
+      </w:r>
+    </w:p>
+    <w:p>
+      <w:pPr>
+        <w:pStyle w:val="Compact"/>
+        <w:spacing w:after="60"/>
+        <w:ind w:left="510" w:hanging="510"/>
+      </w:pPr>
+      <w:r>
+        <w:rPr>
+          <w:b w:val="0"/>
+        </w:rPr>
+        <w:t>[13] Equipo SICMA. Repositorio del proyecto, https://github.com/AlvaroGonbri/Capstone (carpetas Software y Fase 2).</w:t>
       </w:r>
     </w:p>
     <w:bookmarkEnd w:id="60"/>
@@ -19139,7 +19094,7 @@
         <w:rFonts w:asciiTheme="minorHAnsi" w:cstheme="minorBidi" w:eastAsiaTheme="minorHAnsi" w:hAnsiTheme="minorHAnsi"/>
         <w:sz w:val="24"/>
         <w:szCs w:val="24"/>
-        <w:lang w:bidi="ar-SA" w:eastAsia="en-US" w:val="en-US"/>
+        <w:lang w:bidi="ar-SA" w:eastAsia="es-CL" w:val="es-CL"/>
       </w:rPr>
     </w:rPrDefault>
     <w:pPrDefault>
@@ -19171,7 +19126,7 @@
     </w:rPr>
   </w:style>
   <w:style w:customStyle="1" w:styleId="FirstParagraph" w:type="paragraph">
-    <w:name w:val="First Paragraph"/>
+    <w:name w:val="Primer párrafo"/>
     <w:basedOn w:val="BodyText"/>
     <w:next w:val="BodyText"/>
     <w:qFormat/>
@@ -19181,7 +19136,7 @@
     </w:rPr>
   </w:style>
   <w:style w:customStyle="1" w:styleId="Compact" w:type="paragraph">
-    <w:name w:val="Compact"/>
+    <w:name w:val="Compacto"/>
     <w:basedOn w:val="BodyText"/>
     <w:qFormat/>
     <w:pPr>
@@ -19521,7 +19476,7 @@
     <w:unhideWhenUsed/>
   </w:style>
   <w:style w:default="1" w:styleId="Table" w:type="table">
-    <w:name w:val="Table"/>
+    <w:name w:val="Tabla"/>
     <w:basedOn w:val="TableNormal"/>
     <w:semiHidden/>
     <w:unhideWhenUsed/>
@@ -19585,7 +19540,7 @@
     </w:rPr>
   </w:style>
   <w:style w:customStyle="1" w:styleId="TableCaption" w:type="paragraph">
-    <w:name w:val="Table Caption"/>
+    <w:name w:val="Leyenda de tabla"/>
     <w:basedOn w:val="Caption"/>
     <w:pPr>
       <w:keepNext/>
@@ -19595,7 +19550,7 @@
     </w:rPr>
   </w:style>
   <w:style w:customStyle="1" w:styleId="ImageCaption" w:type="paragraph">
-    <w:name w:val="Image Caption"/>
+    <w:name w:val="Leyenda de imagen"/>
     <w:basedOn w:val="Caption"/>
     <w:rPr>
       <w:rFonts w:ascii="Calibri" w:hAnsi="Calibri" w:cs="Calibri" w:eastAsia="Calibri"/>
@@ -19609,7 +19564,7 @@
     </w:rPr>
   </w:style>
   <w:style w:customStyle="1" w:styleId="CaptionedFigure" w:type="paragraph">
-    <w:name w:val="Captioned Figure"/>
+    <w:name w:val="Figura con leyenda"/>
     <w:basedOn w:val="Figure"/>
     <w:pPr>
       <w:keepNext/>
@@ -19624,7 +19579,7 @@
     <w:link w:val="BodyText"/>
   </w:style>
   <w:style w:customStyle="1" w:styleId="VerbatimChar" w:type="character">
-    <w:name w:val="Verbatim Char"/>
+    <w:name w:val="Carácter literal"/>
     <w:basedOn w:val="BodyTextChar"/>
     <w:rPr>
       <w:rFonts w:ascii="Consolas" w:hAnsi="Consolas"/>
@@ -19668,7 +19623,7 @@
     </w:rPr>
   </w:style>
   <w:style w:type="paragraph" w:customStyle="1" w:styleId="SourceCode">
-    <w:name w:val="Source Code"/>
+    <w:name w:val="Código fuente"/>
     <w:basedOn w:val="Normal"/>
     <w:link w:val="VerbatimChar"/>
     <w:pPr>
